--- a/report.docx
+++ b/report.docx
@@ -7,73 +7,7 @@
         <w:pStyle w:val="Title"/>
       </w:pPr>
       <w:r>
-        <w:t xml:space="preserve">Module</w:t>
-      </w:r>
-      <w:r>
-        <w:t xml:space="preserve"> </w:t>
-      </w:r>
-      <w:r>
-        <w:t xml:space="preserve">9:</w:t>
-      </w:r>
-      <w:r>
-        <w:t xml:space="preserve"> </w:t>
-      </w:r>
-      <w:r>
-        <w:t xml:space="preserve">Using</w:t>
-      </w:r>
-      <w:r>
-        <w:t xml:space="preserve"> </w:t>
-      </w:r>
-      <w:r>
-        <w:t xml:space="preserve">High-Frequency</w:t>
-      </w:r>
-      <w:r>
-        <w:t xml:space="preserve"> </w:t>
-      </w:r>
-      <w:r>
-        <w:t xml:space="preserve">Data</w:t>
-      </w:r>
-      <w:r>
-        <w:t xml:space="preserve"> </w:t>
-      </w:r>
-      <w:r>
-        <w:t xml:space="preserve">to</w:t>
-      </w:r>
-      <w:r>
-        <w:t xml:space="preserve"> </w:t>
-      </w:r>
-      <w:r>
-        <w:t xml:space="preserve">Manage</w:t>
-      </w:r>
-      <w:r>
-        <w:t xml:space="preserve"> </w:t>
-      </w:r>
-      <w:r>
-        <w:t xml:space="preserve">Water</w:t>
-      </w:r>
-      <w:r>
-        <w:t xml:space="preserve"> </w:t>
-      </w:r>
-      <w:r>
-        <w:t xml:space="preserve">Quality</w:t>
-      </w:r>
-      <w:r>
-        <w:t xml:space="preserve"> </w:t>
-      </w:r>
-      <w:r>
-        <w:t xml:space="preserve">-</w:t>
-      </w:r>
-      <w:r>
-        <w:t xml:space="preserve"> </w:t>
-      </w:r>
-      <w:r>
-        <w:t xml:space="preserve">Student</w:t>
-      </w:r>
-      <w:r>
-        <w:t xml:space="preserve"> </w:t>
-      </w:r>
-      <w:r>
-        <w:t xml:space="preserve">Handout</w:t>
+        <w:t xml:space="preserve">Module 10: Exploring Tradeoffs in Water Quality Management Using Environmental Data - Student Handout</w:t>
       </w:r>
     </w:p>
     <w:p>
@@ -167,17 +101,17 @@
     </w:p>
     <w:bookmarkEnd w:id="24"/>
     <w:bookmarkEnd w:id="25"/>
-    <w:bookmarkStart w:id="26" w:name="X53bebb6b1f73ddf49c94e276c694e3c70f82527"/>
+    <w:bookmarkStart w:id="26" w:name="X9d10adcb4634074afdf157e46ef512b97ebfd01"/>
     <w:p>
       <w:pPr>
         <w:pStyle w:val="Heading1"/>
       </w:pPr>
       <w:r>
         <w:rPr>
+          <w:b/>
           <w:bCs/>
-          <w:b/>
         </w:rPr>
-        <w:t xml:space="preserve">Macrosystems EDDIE Module 9: Using High-Frequency Data to Manage Water Quality</w:t>
+        <w:t xml:space="preserve">Macrosystems EDDIE Module 10: Exploring Tradeoffs in Water Quality Management Using Environmental Data</w:t>
       </w:r>
     </w:p>
     <w:bookmarkEnd w:id="26"/>
@@ -196,10 +130,10 @@
       </w:pPr>
       <w:r>
         <w:rPr>
+          <w:i/>
           <w:iCs/>
-          <w:i/>
         </w:rPr>
-        <w:t xml:space="preserve">How can we use high-frequency data to improve water quality?</w:t>
+        <w:t xml:space="preserve">How can we use environmental data to inform our understanding of the tradeoffs involved in water management decision-making?</w:t>
       </w:r>
     </w:p>
     <w:bookmarkEnd w:id="27"/>
@@ -217,7 +151,7 @@
         <w:pStyle w:val="FirstParagraph"/>
       </w:pPr>
       <w:r>
-        <w:t xml:space="preserve">In recent decades, there have been substantial improvements in our ability to monitor water quality in real time using sensors that measure variables at a high frequency (every few minutes).</w:t>
+        <w:t xml:space="preserve">Many water management decisions come with tradeoffs. One important example of such a decision is the use of chlorine in the drinking water treatment process. Chlorination is an important disinfection step in water treatment and is needed to protect water consumers from harmful pathogens (such as bacteria). However, when there are high amounts of organic matter in the raw water, chlorination can result in the formation of potentially cancer-causing disinfection byproducts. Environmental sensor data on water quality conditions, such as organic matter measurements from drinking water reservoirs, can help inform water management decision-making and reduce the risk of unintended consequences due to use of chlorine in water treatment.</w:t>
       </w:r>
     </w:p>
     <w:p>
@@ -225,7 +159,12 @@
         <w:pStyle w:val="BodyText"/>
       </w:pPr>
       <w:r>
-        <w:t xml:space="preserve">In this module, you will explore data collected using high-frequency sensors and learn how to interpret these data to inform water quality management. This module was developed for water managers and students in the USA but could be transferred to other sites with some modifications.</w:t>
+        <w:t xml:space="preserve">In this module, you will explore organic matter data collected from drinking water reservoirs and learn how to interpret these data to inform your decision-making about chlorination during drinking water treatment.</w:t>
+      </w:r>
+    </w:p>
+    <w:p>
+      <w:r>
+        <w:br w:type="page"/>
       </w:r>
     </w:p>
     <w:bookmarkEnd w:id="28"/>
@@ -248,50 +187,50 @@
     </w:p>
     <w:p>
       <w:pPr>
+        <w:pStyle w:val="Compact"/>
         <w:numPr>
           <w:ilvl w:val="0"/>
           <w:numId w:val="1001"/>
         </w:numPr>
-        <w:pStyle w:val="Compact"/>
-      </w:pPr>
-      <w:r>
-        <w:t xml:space="preserve">Define key measures of freshwater quality (water temperature, dissolved oxygen, and turbidity).</w:t>
-      </w:r>
-    </w:p>
-    <w:p>
-      <w:pPr>
+      </w:pPr>
+      <w:r>
+        <w:t xml:space="preserve">Define what disinfection byproducts are.</w:t>
+      </w:r>
+    </w:p>
+    <w:p>
+      <w:pPr>
+        <w:pStyle w:val="Compact"/>
         <w:numPr>
           <w:ilvl w:val="0"/>
           <w:numId w:val="1001"/>
         </w:numPr>
-        <w:pStyle w:val="Compact"/>
-      </w:pPr>
-      <w:r>
-        <w:t xml:space="preserve">Explain how water temperature changes over the course of a year in a temperate reservoir and how these changes affect water quality.</w:t>
-      </w:r>
-    </w:p>
-    <w:p>
-      <w:pPr>
+      </w:pPr>
+      <w:r>
+        <w:t xml:space="preserve">Describe the environmental and water treatment processes that influence the formation of disinfection byproducts.</w:t>
+      </w:r>
+    </w:p>
+    <w:p>
+      <w:pPr>
+        <w:pStyle w:val="Compact"/>
         <w:numPr>
           <w:ilvl w:val="0"/>
           <w:numId w:val="1001"/>
         </w:numPr>
-        <w:pStyle w:val="Compact"/>
-      </w:pPr>
-      <w:r>
-        <w:t xml:space="preserve">Interpret high-frequency water quality data to make decisions about water extraction depth for a drinking water reservoir.</w:t>
-      </w:r>
-    </w:p>
-    <w:p>
-      <w:pPr>
+      </w:pPr>
+      <w:r>
+        <w:t xml:space="preserve">Understand the trade-offs between disinfection and byproduct formation that can occur when chlorinating water, and treatment techniques that can be used to manage these tradeoffs (e.g., coagulation, activated carbon filters).</w:t>
+      </w:r>
+    </w:p>
+    <w:p>
+      <w:pPr>
+        <w:pStyle w:val="Compact"/>
         <w:numPr>
           <w:ilvl w:val="0"/>
           <w:numId w:val="1001"/>
         </w:numPr>
-        <w:pStyle w:val="Compact"/>
-      </w:pPr>
-      <w:r>
-        <w:t xml:space="preserve">Evaluate water quality data and forecasts to make decisions about drinking water treatment.</w:t>
+      </w:pPr>
+      <w:r>
+        <w:t xml:space="preserve">Use environmental data visualizations to identify when additional treatment techniques to avoid disinfection byproduct formation should be used to meet water quality objectives.</w:t>
       </w:r>
     </w:p>
     <w:bookmarkStart w:id="29" w:name="module-overview"/>
@@ -305,50 +244,80 @@
     </w:p>
     <w:p>
       <w:pPr>
+        <w:pStyle w:val="Compact"/>
         <w:numPr>
           <w:ilvl w:val="0"/>
           <w:numId w:val="1002"/>
         </w:numPr>
-        <w:pStyle w:val="Compact"/>
-      </w:pPr>
-      <w:r>
-        <w:t xml:space="preserve">Introductory presentation on concepts related to assessing water quality and collecting high-frequency water quality data</w:t>
-      </w:r>
-    </w:p>
-    <w:p>
-      <w:pPr>
+      </w:pPr>
+      <w:r>
+        <w:t xml:space="preserve">Introductory presentation on concepts related to drinking water disinfection byproducts (DBPs) and environmental data from drinking water reservoirs</w:t>
+      </w:r>
+    </w:p>
+    <w:p>
+      <w:pPr>
+        <w:pStyle w:val="Compact"/>
         <w:numPr>
           <w:ilvl w:val="0"/>
           <w:numId w:val="1002"/>
         </w:numPr>
-        <w:pStyle w:val="Compact"/>
-      </w:pPr>
-      <w:r>
-        <w:t xml:space="preserve">Activity A: Access and explore high-frequency water quality data from a drinking water reservoir in southwest Virginia, USA</w:t>
-      </w:r>
-    </w:p>
-    <w:p>
-      <w:pPr>
+      </w:pPr>
+      <w:r>
+        <w:rPr>
+          <w:b/>
+          <w:bCs/>
+        </w:rPr>
+        <w:t xml:space="preserve">Activity A:</w:t>
+      </w:r>
+      <w:r>
+        <w:t xml:space="preserve"> </w:t>
+      </w:r>
+      <w:r>
+        <w:t xml:space="preserve">Explore how disinfection byproducts are formed during the drinking water treatment process and examine tradeoffs between disinfection and byproduct formation</w:t>
+      </w:r>
+    </w:p>
+    <w:p>
+      <w:pPr>
+        <w:pStyle w:val="Compact"/>
         <w:numPr>
           <w:ilvl w:val="0"/>
           <w:numId w:val="1002"/>
         </w:numPr>
-        <w:pStyle w:val="Compact"/>
-      </w:pPr>
-      <w:r>
-        <w:t xml:space="preserve">Activity B: Use high-frequency water quality data to make water treatment plant operation decisions</w:t>
-      </w:r>
-    </w:p>
-    <w:p>
-      <w:pPr>
+      </w:pPr>
+      <w:r>
+        <w:rPr>
+          <w:b/>
+          <w:bCs/>
+        </w:rPr>
+        <w:t xml:space="preserve">Activity B:</w:t>
+      </w:r>
+      <w:r>
+        <w:t xml:space="preserve"> </w:t>
+      </w:r>
+      <w:r>
+        <w:t xml:space="preserve">View and interpret environmental data that can indicate when naturally-occurring DBP precursors are present</w:t>
+      </w:r>
+    </w:p>
+    <w:p>
+      <w:pPr>
+        <w:pStyle w:val="Compact"/>
         <w:numPr>
           <w:ilvl w:val="0"/>
           <w:numId w:val="1002"/>
         </w:numPr>
-        <w:pStyle w:val="Compact"/>
-      </w:pPr>
-      <w:r>
-        <w:t xml:space="preserve">Activity C: Make water treatment decisions using water quality forecasts</w:t>
+      </w:pPr>
+      <w:r>
+        <w:rPr>
+          <w:b/>
+          <w:bCs/>
+        </w:rPr>
+        <w:t xml:space="preserve">Activity C:</w:t>
+      </w:r>
+      <w:r>
+        <w:t xml:space="preserve"> </w:t>
+      </w:r>
+      <w:r>
+        <w:t xml:space="preserve">Make water treatment decisions using environmental data that can indicate when DBP precursors may be present</w:t>
       </w:r>
     </w:p>
     <w:bookmarkEnd w:id="29"/>
@@ -376,7 +345,7 @@
           <w:rPr>
             <w:rStyle w:val="Hyperlink"/>
           </w:rPr>
-          <w:t xml:space="preserve">https://macrosystemseddie.shinyapps.io/module9/</w:t>
+          <w:t xml:space="preserve">https://macrosystemseddie.shinyapps.io/module10/</w:t>
         </w:r>
       </w:hyperlink>
     </w:p>
@@ -388,6 +357,11 @@
         <w:t xml:space="preserve">This can be accessed via any internet browser and allows you to navigate through the lesson via this app. You will fill in the questions below on this handout as you complete the lesson activities. Some instructors may ask students to enter their answers to module questions using a Canvas quiz. Confirm with your instructor as to how to submit your answers.</w:t>
       </w:r>
     </w:p>
+    <w:p>
+      <w:r>
+        <w:br w:type="page"/>
+      </w:r>
+    </w:p>
     <w:bookmarkEnd w:id="31"/>
     <w:bookmarkStart w:id="32" w:name="module-workflow"/>
     <w:p>
@@ -400,11 +374,11 @@
     </w:p>
     <w:p>
       <w:pPr>
+        <w:pStyle w:val="Compact"/>
         <w:numPr>
           <w:ilvl w:val="0"/>
           <w:numId w:val="1003"/>
         </w:numPr>
-        <w:pStyle w:val="Compact"/>
       </w:pPr>
       <w:r>
         <w:t xml:space="preserve">Watch the introductory presentation provided in Canvas and embedded in the interactive R Shiny web application if you have not already done so.</w:t>
@@ -412,11 +386,11 @@
     </w:p>
     <w:p>
       <w:pPr>
+        <w:pStyle w:val="Compact"/>
         <w:numPr>
           <w:ilvl w:val="0"/>
           <w:numId w:val="1003"/>
         </w:numPr>
-        <w:pStyle w:val="Compact"/>
       </w:pPr>
       <w:r>
         <w:t xml:space="preserve">Watch the</w:t>
@@ -425,13 +399,7 @@
         <w:t xml:space="preserve"> </w:t>
       </w:r>
       <w:r>
-        <w:t xml:space="preserve">“</w:t>
-      </w:r>
-      <w:r>
-        <w:t xml:space="preserve">Guide to Module</w:t>
-      </w:r>
-      <w:r>
-        <w:t xml:space="preserve">”</w:t>
+        <w:t xml:space="preserve">“Guide to Module”</w:t>
       </w:r>
       <w:r>
         <w:t xml:space="preserve"> </w:t>
@@ -443,13 +411,7 @@
         <w:t xml:space="preserve"> </w:t>
       </w:r>
       <w:r>
-        <w:t xml:space="preserve">“</w:t>
-      </w:r>
-      <w:r>
-        <w:t xml:space="preserve">Quick-start</w:t>
-      </w:r>
-      <w:r>
-        <w:t xml:space="preserve">”</w:t>
+        <w:t xml:space="preserve">“Quick-start”</w:t>
       </w:r>
       <w:r>
         <w:t xml:space="preserve"> </w:t>
@@ -460,95 +422,71 @@
     </w:p>
     <w:p>
       <w:pPr>
+        <w:pStyle w:val="Compact"/>
         <w:numPr>
           <w:ilvl w:val="0"/>
           <w:numId w:val="1003"/>
         </w:numPr>
-        <w:pStyle w:val="Compact"/>
-      </w:pPr>
-      <w:r>
-        <w:t xml:space="preserve">Select a focal reservoir.</w:t>
-      </w:r>
-    </w:p>
-    <w:p>
-      <w:pPr>
+      </w:pPr>
+      <w:r>
+        <w:t xml:space="preserve">Open the Canvas quiz questions associated with the reservoir you have chosen OR if you are not using Canvas, download a copy of all the questions as a Word document by clicking the</w:t>
+      </w:r>
+      <w:r>
+        <w:t xml:space="preserve"> </w:t>
+      </w:r>
+      <w:r>
+        <w:t xml:space="preserve">“Download student handout”</w:t>
+      </w:r>
+      <w:r>
+        <w:t xml:space="preserve"> </w:t>
+      </w:r>
+      <w:r>
+        <w:t xml:space="preserve">button.</w:t>
+      </w:r>
+    </w:p>
+    <w:p>
+      <w:pPr>
+        <w:pStyle w:val="Compact"/>
         <w:numPr>
           <w:ilvl w:val="0"/>
           <w:numId w:val="1003"/>
         </w:numPr>
-        <w:pStyle w:val="Compact"/>
-      </w:pPr>
-      <w:r>
-        <w:t xml:space="preserve">Open the Canvas quiz questions associated with the reservoir you have chosen OR if you are not using Canvas, download a copy of all the questions as a Word document by clicking the</w:t>
-      </w:r>
-      <w:r>
-        <w:t xml:space="preserve"> </w:t>
-      </w:r>
-      <w:r>
-        <w:t xml:space="preserve">“</w:t>
-      </w:r>
-      <w:r>
-        <w:t xml:space="preserve">Download student handout</w:t>
-      </w:r>
-      <w:r>
-        <w:t xml:space="preserve">”</w:t>
-      </w:r>
-      <w:r>
-        <w:t xml:space="preserve"> </w:t>
-      </w:r>
-      <w:r>
-        <w:t xml:space="preserve">button.</w:t>
-      </w:r>
-    </w:p>
-    <w:p>
-      <w:pPr>
+      </w:pPr>
+      <w:r>
+        <w:t xml:space="preserve">Work through the module to complete the Introduction questions and Activities A, B, and C in this web app. When you are prompted to answer questions, enter your answers in the Canvas quiz. Be sure to fill in the Canvas quiz that corresponds to the reservoir site you have chosen! If you are not completing the module using Canvas, you may type your answers into the Word document.</w:t>
+      </w:r>
+    </w:p>
+    <w:p>
+      <w:pPr>
+        <w:pStyle w:val="Compact"/>
         <w:numPr>
           <w:ilvl w:val="0"/>
           <w:numId w:val="1003"/>
         </w:numPr>
-        <w:pStyle w:val="Compact"/>
-      </w:pPr>
-      <w:r>
-        <w:t xml:space="preserve">Work through the module to complete the Introduction questions and Activities A, B, and C in this web app. When you are prompted to answer questions, enter your answers in the Canvas quiz. Be sure to fill in the Canvas quiz that corresponds to the reservoir site you have chosen! If you are not completing the module using Canvas, you may type your answers into the Word document.</w:t>
-      </w:r>
-    </w:p>
-    <w:p>
-      <w:pPr>
+      </w:pPr>
+      <w:r>
+        <w:t xml:space="preserve">If you would like to take a break and come back later, or if you lose internet connection, all you have to do is re-load this web app, re-select your reservoir site in the Introduction, and you will be able to resume your progress. On Canvas, you can save your quiz responses using the</w:t>
+      </w:r>
+      <w:r>
+        <w:t xml:space="preserve"> </w:t>
+      </w:r>
+      <w:r>
+        <w:t xml:space="preserve">“Save”</w:t>
+      </w:r>
+      <w:r>
+        <w:t xml:space="preserve"> </w:t>
+      </w:r>
+      <w:r>
+        <w:t xml:space="preserve">button. In Word, you can save your answers in the document on your computer.</w:t>
+      </w:r>
+    </w:p>
+    <w:p>
+      <w:pPr>
+        <w:pStyle w:val="Compact"/>
         <w:numPr>
           <w:ilvl w:val="0"/>
           <w:numId w:val="1003"/>
         </w:numPr>
-        <w:pStyle w:val="Compact"/>
-      </w:pPr>
-      <w:r>
-        <w:t xml:space="preserve">If you would like to take a break and come back later, or if you lose internet connection, all you have to do is re-load this web app, re-select your reservoir site in the Introduction, and you will be able to resume your progress. On Canvas, you can save your quiz responses using the</w:t>
-      </w:r>
-      <w:r>
-        <w:t xml:space="preserve"> </w:t>
-      </w:r>
-      <w:r>
-        <w:t xml:space="preserve">“</w:t>
-      </w:r>
-      <w:r>
-        <w:t xml:space="preserve">Save</w:t>
-      </w:r>
-      <w:r>
-        <w:t xml:space="preserve">”</w:t>
-      </w:r>
-      <w:r>
-        <w:t xml:space="preserve"> </w:t>
-      </w:r>
-      <w:r>
-        <w:t xml:space="preserve">button. In Word, you can save your answers in the document on your computer.</w:t>
-      </w:r>
-    </w:p>
-    <w:p>
-      <w:pPr>
-        <w:numPr>
-          <w:ilvl w:val="0"/>
-          <w:numId w:val="1003"/>
-        </w:numPr>
-        <w:pStyle w:val="Compact"/>
       </w:pPr>
       <w:r>
         <w:t xml:space="preserve">When you have finished the module activities, be sure to submit your Canvas quiz for grading. If you are completing the module by answering the questions in a Word document, be sure to submit the document to your instructor for grading.</w:t>
@@ -604,67 +542,43 @@
         </w:numPr>
       </w:pPr>
       <w:r>
-        <w:t xml:space="preserve">Which of the following options are components of water quality? You may select more than one answer.</w:t>
-      </w:r>
-    </w:p>
-    <w:p>
-      <w:pPr>
+        <w:t xml:space="preserve">Which of the following is a correct definition of disinfection byproducts?</w:t>
+      </w:r>
+    </w:p>
+    <w:p>
+      <w:pPr>
+        <w:pStyle w:val="Compact"/>
         <w:numPr>
           <w:ilvl w:val="1"/>
           <w:numId w:val="1005"/>
         </w:numPr>
-        <w:pStyle w:val="Compact"/>
-      </w:pPr>
-      <w:r>
-        <w:t xml:space="preserve">suitability of water for human use</w:t>
-      </w:r>
-    </w:p>
-    <w:p>
-      <w:pPr>
+      </w:pPr>
+      <w:r>
+        <w:t xml:space="preserve">substances used to disinfect the water, such as chlorine</w:t>
+      </w:r>
+    </w:p>
+    <w:p>
+      <w:pPr>
+        <w:pStyle w:val="Compact"/>
         <w:numPr>
           <w:ilvl w:val="1"/>
           <w:numId w:val="1005"/>
         </w:numPr>
-        <w:pStyle w:val="Compact"/>
-      </w:pPr>
-      <w:r>
-        <w:t xml:space="preserve">ability of a water body to support aquatic life</w:t>
-      </w:r>
-    </w:p>
-    <w:p>
-      <w:pPr>
+      </w:pPr>
+      <w:r>
+        <w:t xml:space="preserve">naturally-occurring substances that can create cancer-causing compounds during water treatment, such as organic matter</w:t>
+      </w:r>
+    </w:p>
+    <w:p>
+      <w:pPr>
+        <w:pStyle w:val="Compact"/>
         <w:numPr>
           <w:ilvl w:val="1"/>
           <w:numId w:val="1005"/>
         </w:numPr>
-        <w:pStyle w:val="Compact"/>
-      </w:pPr>
-      <w:r>
-        <w:t xml:space="preserve">the amount of water available for human use</w:t>
-      </w:r>
-    </w:p>
-    <w:p>
-      <w:pPr>
-        <w:numPr>
-          <w:ilvl w:val="1"/>
-          <w:numId w:val="1005"/>
-        </w:numPr>
-        <w:pStyle w:val="Compact"/>
-      </w:pPr>
-      <w:r>
-        <w:t xml:space="preserve">the geographic region in which the water body is located</w:t>
-      </w:r>
-    </w:p>
-    <w:p>
-      <w:pPr>
-        <w:numPr>
-          <w:ilvl w:val="1"/>
-          <w:numId w:val="1005"/>
-        </w:numPr>
-        <w:pStyle w:val="Compact"/>
-      </w:pPr>
-      <w:r>
-        <w:t xml:space="preserve">all of the above</w:t>
+      </w:pPr>
+      <w:r>
+        <w:t xml:space="preserve">substances that are unintentionally created during the disinfection process and can cause cancer, such as trihalomethanes</w:t>
       </w:r>
     </w:p>
     <w:p>
@@ -675,59 +589,118 @@
         </w:numPr>
       </w:pPr>
       <w:r>
-        <w:t xml:space="preserve">Which of the following options is a benefit of collecting high-frequency water quality data? Select only one answer.</w:t>
-      </w:r>
-    </w:p>
-    <w:p>
-      <w:pPr>
+        <w:t xml:space="preserve">How do disinfection byproducts form?</w:t>
+      </w:r>
+    </w:p>
+    <w:p>
+      <w:pPr>
+        <w:pStyle w:val="Compact"/>
         <w:numPr>
           <w:ilvl w:val="1"/>
           <w:numId w:val="1006"/>
         </w:numPr>
-        <w:pStyle w:val="Compact"/>
-      </w:pPr>
-      <w:r>
-        <w:t xml:space="preserve">high-frequency data prevent water quality from becoming degraded</w:t>
-      </w:r>
-    </w:p>
-    <w:p>
-      <w:pPr>
+      </w:pPr>
+      <w:r>
+        <w:t xml:space="preserve">when chlorine reacts with organic or inorganic compounds during the treatment process</w:t>
+      </w:r>
+    </w:p>
+    <w:p>
+      <w:pPr>
+        <w:pStyle w:val="Compact"/>
         <w:numPr>
           <w:ilvl w:val="1"/>
           <w:numId w:val="1006"/>
         </w:numPr>
-        <w:pStyle w:val="Compact"/>
-      </w:pPr>
-      <w:r>
-        <w:t xml:space="preserve">high-frequency data require many automated sensors to be deployed in a reservoir</w:t>
-      </w:r>
-    </w:p>
-    <w:p>
-      <w:pPr>
+      </w:pPr>
+      <w:r>
+        <w:t xml:space="preserve">when high-nutrient fertilizers are used in a watershed</w:t>
+      </w:r>
+    </w:p>
+    <w:p>
+      <w:pPr>
+        <w:pStyle w:val="Compact"/>
         <w:numPr>
           <w:ilvl w:val="1"/>
           <w:numId w:val="1006"/>
         </w:numPr>
-        <w:pStyle w:val="Compact"/>
-      </w:pPr>
-      <w:r>
-        <w:t xml:space="preserve">high-frequency data allow managers and scientists to observe patterns that are not visible from low-frequency data</w:t>
-      </w:r>
-    </w:p>
-    <w:p>
-      <w:pPr>
-        <w:pStyle w:val="FirstParagraph"/>
-      </w:pPr>
+      </w:pPr>
+      <w:r>
+        <w:t xml:space="preserve">when inorganic material is accidentally introduced into the treatment plant</w:t>
+      </w:r>
+    </w:p>
+    <w:p>
+      <w:pPr>
+        <w:numPr>
+          <w:ilvl w:val="0"/>
+          <w:numId w:val="1004"/>
+        </w:numPr>
+      </w:pPr>
+      <w:r>
+        <w:t xml:space="preserve">How can environmental data be used to help avoid the formation of disinfection byproducts?</w:t>
+      </w:r>
+    </w:p>
+    <w:p>
+      <w:pPr>
+        <w:pStyle w:val="Compact"/>
+        <w:numPr>
+          <w:ilvl w:val="1"/>
+          <w:numId w:val="1007"/>
+        </w:numPr>
+      </w:pPr>
+      <w:r>
+        <w:t xml:space="preserve">environmental sensors can measure how much organic matter is present in a drinking water reservoir</w:t>
+      </w:r>
+    </w:p>
+    <w:p>
+      <w:pPr>
+        <w:pStyle w:val="Compact"/>
+        <w:numPr>
+          <w:ilvl w:val="1"/>
+          <w:numId w:val="1007"/>
+        </w:numPr>
+      </w:pPr>
+      <w:r>
+        <w:t xml:space="preserve">environmental sensors can measure the turbidity, or clarity, of the water, which can indicate the presence of DBP precursors</w:t>
+      </w:r>
+    </w:p>
+    <w:p>
+      <w:pPr>
+        <w:pStyle w:val="Compact"/>
+        <w:numPr>
+          <w:ilvl w:val="1"/>
+          <w:numId w:val="1007"/>
+        </w:numPr>
+      </w:pPr>
+      <w:r>
+        <w:t xml:space="preserve">both a and b</w:t>
+      </w:r>
+    </w:p>
+    <w:p>
+      <w:pPr>
+        <w:pStyle w:val="Compact"/>
+        <w:numPr>
+          <w:ilvl w:val="1"/>
+          <w:numId w:val="1007"/>
+        </w:numPr>
+      </w:pPr>
+      <w:r>
+        <w:t xml:space="preserve">neither a nor b</w:t>
+      </w:r>
+    </w:p>
+    <w:p>
+      <w:r>
+        <w:br w:type="page"/>
+      </w:r>
     </w:p>
     <w:bookmarkEnd w:id="34"/>
     <w:bookmarkEnd w:id="35"/>
-    <w:bookmarkStart w:id="41" w:name="X0df5ea81e4ae0a0d87bae99b14f436e3472f441"/>
+    <w:bookmarkStart w:id="38" w:name="X8a3eba302b9cbebddf513e181e60098e3fc09b7"/>
     <w:p>
       <w:pPr>
         <w:pStyle w:val="Heading2"/>
       </w:pPr>
       <w:r>
-        <w:t xml:space="preserve">Activity A - Build A Model and Generate A Forecast</w:t>
+        <w:t xml:space="preserve">Activity A - Explore how disinfection byproducts can be formed during chlorination</w:t>
       </w:r>
     </w:p>
     <w:p>
@@ -735,7 +708,7 @@
         <w:pStyle w:val="FirstParagraph"/>
       </w:pPr>
       <w:r>
-        <w:t xml:space="preserve">Access and explore high-frequency water quality data from a drinking water reservoir in southwest Virginia, USA</w:t>
+        <w:t xml:space="preserve">Explore how disinfection byproducts can be formed due to chlorination during the drinking water treatment process</w:t>
       </w:r>
     </w:p>
     <w:p>
@@ -745,13 +718,13 @@
         </w:pict>
       </w:r>
     </w:p>
-    <w:bookmarkStart w:id="36" w:name="X76f4ee06926d8fdcf400b95dd18033cf2227c22"/>
+    <w:bookmarkStart w:id="36" w:name="Xda5cc14df599951acd29e85a7e60cb79c4845e7"/>
     <w:p>
       <w:pPr>
         <w:pStyle w:val="Heading3"/>
       </w:pPr>
       <w:r>
-        <w:t xml:space="preserve">Objective 1: Learn about your focal drinking water reservoir</w:t>
+        <w:t xml:space="preserve">Objective 1: Understand factors affecting DBP formation and drinking water thresholds for DBPs</w:t>
       </w:r>
     </w:p>
     <w:p>
@@ -766,245 +739,196 @@
         <w:pStyle w:val="FirstParagraph"/>
       </w:pPr>
       <w:r>
-        <w:t xml:space="preserve">Be sure you have answered questions 1 and 2 in the previous Introduction section before you begin Activity A!</w:t>
+        <w:t xml:space="preserve">Be sure you have answered questions 1-3 in the previous Introduction section before you begin Activity A!</w:t>
       </w:r>
     </w:p>
     <w:p>
       <w:pPr>
         <w:numPr>
           <w:ilvl w:val="0"/>
-          <w:numId w:val="1007"/>
-        </w:numPr>
-      </w:pPr>
-      <w:r>
-        <w:t xml:space="preserve">What is the name of your selected reservoir?</w:t>
+          <w:numId w:val="1008"/>
+        </w:numPr>
+      </w:pPr>
+      <w:r>
+        <w:t xml:space="preserve">Which of the following correctly describes DBP precursors (compounds in the water that can lead to DBP formation during treatment)?</w:t>
+      </w:r>
+    </w:p>
+    <w:p>
+      <w:pPr>
+        <w:pStyle w:val="Compact"/>
+        <w:numPr>
+          <w:ilvl w:val="1"/>
+          <w:numId w:val="1009"/>
+        </w:numPr>
+      </w:pPr>
+      <w:r>
+        <w:t xml:space="preserve">DBP precusors can be naturally-occurring</w:t>
+      </w:r>
+    </w:p>
+    <w:p>
+      <w:pPr>
+        <w:pStyle w:val="Compact"/>
+        <w:numPr>
+          <w:ilvl w:val="1"/>
+          <w:numId w:val="1009"/>
+        </w:numPr>
+      </w:pPr>
+      <w:r>
+        <w:t xml:space="preserve">DBP precursors can be organic compounds</w:t>
+      </w:r>
+    </w:p>
+    <w:p>
+      <w:pPr>
+        <w:pStyle w:val="Compact"/>
+        <w:numPr>
+          <w:ilvl w:val="1"/>
+          <w:numId w:val="1009"/>
+        </w:numPr>
+      </w:pPr>
+      <w:r>
+        <w:t xml:space="preserve">DBP precursors can come from sources related to human activities (e.g., agriculture)</w:t>
+      </w:r>
+    </w:p>
+    <w:p>
+      <w:pPr>
+        <w:pStyle w:val="Compact"/>
+        <w:numPr>
+          <w:ilvl w:val="1"/>
+          <w:numId w:val="1009"/>
+        </w:numPr>
+      </w:pPr>
+      <w:r>
+        <w:t xml:space="preserve">DBP precursors can be inorganic compounds</w:t>
+      </w:r>
+    </w:p>
+    <w:p>
+      <w:pPr>
+        <w:pStyle w:val="Compact"/>
+        <w:numPr>
+          <w:ilvl w:val="1"/>
+          <w:numId w:val="1009"/>
+        </w:numPr>
+      </w:pPr>
+      <w:r>
+        <w:t xml:space="preserve">a and b only</w:t>
+      </w:r>
+    </w:p>
+    <w:p>
+      <w:pPr>
+        <w:pStyle w:val="Compact"/>
+        <w:numPr>
+          <w:ilvl w:val="1"/>
+          <w:numId w:val="1009"/>
+        </w:numPr>
+      </w:pPr>
+      <w:r>
+        <w:t xml:space="preserve">c and d only</w:t>
+      </w:r>
+    </w:p>
+    <w:p>
+      <w:pPr>
+        <w:pStyle w:val="Compact"/>
+        <w:numPr>
+          <w:ilvl w:val="1"/>
+          <w:numId w:val="1009"/>
+        </w:numPr>
+      </w:pPr>
+      <w:r>
+        <w:t xml:space="preserve">a, b, c, and d</w:t>
       </w:r>
     </w:p>
     <w:p>
       <w:pPr>
         <w:numPr>
           <w:ilvl w:val="0"/>
-          <w:numId w:val="1000"/>
-        </w:numPr>
-      </w:pPr>
-      <w:r>
-        <w:rPr>
-          <w:bCs/>
-          <w:b/>
-        </w:rPr>
-        <w:t xml:space="preserve">Answer:</w:t>
+          <w:numId w:val="1008"/>
+        </w:numPr>
+      </w:pPr>
+      <w:r>
+        <w:t xml:space="preserve">Exposure to DBPs has been associated with which of the following health concerns?</w:t>
+      </w:r>
+    </w:p>
+    <w:p>
+      <w:pPr>
+        <w:pStyle w:val="Compact"/>
+        <w:numPr>
+          <w:ilvl w:val="1"/>
+          <w:numId w:val="1010"/>
+        </w:numPr>
+      </w:pPr>
+      <w:r>
+        <w:t xml:space="preserve">eczema</w:t>
+      </w:r>
+    </w:p>
+    <w:p>
+      <w:pPr>
+        <w:pStyle w:val="Compact"/>
+        <w:numPr>
+          <w:ilvl w:val="1"/>
+          <w:numId w:val="1010"/>
+        </w:numPr>
+      </w:pPr>
+      <w:r>
+        <w:t xml:space="preserve">diabetes</w:t>
+      </w:r>
+    </w:p>
+    <w:p>
+      <w:pPr>
+        <w:pStyle w:val="Compact"/>
+        <w:numPr>
+          <w:ilvl w:val="1"/>
+          <w:numId w:val="1010"/>
+        </w:numPr>
+      </w:pPr>
+      <w:r>
+        <w:t xml:space="preserve">cancer</w:t>
       </w:r>
     </w:p>
     <w:p>
       <w:pPr>
         <w:numPr>
           <w:ilvl w:val="0"/>
-          <w:numId w:val="1007"/>
-        </w:numPr>
-      </w:pPr>
-      <w:r>
-        <w:t xml:space="preserve">What is the four-letter site identifier of your selected reservoir? Use lower case (e.g.,</w:t>
-      </w:r>
-      <w:r>
-        <w:t xml:space="preserve"> </w:t>
-      </w:r>
-      <w:r>
-        <w:t xml:space="preserve">‘</w:t>
-      </w:r>
-      <w:r>
-        <w:t xml:space="preserve">fcre</w:t>
-      </w:r>
-      <w:r>
-        <w:t xml:space="preserve">’</w:t>
-      </w:r>
-      <w:r>
-        <w:t xml:space="preserve">).</w:t>
-      </w:r>
-    </w:p>
-    <w:p>
-      <w:pPr>
-        <w:numPr>
-          <w:ilvl w:val="0"/>
-          <w:numId w:val="1000"/>
-        </w:numPr>
-      </w:pPr>
-      <w:r>
-        <w:rPr>
-          <w:bCs/>
-          <w:b/>
-        </w:rPr>
-        <w:t xml:space="preserve">Answer:</w:t>
-      </w:r>
-    </w:p>
-    <w:p>
-      <w:pPr>
-        <w:numPr>
-          <w:ilvl w:val="0"/>
-          <w:numId w:val="1007"/>
-        </w:numPr>
-      </w:pPr>
-      <w:r>
-        <w:t xml:space="preserve">What are the uses of your selected reservoir?</w:t>
-      </w:r>
-    </w:p>
-    <w:p>
-      <w:pPr>
-        <w:numPr>
-          <w:ilvl w:val="1"/>
           <w:numId w:val="1008"/>
         </w:numPr>
-        <w:pStyle w:val="Compact"/>
-      </w:pPr>
-      <w:r>
-        <w:t xml:space="preserve">recreation</w:t>
-      </w:r>
-    </w:p>
-    <w:p>
-      <w:pPr>
-        <w:numPr>
-          <w:ilvl w:val="1"/>
-          <w:numId w:val="1008"/>
-        </w:numPr>
-        <w:pStyle w:val="Compact"/>
-      </w:pPr>
-      <w:r>
-        <w:t xml:space="preserve">irrigation</w:t>
-      </w:r>
-    </w:p>
-    <w:p>
-      <w:pPr>
-        <w:numPr>
-          <w:ilvl w:val="1"/>
-          <w:numId w:val="1008"/>
-        </w:numPr>
-        <w:pStyle w:val="Compact"/>
-      </w:pPr>
-      <w:r>
-        <w:t xml:space="preserve">hydropower</w:t>
-      </w:r>
-    </w:p>
-    <w:p>
-      <w:pPr>
-        <w:numPr>
-          <w:ilvl w:val="1"/>
-          <w:numId w:val="1008"/>
-        </w:numPr>
-        <w:pStyle w:val="Compact"/>
-      </w:pPr>
-      <w:r>
-        <w:t xml:space="preserve">drinking water supply</w:t>
-      </w:r>
-    </w:p>
-    <w:p>
-      <w:pPr>
-        <w:numPr>
-          <w:ilvl w:val="0"/>
-          <w:numId w:val="1007"/>
-        </w:numPr>
-      </w:pPr>
-      <w:r>
-        <w:t xml:space="preserve">What is the reservoir area in square feet of your selected reservoir? Provide your answer as a whole number (without decimal points) and with no spaces or commas (e.g., 123456).</w:t>
-      </w:r>
-    </w:p>
-    <w:p>
-      <w:pPr>
-        <w:numPr>
-          <w:ilvl w:val="0"/>
-          <w:numId w:val="1000"/>
-        </w:numPr>
-      </w:pPr>
-      <w:r>
-        <w:rPr>
-          <w:bCs/>
-          <w:b/>
-        </w:rPr>
-        <w:t xml:space="preserve">Answer:</w:t>
-      </w:r>
-    </w:p>
-    <w:p>
-      <w:pPr>
-        <w:numPr>
-          <w:ilvl w:val="0"/>
-          <w:numId w:val="1007"/>
-        </w:numPr>
-      </w:pPr>
-      <w:r>
-        <w:t xml:space="preserve">What is the maximum depth of your reservoir in feet? Round your answer to the nearest whole number.</w:t>
-      </w:r>
-    </w:p>
-    <w:p>
-      <w:pPr>
-        <w:numPr>
-          <w:ilvl w:val="0"/>
-          <w:numId w:val="1000"/>
-        </w:numPr>
-      </w:pPr>
-      <w:r>
-        <w:rPr>
-          <w:bCs/>
-          <w:b/>
-        </w:rPr>
-        <w:t xml:space="preserve">Answer:</w:t>
-      </w:r>
-    </w:p>
-    <w:p>
-      <w:pPr>
-        <w:pStyle w:val="FirstParagraph"/>
-      </w:pPr>
-      <w:r>
-        <w:t xml:space="preserve">Virginia’s Water Quality Assessment Guidance Manual gives the following guidance on water quality evaluation using a trophic state index (TSI), which may be calculated from Secchi depth (SD), chlorophyll-a (CA) in the top 1 meter of the water column, or total phosphorus (TP) in the top 1 meter of the water column:</w:t>
-      </w:r>
-    </w:p>
-    <w:p>
-      <w:pPr>
-        <w:pStyle w:val="BodyText"/>
-      </w:pPr>
-      <w:r>
-        <w:rPr>
-          <w:iCs/>
-          <w:i/>
-        </w:rPr>
-        <w:t xml:space="preserve">“</w:t>
-      </w:r>
-      <w:r>
-        <w:rPr>
-          <w:iCs/>
-          <w:i/>
-        </w:rPr>
-        <w:t xml:space="preserve">A trophic state index value of 60 or greater for any one of the 3 indices will indicate that nutrient enrichment from anthropogenic sources are adversely interfering, directly or indirectly, with the designated uses. A TSI value of 60 corresponds to a CA concentration of 20 ug/l, a SD of 1 meter, and a TP concentration of 48 ug/l.</w:t>
-      </w:r>
-      <w:r>
-        <w:rPr>
-          <w:iCs/>
-          <w:i/>
-        </w:rPr>
-        <w:t xml:space="preserve">”</w:t>
-      </w:r>
-    </w:p>
-    <w:p>
-      <w:pPr>
-        <w:numPr>
-          <w:ilvl w:val="0"/>
-          <w:numId w:val="1009"/>
-        </w:numPr>
-      </w:pPr>
-      <w:r>
-        <w:t xml:space="preserve">Does your chosen reservoir site exceed a TSI of 60 (indicating negative human impacts on water quality) according to average total phosphorus levels?</w:t>
-      </w:r>
-    </w:p>
-    <w:p>
-      <w:pPr>
-        <w:numPr>
-          <w:ilvl w:val="0"/>
-          <w:numId w:val="1000"/>
-        </w:numPr>
-      </w:pPr>
-      <w:r>
-        <w:rPr>
-          <w:bCs/>
-          <w:b/>
-        </w:rPr>
-        <w:t xml:space="preserve">Answer:</w:t>
+      </w:pPr>
+      <w:r>
+        <w:t xml:space="preserve">Which of the following is NOT a type of DBP?</w:t>
+      </w:r>
+    </w:p>
+    <w:p>
+      <w:pPr>
+        <w:pStyle w:val="Compact"/>
+        <w:numPr>
+          <w:ilvl w:val="1"/>
+          <w:numId w:val="1011"/>
+        </w:numPr>
+      </w:pPr>
+      <w:r>
+        <w:t xml:space="preserve">trihalomethanes</w:t>
+      </w:r>
+    </w:p>
+    <w:p>
+      <w:pPr>
+        <w:pStyle w:val="Compact"/>
+        <w:numPr>
+          <w:ilvl w:val="1"/>
+          <w:numId w:val="1011"/>
+        </w:numPr>
+      </w:pPr>
+      <w:r>
+        <w:t xml:space="preserve">chloramines</w:t>
+      </w:r>
+    </w:p>
+    <w:p>
+      <w:pPr>
+        <w:pStyle w:val="Compact"/>
+        <w:numPr>
+          <w:ilvl w:val="1"/>
+          <w:numId w:val="1011"/>
+        </w:numPr>
+      </w:pPr>
+      <w:r>
+        <w:t xml:space="preserve">haloacetic acids</w:t>
       </w:r>
     </w:p>
     <w:p>
@@ -1020,13 +944,13 @@
       </w:r>
     </w:p>
     <w:bookmarkEnd w:id="36"/>
-    <w:bookmarkStart w:id="40" w:name="X74d0edb4d5a1927dc1e2a0e090789015bbff1dc"/>
+    <w:bookmarkStart w:id="37" w:name="X50afdb7cfb4de44a1a6f805a067248b5c6780db"/>
     <w:p>
       <w:pPr>
         <w:pStyle w:val="Heading3"/>
       </w:pPr>
       <w:r>
-        <w:t xml:space="preserve">Objective 2: Explore high-frequency water quality data from your chosen reservoir</w:t>
+        <w:t xml:space="preserve">Objective 2: Explore tradeoffs in chlorination vs. DBP formation</w:t>
       </w:r>
     </w:p>
     <w:p>
@@ -1041,205 +965,6 @@
         <w:pStyle w:val="FirstParagraph"/>
       </w:pPr>
     </w:p>
-    <w:bookmarkStart w:id="37" w:name="water-temperature"/>
-    <w:p>
-      <w:pPr>
-        <w:pStyle w:val="Heading4"/>
-      </w:pPr>
-      <w:r>
-        <w:t xml:space="preserve">Water temperature</w:t>
-      </w:r>
-    </w:p>
-    <w:p>
-      <w:pPr>
-        <w:numPr>
-          <w:ilvl w:val="0"/>
-          <w:numId w:val="1010"/>
-        </w:numPr>
-      </w:pPr>
-      <w:r>
-        <w:t xml:space="preserve">Water is most dense at 4 degrees Celsius. What temperature is this in degrees Fahrenheit? Round your answer to the nearest whole number.</w:t>
-      </w:r>
-    </w:p>
-    <w:p>
-      <w:pPr>
-        <w:numPr>
-          <w:ilvl w:val="0"/>
-          <w:numId w:val="1000"/>
-        </w:numPr>
-      </w:pPr>
-      <w:r>
-        <w:rPr>
-          <w:bCs/>
-          <w:b/>
-        </w:rPr>
-        <w:t xml:space="preserve">Answer:</w:t>
-      </w:r>
-    </w:p>
-    <w:p>
-      <w:pPr>
-        <w:numPr>
-          <w:ilvl w:val="0"/>
-          <w:numId w:val="1010"/>
-        </w:numPr>
-      </w:pPr>
-      <w:r>
-        <w:t xml:space="preserve">Which of the following are possible effects of fall turnover on water quality?</w:t>
-      </w:r>
-    </w:p>
-    <w:p>
-      <w:pPr>
-        <w:numPr>
-          <w:ilvl w:val="1"/>
-          <w:numId w:val="1011"/>
-        </w:numPr>
-        <w:pStyle w:val="Compact"/>
-      </w:pPr>
-      <w:r>
-        <w:t xml:space="preserve">metals from the bottom waters mixing to the surface</w:t>
-      </w:r>
-    </w:p>
-    <w:p>
-      <w:pPr>
-        <w:numPr>
-          <w:ilvl w:val="1"/>
-          <w:numId w:val="1011"/>
-        </w:numPr>
-        <w:pStyle w:val="Compact"/>
-      </w:pPr>
-      <w:r>
-        <w:t xml:space="preserve">nutrients from the bottom waters mixing to the surface</w:t>
-      </w:r>
-    </w:p>
-    <w:p>
-      <w:pPr>
-        <w:numPr>
-          <w:ilvl w:val="1"/>
-          <w:numId w:val="1011"/>
-        </w:numPr>
-        <w:pStyle w:val="Compact"/>
-      </w:pPr>
-      <w:r>
-        <w:t xml:space="preserve">harmful algal blooms</w:t>
-      </w:r>
-    </w:p>
-    <w:p>
-      <w:pPr>
-        <w:numPr>
-          <w:ilvl w:val="1"/>
-          <w:numId w:val="1011"/>
-        </w:numPr>
-        <w:pStyle w:val="Compact"/>
-      </w:pPr>
-      <w:r>
-        <w:t xml:space="preserve">taste and odor concerns</w:t>
-      </w:r>
-    </w:p>
-    <w:p>
-      <w:pPr>
-        <w:numPr>
-          <w:ilvl w:val="1"/>
-          <w:numId w:val="1011"/>
-        </w:numPr>
-        <w:pStyle w:val="Compact"/>
-      </w:pPr>
-      <w:r>
-        <w:t xml:space="preserve">all of the above</w:t>
-      </w:r>
-    </w:p>
-    <w:p>
-      <w:pPr>
-        <w:numPr>
-          <w:ilvl w:val="0"/>
-          <w:numId w:val="1010"/>
-        </w:numPr>
-      </w:pPr>
-      <w:r>
-        <w:t xml:space="preserve">The water temperatures on the plot are in degrees Celsius. What is the warmest observed water temperature at your reservoir in degrees Fahrenheit? Round your answer to the nearest whole number.</w:t>
-      </w:r>
-    </w:p>
-    <w:p>
-      <w:pPr>
-        <w:numPr>
-          <w:ilvl w:val="0"/>
-          <w:numId w:val="1000"/>
-        </w:numPr>
-      </w:pPr>
-      <w:r>
-        <w:rPr>
-          <w:bCs/>
-          <w:b/>
-        </w:rPr>
-        <w:t xml:space="preserve">Answer:</w:t>
-      </w:r>
-    </w:p>
-    <w:p>
-      <w:pPr>
-        <w:numPr>
-          <w:ilvl w:val="0"/>
-          <w:numId w:val="1010"/>
-        </w:numPr>
-      </w:pPr>
-      <w:r>
-        <w:t xml:space="preserve">What is the coldest observed water temperature at your reservoir in degrees Fahrenheit?</w:t>
-      </w:r>
-    </w:p>
-    <w:p>
-      <w:pPr>
-        <w:numPr>
-          <w:ilvl w:val="0"/>
-          <w:numId w:val="1000"/>
-        </w:numPr>
-      </w:pPr>
-      <w:r>
-        <w:rPr>
-          <w:bCs/>
-          <w:b/>
-        </w:rPr>
-        <w:t xml:space="preserve">Answer:</w:t>
-      </w:r>
-    </w:p>
-    <w:p>
-      <w:pPr>
-        <w:numPr>
-          <w:ilvl w:val="0"/>
-          <w:numId w:val="1010"/>
-        </w:numPr>
-      </w:pPr>
-      <w:r>
-        <w:t xml:space="preserve">Fall turnover can be defined as the first day in the fall when the temperature difference between the shallowest and deepest depths in the reservoir is less than 1 degree Celsius. What day did fall turnover occur in your reservoir? Write out the full month name and day (e.g., September 20).</w:t>
-      </w:r>
-    </w:p>
-    <w:p>
-      <w:pPr>
-        <w:numPr>
-          <w:ilvl w:val="0"/>
-          <w:numId w:val="1000"/>
-        </w:numPr>
-      </w:pPr>
-      <w:r>
-        <w:rPr>
-          <w:bCs/>
-          <w:b/>
-        </w:rPr>
-        <w:t xml:space="preserve">Answer:</w:t>
-      </w:r>
-    </w:p>
-    <w:p>
-      <w:pPr>
-        <w:pStyle w:val="FirstParagraph"/>
-      </w:pPr>
-    </w:p>
-    <w:bookmarkEnd w:id="37"/>
-    <w:bookmarkStart w:id="38" w:name="dissolved-oxygen"/>
-    <w:p>
-      <w:pPr>
-        <w:pStyle w:val="Heading4"/>
-      </w:pPr>
-      <w:r>
-        <w:t xml:space="preserve">Dissolved oxygen</w:t>
-      </w:r>
-    </w:p>
     <w:p>
       <w:pPr>
         <w:numPr>
@@ -1248,55 +973,67 @@
         </w:numPr>
       </w:pPr>
       <w:r>
-        <w:t xml:space="preserve">During summer thermal stratification, dissolved oxygen in the bottom waters of a reservoir may become depleted. Which statement correctly explains why this occurs?</w:t>
-      </w:r>
-    </w:p>
-    <w:p>
-      <w:pPr>
+        <w:t xml:space="preserve">Which best describes the</w:t>
+      </w:r>
+      <w:r>
+        <w:t xml:space="preserve"> </w:t>
+      </w:r>
+      <w:r>
+        <w:t xml:space="preserve">“breakpoint”</w:t>
+      </w:r>
+      <w:r>
+        <w:t xml:space="preserve"> </w:t>
+      </w:r>
+      <w:r>
+        <w:t xml:space="preserve">in the chlorination process?</w:t>
+      </w:r>
+    </w:p>
+    <w:p>
+      <w:pPr>
+        <w:pStyle w:val="Compact"/>
         <w:numPr>
           <w:ilvl w:val="1"/>
           <w:numId w:val="1013"/>
         </w:numPr>
-        <w:pStyle w:val="Compact"/>
-      </w:pPr>
-      <w:r>
-        <w:t xml:space="preserve">cold water cannot contain as much dissolved oxygen as warm water</w:t>
-      </w:r>
-    </w:p>
-    <w:p>
-      <w:pPr>
+      </w:pPr>
+      <w:r>
+        <w:t xml:space="preserve">the point at which adding more chlorine to the treatment system will lead to an exceedance of the MRDL</w:t>
+      </w:r>
+    </w:p>
+    <w:p>
+      <w:pPr>
+        <w:pStyle w:val="Compact"/>
         <w:numPr>
           <w:ilvl w:val="1"/>
           <w:numId w:val="1013"/>
         </w:numPr>
-        <w:pStyle w:val="Compact"/>
-      </w:pPr>
-      <w:r>
-        <w:t xml:space="preserve">oxygen becomes trapped in the lake sediments and cannot be replenished from the atmosphere</w:t>
-      </w:r>
-    </w:p>
-    <w:p>
-      <w:pPr>
+      </w:pPr>
+      <w:r>
+        <w:t xml:space="preserve">the point at which complete disinfection is achieved and free residual begins to build up</w:t>
+      </w:r>
+    </w:p>
+    <w:p>
+      <w:pPr>
+        <w:pStyle w:val="Compact"/>
         <w:numPr>
           <w:ilvl w:val="1"/>
           <w:numId w:val="1013"/>
         </w:numPr>
-        <w:pStyle w:val="Compact"/>
-      </w:pPr>
-      <w:r>
-        <w:t xml:space="preserve">oxygen is lost when water is extracted for drinking water treatment</w:t>
-      </w:r>
-    </w:p>
-    <w:p>
-      <w:pPr>
+      </w:pPr>
+      <w:r>
+        <w:t xml:space="preserve">the point at which formation of DBPs is most likely</w:t>
+      </w:r>
+    </w:p>
+    <w:p>
+      <w:pPr>
+        <w:pStyle w:val="Compact"/>
         <w:numPr>
           <w:ilvl w:val="1"/>
           <w:numId w:val="1013"/>
         </w:numPr>
-        <w:pStyle w:val="Compact"/>
-      </w:pPr>
-      <w:r>
-        <w:t xml:space="preserve">oxygen is consumed by organisms and chemical reactions and cannot be replenished from the atmosphere</w:t>
+      </w:pPr>
+      <w:r>
+        <w:t xml:space="preserve">the point at which chlorine begins to break down organic matter DBP precursors</w:t>
       </w:r>
     </w:p>
     <w:p>
@@ -1307,55 +1044,55 @@
         </w:numPr>
       </w:pPr>
       <w:r>
-        <w:t xml:space="preserve">Which statement best describes how low dissolved oxygen levels can affect the raw water quality for a drinking water treatment plant?</w:t>
-      </w:r>
-    </w:p>
-    <w:p>
-      <w:pPr>
+        <w:t xml:space="preserve">Breakpoint chlorination has been achieved when</w:t>
+      </w:r>
+    </w:p>
+    <w:p>
+      <w:pPr>
+        <w:pStyle w:val="Compact"/>
         <w:numPr>
           <w:ilvl w:val="1"/>
           <w:numId w:val="1014"/>
         </w:numPr>
-        <w:pStyle w:val="Compact"/>
-      </w:pPr>
-      <w:r>
-        <w:t xml:space="preserve">low dissolved oxygen can lead to release of metals and nutrients from the sediments, potentially causing algal blooms and taste and odor concerns</w:t>
-      </w:r>
-    </w:p>
-    <w:p>
-      <w:pPr>
+      </w:pPr>
+      <w:r>
+        <w:t xml:space="preserve">the expected residual is less than the actual residual</w:t>
+      </w:r>
+    </w:p>
+    <w:p>
+      <w:pPr>
+        <w:pStyle w:val="Compact"/>
         <w:numPr>
           <w:ilvl w:val="1"/>
           <w:numId w:val="1014"/>
         </w:numPr>
-        <w:pStyle w:val="Compact"/>
-      </w:pPr>
-      <w:r>
-        <w:t xml:space="preserve">low dissolved oxgen can allow other gasses, such as nitrogen and carbon dioxide, to enter the water</w:t>
-      </w:r>
-    </w:p>
-    <w:p>
-      <w:pPr>
+      </w:pPr>
+      <w:r>
+        <w:t xml:space="preserve">the actual residual is less than the expected residual</w:t>
+      </w:r>
+    </w:p>
+    <w:p>
+      <w:pPr>
+        <w:pStyle w:val="Compact"/>
         <w:numPr>
           <w:ilvl w:val="1"/>
           <w:numId w:val="1014"/>
         </w:numPr>
-        <w:pStyle w:val="Compact"/>
-      </w:pPr>
-      <w:r>
-        <w:t xml:space="preserve">high-frequency sensors can become fouled more easily in water with low dissolved oxygen, causing inaccurate readings</w:t>
-      </w:r>
-    </w:p>
-    <w:p>
-      <w:pPr>
+      </w:pPr>
+      <w:r>
+        <w:t xml:space="preserve">the expected and actual residual are equal</w:t>
+      </w:r>
+    </w:p>
+    <w:p>
+      <w:pPr>
+        <w:pStyle w:val="Compact"/>
         <w:numPr>
           <w:ilvl w:val="1"/>
           <w:numId w:val="1014"/>
         </w:numPr>
-        <w:pStyle w:val="Compact"/>
-      </w:pPr>
-      <w:r>
-        <w:t xml:space="preserve">low dissolved oxygen can increase treatment costs for a drinking water treatment plant</w:t>
+      </w:pPr>
+      <w:r>
+        <w:t xml:space="preserve">none of these</w:t>
       </w:r>
     </w:p>
     <w:p>
@@ -1366,295 +1103,59 @@
         </w:numPr>
       </w:pPr>
       <w:r>
-        <w:t xml:space="preserve">The dissolved oxygen data on the plot are in ppm. What is the lowest observed dissolved oxygen concentration in the surface waters of the reservoir in mg/L? Round your answer to the nearest whole number.</w:t>
-      </w:r>
-    </w:p>
-    <w:p>
-      <w:pPr>
-        <w:numPr>
-          <w:ilvl w:val="0"/>
-          <w:numId w:val="1000"/>
-        </w:numPr>
-      </w:pPr>
-      <w:r>
-        <w:rPr>
-          <w:bCs/>
-          <w:b/>
-        </w:rPr>
-        <w:t xml:space="preserve">Answer:</w:t>
-      </w:r>
-    </w:p>
-    <w:p>
-      <w:pPr>
-        <w:numPr>
-          <w:ilvl w:val="0"/>
-          <w:numId w:val="1012"/>
-        </w:numPr>
-      </w:pPr>
-      <w:r>
-        <w:t xml:space="preserve">What is the lowest observed dissolved oxygen concentration in the bottom waters of the reservoir in mg/L?</w:t>
-      </w:r>
-    </w:p>
-    <w:p>
-      <w:pPr>
-        <w:numPr>
-          <w:ilvl w:val="0"/>
-          <w:numId w:val="1000"/>
-        </w:numPr>
-      </w:pPr>
-      <w:r>
-        <w:rPr>
-          <w:bCs/>
-          <w:b/>
-        </w:rPr>
-        <w:t xml:space="preserve">Answer:</w:t>
-      </w:r>
-    </w:p>
-    <w:p>
-      <w:pPr>
-        <w:numPr>
-          <w:ilvl w:val="0"/>
-          <w:numId w:val="1012"/>
-        </w:numPr>
-      </w:pPr>
-      <w:r>
-        <w:t xml:space="preserve">Two (2) mg/L is a commonly used threshold to indicate that dissolved oxygen concentrations are low enough to cause water quality concerns. Does your reservoir exhibit dissolved oxygen concentrations less than 2 mg/L?</w:t>
-      </w:r>
-    </w:p>
-    <w:p>
-      <w:pPr>
-        <w:numPr>
-          <w:ilvl w:val="0"/>
-          <w:numId w:val="1000"/>
-        </w:numPr>
-      </w:pPr>
-      <w:r>
-        <w:rPr>
-          <w:bCs/>
-          <w:b/>
-        </w:rPr>
-        <w:t xml:space="preserve">Answer:</w:t>
-      </w:r>
-    </w:p>
-    <w:p>
-      <w:pPr>
-        <w:numPr>
-          <w:ilvl w:val="0"/>
-          <w:numId w:val="1012"/>
-        </w:numPr>
-      </w:pPr>
-      <w:r>
-        <w:t xml:space="preserve">If your reservoir exhibits dissolved oxygen concentrations less than 2 mg/L, at which depth does this occur?</w:t>
-      </w:r>
-    </w:p>
-    <w:p>
-      <w:pPr>
-        <w:numPr>
-          <w:ilvl w:val="0"/>
-          <w:numId w:val="1000"/>
-        </w:numPr>
-      </w:pPr>
-      <w:r>
-        <w:rPr>
-          <w:bCs/>
-          <w:b/>
-        </w:rPr>
-        <w:t xml:space="preserve">Answer:</w:t>
-      </w:r>
-    </w:p>
-    <w:p>
-      <w:pPr>
-        <w:numPr>
-          <w:ilvl w:val="0"/>
-          <w:numId w:val="1012"/>
-        </w:numPr>
-      </w:pPr>
-      <w:r>
-        <w:t xml:space="preserve">If your reservoir exhibits dissolved oxygen concentrations less than 2 mg/L, during which months does this occur? In the Canvas quiz, select all months that exhibit dissolved oxygen concentrations less than 2 mg/L.</w:t>
-      </w:r>
-    </w:p>
-    <w:p>
-      <w:pPr>
-        <w:numPr>
-          <w:ilvl w:val="0"/>
-          <w:numId w:val="1000"/>
-        </w:numPr>
-      </w:pPr>
-      <w:r>
-        <w:rPr>
-          <w:bCs/>
-          <w:b/>
-        </w:rPr>
-        <w:t xml:space="preserve">Answer:</w:t>
-      </w:r>
-    </w:p>
-    <w:p>
-      <w:pPr>
-        <w:pStyle w:val="FirstParagraph"/>
-      </w:pPr>
-    </w:p>
+        <w:t xml:space="preserve">A chlorinator setting of 20 lbs chlorine per day results in a chlorine residual of 0.3 mg/L. The chlorinator setting is increased to 23 lb/day. The chlorine residual increases to 0.54 mg/L at this new dosage rate. The average flow being treated is 1.5 MGD. On the basis of these data, is the water being chlorinated past the breakpoint?</w:t>
+      </w:r>
+    </w:p>
+    <w:p>
+      <w:pPr>
+        <w:pStyle w:val="Compact"/>
+        <w:numPr>
+          <w:ilvl w:val="1"/>
+          <w:numId w:val="1015"/>
+        </w:numPr>
+      </w:pPr>
+      <w:r>
+        <w:t xml:space="preserve">yes</w:t>
+      </w:r>
+    </w:p>
+    <w:p>
+      <w:pPr>
+        <w:pStyle w:val="Compact"/>
+        <w:numPr>
+          <w:ilvl w:val="1"/>
+          <w:numId w:val="1015"/>
+        </w:numPr>
+      </w:pPr>
+      <w:r>
+        <w:t xml:space="preserve">no</w:t>
+      </w:r>
+    </w:p>
+    <w:p>
+      <w:pPr>
+        <w:pStyle w:val="Compact"/>
+        <w:numPr>
+          <w:ilvl w:val="1"/>
+          <w:numId w:val="1015"/>
+        </w:numPr>
+      </w:pPr>
+      <w:r>
+        <w:t xml:space="preserve">the answer cannot be determined from the information given</w:t>
+      </w:r>
+    </w:p>
+    <w:p>
+      <w:r>
+        <w:br w:type="page"/>
+      </w:r>
+    </w:p>
+    <w:bookmarkEnd w:id="37"/>
     <w:bookmarkEnd w:id="38"/>
-    <w:bookmarkStart w:id="39" w:name="turbidity"/>
-    <w:p>
-      <w:pPr>
-        <w:pStyle w:val="Heading4"/>
-      </w:pPr>
-      <w:r>
-        <w:t xml:space="preserve">Turbidity</w:t>
-      </w:r>
-    </w:p>
-    <w:p>
-      <w:pPr>
-        <w:numPr>
-          <w:ilvl w:val="0"/>
-          <w:numId w:val="1015"/>
-        </w:numPr>
-      </w:pPr>
-      <w:r>
-        <w:t xml:space="preserve">Which of the following factors can contribute to high turbidity in a raw water source? You may select more than one answer.</w:t>
-      </w:r>
-    </w:p>
-    <w:p>
-      <w:pPr>
-        <w:numPr>
-          <w:ilvl w:val="1"/>
-          <w:numId w:val="1016"/>
-        </w:numPr>
-        <w:pStyle w:val="Compact"/>
-      </w:pPr>
-      <w:r>
-        <w:t xml:space="preserve">particles such as silt and clay</w:t>
-      </w:r>
-    </w:p>
-    <w:p>
-      <w:pPr>
-        <w:numPr>
-          <w:ilvl w:val="1"/>
-          <w:numId w:val="1016"/>
-        </w:numPr>
-        <w:pStyle w:val="Compact"/>
-      </w:pPr>
-      <w:r>
-        <w:t xml:space="preserve">microorganisms</w:t>
-      </w:r>
-    </w:p>
-    <w:p>
-      <w:pPr>
-        <w:numPr>
-          <w:ilvl w:val="1"/>
-          <w:numId w:val="1016"/>
-        </w:numPr>
-        <w:pStyle w:val="Compact"/>
-      </w:pPr>
-      <w:r>
-        <w:t xml:space="preserve">dissolved organic matter</w:t>
-      </w:r>
-    </w:p>
-    <w:p>
-      <w:pPr>
-        <w:numPr>
-          <w:ilvl w:val="1"/>
-          <w:numId w:val="1016"/>
-        </w:numPr>
-        <w:pStyle w:val="Compact"/>
-      </w:pPr>
-      <w:r>
-        <w:t xml:space="preserve">NA</w:t>
-      </w:r>
-    </w:p>
-    <w:p>
-      <w:pPr>
-        <w:numPr>
-          <w:ilvl w:val="0"/>
-          <w:numId w:val="1015"/>
-        </w:numPr>
-      </w:pPr>
-      <w:r>
-        <w:t xml:space="preserve">What is the Environmental Protection Agency (EPA) regulatory limit on bottom filter turbidity in NTU? Round your answer to the nearest tenth (e.g., 0.1).</w:t>
-      </w:r>
-    </w:p>
-    <w:p>
-      <w:pPr>
-        <w:numPr>
-          <w:ilvl w:val="0"/>
-          <w:numId w:val="1000"/>
-        </w:numPr>
-      </w:pPr>
-      <w:r>
-        <w:rPr>
-          <w:bCs/>
-          <w:b/>
-        </w:rPr>
-        <w:t xml:space="preserve">Answer:</w:t>
-      </w:r>
-    </w:p>
-    <w:p>
-      <w:pPr>
-        <w:numPr>
-          <w:ilvl w:val="0"/>
-          <w:numId w:val="1015"/>
-        </w:numPr>
-      </w:pPr>
-      <w:r>
-        <w:t xml:space="preserve">The turbidity data on the plot are in FNU. What is the highest observed turbidity in the surface waters of the reservoir in NTU? Round your answer to the nearest tenth.</w:t>
-      </w:r>
-    </w:p>
-    <w:p>
-      <w:pPr>
-        <w:numPr>
-          <w:ilvl w:val="0"/>
-          <w:numId w:val="1000"/>
-        </w:numPr>
-      </w:pPr>
-      <w:r>
-        <w:rPr>
-          <w:bCs/>
-          <w:b/>
-        </w:rPr>
-        <w:t xml:space="preserve">Answer:</w:t>
-      </w:r>
-    </w:p>
-    <w:p>
-      <w:pPr>
-        <w:numPr>
-          <w:ilvl w:val="0"/>
-          <w:numId w:val="1015"/>
-        </w:numPr>
-      </w:pPr>
-      <w:r>
-        <w:t xml:space="preserve">On what date does the highest observed turbidity occur? Write out the full month name and day (e.g., September 20).</w:t>
-      </w:r>
-    </w:p>
-    <w:p>
-      <w:pPr>
-        <w:numPr>
-          <w:ilvl w:val="0"/>
-          <w:numId w:val="1000"/>
-        </w:numPr>
-      </w:pPr>
-      <w:r>
-        <w:rPr>
-          <w:bCs/>
-          <w:b/>
-        </w:rPr>
-        <w:t xml:space="preserve">Answer:</w:t>
-      </w:r>
-    </w:p>
-    <w:p>
-      <w:r>
-        <w:br w:type="page"/>
-      </w:r>
-    </w:p>
-    <w:bookmarkEnd w:id="39"/>
-    <w:bookmarkEnd w:id="40"/>
-    <w:bookmarkEnd w:id="41"/>
-    <w:bookmarkStart w:id="47" w:name="Xb64a450661def936bdcffb3be2999733b38d9b0"/>
+    <w:bookmarkStart w:id="44" w:name="X8de62af73bc362f64390d4c3d712fda7815aab8"/>
     <w:p>
       <w:pPr>
         <w:pStyle w:val="Heading2"/>
       </w:pPr>
       <w:r>
-        <w:t xml:space="preserve">Activity B - Use high-frequency water quality data to make water treatment plant operation decisions</w:t>
+        <w:t xml:space="preserve">Activity B - Explore environmental data that can indicate the presence of DBP precursors</w:t>
       </w:r>
     </w:p>
     <w:p>
@@ -1672,13 +1173,13 @@
         </w:pict>
       </w:r>
     </w:p>
-    <w:bookmarkStart w:id="45" w:name="Xf6b116ec120398b919152c71eace371d0ee1d7d"/>
+    <w:bookmarkStart w:id="39" w:name="X94f38ec94c17585ff1f3d508ab76254d3b60f84"/>
     <w:p>
       <w:pPr>
         <w:pStyle w:val="Heading3"/>
       </w:pPr>
       <w:r>
-        <w:t xml:space="preserve">Objective 3: Use high-frequency water quality data to make water withdrawal depth decisions at different times of year</w:t>
+        <w:t xml:space="preserve">Objective 3: Select and learn about a focal drinking water reservoir</w:t>
       </w:r>
     </w:p>
     <w:p>
@@ -1693,24 +1194,15 @@
         <w:pStyle w:val="FirstParagraph"/>
       </w:pPr>
     </w:p>
-    <w:bookmarkStart w:id="42" w:name="summer"/>
-    <w:p>
-      <w:pPr>
-        <w:pStyle w:val="Heading4"/>
-      </w:pPr>
-      <w:r>
-        <w:t xml:space="preserve">Summer</w:t>
-      </w:r>
-    </w:p>
     <w:p>
       <w:pPr>
         <w:numPr>
           <w:ilvl w:val="0"/>
-          <w:numId w:val="1017"/>
-        </w:numPr>
-      </w:pPr>
-      <w:r>
-        <w:t xml:space="preserve">In the plot of summer water temperature data, is the reservoir thermally stratified or mixed?</w:t>
+          <w:numId w:val="1016"/>
+        </w:numPr>
+      </w:pPr>
+      <w:r>
+        <w:t xml:space="preserve">What is the name of your selected reservoir?</w:t>
       </w:r>
     </w:p>
     <w:p>
@@ -1722,8 +1214,8 @@
       </w:pPr>
       <w:r>
         <w:rPr>
+          <w:b/>
           <w:bCs/>
-          <w:b/>
         </w:rPr>
         <w:t xml:space="preserve">Answer:</w:t>
       </w:r>
@@ -1732,11 +1224,20 @@
       <w:pPr>
         <w:numPr>
           <w:ilvl w:val="0"/>
-          <w:numId w:val="1017"/>
-        </w:numPr>
-      </w:pPr>
-      <w:r>
-        <w:t xml:space="preserve">Do you observe dissolved oxygen concentrations less than 2 mg/L at any depth(s) in the reservoir? If so, which depth(s)? You may select more than one answer in the Canvas quiz.</w:t>
+          <w:numId w:val="1016"/>
+        </w:numPr>
+      </w:pPr>
+      <w:r>
+        <w:t xml:space="preserve">What is the four-letter site identifier of your selected reservoir? Use lower case (e.g.,</w:t>
+      </w:r>
+      <w:r>
+        <w:t xml:space="preserve"> </w:t>
+      </w:r>
+      <w:r>
+        <w:t xml:space="preserve">‘fcre’</w:t>
+      </w:r>
+      <w:r>
+        <w:t xml:space="preserve">).</w:t>
       </w:r>
     </w:p>
     <w:p>
@@ -1748,8 +1249,8 @@
       </w:pPr>
       <w:r>
         <w:rPr>
+          <w:b/>
           <w:bCs/>
-          <w:b/>
         </w:rPr>
         <w:t xml:space="preserve">Answer:</w:t>
       </w:r>
@@ -1758,11 +1259,70 @@
       <w:pPr>
         <w:numPr>
           <w:ilvl w:val="0"/>
+          <w:numId w:val="1016"/>
+        </w:numPr>
+      </w:pPr>
+      <w:r>
+        <w:t xml:space="preserve">What are the uses of your selected reservoir?</w:t>
+      </w:r>
+    </w:p>
+    <w:p>
+      <w:pPr>
+        <w:pStyle w:val="Compact"/>
+        <w:numPr>
+          <w:ilvl w:val="1"/>
           <w:numId w:val="1017"/>
         </w:numPr>
       </w:pPr>
       <w:r>
-        <w:t xml:space="preserve">At what depth is the turbidity sensor deployed? Select the correct depth in the Canvas quiz.</w:t>
+        <w:t xml:space="preserve">recreation</w:t>
+      </w:r>
+    </w:p>
+    <w:p>
+      <w:pPr>
+        <w:pStyle w:val="Compact"/>
+        <w:numPr>
+          <w:ilvl w:val="1"/>
+          <w:numId w:val="1017"/>
+        </w:numPr>
+      </w:pPr>
+      <w:r>
+        <w:t xml:space="preserve">irrigation</w:t>
+      </w:r>
+    </w:p>
+    <w:p>
+      <w:pPr>
+        <w:pStyle w:val="Compact"/>
+        <w:numPr>
+          <w:ilvl w:val="1"/>
+          <w:numId w:val="1017"/>
+        </w:numPr>
+      </w:pPr>
+      <w:r>
+        <w:t xml:space="preserve">hydropower</w:t>
+      </w:r>
+    </w:p>
+    <w:p>
+      <w:pPr>
+        <w:pStyle w:val="Compact"/>
+        <w:numPr>
+          <w:ilvl w:val="1"/>
+          <w:numId w:val="1017"/>
+        </w:numPr>
+      </w:pPr>
+      <w:r>
+        <w:t xml:space="preserve">drinking water supply</w:t>
+      </w:r>
+    </w:p>
+    <w:p>
+      <w:pPr>
+        <w:numPr>
+          <w:ilvl w:val="0"/>
+          <w:numId w:val="1016"/>
+        </w:numPr>
+      </w:pPr>
+      <w:r>
+        <w:t xml:space="preserve">What is the reservoir area in square feet of</w:t>
       </w:r>
     </w:p>
     <w:p>
@@ -1774,8 +1334,8 @@
       </w:pPr>
       <w:r>
         <w:rPr>
+          <w:b/>
           <w:bCs/>
-          <w:b/>
         </w:rPr>
         <w:t xml:space="preserve">Answer:</w:t>
       </w:r>
@@ -1784,11 +1344,11 @@
       <w:pPr>
         <w:numPr>
           <w:ilvl w:val="0"/>
-          <w:numId w:val="1017"/>
-        </w:numPr>
-      </w:pPr>
-      <w:r>
-        <w:t xml:space="preserve">Which depth do you choose for water extraction on July 31? Select the depth in the Canvas quiz.</w:t>
+          <w:numId w:val="1016"/>
+        </w:numPr>
+      </w:pPr>
+      <w:r>
+        <w:t xml:space="preserve">What is the maximum depth of your reservoir in feet? Round your answer to the nearest whole number.</w:t>
       </w:r>
     </w:p>
     <w:p>
@@ -1800,21 +1360,41 @@
       </w:pPr>
       <w:r>
         <w:rPr>
+          <w:b/>
           <w:bCs/>
-          <w:b/>
         </w:rPr>
         <w:t xml:space="preserve">Answer:</w:t>
       </w:r>
     </w:p>
     <w:p>
       <w:pPr>
+        <w:pStyle w:val="FirstParagraph"/>
+      </w:pPr>
+      <w:r>
+        <w:t xml:space="preserve">Virginia’s Water Quality Assessment Guidance Manual gives the following guidance on water quality evaluation using a trophic state index (TSI), which may be calculated from Secchi depth (SD), chlorophyll-a (CA) in the top 1 meter of the water column, or total phosphorus (TP) in the top 1 meter of the water column:</w:t>
+      </w:r>
+    </w:p>
+    <w:p>
+      <w:pPr>
+        <w:pStyle w:val="BodyText"/>
+      </w:pPr>
+      <w:r>
+        <w:rPr>
+          <w:i/>
+          <w:iCs/>
+        </w:rPr>
+        <w:t xml:space="preserve">“A trophic state index value of 60 or greater for any one of the 3 indices will indicate that nutrient enrichment from anthropogenic sources are adversely interfering, directly or indirectly, with the designated uses. A TSI value of 60 corresponds to a CA concentration of 20 ug/l, a SD of 1 meter, and a TP concentration of 48 ug/l.”</w:t>
+      </w:r>
+    </w:p>
+    <w:p>
+      <w:pPr>
         <w:numPr>
           <w:ilvl w:val="0"/>
-          <w:numId w:val="1017"/>
-        </w:numPr>
-      </w:pPr>
-      <w:r>
-        <w:t xml:space="preserve">Explain your reasoning behind your decision in Question 28.</w:t>
+          <w:numId w:val="1018"/>
+        </w:numPr>
+      </w:pPr>
+      <w:r>
+        <w:t xml:space="preserve">Does your chosen reservoir site exceed a TSI of 60 (indicating negative human impacts on water quality) according to average total phosphorus levels? </w:t>
       </w:r>
     </w:p>
     <w:p>
@@ -1826,376 +1406,8 @@
       </w:pPr>
       <w:r>
         <w:rPr>
+          <w:b/>
           <w:bCs/>
-          <w:b/>
-        </w:rPr>
-        <w:t xml:space="preserve">Answer:</w:t>
-      </w:r>
-    </w:p>
-    <w:p>
-      <w:pPr>
-        <w:pStyle w:val="FirstParagraph"/>
-      </w:pPr>
-    </w:p>
-    <w:bookmarkEnd w:id="42"/>
-    <w:bookmarkStart w:id="43" w:name="fall"/>
-    <w:p>
-      <w:pPr>
-        <w:pStyle w:val="Heading4"/>
-      </w:pPr>
-      <w:r>
-        <w:t xml:space="preserve">Fall</w:t>
-      </w:r>
-    </w:p>
-    <w:p>
-      <w:pPr>
-        <w:numPr>
-          <w:ilvl w:val="0"/>
-          <w:numId w:val="1018"/>
-        </w:numPr>
-      </w:pPr>
-      <w:r>
-        <w:t xml:space="preserve">Fall turnover can be defined as the first day in the fall when the temperature difference between the shallowest and deepest depths in the reservoir is less than 1 degree Celsius. On what date did fall turnover occur this past fall? Write out the full month name and day (e.g., September 20).</w:t>
-      </w:r>
-    </w:p>
-    <w:p>
-      <w:pPr>
-        <w:numPr>
-          <w:ilvl w:val="0"/>
-          <w:numId w:val="1000"/>
-        </w:numPr>
-      </w:pPr>
-      <w:r>
-        <w:rPr>
-          <w:bCs/>
-          <w:b/>
-        </w:rPr>
-        <w:t xml:space="preserve">Answer:</w:t>
-      </w:r>
-    </w:p>
-    <w:p>
-      <w:pPr>
-        <w:numPr>
-          <w:ilvl w:val="0"/>
-          <w:numId w:val="1018"/>
-        </w:numPr>
-      </w:pPr>
-      <w:r>
-        <w:t xml:space="preserve">Which statement best describes what happens to dissolved oxygen concentrations around the time of fall turnover? Compare dissolved oxygen values one week before vs. one week after turnover. Select the best answer in the Canvas quiz.</w:t>
-      </w:r>
-    </w:p>
-    <w:p>
-      <w:pPr>
-        <w:numPr>
-          <w:ilvl w:val="0"/>
-          <w:numId w:val="1000"/>
-        </w:numPr>
-      </w:pPr>
-      <w:r>
-        <w:rPr>
-          <w:bCs/>
-          <w:b/>
-        </w:rPr>
-        <w:t xml:space="preserve">Answer:</w:t>
-      </w:r>
-    </w:p>
-    <w:p>
-      <w:pPr>
-        <w:numPr>
-          <w:ilvl w:val="0"/>
-          <w:numId w:val="1018"/>
-        </w:numPr>
-      </w:pPr>
-      <w:r>
-        <w:t xml:space="preserve">Which statement best describes what happens to turbidity around the time of fall turnover? Compare turbidity values one week before vs. one week after turnover. Select the best answer in the Canvas quiz.</w:t>
-      </w:r>
-    </w:p>
-    <w:p>
-      <w:pPr>
-        <w:numPr>
-          <w:ilvl w:val="0"/>
-          <w:numId w:val="1000"/>
-        </w:numPr>
-      </w:pPr>
-      <w:r>
-        <w:rPr>
-          <w:bCs/>
-          <w:b/>
-        </w:rPr>
-        <w:t xml:space="preserve">Answer:</w:t>
-      </w:r>
-    </w:p>
-    <w:p>
-      <w:pPr>
-        <w:numPr>
-          <w:ilvl w:val="0"/>
-          <w:numId w:val="1018"/>
-        </w:numPr>
-      </w:pPr>
-      <w:r>
-        <w:t xml:space="preserve">Which depth would you choose for water extraction TWO DAYS BEFORE the day of fall turnover? Explain your reasoning.</w:t>
-      </w:r>
-    </w:p>
-    <w:p>
-      <w:pPr>
-        <w:numPr>
-          <w:ilvl w:val="0"/>
-          <w:numId w:val="1000"/>
-        </w:numPr>
-      </w:pPr>
-      <w:r>
-        <w:rPr>
-          <w:bCs/>
-          <w:b/>
-        </w:rPr>
-        <w:t xml:space="preserve">Answer:</w:t>
-      </w:r>
-    </w:p>
-    <w:p>
-      <w:pPr>
-        <w:numPr>
-          <w:ilvl w:val="0"/>
-          <w:numId w:val="1018"/>
-        </w:numPr>
-      </w:pPr>
-      <w:r>
-        <w:t xml:space="preserve">Explain your reasoning behind your decision in Question 33.</w:t>
-      </w:r>
-    </w:p>
-    <w:p>
-      <w:pPr>
-        <w:numPr>
-          <w:ilvl w:val="0"/>
-          <w:numId w:val="1000"/>
-        </w:numPr>
-      </w:pPr>
-      <w:r>
-        <w:rPr>
-          <w:bCs/>
-          <w:b/>
-        </w:rPr>
-        <w:t xml:space="preserve">Answer:</w:t>
-      </w:r>
-    </w:p>
-    <w:p>
-      <w:pPr>
-        <w:numPr>
-          <w:ilvl w:val="0"/>
-          <w:numId w:val="1018"/>
-        </w:numPr>
-      </w:pPr>
-      <w:r>
-        <w:t xml:space="preserve">Which depth would you choose for water extraction TWO DAYS AFTER the day of fall turnover?</w:t>
-      </w:r>
-    </w:p>
-    <w:p>
-      <w:pPr>
-        <w:numPr>
-          <w:ilvl w:val="0"/>
-          <w:numId w:val="1000"/>
-        </w:numPr>
-      </w:pPr>
-      <w:r>
-        <w:rPr>
-          <w:bCs/>
-          <w:b/>
-        </w:rPr>
-        <w:t xml:space="preserve">Answer:</w:t>
-      </w:r>
-    </w:p>
-    <w:p>
-      <w:pPr>
-        <w:numPr>
-          <w:ilvl w:val="0"/>
-          <w:numId w:val="1018"/>
-        </w:numPr>
-      </w:pPr>
-      <w:r>
-        <w:t xml:space="preserve">Explain your reasoning behind your decision in Question 35.</w:t>
-      </w:r>
-    </w:p>
-    <w:p>
-      <w:pPr>
-        <w:numPr>
-          <w:ilvl w:val="0"/>
-          <w:numId w:val="1000"/>
-        </w:numPr>
-      </w:pPr>
-      <w:r>
-        <w:rPr>
-          <w:bCs/>
-          <w:b/>
-        </w:rPr>
-        <w:t xml:space="preserve">Answer:</w:t>
-      </w:r>
-    </w:p>
-    <w:p>
-      <w:pPr>
-        <w:numPr>
-          <w:ilvl w:val="0"/>
-          <w:numId w:val="1018"/>
-        </w:numPr>
-      </w:pPr>
-      <w:r>
-        <w:t xml:space="preserve">Compare your answers to Question 33 and Question 35. Were your choices different before and after turnover? If so, explain why.</w:t>
-      </w:r>
-    </w:p>
-    <w:p>
-      <w:pPr>
-        <w:numPr>
-          <w:ilvl w:val="0"/>
-          <w:numId w:val="1000"/>
-        </w:numPr>
-      </w:pPr>
-      <w:r>
-        <w:rPr>
-          <w:bCs/>
-          <w:b/>
-        </w:rPr>
-        <w:t xml:space="preserve">Answer:</w:t>
-      </w:r>
-    </w:p>
-    <w:p>
-      <w:pPr>
-        <w:pStyle w:val="FirstParagraph"/>
-      </w:pPr>
-    </w:p>
-    <w:bookmarkEnd w:id="43"/>
-    <w:bookmarkStart w:id="44" w:name="winter"/>
-    <w:p>
-      <w:pPr>
-        <w:pStyle w:val="Heading4"/>
-      </w:pPr>
-      <w:r>
-        <w:t xml:space="preserve">Winter</w:t>
-      </w:r>
-    </w:p>
-    <w:p>
-      <w:pPr>
-        <w:numPr>
-          <w:ilvl w:val="0"/>
-          <w:numId w:val="1019"/>
-        </w:numPr>
-      </w:pPr>
-      <w:r>
-        <w:t xml:space="preserve">In the plot of winter data, is the reservoir thermally stratified or mixed?</w:t>
-      </w:r>
-    </w:p>
-    <w:p>
-      <w:pPr>
-        <w:numPr>
-          <w:ilvl w:val="0"/>
-          <w:numId w:val="1000"/>
-        </w:numPr>
-      </w:pPr>
-      <w:r>
-        <w:rPr>
-          <w:bCs/>
-          <w:b/>
-        </w:rPr>
-        <w:t xml:space="preserve">Answer:</w:t>
-      </w:r>
-    </w:p>
-    <w:p>
-      <w:pPr>
-        <w:numPr>
-          <w:ilvl w:val="0"/>
-          <w:numId w:val="1019"/>
-        </w:numPr>
-      </w:pPr>
-      <w:r>
-        <w:t xml:space="preserve">Compare dissolved oxygen concentrations at the deepest depth in your reservoir (29.5 ft for Falling Creek and 42.7 ft for Beaverdam) between the summer and winter data. Do they differ? If so, how? Select the best answer in the Canvas quiz.</w:t>
-      </w:r>
-    </w:p>
-    <w:p>
-      <w:pPr>
-        <w:numPr>
-          <w:ilvl w:val="0"/>
-          <w:numId w:val="1000"/>
-        </w:numPr>
-      </w:pPr>
-      <w:r>
-        <w:rPr>
-          <w:bCs/>
-          <w:b/>
-        </w:rPr>
-        <w:t xml:space="preserve">Answer:</w:t>
-      </w:r>
-    </w:p>
-    <w:p>
-      <w:pPr>
-        <w:numPr>
-          <w:ilvl w:val="0"/>
-          <w:numId w:val="1019"/>
-        </w:numPr>
-      </w:pPr>
-      <w:r>
-        <w:t xml:space="preserve">Compare turbidity concentrations in your reservoir between the summer and winter data. Do they differ? If so, how? Select the best answer in the Canvas quiz.</w:t>
-      </w:r>
-    </w:p>
-    <w:p>
-      <w:pPr>
-        <w:numPr>
-          <w:ilvl w:val="0"/>
-          <w:numId w:val="1000"/>
-        </w:numPr>
-      </w:pPr>
-      <w:r>
-        <w:rPr>
-          <w:bCs/>
-          <w:b/>
-        </w:rPr>
-        <w:t xml:space="preserve">Answer:</w:t>
-      </w:r>
-    </w:p>
-    <w:p>
-      <w:pPr>
-        <w:numPr>
-          <w:ilvl w:val="0"/>
-          <w:numId w:val="1019"/>
-        </w:numPr>
-      </w:pPr>
-      <w:r>
-        <w:t xml:space="preserve">Which depth do you choose for water extraction on January 31?</w:t>
-      </w:r>
-    </w:p>
-    <w:p>
-      <w:pPr>
-        <w:numPr>
-          <w:ilvl w:val="0"/>
-          <w:numId w:val="1000"/>
-        </w:numPr>
-      </w:pPr>
-      <w:r>
-        <w:rPr>
-          <w:bCs/>
-          <w:b/>
-        </w:rPr>
-        <w:t xml:space="preserve">Answer:</w:t>
-      </w:r>
-    </w:p>
-    <w:p>
-      <w:pPr>
-        <w:numPr>
-          <w:ilvl w:val="0"/>
-          <w:numId w:val="1019"/>
-        </w:numPr>
-      </w:pPr>
-      <w:r>
-        <w:t xml:space="preserve">Explain your reasoning behind your decision in Question 41.</w:t>
-      </w:r>
-    </w:p>
-    <w:p>
-      <w:pPr>
-        <w:numPr>
-          <w:ilvl w:val="0"/>
-          <w:numId w:val="1000"/>
-        </w:numPr>
-      </w:pPr>
-      <w:r>
-        <w:rPr>
-          <w:bCs/>
-          <w:b/>
         </w:rPr>
         <w:t xml:space="preserve">Answer:</w:t>
       </w:r>
@@ -2207,15 +1419,14 @@
         </w:pict>
       </w:r>
     </w:p>
-    <w:bookmarkEnd w:id="44"/>
-    <w:bookmarkEnd w:id="45"/>
-    <w:bookmarkStart w:id="46" w:name="X165310ccb31354782be78564e145c59333f394a"/>
+    <w:bookmarkEnd w:id="39"/>
+    <w:bookmarkStart w:id="43" w:name="X2a9a55240132e10c9487029428a49f0c70ca3e2"/>
     <w:p>
       <w:pPr>
         <w:pStyle w:val="Heading3"/>
       </w:pPr>
       <w:r>
-        <w:t xml:space="preserve">Objective 4: Define water quality forecasting and interpret a fall turnover forecast</w:t>
+        <w:t xml:space="preserve">Objective 4: View and interpret organic matter data from your reservoir</w:t>
       </w:r>
     </w:p>
     <w:p>
@@ -2229,11 +1440,188 @@
       <w:pPr>
         <w:numPr>
           <w:ilvl w:val="0"/>
+          <w:numId w:val="1019"/>
+        </w:numPr>
+      </w:pPr>
+      <w:r>
+        <w:t xml:space="preserve">Which of the following is NOT a characteristic of fDOM?</w:t>
+      </w:r>
+    </w:p>
+    <w:p>
+      <w:pPr>
+        <w:pStyle w:val="Compact"/>
+        <w:numPr>
+          <w:ilvl w:val="1"/>
           <w:numId w:val="1020"/>
         </w:numPr>
       </w:pPr>
       <w:r>
-        <w:t xml:space="preserve">What is the forecasted percent chance of fall turnover on October 15? Provide your answer as a whole number (e.g., 15).</w:t>
+        <w:t xml:space="preserve">it is composed of particles</w:t>
+      </w:r>
+    </w:p>
+    <w:p>
+      <w:pPr>
+        <w:pStyle w:val="Compact"/>
+        <w:numPr>
+          <w:ilvl w:val="1"/>
+          <w:numId w:val="1020"/>
+        </w:numPr>
+      </w:pPr>
+      <w:r>
+        <w:t xml:space="preserve">it is dissolved in the water</w:t>
+      </w:r>
+    </w:p>
+    <w:p>
+      <w:pPr>
+        <w:pStyle w:val="Compact"/>
+        <w:numPr>
+          <w:ilvl w:val="1"/>
+          <w:numId w:val="1020"/>
+        </w:numPr>
+      </w:pPr>
+      <w:r>
+        <w:t xml:space="preserve">it is derived from living things and contains carbon</w:t>
+      </w:r>
+    </w:p>
+    <w:p>
+      <w:pPr>
+        <w:pStyle w:val="Compact"/>
+        <w:numPr>
+          <w:ilvl w:val="1"/>
+          <w:numId w:val="1020"/>
+        </w:numPr>
+      </w:pPr>
+      <w:r>
+        <w:t xml:space="preserve">it fluoresces when exposed to light at particular wavelengths</w:t>
+      </w:r>
+    </w:p>
+    <w:p>
+      <w:pPr>
+        <w:numPr>
+          <w:ilvl w:val="0"/>
+          <w:numId w:val="1019"/>
+        </w:numPr>
+      </w:pPr>
+      <w:r>
+        <w:t xml:space="preserve">fDOM is measured in quinine sulfate units, or QSU. Which of the following is NOT true regarding QSU?</w:t>
+      </w:r>
+    </w:p>
+    <w:p>
+      <w:pPr>
+        <w:pStyle w:val="Compact"/>
+        <w:numPr>
+          <w:ilvl w:val="1"/>
+          <w:numId w:val="1021"/>
+        </w:numPr>
+      </w:pPr>
+      <w:r>
+        <w:t xml:space="preserve">QSU is an indirect measure of fDOM</w:t>
+      </w:r>
+    </w:p>
+    <w:p>
+      <w:pPr>
+        <w:pStyle w:val="Compact"/>
+        <w:numPr>
+          <w:ilvl w:val="1"/>
+          <w:numId w:val="1021"/>
+        </w:numPr>
+      </w:pPr>
+      <w:r>
+        <w:t xml:space="preserve">calibrating sensors using QSU enables consistent fDOM measurements across sensors and reservoirs</w:t>
+      </w:r>
+    </w:p>
+    <w:p>
+      <w:pPr>
+        <w:pStyle w:val="Compact"/>
+        <w:numPr>
+          <w:ilvl w:val="1"/>
+          <w:numId w:val="1021"/>
+        </w:numPr>
+      </w:pPr>
+      <w:r>
+        <w:t xml:space="preserve">QSU compares organic matter fluorescence to the fluorescence of known concentrations of quinine sulfate</w:t>
+      </w:r>
+    </w:p>
+    <w:p>
+      <w:pPr>
+        <w:pStyle w:val="Compact"/>
+        <w:numPr>
+          <w:ilvl w:val="1"/>
+          <w:numId w:val="1021"/>
+        </w:numPr>
+      </w:pPr>
+      <w:r>
+        <w:t xml:space="preserve">QSU range from -1 to 1</w:t>
+      </w:r>
+    </w:p>
+    <w:p>
+      <w:pPr>
+        <w:numPr>
+          <w:ilvl w:val="0"/>
+          <w:numId w:val="1019"/>
+        </w:numPr>
+      </w:pPr>
+      <w:r>
+        <w:t xml:space="preserve">How is fDOM related to DBPs?</w:t>
+      </w:r>
+    </w:p>
+    <w:p>
+      <w:pPr>
+        <w:pStyle w:val="Compact"/>
+        <w:numPr>
+          <w:ilvl w:val="1"/>
+          <w:numId w:val="1022"/>
+        </w:numPr>
+      </w:pPr>
+      <w:r>
+        <w:t xml:space="preserve">fDOM molecules are DBPs</w:t>
+      </w:r>
+    </w:p>
+    <w:p>
+      <w:pPr>
+        <w:pStyle w:val="Compact"/>
+        <w:numPr>
+          <w:ilvl w:val="1"/>
+          <w:numId w:val="1022"/>
+        </w:numPr>
+      </w:pPr>
+      <w:r>
+        <w:t xml:space="preserve">the presence of fDOM molecules is correlated with other molecules in the raw water that are DBPs</w:t>
+      </w:r>
+    </w:p>
+    <w:p>
+      <w:pPr>
+        <w:pStyle w:val="Compact"/>
+        <w:numPr>
+          <w:ilvl w:val="1"/>
+          <w:numId w:val="1022"/>
+        </w:numPr>
+      </w:pPr>
+      <w:r>
+        <w:t xml:space="preserve">high fDOM levels in raw water may indicate the presence of DBP precursors which will form DBPs during treatment</w:t>
+      </w:r>
+    </w:p>
+    <w:p>
+      <w:pPr>
+        <w:pStyle w:val="Compact"/>
+        <w:numPr>
+          <w:ilvl w:val="1"/>
+          <w:numId w:val="1022"/>
+        </w:numPr>
+      </w:pPr>
+      <w:r>
+        <w:t xml:space="preserve">high fDOM levels in raw water may indicate that treated water will exceed the MRDL</w:t>
+      </w:r>
+    </w:p>
+    <w:p>
+      <w:pPr>
+        <w:numPr>
+          <w:ilvl w:val="0"/>
+          <w:numId w:val="1019"/>
+        </w:numPr>
+      </w:pPr>
+      <w:r>
+        <w:t xml:space="preserve">On what day of the year did the highest observed fDOM occur in your reservoir? Write out the full month name and day (e.g., September 20).</w:t>
       </w:r>
     </w:p>
     <w:p>
@@ -2245,8 +1633,8 @@
       </w:pPr>
       <w:r>
         <w:rPr>
+          <w:b/>
           <w:bCs/>
-          <w:b/>
         </w:rPr>
         <w:t xml:space="preserve">Answer:</w:t>
       </w:r>
@@ -2255,11 +1643,11 @@
       <w:pPr>
         <w:numPr>
           <w:ilvl w:val="0"/>
-          <w:numId w:val="1020"/>
-        </w:numPr>
-      </w:pPr>
-      <w:r>
-        <w:t xml:space="preserve">Is it likely that fall turnover will occur on or before October 15?</w:t>
+          <w:numId w:val="1019"/>
+        </w:numPr>
+      </w:pPr>
+      <w:r>
+        <w:t xml:space="preserve">On what day of the year did the lowest observed fDOM occur in your reservoir? Write out the full month name and day (e.g., September 20).</w:t>
       </w:r>
     </w:p>
     <w:p>
@@ -2271,8 +1659,8 @@
       </w:pPr>
       <w:r>
         <w:rPr>
+          <w:b/>
           <w:bCs/>
-          <w:b/>
         </w:rPr>
         <w:t xml:space="preserve">Answer:</w:t>
       </w:r>
@@ -2281,11 +1669,11 @@
       <w:pPr>
         <w:numPr>
           <w:ilvl w:val="0"/>
-          <w:numId w:val="1020"/>
-        </w:numPr>
-      </w:pPr>
-      <w:r>
-        <w:t xml:space="preserve">What is the forecasted percent chance of fall turnover on October 27? Provide your answer as a whole number (e.g., 15).</w:t>
+          <w:numId w:val="1019"/>
+        </w:numPr>
+      </w:pPr>
+      <w:r>
+        <w:t xml:space="preserve">Based on the data in the figure and your understanding of how fDOM levels relate to DBPs, on what day of the year is the risk of DBP formation during treatment highest in your reservoir according to the fDOM data? Write out the full month name and day (e.g., September 20).</w:t>
       </w:r>
     </w:p>
     <w:p>
@@ -2297,8 +1685,8 @@
       </w:pPr>
       <w:r>
         <w:rPr>
+          <w:b/>
           <w:bCs/>
-          <w:b/>
         </w:rPr>
         <w:t xml:space="preserve">Answer:</w:t>
       </w:r>
@@ -2307,11 +1695,11 @@
       <w:pPr>
         <w:numPr>
           <w:ilvl w:val="0"/>
-          <w:numId w:val="1020"/>
-        </w:numPr>
-      </w:pPr>
-      <w:r>
-        <w:t xml:space="preserve">Is it likely that fall turnover will occur on or before October 27?</w:t>
+          <w:numId w:val="1019"/>
+        </w:numPr>
+      </w:pPr>
+      <w:r>
+        <w:t xml:space="preserve">In your focal reservoir, what is the corresponding TOC in mg/L for an fDOM observation of 20 QSU? Round your answer to the nearest tenth and be sure to include the units (e.g., 3.1 mg/L).</w:t>
       </w:r>
     </w:p>
     <w:p>
@@ -2323,26 +1711,99 @@
       </w:pPr>
       <w:r>
         <w:rPr>
+          <w:b/>
           <w:bCs/>
-          <w:b/>
         </w:rPr>
         <w:t xml:space="preserve">Answer:</w:t>
       </w:r>
     </w:p>
     <w:p>
+      <w:pPr>
+        <w:numPr>
+          <w:ilvl w:val="0"/>
+          <w:numId w:val="1019"/>
+        </w:numPr>
+      </w:pPr>
+      <w:r>
+        <w:t xml:space="preserve">The U.S. Environmental Protection Agency (US EPA) has a rule regarding removal of TOC from drinking water during treatment (see table below). The percentage of TOC that must be removed during treatment depends on the amount of TOC in the raw water (see the first column of the table). Notice that reservoirs are grouped depending on whether they exhibit TOC between 2-4 mg/L, between 4-8 mg/L, or above 8 mg/L. Use the fDOM-to-TOC converter to determine what level of fDOM would correspond to a raw water concentration of 8 mg/L of TOC. Round your answer to the nearest tenth and be sure to include the units (e.g., 10.5 QSU).</w:t>
+      </w:r>
+    </w:p>
+    <w:p>
+      <w:pPr>
+        <w:numPr>
+          <w:ilvl w:val="0"/>
+          <w:numId w:val="1000"/>
+        </w:numPr>
+      </w:pPr>
+      <w:r>
+        <w:rPr>
+          <w:b/>
+          <w:bCs/>
+        </w:rPr>
+        <w:t xml:space="preserve">Answer:</w:t>
+      </w:r>
+    </w:p>
+    <w:p>
+      <w:pPr>
+        <w:pStyle w:val="FirstParagraph"/>
+      </w:pPr>
+      <w:r>
+        <w:drawing>
+          <wp:inline>
+            <wp:extent cx="5943600" cy="2470308"/>
+            <wp:effectExtent b="0" l="0" r="0" t="0"/>
+            <wp:docPr descr="" title="" id="41" name="Picture"/>
+            <a:graphic>
+              <a:graphicData uri="http://schemas.openxmlformats.org/drawingml/2006/picture">
+                <pic:pic>
+                  <pic:nvPicPr>
+                    <pic:cNvPr descr="www/EPA_TOC_rule.png" id="42" name="Picture"/>
+                    <pic:cNvPicPr>
+                      <a:picLocks noChangeArrowheads="1" noChangeAspect="1"/>
+                    </pic:cNvPicPr>
+                  </pic:nvPicPr>
+                  <pic:blipFill>
+                    <a:blip r:embed="rId40"/>
+                    <a:stretch>
+                      <a:fillRect/>
+                    </a:stretch>
+                  </pic:blipFill>
+                  <pic:spPr bwMode="auto">
+                    <a:xfrm>
+                      <a:off x="0" y="0"/>
+                      <a:ext cx="5943600" cy="2470308"/>
+                    </a:xfrm>
+                    <a:prstGeom prst="rect">
+                      <a:avLst/>
+                    </a:prstGeom>
+                    <a:noFill/>
+                    <a:ln w="9525">
+                      <a:noFill/>
+                      <a:headEnd/>
+                      <a:tailEnd/>
+                    </a:ln>
+                  </pic:spPr>
+                </pic:pic>
+              </a:graphicData>
+            </a:graphic>
+          </wp:inline>
+        </w:drawing>
+      </w:r>
+    </w:p>
+    <w:p>
       <w:r>
         <w:br w:type="page"/>
       </w:r>
     </w:p>
-    <w:bookmarkEnd w:id="46"/>
-    <w:bookmarkEnd w:id="47"/>
-    <w:bookmarkStart w:id="50" w:name="Xcc16d5fe98d6dcb4919bf577afff323c04ea502"/>
+    <w:bookmarkEnd w:id="43"/>
+    <w:bookmarkEnd w:id="44"/>
+    <w:bookmarkStart w:id="50" w:name="Xc4188f0b9308a23bd67e3267d6e0dcec795b9c1"/>
     <w:p>
       <w:pPr>
         <w:pStyle w:val="Heading2"/>
       </w:pPr>
       <w:r>
-        <w:t xml:space="preserve">Activity C - Make water treatment decisions using water quality forecasts</w:t>
+        <w:t xml:space="preserve">Activity C - Use environmental data to inform water treatment decisions</w:t>
       </w:r>
     </w:p>
     <w:p>
@@ -2350,7 +1811,7 @@
         <w:pStyle w:val="FirstParagraph"/>
       </w:pPr>
       <w:r>
-        <w:t xml:space="preserve">Make water treatment decisions using high-frequency water quality data and water quality forecasts</w:t>
+        <w:t xml:space="preserve">Make water treatment decisions using high-frequency water quality data</w:t>
       </w:r>
     </w:p>
     <w:p>
@@ -2360,13 +1821,13 @@
         </w:pict>
       </w:r>
     </w:p>
-    <w:bookmarkStart w:id="49" w:name="X93fcf4209f95d5fd5eb0bd2a4c94c9dcb5197c4"/>
+    <w:bookmarkStart w:id="49" w:name="X9666959fa673f4d6377dacd2122303d31366458"/>
     <w:p>
       <w:pPr>
         <w:pStyle w:val="Heading3"/>
       </w:pPr>
       <w:r>
-        <w:t xml:space="preserve">Objective 5: Make water treatment decisions using water quality forecasts</w:t>
+        <w:t xml:space="preserve">Objective 6: Use fluorescent dissolved organic matter data to make coagulation decisions</w:t>
       </w:r>
     </w:p>
     <w:p>
@@ -2378,13 +1839,32 @@
     </w:p>
     <w:p>
       <w:pPr>
+        <w:pStyle w:val="FirstParagraph"/>
+      </w:pPr>
+    </w:p>
+    <w:bookmarkStart w:id="45" w:name="management-decision-1-winter-data"/>
+    <w:p>
+      <w:pPr>
+        <w:pStyle w:val="Heading4"/>
+      </w:pPr>
+      <w:r>
+        <w:t xml:space="preserve">Management decision #1: Winter data</w:t>
+      </w:r>
+    </w:p>
+    <w:p>
+      <w:pPr>
+        <w:pStyle w:val="FirstParagraph"/>
+      </w:pPr>
+    </w:p>
+    <w:p>
+      <w:pPr>
         <w:numPr>
           <w:ilvl w:val="0"/>
-          <w:numId w:val="1021"/>
-        </w:numPr>
-      </w:pPr>
-      <w:r>
-        <w:t xml:space="preserve">Do you think you will need to enact additional treatment measures in the coming week (next 7 days)?</w:t>
+          <w:numId w:val="1023"/>
+        </w:numPr>
+      </w:pPr>
+      <w:r>
+        <w:t xml:space="preserve">Today is Feb. 20. What is the corresponding TOC in mg/L of the fDOM observation for today? Use the fDOM to TOC converter to help answer the question. Round your answer to the nearest tenth and be sure to include the units (e.g., 3.1 mg/L).</w:t>
       </w:r>
     </w:p>
     <w:p>
@@ -2396,8 +1876,8 @@
       </w:pPr>
       <w:r>
         <w:rPr>
+          <w:b/>
           <w:bCs/>
-          <w:b/>
         </w:rPr>
         <w:t xml:space="preserve">Answer:</w:t>
       </w:r>
@@ -2406,11 +1886,125 @@
       <w:pPr>
         <w:numPr>
           <w:ilvl w:val="0"/>
-          <w:numId w:val="1021"/>
-        </w:numPr>
-      </w:pPr>
-      <w:r>
-        <w:t xml:space="preserve">Explain your reasoning behind your decision in Question 47.</w:t>
+          <w:numId w:val="1023"/>
+        </w:numPr>
+      </w:pPr>
+      <w:r>
+        <w:t xml:space="preserve">Which best describes the pattern in fDOM data over the previous month?</w:t>
+      </w:r>
+    </w:p>
+    <w:p>
+      <w:pPr>
+        <w:pStyle w:val="Compact"/>
+        <w:numPr>
+          <w:ilvl w:val="1"/>
+          <w:numId w:val="1024"/>
+        </w:numPr>
+      </w:pPr>
+      <w:r>
+        <w:t xml:space="preserve">increasing</w:t>
+      </w:r>
+    </w:p>
+    <w:p>
+      <w:pPr>
+        <w:pStyle w:val="Compact"/>
+        <w:numPr>
+          <w:ilvl w:val="1"/>
+          <w:numId w:val="1024"/>
+        </w:numPr>
+      </w:pPr>
+      <w:r>
+        <w:t xml:space="preserve">decreasing</w:t>
+      </w:r>
+    </w:p>
+    <w:p>
+      <w:pPr>
+        <w:pStyle w:val="Compact"/>
+        <w:numPr>
+          <w:ilvl w:val="1"/>
+          <w:numId w:val="1024"/>
+        </w:numPr>
+      </w:pPr>
+      <w:r>
+        <w:t xml:space="preserve">steady (very little change)</w:t>
+      </w:r>
+    </w:p>
+    <w:p>
+      <w:pPr>
+        <w:pStyle w:val="Compact"/>
+        <w:numPr>
+          <w:ilvl w:val="1"/>
+          <w:numId w:val="1024"/>
+        </w:numPr>
+      </w:pPr>
+      <w:r>
+        <w:t xml:space="preserve">highly variable, but neither increasing nor decreasing overall</w:t>
+      </w:r>
+    </w:p>
+    <w:p>
+      <w:pPr>
+        <w:numPr>
+          <w:ilvl w:val="0"/>
+          <w:numId w:val="1023"/>
+        </w:numPr>
+      </w:pPr>
+      <w:r>
+        <w:t xml:space="preserve">Do you decide to increase the coagulation time to reduce the risk of high TOC and potential DBP formation in the filtered water? There is no right or wrong answer to this question.</w:t>
+      </w:r>
+    </w:p>
+    <w:p>
+      <w:pPr>
+        <w:pStyle w:val="Compact"/>
+        <w:numPr>
+          <w:ilvl w:val="1"/>
+          <w:numId w:val="1025"/>
+        </w:numPr>
+      </w:pPr>
+      <w:r>
+        <w:t xml:space="preserve">yes</w:t>
+      </w:r>
+    </w:p>
+    <w:p>
+      <w:pPr>
+        <w:pStyle w:val="Compact"/>
+        <w:numPr>
+          <w:ilvl w:val="1"/>
+          <w:numId w:val="1025"/>
+        </w:numPr>
+      </w:pPr>
+      <w:r>
+        <w:t xml:space="preserve">no</w:t>
+      </w:r>
+    </w:p>
+    <w:p>
+      <w:pPr>
+        <w:pStyle w:val="FirstParagraph"/>
+      </w:pPr>
+    </w:p>
+    <w:bookmarkEnd w:id="45"/>
+    <w:bookmarkStart w:id="46" w:name="management-decision-2-spring-data"/>
+    <w:p>
+      <w:pPr>
+        <w:pStyle w:val="Heading4"/>
+      </w:pPr>
+      <w:r>
+        <w:t xml:space="preserve">Management decision #2: Spring data</w:t>
+      </w:r>
+    </w:p>
+    <w:p>
+      <w:pPr>
+        <w:pStyle w:val="FirstParagraph"/>
+      </w:pPr>
+    </w:p>
+    <w:p>
+      <w:pPr>
+        <w:numPr>
+          <w:ilvl w:val="0"/>
+          <w:numId w:val="1026"/>
+        </w:numPr>
+      </w:pPr>
+      <w:r>
+        <w:t xml:space="preserve">Today is Apr. 15. What is the corresponding TOC in mg/L of the fDOM observation for today? Use the fDOM to TOC converter to help answer the question. Round your answer to the nearest tenth and be sure to include the units (e.g., 3.1 mg/L).</w:t>
       </w:r>
     </w:p>
     <w:p>
@@ -2422,8 +2016,8 @@
       </w:pPr>
       <w:r>
         <w:rPr>
+          <w:b/>
           <w:bCs/>
-          <w:b/>
         </w:rPr>
         <w:t xml:space="preserve">Answer:</w:t>
       </w:r>
@@ -2432,11 +2026,125 @@
       <w:pPr>
         <w:numPr>
           <w:ilvl w:val="0"/>
-          <w:numId w:val="1021"/>
-        </w:numPr>
-      </w:pPr>
-      <w:r>
-        <w:t xml:space="preserve">Do you think you will need to enact additional treatment measures in the coming week (over the next 7 days)?</w:t>
+          <w:numId w:val="1026"/>
+        </w:numPr>
+      </w:pPr>
+      <w:r>
+        <w:t xml:space="preserve">Which best describes the pattern in fDOM data over the previous month?</w:t>
+      </w:r>
+    </w:p>
+    <w:p>
+      <w:pPr>
+        <w:pStyle w:val="Compact"/>
+        <w:numPr>
+          <w:ilvl w:val="1"/>
+          <w:numId w:val="1027"/>
+        </w:numPr>
+      </w:pPr>
+      <w:r>
+        <w:t xml:space="preserve">increasing</w:t>
+      </w:r>
+    </w:p>
+    <w:p>
+      <w:pPr>
+        <w:pStyle w:val="Compact"/>
+        <w:numPr>
+          <w:ilvl w:val="1"/>
+          <w:numId w:val="1027"/>
+        </w:numPr>
+      </w:pPr>
+      <w:r>
+        <w:t xml:space="preserve">decreasing</w:t>
+      </w:r>
+    </w:p>
+    <w:p>
+      <w:pPr>
+        <w:pStyle w:val="Compact"/>
+        <w:numPr>
+          <w:ilvl w:val="1"/>
+          <w:numId w:val="1027"/>
+        </w:numPr>
+      </w:pPr>
+      <w:r>
+        <w:t xml:space="preserve">steady (very little change)</w:t>
+      </w:r>
+    </w:p>
+    <w:p>
+      <w:pPr>
+        <w:pStyle w:val="Compact"/>
+        <w:numPr>
+          <w:ilvl w:val="1"/>
+          <w:numId w:val="1027"/>
+        </w:numPr>
+      </w:pPr>
+      <w:r>
+        <w:t xml:space="preserve">highly variable, but neither increasing nor decreasing overall</w:t>
+      </w:r>
+    </w:p>
+    <w:p>
+      <w:pPr>
+        <w:numPr>
+          <w:ilvl w:val="0"/>
+          <w:numId w:val="1026"/>
+        </w:numPr>
+      </w:pPr>
+      <w:r>
+        <w:t xml:space="preserve">Do you decide to increase the coagulation time to reduce the risk of high TOC and potential DBP formation in the filtered water? There is no right or wrong answer to this question.</w:t>
+      </w:r>
+    </w:p>
+    <w:p>
+      <w:pPr>
+        <w:pStyle w:val="Compact"/>
+        <w:numPr>
+          <w:ilvl w:val="1"/>
+          <w:numId w:val="1028"/>
+        </w:numPr>
+      </w:pPr>
+      <w:r>
+        <w:t xml:space="preserve">yes</w:t>
+      </w:r>
+    </w:p>
+    <w:p>
+      <w:pPr>
+        <w:pStyle w:val="Compact"/>
+        <w:numPr>
+          <w:ilvl w:val="1"/>
+          <w:numId w:val="1028"/>
+        </w:numPr>
+      </w:pPr>
+      <w:r>
+        <w:t xml:space="preserve">no</w:t>
+      </w:r>
+    </w:p>
+    <w:p>
+      <w:pPr>
+        <w:pStyle w:val="FirstParagraph"/>
+      </w:pPr>
+    </w:p>
+    <w:bookmarkEnd w:id="46"/>
+    <w:bookmarkStart w:id="48" w:name="management-decision-3-summer-data"/>
+    <w:p>
+      <w:pPr>
+        <w:pStyle w:val="Heading4"/>
+      </w:pPr>
+      <w:r>
+        <w:t xml:space="preserve">Management decision #3: Summer data</w:t>
+      </w:r>
+    </w:p>
+    <w:p>
+      <w:pPr>
+        <w:pStyle w:val="FirstParagraph"/>
+      </w:pPr>
+    </w:p>
+    <w:p>
+      <w:pPr>
+        <w:numPr>
+          <w:ilvl w:val="0"/>
+          <w:numId w:val="1029"/>
+        </w:numPr>
+      </w:pPr>
+      <w:r>
+        <w:t xml:space="preserve">Today is Aug. 20. What is the corresponding TOC in mg/L of the fDOM observation for today? Use the fDOM to TOC converter to help answer the question. Round your answer to the nearest tenth and be sure to include the units (e.g., 3.1 mg/L).</w:t>
       </w:r>
     </w:p>
     <w:p>
@@ -2448,8 +2156,8 @@
       </w:pPr>
       <w:r>
         <w:rPr>
+          <w:b/>
           <w:bCs/>
-          <w:b/>
         </w:rPr>
         <w:t xml:space="preserve">Answer:</w:t>
       </w:r>
@@ -2458,287 +2166,148 @@
       <w:pPr>
         <w:numPr>
           <w:ilvl w:val="0"/>
-          <w:numId w:val="1021"/>
-        </w:numPr>
-      </w:pPr>
-      <w:r>
-        <w:t xml:space="preserve">Explain your reasoning behind your decision in Question 49.</w:t>
+          <w:numId w:val="1029"/>
+        </w:numPr>
+      </w:pPr>
+      <w:r>
+        <w:t xml:space="preserve">Which best describes the pattern in fDOM data over the previous month?</w:t>
+      </w:r>
+    </w:p>
+    <w:p>
+      <w:pPr>
+        <w:pStyle w:val="Compact"/>
+        <w:numPr>
+          <w:ilvl w:val="1"/>
+          <w:numId w:val="1030"/>
+        </w:numPr>
+      </w:pPr>
+      <w:r>
+        <w:t xml:space="preserve">increasing</w:t>
+      </w:r>
+    </w:p>
+    <w:p>
+      <w:pPr>
+        <w:pStyle w:val="Compact"/>
+        <w:numPr>
+          <w:ilvl w:val="1"/>
+          <w:numId w:val="1030"/>
+        </w:numPr>
+      </w:pPr>
+      <w:r>
+        <w:t xml:space="preserve">decreasing</w:t>
+      </w:r>
+    </w:p>
+    <w:p>
+      <w:pPr>
+        <w:pStyle w:val="Compact"/>
+        <w:numPr>
+          <w:ilvl w:val="1"/>
+          <w:numId w:val="1030"/>
+        </w:numPr>
+      </w:pPr>
+      <w:r>
+        <w:t xml:space="preserve">steady (very little change)</w:t>
+      </w:r>
+    </w:p>
+    <w:p>
+      <w:pPr>
+        <w:pStyle w:val="Compact"/>
+        <w:numPr>
+          <w:ilvl w:val="1"/>
+          <w:numId w:val="1030"/>
+        </w:numPr>
+      </w:pPr>
+      <w:r>
+        <w:t xml:space="preserve">highly variable, but neither increasing nor decreasing overall</w:t>
       </w:r>
     </w:p>
     <w:p>
       <w:pPr>
         <w:numPr>
           <w:ilvl w:val="0"/>
-          <w:numId w:val="1000"/>
-        </w:numPr>
+          <w:numId w:val="1029"/>
+        </w:numPr>
+      </w:pPr>
+      <w:r>
+        <w:t xml:space="preserve">Do you decide to increase the coagulation time to reduce the risk of high TOC and potential DBP formation in the filtered water? There is no right or wrong answer to this question.</w:t>
+      </w:r>
+    </w:p>
+    <w:p>
+      <w:pPr>
+        <w:pStyle w:val="Compact"/>
+        <w:numPr>
+          <w:ilvl w:val="1"/>
+          <w:numId w:val="1031"/>
+        </w:numPr>
+      </w:pPr>
+      <w:r>
+        <w:t xml:space="preserve">yes</w:t>
+      </w:r>
+    </w:p>
+    <w:p>
+      <w:pPr>
+        <w:pStyle w:val="Compact"/>
+        <w:numPr>
+          <w:ilvl w:val="1"/>
+          <w:numId w:val="1031"/>
+        </w:numPr>
+      </w:pPr>
+      <w:r>
+        <w:t xml:space="preserve">no</w:t>
+      </w:r>
+    </w:p>
+    <w:p>
+      <w:pPr>
+        <w:pStyle w:val="FirstParagraph"/>
+      </w:pPr>
+    </w:p>
+    <w:p>
+      <w:pPr>
+        <w:pStyle w:val="BodyText"/>
       </w:pPr>
       <w:r>
         <w:rPr>
-          <w:bCs/>
-          <w:b/>
+          <w:i/>
+          <w:iCs/>
         </w:rPr>
-        <w:t xml:space="preserve">Answer:</w:t>
-      </w:r>
-    </w:p>
-    <w:p>
-      <w:pPr>
-        <w:numPr>
-          <w:ilvl w:val="0"/>
-          <w:numId w:val="1021"/>
-        </w:numPr>
-      </w:pPr>
-      <w:r>
-        <w:t xml:space="preserve">Compare the decisions you made in Question 47 and Question 49. Are they the same or different, and why?</w:t>
-      </w:r>
-    </w:p>
-    <w:p>
-      <w:pPr>
-        <w:numPr>
-          <w:ilvl w:val="0"/>
-          <w:numId w:val="1000"/>
-        </w:numPr>
-      </w:pPr>
+        <w:t xml:space="preserve">This module was initially developed by: Lofton, M.E., Cooke, R.L., and C.C. Carey. 20 September 2025. Macrosystems EDDIE: Exploring Tradeoffs in Water Quality Management Using Environmental Data. Macrosystems EDDIE Module 10, Version 1.</w:t>
+      </w:r>
       <w:r>
         <w:rPr>
-          <w:bCs/>
-          <w:b/>
-        </w:rPr>
-        <w:t xml:space="preserve">Answer:</w:t>
-      </w:r>
-    </w:p>
-    <w:p>
-      <w:pPr>
-        <w:numPr>
-          <w:ilvl w:val="0"/>
-          <w:numId w:val="1021"/>
-        </w:numPr>
-      </w:pPr>
-      <w:r>
-        <w:t xml:space="preserve">Do you think you will need to enact additional treatment measures in the coming week (over the next 7 days)?</w:t>
-      </w:r>
-    </w:p>
-    <w:p>
-      <w:pPr>
-        <w:numPr>
-          <w:ilvl w:val="0"/>
-          <w:numId w:val="1000"/>
-        </w:numPr>
-      </w:pPr>
-      <w:r>
-        <w:rPr>
-          <w:bCs/>
-          <w:b/>
-        </w:rPr>
-        <w:t xml:space="preserve">Answer:</w:t>
-      </w:r>
-    </w:p>
-    <w:p>
-      <w:pPr>
-        <w:numPr>
-          <w:ilvl w:val="0"/>
-          <w:numId w:val="1021"/>
-        </w:numPr>
-      </w:pPr>
-      <w:r>
-        <w:t xml:space="preserve">Explain your reasoning behind your decision in Question 52.</w:t>
-      </w:r>
-    </w:p>
-    <w:p>
-      <w:pPr>
-        <w:numPr>
-          <w:ilvl w:val="0"/>
-          <w:numId w:val="1000"/>
-        </w:numPr>
-      </w:pPr>
-      <w:r>
-        <w:rPr>
-          <w:bCs/>
-          <w:b/>
-        </w:rPr>
-        <w:t xml:space="preserve">Answer:</w:t>
-      </w:r>
-    </w:p>
-    <w:p>
-      <w:pPr>
-        <w:numPr>
-          <w:ilvl w:val="0"/>
-          <w:numId w:val="1021"/>
-        </w:numPr>
-      </w:pPr>
-      <w:r>
-        <w:t xml:space="preserve">Do you think you will need to enact additional treatment measures in the coming week (over the next 7 days)?</w:t>
-      </w:r>
-    </w:p>
-    <w:p>
-      <w:pPr>
-        <w:numPr>
-          <w:ilvl w:val="0"/>
-          <w:numId w:val="1000"/>
-        </w:numPr>
-      </w:pPr>
-      <w:r>
-        <w:rPr>
-          <w:bCs/>
-          <w:b/>
-        </w:rPr>
-        <w:t xml:space="preserve">Answer:</w:t>
-      </w:r>
-    </w:p>
-    <w:p>
-      <w:pPr>
-        <w:numPr>
-          <w:ilvl w:val="0"/>
-          <w:numId w:val="1021"/>
-        </w:numPr>
-      </w:pPr>
-      <w:r>
-        <w:t xml:space="preserve">Explain your reasoning behind your decision in Question 54.</w:t>
-      </w:r>
-    </w:p>
-    <w:p>
-      <w:pPr>
-        <w:numPr>
-          <w:ilvl w:val="0"/>
-          <w:numId w:val="1000"/>
-        </w:numPr>
-      </w:pPr>
-      <w:r>
-        <w:rPr>
-          <w:bCs/>
-          <w:b/>
-        </w:rPr>
-        <w:t xml:space="preserve">Answer:</w:t>
-      </w:r>
-    </w:p>
-    <w:p>
-      <w:pPr>
-        <w:numPr>
-          <w:ilvl w:val="0"/>
-          <w:numId w:val="1021"/>
-        </w:numPr>
-      </w:pPr>
-      <w:r>
-        <w:t xml:space="preserve">Compare the decisions you made in Question 52 and Question 54. Are they the same or different, and why?</w:t>
-      </w:r>
-    </w:p>
-    <w:p>
-      <w:pPr>
-        <w:numPr>
-          <w:ilvl w:val="0"/>
-          <w:numId w:val="1000"/>
-        </w:numPr>
-      </w:pPr>
-      <w:r>
-        <w:rPr>
-          <w:bCs/>
-          <w:b/>
-        </w:rPr>
-        <w:t xml:space="preserve">Answer:</w:t>
-      </w:r>
-    </w:p>
-    <w:p>
-      <w:pPr>
-        <w:numPr>
-          <w:ilvl w:val="0"/>
-          <w:numId w:val="1021"/>
-        </w:numPr>
-      </w:pPr>
-      <w:r>
-        <w:t xml:space="preserve">Using the data plotted in the figures above, do you think you made the right treatment decisions in Questions 52 and 54? Explain your reasoning.</w:t>
-      </w:r>
-    </w:p>
-    <w:p>
-      <w:pPr>
-        <w:numPr>
-          <w:ilvl w:val="0"/>
-          <w:numId w:val="1000"/>
-        </w:numPr>
-      </w:pPr>
-      <w:r>
-        <w:rPr>
-          <w:bCs/>
-          <w:b/>
-        </w:rPr>
-        <w:t xml:space="preserve">Answer:</w:t>
-      </w:r>
-    </w:p>
-    <w:p>
-      <w:pPr>
-        <w:numPr>
-          <w:ilvl w:val="0"/>
-          <w:numId w:val="1021"/>
-        </w:numPr>
-      </w:pPr>
-      <w:r>
-        <w:t xml:space="preserve">Evaluate the usefulness of the fall turnover forecasts. Did having a forecast available affect your decision-making compared to using real-time data?</w:t>
-      </w:r>
-    </w:p>
-    <w:p>
-      <w:pPr>
-        <w:numPr>
-          <w:ilvl w:val="0"/>
-          <w:numId w:val="1000"/>
-        </w:numPr>
-      </w:pPr>
-      <w:r>
-        <w:rPr>
-          <w:bCs/>
-          <w:b/>
-        </w:rPr>
-        <w:t xml:space="preserve">Answer:</w:t>
-      </w:r>
-    </w:p>
-    <w:p>
-      <w:pPr>
-        <w:pStyle w:val="FirstParagraph"/>
-      </w:pPr>
-    </w:p>
-    <w:p>
-      <w:pPr>
-        <w:pStyle w:val="BodyText"/>
-      </w:pPr>
-      <w:r>
-        <w:rPr>
+          <w:i/>
           <w:iCs/>
-          <w:i/>
-        </w:rPr>
-        <w:t xml:space="preserve">This module was initially developed by: Lofton, M.E., Cooke, R.L., and C.C. Carey. 15 August 2024. Macrosystems EDDIE: Using High-Frequency Data to Manage Water Quality. Macrosystems EDDIE Module 9, Version 1.</w:t>
-      </w:r>
-      <w:r>
-        <w:rPr>
-          <w:iCs/>
-          <w:i/>
         </w:rPr>
         <w:t xml:space="preserve"> </w:t>
       </w:r>
-      <w:hyperlink r:id="rId48">
+      <w:hyperlink r:id="rId47">
         <w:r>
           <w:rPr>
             <w:rStyle w:val="Hyperlink"/>
+            <w:i/>
             <w:iCs/>
-            <w:i/>
           </w:rPr>
-          <w:t xml:space="preserve">https://serc.carleton.edu/eddie/teaching_materials/modules/module9.html</w:t>
+          <w:t xml:space="preserve">https://serc.carleton.edu/eddie/teaching_materials/modules/module10.html</w:t>
         </w:r>
       </w:hyperlink>
       <w:r>
         <w:rPr>
+          <w:i/>
           <w:iCs/>
+        </w:rPr>
+        <w:t xml:space="preserve">. Module development was supported by NSF EF-2318861 and NSF RISE-2438447.</w:t>
+      </w:r>
+      <w:r>
+        <w:t xml:space="preserve"> </w:t>
+      </w:r>
+      <w:r>
+        <w:rPr>
           <w:i/>
+          <w:iCs/>
         </w:rPr>
-        <w:t xml:space="preserve">. Module development was supported by NSF EF-2318861.</w:t>
-      </w:r>
-      <w:r>
-        <w:t xml:space="preserve"> </w:t>
-      </w:r>
-      <w:r>
-        <w:rPr>
-          <w:iCs/>
-          <w:i/>
-        </w:rPr>
-        <w:t xml:space="preserve">This app was last updated on: 2024-08-28</w:t>
-      </w:r>
-    </w:p>
+        <w:t xml:space="preserve">This app was last updated on: 2025-09-20</w:t>
+      </w:r>
+    </w:p>
+    <w:bookmarkEnd w:id="48"/>
     <w:bookmarkEnd w:id="49"/>
     <w:bookmarkEnd w:id="50"/>
     <w:bookmarkEnd w:id="51"/>
@@ -3185,14 +2754,14 @@
     </w:lvl>
   </w:abstractNum>
   <w:abstractNum w:abstractNumId="990">
-    <w:nsid w:val="A990"/>
+    <w:nsid w:val="0000A990"/>
     <w:multiLevelType w:val="multilevel"/>
     <w:lvl w:ilvl="0">
       <w:numFmt w:val="bullet"/>
       <w:lvlText w:val=" "/>
       <w:lvlJc w:val="left"/>
       <w:pPr>
-        <w:ind w:left="720" w:hanging="480"/>
+        <w:ind w:left="720" w:hanging="360"/>
       </w:pPr>
     </w:lvl>
     <w:lvl w:ilvl="1">
@@ -3200,7 +2769,7 @@
       <w:lvlText w:val=" "/>
       <w:lvlJc w:val="left"/>
       <w:pPr>
-        <w:ind w:left="1440" w:hanging="480"/>
+        <w:ind w:left="1440" w:hanging="360"/>
       </w:pPr>
     </w:lvl>
     <w:lvl w:ilvl="2">
@@ -3208,7 +2777,7 @@
       <w:lvlText w:val=" "/>
       <w:lvlJc w:val="left"/>
       <w:pPr>
-        <w:ind w:left="2160" w:hanging="480"/>
+        <w:ind w:left="2160" w:hanging="360"/>
       </w:pPr>
     </w:lvl>
     <w:lvl w:ilvl="3">
@@ -3216,7 +2785,7 @@
       <w:lvlText w:val=" "/>
       <w:lvlJc w:val="left"/>
       <w:pPr>
-        <w:ind w:left="2880" w:hanging="480"/>
+        <w:ind w:left="2880" w:hanging="360"/>
       </w:pPr>
     </w:lvl>
     <w:lvl w:ilvl="4">
@@ -3224,7 +2793,7 @@
       <w:lvlText w:val=" "/>
       <w:lvlJc w:val="left"/>
       <w:pPr>
-        <w:ind w:left="3600" w:hanging="480"/>
+        <w:ind w:left="3600" w:hanging="360"/>
       </w:pPr>
     </w:lvl>
     <w:lvl w:ilvl="5">
@@ -3232,7 +2801,7 @@
       <w:lvlText w:val=" "/>
       <w:lvlJc w:val="left"/>
       <w:pPr>
-        <w:ind w:left="4320" w:hanging="480"/>
+        <w:ind w:left="4320" w:hanging="360"/>
       </w:pPr>
     </w:lvl>
     <w:lvl w:ilvl="6">
@@ -3240,7 +2809,7 @@
       <w:lvlText w:val=" "/>
       <w:lvlJc w:val="left"/>
       <w:pPr>
-        <w:ind w:left="5040" w:hanging="480"/>
+        <w:ind w:left="5040" w:hanging="360"/>
       </w:pPr>
     </w:lvl>
     <w:lvl w:ilvl="7">
@@ -3248,7 +2817,7 @@
       <w:lvlText w:val=" "/>
       <w:lvlJc w:val="left"/>
       <w:pPr>
-        <w:ind w:left="5760" w:hanging="480"/>
+        <w:ind w:left="5760" w:hanging="360"/>
       </w:pPr>
     </w:lvl>
     <w:lvl w:ilvl="8">
@@ -3256,88 +2825,115 @@
       <w:lvlText w:val=" "/>
       <w:lvlJc w:val="left"/>
       <w:pPr>
-        <w:ind w:left="6480" w:hanging="480"/>
+        <w:ind w:left="6480" w:hanging="360"/>
       </w:pPr>
     </w:lvl>
   </w:abstractNum>
   <w:abstractNum w:abstractNumId="991">
-    <w:nsid w:val="A991"/>
+    <w:nsid w:val="0000A991"/>
     <w:multiLevelType w:val="multilevel"/>
     <w:lvl w:ilvl="0">
       <w:numFmt w:val="bullet"/>
-      <w:lvlText w:val="•"/>
-      <w:lvlJc w:val="left"/>
-      <w:pPr>
-        <w:ind w:left="720" w:hanging="480"/>
-      </w:pPr>
+      <w:lvlText w:val=""/>
+      <w:lvlJc w:val="left"/>
+      <w:pPr>
+        <w:ind w:left="720" w:hanging="360"/>
+      </w:pPr>
+      <w:rPr>
+        <w:rFonts w:ascii="Symbol" w:hAnsi="Symbol" w:cs="Symbol" w:hint="default"/>
+      </w:rPr>
     </w:lvl>
     <w:lvl w:ilvl="1">
       <w:numFmt w:val="bullet"/>
-      <w:lvlText w:val="–"/>
-      <w:lvlJc w:val="left"/>
-      <w:pPr>
-        <w:ind w:left="1440" w:hanging="480"/>
-      </w:pPr>
+      <w:lvlText w:val="o"/>
+      <w:lvlJc w:val="left"/>
+      <w:pPr>
+        <w:ind w:left="1440" w:hanging="360"/>
+      </w:pPr>
+      <w:rPr>
+        <w:rFonts w:ascii="Courier New" w:hAnsi="Courier New" w:cs="Courier New" w:hint="default"/>
+      </w:rPr>
     </w:lvl>
     <w:lvl w:ilvl="2">
       <w:numFmt w:val="bullet"/>
-      <w:lvlText w:val="•"/>
-      <w:lvlJc w:val="left"/>
-      <w:pPr>
-        <w:ind w:left="2160" w:hanging="480"/>
-      </w:pPr>
+      <w:lvlText w:val=""/>
+      <w:lvlJc w:val="left"/>
+      <w:pPr>
+        <w:ind w:left="2160" w:hanging="360"/>
+      </w:pPr>
+      <w:rPr>
+        <w:rFonts w:ascii="Wingdings" w:hAnsi="Wingdings" w:cs="Wingdings" w:hint="default"/>
+      </w:rPr>
     </w:lvl>
     <w:lvl w:ilvl="3">
       <w:numFmt w:val="bullet"/>
-      <w:lvlText w:val="–"/>
-      <w:lvlJc w:val="left"/>
-      <w:pPr>
-        <w:ind w:left="2880" w:hanging="480"/>
-      </w:pPr>
+      <w:lvlText w:val=""/>
+      <w:lvlJc w:val="left"/>
+      <w:pPr>
+        <w:ind w:left="2880" w:hanging="360"/>
+      </w:pPr>
+      <w:rPr>
+        <w:rFonts w:ascii="Symbol" w:hAnsi="Symbol" w:cs="Symbol" w:hint="default"/>
+      </w:rPr>
     </w:lvl>
     <w:lvl w:ilvl="4">
       <w:numFmt w:val="bullet"/>
-      <w:lvlText w:val="•"/>
-      <w:lvlJc w:val="left"/>
-      <w:pPr>
-        <w:ind w:left="3600" w:hanging="480"/>
-      </w:pPr>
+      <w:lvlText w:val="o"/>
+      <w:lvlJc w:val="left"/>
+      <w:pPr>
+        <w:ind w:left="3600" w:hanging="360"/>
+      </w:pPr>
+      <w:rPr>
+        <w:rFonts w:ascii="Courier New" w:hAnsi="Courier New" w:cs="Courier New" w:hint="default"/>
+      </w:rPr>
     </w:lvl>
     <w:lvl w:ilvl="5">
       <w:numFmt w:val="bullet"/>
-      <w:lvlText w:val="–"/>
-      <w:lvlJc w:val="left"/>
-      <w:pPr>
-        <w:ind w:left="4320" w:hanging="480"/>
-      </w:pPr>
+      <w:lvlText w:val=""/>
+      <w:lvlJc w:val="left"/>
+      <w:pPr>
+        <w:ind w:left="4320" w:hanging="360"/>
+      </w:pPr>
+      <w:rPr>
+        <w:rFonts w:ascii="Wingdings" w:hAnsi="Wingdings" w:cs="Wingdings" w:hint="default"/>
+      </w:rPr>
     </w:lvl>
     <w:lvl w:ilvl="6">
       <w:numFmt w:val="bullet"/>
-      <w:lvlText w:val="•"/>
-      <w:lvlJc w:val="left"/>
-      <w:pPr>
-        <w:ind w:left="5040" w:hanging="480"/>
-      </w:pPr>
+      <w:lvlText w:val=""/>
+      <w:lvlJc w:val="left"/>
+      <w:pPr>
+        <w:ind w:left="5040" w:hanging="360"/>
+      </w:pPr>
+      <w:rPr>
+        <w:rFonts w:ascii="Symbol" w:hAnsi="Symbol" w:cs="Symbol" w:hint="default"/>
+      </w:rPr>
     </w:lvl>
     <w:lvl w:ilvl="7">
       <w:numFmt w:val="bullet"/>
-      <w:lvlText w:val="–"/>
-      <w:lvlJc w:val="left"/>
-      <w:pPr>
-        <w:ind w:left="5760" w:hanging="480"/>
-      </w:pPr>
+      <w:lvlText w:val="o"/>
+      <w:lvlJc w:val="left"/>
+      <w:pPr>
+        <w:ind w:left="5760" w:hanging="360"/>
+      </w:pPr>
+      <w:rPr>
+        <w:rFonts w:ascii="Courier New" w:hAnsi="Courier New" w:cs="Courier New" w:hint="default"/>
+      </w:rPr>
     </w:lvl>
     <w:lvl w:ilvl="8">
       <w:numFmt w:val="bullet"/>
-      <w:lvlText w:val="•"/>
-      <w:lvlJc w:val="left"/>
-      <w:pPr>
-        <w:ind w:left="6480" w:hanging="480"/>
-      </w:pPr>
+      <w:lvlText w:val=""/>
+      <w:lvlJc w:val="left"/>
+      <w:pPr>
+        <w:ind w:left="6480" w:hanging="360"/>
+      </w:pPr>
+      <w:rPr>
+        <w:rFonts w:ascii="Wingdings" w:hAnsi="Wingdings" w:cs="Wingdings" w:hint="default"/>
+      </w:rPr>
     </w:lvl>
   </w:abstractNum>
   <w:abstractNum w:abstractNumId="99411">
-    <w:nsid w:val="A99411"/>
+    <w:nsid w:val="00A99411"/>
     <w:multiLevelType w:val="multilevel"/>
     <w:lvl w:ilvl="0">
       <w:start w:val="1"/>
@@ -3345,7 +2941,7 @@
       <w:lvlText w:val="%1."/>
       <w:lvlJc w:val="left"/>
       <w:pPr>
-        <w:ind w:left="720" w:hanging="480"/>
+        <w:ind w:left="720" w:hanging="360"/>
       </w:pPr>
     </w:lvl>
     <w:lvl w:ilvl="1">
@@ -3354,7 +2950,7 @@
       <w:lvlText w:val="%2."/>
       <w:lvlJc w:val="left"/>
       <w:pPr>
-        <w:ind w:left="1440" w:hanging="480"/>
+        <w:ind w:left="1440" w:hanging="360"/>
       </w:pPr>
     </w:lvl>
     <w:lvl w:ilvl="2">
@@ -3363,7 +2959,7 @@
       <w:lvlText w:val="%3."/>
       <w:lvlJc w:val="left"/>
       <w:pPr>
-        <w:ind w:left="2160" w:hanging="480"/>
+        <w:ind w:left="2160" w:hanging="360"/>
       </w:pPr>
     </w:lvl>
     <w:lvl w:ilvl="3">
@@ -3372,7 +2968,7 @@
       <w:lvlText w:val="%4."/>
       <w:lvlJc w:val="left"/>
       <w:pPr>
-        <w:ind w:left="2880" w:hanging="480"/>
+        <w:ind w:left="2880" w:hanging="360"/>
       </w:pPr>
     </w:lvl>
     <w:lvl w:ilvl="4">
@@ -3381,7 +2977,7 @@
       <w:lvlText w:val="%5."/>
       <w:lvlJc w:val="left"/>
       <w:pPr>
-        <w:ind w:left="3600" w:hanging="480"/>
+        <w:ind w:left="3600" w:hanging="360"/>
       </w:pPr>
     </w:lvl>
     <w:lvl w:ilvl="5">
@@ -3390,7 +2986,7 @@
       <w:lvlText w:val="%6."/>
       <w:lvlJc w:val="left"/>
       <w:pPr>
-        <w:ind w:left="4320" w:hanging="480"/>
+        <w:ind w:left="4320" w:hanging="360"/>
       </w:pPr>
     </w:lvl>
     <w:lvl w:ilvl="6">
@@ -3399,7 +2995,7 @@
       <w:lvlText w:val="%7."/>
       <w:lvlJc w:val="left"/>
       <w:pPr>
-        <w:ind w:left="5040" w:hanging="480"/>
+        <w:ind w:left="5040" w:hanging="360"/>
       </w:pPr>
     </w:lvl>
     <w:lvl w:ilvl="7">
@@ -3408,7 +3004,7 @@
       <w:lvlText w:val="%8."/>
       <w:lvlJc w:val="left"/>
       <w:pPr>
-        <w:ind w:left="5760" w:hanging="480"/>
+        <w:ind w:left="5760" w:hanging="360"/>
       </w:pPr>
     </w:lvl>
     <w:lvl w:ilvl="8">
@@ -3417,12 +3013,12 @@
       <w:lvlText w:val="%9."/>
       <w:lvlJc w:val="left"/>
       <w:pPr>
-        <w:ind w:left="6480" w:hanging="480"/>
+        <w:ind w:left="6480" w:hanging="360"/>
       </w:pPr>
     </w:lvl>
   </w:abstractNum>
   <w:abstractNum w:abstractNumId="99711">
-    <w:nsid w:val="A99711"/>
+    <w:nsid w:val="00A99711"/>
     <w:multiLevelType w:val="multilevel"/>
     <w:lvl w:ilvl="0">
       <w:start w:val="1"/>
@@ -3430,7 +3026,7 @@
       <w:lvlText w:val="%1."/>
       <w:lvlJc w:val="left"/>
       <w:pPr>
-        <w:ind w:left="720" w:hanging="480"/>
+        <w:ind w:left="720" w:hanging="360"/>
       </w:pPr>
     </w:lvl>
     <w:lvl w:ilvl="1">
@@ -3439,7 +3035,7 @@
       <w:lvlText w:val="%2."/>
       <w:lvlJc w:val="left"/>
       <w:pPr>
-        <w:ind w:left="1440" w:hanging="480"/>
+        <w:ind w:left="1440" w:hanging="360"/>
       </w:pPr>
     </w:lvl>
     <w:lvl w:ilvl="2">
@@ -3448,7 +3044,7 @@
       <w:lvlText w:val="%3."/>
       <w:lvlJc w:val="left"/>
       <w:pPr>
-        <w:ind w:left="2160" w:hanging="480"/>
+        <w:ind w:left="2160" w:hanging="360"/>
       </w:pPr>
     </w:lvl>
     <w:lvl w:ilvl="3">
@@ -3457,7 +3053,7 @@
       <w:lvlText w:val="%4."/>
       <w:lvlJc w:val="left"/>
       <w:pPr>
-        <w:ind w:left="2880" w:hanging="480"/>
+        <w:ind w:left="2880" w:hanging="360"/>
       </w:pPr>
     </w:lvl>
     <w:lvl w:ilvl="4">
@@ -3466,7 +3062,7 @@
       <w:lvlText w:val="%5."/>
       <w:lvlJc w:val="left"/>
       <w:pPr>
-        <w:ind w:left="3600" w:hanging="480"/>
+        <w:ind w:left="3600" w:hanging="360"/>
       </w:pPr>
     </w:lvl>
     <w:lvl w:ilvl="5">
@@ -3475,7 +3071,7 @@
       <w:lvlText w:val="%6."/>
       <w:lvlJc w:val="left"/>
       <w:pPr>
-        <w:ind w:left="4320" w:hanging="480"/>
+        <w:ind w:left="4320" w:hanging="360"/>
       </w:pPr>
     </w:lvl>
     <w:lvl w:ilvl="6">
@@ -3484,7 +3080,7 @@
       <w:lvlText w:val="%7."/>
       <w:lvlJc w:val="left"/>
       <w:pPr>
-        <w:ind w:left="5040" w:hanging="480"/>
+        <w:ind w:left="5040" w:hanging="360"/>
       </w:pPr>
     </w:lvl>
     <w:lvl w:ilvl="7">
@@ -3493,7 +3089,7 @@
       <w:lvlText w:val="%8."/>
       <w:lvlJc w:val="left"/>
       <w:pPr>
-        <w:ind w:left="5760" w:hanging="480"/>
+        <w:ind w:left="5760" w:hanging="360"/>
       </w:pPr>
     </w:lvl>
     <w:lvl w:ilvl="8">
@@ -3502,522 +3098,607 @@
       <w:lvlText w:val="%9."/>
       <w:lvlJc w:val="left"/>
       <w:pPr>
-        <w:ind w:left="6480" w:hanging="480"/>
+        <w:ind w:left="6480" w:hanging="360"/>
       </w:pPr>
     </w:lvl>
   </w:abstractNum>
-  <w:abstractNum w:abstractNumId="99413">
-    <w:nsid w:val="A99413"/>
+  <w:abstractNum w:abstractNumId="99414">
+    <w:nsid w:val="00A99414"/>
     <w:multiLevelType w:val="multilevel"/>
     <w:lvl w:ilvl="0">
-      <w:start w:val="3"/>
+      <w:start w:val="4"/>
       <w:numFmt w:val="decimal"/>
       <w:lvlText w:val="%1."/>
       <w:lvlJc w:val="left"/>
       <w:pPr>
-        <w:ind w:left="720" w:hanging="480"/>
+        <w:ind w:left="720" w:hanging="360"/>
       </w:pPr>
     </w:lvl>
     <w:lvl w:ilvl="1">
-      <w:start w:val="3"/>
+      <w:start w:val="4"/>
       <w:numFmt w:val="decimal"/>
       <w:lvlText w:val="%2."/>
       <w:lvlJc w:val="left"/>
       <w:pPr>
-        <w:ind w:left="1440" w:hanging="480"/>
+        <w:ind w:left="1440" w:hanging="360"/>
       </w:pPr>
     </w:lvl>
     <w:lvl w:ilvl="2">
-      <w:start w:val="3"/>
+      <w:start w:val="4"/>
       <w:numFmt w:val="decimal"/>
       <w:lvlText w:val="%3."/>
       <w:lvlJc w:val="left"/>
       <w:pPr>
-        <w:ind w:left="2160" w:hanging="480"/>
+        <w:ind w:left="2160" w:hanging="360"/>
       </w:pPr>
     </w:lvl>
     <w:lvl w:ilvl="3">
-      <w:start w:val="3"/>
+      <w:start w:val="4"/>
       <w:numFmt w:val="decimal"/>
       <w:lvlText w:val="%4."/>
       <w:lvlJc w:val="left"/>
       <w:pPr>
-        <w:ind w:left="2880" w:hanging="480"/>
+        <w:ind w:left="2880" w:hanging="360"/>
       </w:pPr>
     </w:lvl>
     <w:lvl w:ilvl="4">
-      <w:start w:val="3"/>
+      <w:start w:val="4"/>
       <w:numFmt w:val="decimal"/>
       <w:lvlText w:val="%5."/>
       <w:lvlJc w:val="left"/>
       <w:pPr>
-        <w:ind w:left="3600" w:hanging="480"/>
+        <w:ind w:left="3600" w:hanging="360"/>
       </w:pPr>
     </w:lvl>
     <w:lvl w:ilvl="5">
-      <w:start w:val="3"/>
+      <w:start w:val="4"/>
       <w:numFmt w:val="decimal"/>
       <w:lvlText w:val="%6."/>
       <w:lvlJc w:val="left"/>
       <w:pPr>
-        <w:ind w:left="4320" w:hanging="480"/>
+        <w:ind w:left="4320" w:hanging="360"/>
       </w:pPr>
     </w:lvl>
     <w:lvl w:ilvl="6">
-      <w:start w:val="3"/>
+      <w:start w:val="4"/>
       <w:numFmt w:val="decimal"/>
       <w:lvlText w:val="%7."/>
       <w:lvlJc w:val="left"/>
       <w:pPr>
-        <w:ind w:left="5040" w:hanging="480"/>
+        <w:ind w:left="5040" w:hanging="360"/>
       </w:pPr>
     </w:lvl>
     <w:lvl w:ilvl="7">
-      <w:start w:val="3"/>
+      <w:start w:val="4"/>
       <w:numFmt w:val="decimal"/>
       <w:lvlText w:val="%8."/>
       <w:lvlJc w:val="left"/>
       <w:pPr>
-        <w:ind w:left="5760" w:hanging="480"/>
+        <w:ind w:left="5760" w:hanging="360"/>
       </w:pPr>
     </w:lvl>
     <w:lvl w:ilvl="8">
-      <w:start w:val="3"/>
+      <w:start w:val="4"/>
       <w:numFmt w:val="decimal"/>
       <w:lvlText w:val="%9."/>
       <w:lvlJc w:val="left"/>
       <w:pPr>
-        <w:ind w:left="6480" w:hanging="480"/>
+        <w:ind w:left="6480" w:hanging="360"/>
       </w:pPr>
     </w:lvl>
   </w:abstractNum>
-  <w:abstractNum w:abstractNumId="99418">
-    <w:nsid w:val="A99418"/>
+  <w:abstractNum w:abstractNumId="99417">
+    <w:nsid w:val="00A99417"/>
     <w:multiLevelType w:val="multilevel"/>
     <w:lvl w:ilvl="0">
-      <w:start w:val="8"/>
+      <w:start w:val="7"/>
       <w:numFmt w:val="decimal"/>
       <w:lvlText w:val="%1."/>
       <w:lvlJc w:val="left"/>
       <w:pPr>
-        <w:ind w:left="720" w:hanging="480"/>
+        <w:ind w:left="720" w:hanging="360"/>
       </w:pPr>
     </w:lvl>
     <w:lvl w:ilvl="1">
-      <w:start w:val="8"/>
+      <w:start w:val="7"/>
       <w:numFmt w:val="decimal"/>
       <w:lvlText w:val="%2."/>
       <w:lvlJc w:val="left"/>
       <w:pPr>
-        <w:ind w:left="1440" w:hanging="480"/>
+        <w:ind w:left="1440" w:hanging="360"/>
       </w:pPr>
     </w:lvl>
     <w:lvl w:ilvl="2">
-      <w:start w:val="8"/>
+      <w:start w:val="7"/>
       <w:numFmt w:val="decimal"/>
       <w:lvlText w:val="%3."/>
       <w:lvlJc w:val="left"/>
       <w:pPr>
-        <w:ind w:left="2160" w:hanging="480"/>
+        <w:ind w:left="2160" w:hanging="360"/>
       </w:pPr>
     </w:lvl>
     <w:lvl w:ilvl="3">
-      <w:start w:val="8"/>
+      <w:start w:val="7"/>
       <w:numFmt w:val="decimal"/>
       <w:lvlText w:val="%4."/>
       <w:lvlJc w:val="left"/>
       <w:pPr>
-        <w:ind w:left="2880" w:hanging="480"/>
+        <w:ind w:left="2880" w:hanging="360"/>
       </w:pPr>
     </w:lvl>
     <w:lvl w:ilvl="4">
-      <w:start w:val="8"/>
+      <w:start w:val="7"/>
       <w:numFmt w:val="decimal"/>
       <w:lvlText w:val="%5."/>
       <w:lvlJc w:val="left"/>
       <w:pPr>
-        <w:ind w:left="3600" w:hanging="480"/>
+        <w:ind w:left="3600" w:hanging="360"/>
       </w:pPr>
     </w:lvl>
     <w:lvl w:ilvl="5">
-      <w:start w:val="8"/>
+      <w:start w:val="7"/>
       <w:numFmt w:val="decimal"/>
       <w:lvlText w:val="%6."/>
       <w:lvlJc w:val="left"/>
       <w:pPr>
-        <w:ind w:left="4320" w:hanging="480"/>
+        <w:ind w:left="4320" w:hanging="360"/>
       </w:pPr>
     </w:lvl>
     <w:lvl w:ilvl="6">
-      <w:start w:val="8"/>
+      <w:start w:val="7"/>
       <w:numFmt w:val="decimal"/>
       <w:lvlText w:val="%7."/>
       <w:lvlJc w:val="left"/>
       <w:pPr>
-        <w:ind w:left="5040" w:hanging="480"/>
+        <w:ind w:left="5040" w:hanging="360"/>
       </w:pPr>
     </w:lvl>
     <w:lvl w:ilvl="7">
-      <w:start w:val="8"/>
+      <w:start w:val="7"/>
       <w:numFmt w:val="decimal"/>
       <w:lvlText w:val="%8."/>
       <w:lvlJc w:val="left"/>
       <w:pPr>
-        <w:ind w:left="5760" w:hanging="480"/>
+        <w:ind w:left="5760" w:hanging="360"/>
       </w:pPr>
     </w:lvl>
     <w:lvl w:ilvl="8">
-      <w:start w:val="8"/>
+      <w:start w:val="7"/>
       <w:numFmt w:val="decimal"/>
       <w:lvlText w:val="%9."/>
       <w:lvlJc w:val="left"/>
       <w:pPr>
-        <w:ind w:left="6480" w:hanging="480"/>
+        <w:ind w:left="6480" w:hanging="360"/>
       </w:pPr>
     </w:lvl>
   </w:abstractNum>
-  <w:abstractNum w:abstractNumId="99419">
-    <w:nsid w:val="A99419"/>
+  <w:abstractNum w:abstractNumId="994110">
+    <w:nsid w:val="0A994110"/>
     <w:multiLevelType w:val="multilevel"/>
     <w:lvl w:ilvl="0">
-      <w:start w:val="9"/>
+      <w:start w:val="10"/>
       <w:numFmt w:val="decimal"/>
       <w:lvlText w:val="%1."/>
       <w:lvlJc w:val="left"/>
       <w:pPr>
-        <w:ind w:left="720" w:hanging="480"/>
+        <w:ind w:left="720" w:hanging="360"/>
       </w:pPr>
     </w:lvl>
     <w:lvl w:ilvl="1">
-      <w:start w:val="9"/>
+      <w:start w:val="10"/>
       <w:numFmt w:val="decimal"/>
       <w:lvlText w:val="%2."/>
       <w:lvlJc w:val="left"/>
       <w:pPr>
-        <w:ind w:left="1440" w:hanging="480"/>
+        <w:ind w:left="1440" w:hanging="360"/>
       </w:pPr>
     </w:lvl>
     <w:lvl w:ilvl="2">
-      <w:start w:val="9"/>
+      <w:start w:val="10"/>
       <w:numFmt w:val="decimal"/>
       <w:lvlText w:val="%3."/>
       <w:lvlJc w:val="left"/>
       <w:pPr>
-        <w:ind w:left="2160" w:hanging="480"/>
+        <w:ind w:left="2160" w:hanging="360"/>
       </w:pPr>
     </w:lvl>
     <w:lvl w:ilvl="3">
-      <w:start w:val="9"/>
+      <w:start w:val="10"/>
       <w:numFmt w:val="decimal"/>
       <w:lvlText w:val="%4."/>
       <w:lvlJc w:val="left"/>
       <w:pPr>
-        <w:ind w:left="2880" w:hanging="480"/>
+        <w:ind w:left="2880" w:hanging="360"/>
       </w:pPr>
     </w:lvl>
     <w:lvl w:ilvl="4">
-      <w:start w:val="9"/>
+      <w:start w:val="10"/>
       <w:numFmt w:val="decimal"/>
       <w:lvlText w:val="%5."/>
       <w:lvlJc w:val="left"/>
       <w:pPr>
-        <w:ind w:left="3600" w:hanging="480"/>
+        <w:ind w:left="3600" w:hanging="360"/>
       </w:pPr>
     </w:lvl>
     <w:lvl w:ilvl="5">
-      <w:start w:val="9"/>
+      <w:start w:val="10"/>
       <w:numFmt w:val="decimal"/>
       <w:lvlText w:val="%6."/>
       <w:lvlJc w:val="left"/>
       <w:pPr>
-        <w:ind w:left="4320" w:hanging="480"/>
+        <w:ind w:left="4320" w:hanging="360"/>
       </w:pPr>
     </w:lvl>
     <w:lvl w:ilvl="6">
-      <w:start w:val="9"/>
+      <w:start w:val="10"/>
       <w:numFmt w:val="decimal"/>
       <w:lvlText w:val="%7."/>
       <w:lvlJc w:val="left"/>
       <w:pPr>
-        <w:ind w:left="5040" w:hanging="480"/>
+        <w:ind w:left="5040" w:hanging="360"/>
       </w:pPr>
     </w:lvl>
     <w:lvl w:ilvl="7">
-      <w:start w:val="9"/>
+      <w:start w:val="10"/>
       <w:numFmt w:val="decimal"/>
       <w:lvlText w:val="%8."/>
       <w:lvlJc w:val="left"/>
       <w:pPr>
-        <w:ind w:left="5760" w:hanging="480"/>
+        <w:ind w:left="5760" w:hanging="360"/>
       </w:pPr>
     </w:lvl>
     <w:lvl w:ilvl="8">
-      <w:start w:val="9"/>
+      <w:start w:val="10"/>
       <w:numFmt w:val="decimal"/>
       <w:lvlText w:val="%9."/>
       <w:lvlJc w:val="left"/>
       <w:pPr>
-        <w:ind w:left="6480" w:hanging="480"/>
+        <w:ind w:left="6480" w:hanging="360"/>
       </w:pPr>
     </w:lvl>
   </w:abstractNum>
-  <w:abstractNum w:abstractNumId="994114">
-    <w:nsid w:val="A994114"/>
+  <w:abstractNum w:abstractNumId="994115">
+    <w:nsid w:val="0A994115"/>
     <w:multiLevelType w:val="multilevel"/>
     <w:lvl w:ilvl="0">
-      <w:start w:val="14"/>
+      <w:start w:val="15"/>
       <w:numFmt w:val="decimal"/>
       <w:lvlText w:val="%1."/>
       <w:lvlJc w:val="left"/>
       <w:pPr>
-        <w:ind w:left="720" w:hanging="480"/>
+        <w:ind w:left="720" w:hanging="360"/>
       </w:pPr>
     </w:lvl>
     <w:lvl w:ilvl="1">
-      <w:start w:val="14"/>
+      <w:start w:val="15"/>
       <w:numFmt w:val="decimal"/>
       <w:lvlText w:val="%2."/>
       <w:lvlJc w:val="left"/>
       <w:pPr>
-        <w:ind w:left="1440" w:hanging="480"/>
+        <w:ind w:left="1440" w:hanging="360"/>
       </w:pPr>
     </w:lvl>
     <w:lvl w:ilvl="2">
-      <w:start w:val="14"/>
+      <w:start w:val="15"/>
       <w:numFmt w:val="decimal"/>
       <w:lvlText w:val="%3."/>
       <w:lvlJc w:val="left"/>
       <w:pPr>
-        <w:ind w:left="2160" w:hanging="480"/>
+        <w:ind w:left="2160" w:hanging="360"/>
       </w:pPr>
     </w:lvl>
     <w:lvl w:ilvl="3">
-      <w:start w:val="14"/>
+      <w:start w:val="15"/>
       <w:numFmt w:val="decimal"/>
       <w:lvlText w:val="%4."/>
       <w:lvlJc w:val="left"/>
       <w:pPr>
-        <w:ind w:left="2880" w:hanging="480"/>
+        <w:ind w:left="2880" w:hanging="360"/>
       </w:pPr>
     </w:lvl>
     <w:lvl w:ilvl="4">
-      <w:start w:val="14"/>
+      <w:start w:val="15"/>
       <w:numFmt w:val="decimal"/>
       <w:lvlText w:val="%5."/>
       <w:lvlJc w:val="left"/>
       <w:pPr>
-        <w:ind w:left="3600" w:hanging="480"/>
+        <w:ind w:left="3600" w:hanging="360"/>
       </w:pPr>
     </w:lvl>
     <w:lvl w:ilvl="5">
-      <w:start w:val="14"/>
+      <w:start w:val="15"/>
       <w:numFmt w:val="decimal"/>
       <w:lvlText w:val="%6."/>
       <w:lvlJc w:val="left"/>
       <w:pPr>
-        <w:ind w:left="4320" w:hanging="480"/>
+        <w:ind w:left="4320" w:hanging="360"/>
       </w:pPr>
     </w:lvl>
     <w:lvl w:ilvl="6">
-      <w:start w:val="14"/>
+      <w:start w:val="15"/>
       <w:numFmt w:val="decimal"/>
       <w:lvlText w:val="%7."/>
       <w:lvlJc w:val="left"/>
       <w:pPr>
-        <w:ind w:left="5040" w:hanging="480"/>
+        <w:ind w:left="5040" w:hanging="360"/>
       </w:pPr>
     </w:lvl>
     <w:lvl w:ilvl="7">
-      <w:start w:val="14"/>
+      <w:start w:val="15"/>
       <w:numFmt w:val="decimal"/>
       <w:lvlText w:val="%8."/>
       <w:lvlJc w:val="left"/>
       <w:pPr>
-        <w:ind w:left="5760" w:hanging="480"/>
+        <w:ind w:left="5760" w:hanging="360"/>
       </w:pPr>
     </w:lvl>
     <w:lvl w:ilvl="8">
-      <w:start w:val="14"/>
+      <w:start w:val="15"/>
       <w:numFmt w:val="decimal"/>
       <w:lvlText w:val="%9."/>
       <w:lvlJc w:val="left"/>
       <w:pPr>
-        <w:ind w:left="6480" w:hanging="480"/>
+        <w:ind w:left="6480" w:hanging="360"/>
       </w:pPr>
     </w:lvl>
   </w:abstractNum>
-  <w:abstractNum w:abstractNumId="994121">
-    <w:nsid w:val="A994121"/>
+  <w:abstractNum w:abstractNumId="994116">
+    <w:nsid w:val="0A994116"/>
     <w:multiLevelType w:val="multilevel"/>
     <w:lvl w:ilvl="0">
-      <w:start w:val="21"/>
+      <w:start w:val="16"/>
       <w:numFmt w:val="decimal"/>
       <w:lvlText w:val="%1."/>
       <w:lvlJc w:val="left"/>
       <w:pPr>
-        <w:ind w:left="720" w:hanging="480"/>
+        <w:ind w:left="720" w:hanging="360"/>
       </w:pPr>
     </w:lvl>
     <w:lvl w:ilvl="1">
-      <w:start w:val="21"/>
+      <w:start w:val="16"/>
       <w:numFmt w:val="decimal"/>
       <w:lvlText w:val="%2."/>
       <w:lvlJc w:val="left"/>
       <w:pPr>
-        <w:ind w:left="1440" w:hanging="480"/>
+        <w:ind w:left="1440" w:hanging="360"/>
       </w:pPr>
     </w:lvl>
     <w:lvl w:ilvl="2">
-      <w:start w:val="21"/>
+      <w:start w:val="16"/>
       <w:numFmt w:val="decimal"/>
       <w:lvlText w:val="%3."/>
       <w:lvlJc w:val="left"/>
       <w:pPr>
-        <w:ind w:left="2160" w:hanging="480"/>
+        <w:ind w:left="2160" w:hanging="360"/>
       </w:pPr>
     </w:lvl>
     <w:lvl w:ilvl="3">
-      <w:start w:val="21"/>
+      <w:start w:val="16"/>
       <w:numFmt w:val="decimal"/>
       <w:lvlText w:val="%4."/>
       <w:lvlJc w:val="left"/>
       <w:pPr>
-        <w:ind w:left="2880" w:hanging="480"/>
+        <w:ind w:left="2880" w:hanging="360"/>
       </w:pPr>
     </w:lvl>
     <w:lvl w:ilvl="4">
-      <w:start w:val="21"/>
+      <w:start w:val="16"/>
       <w:numFmt w:val="decimal"/>
       <w:lvlText w:val="%5."/>
       <w:lvlJc w:val="left"/>
       <w:pPr>
-        <w:ind w:left="3600" w:hanging="480"/>
+        <w:ind w:left="3600" w:hanging="360"/>
       </w:pPr>
     </w:lvl>
     <w:lvl w:ilvl="5">
-      <w:start w:val="21"/>
+      <w:start w:val="16"/>
       <w:numFmt w:val="decimal"/>
       <w:lvlText w:val="%6."/>
       <w:lvlJc w:val="left"/>
       <w:pPr>
-        <w:ind w:left="4320" w:hanging="480"/>
+        <w:ind w:left="4320" w:hanging="360"/>
       </w:pPr>
     </w:lvl>
     <w:lvl w:ilvl="6">
-      <w:start w:val="21"/>
+      <w:start w:val="16"/>
       <w:numFmt w:val="decimal"/>
       <w:lvlText w:val="%7."/>
       <w:lvlJc w:val="left"/>
       <w:pPr>
-        <w:ind w:left="5040" w:hanging="480"/>
+        <w:ind w:left="5040" w:hanging="360"/>
       </w:pPr>
     </w:lvl>
     <w:lvl w:ilvl="7">
-      <w:start w:val="21"/>
+      <w:start w:val="16"/>
       <w:numFmt w:val="decimal"/>
       <w:lvlText w:val="%8."/>
       <w:lvlJc w:val="left"/>
       <w:pPr>
-        <w:ind w:left="5760" w:hanging="480"/>
+        <w:ind w:left="5760" w:hanging="360"/>
       </w:pPr>
     </w:lvl>
     <w:lvl w:ilvl="8">
-      <w:start w:val="21"/>
+      <w:start w:val="16"/>
       <w:numFmt w:val="decimal"/>
       <w:lvlText w:val="%9."/>
       <w:lvlJc w:val="left"/>
       <w:pPr>
-        <w:ind w:left="6480" w:hanging="480"/>
+        <w:ind w:left="6480" w:hanging="360"/>
       </w:pPr>
     </w:lvl>
   </w:abstractNum>
-  <w:abstractNum w:abstractNumId="994125">
-    <w:nsid w:val="A994125"/>
+  <w:abstractNum w:abstractNumId="994124">
+    <w:nsid w:val="0A994124"/>
     <w:multiLevelType w:val="multilevel"/>
     <w:lvl w:ilvl="0">
-      <w:start w:val="25"/>
+      <w:start w:val="24"/>
       <w:numFmt w:val="decimal"/>
       <w:lvlText w:val="%1."/>
       <w:lvlJc w:val="left"/>
       <w:pPr>
-        <w:ind w:left="720" w:hanging="480"/>
+        <w:ind w:left="720" w:hanging="360"/>
       </w:pPr>
     </w:lvl>
     <w:lvl w:ilvl="1">
-      <w:start w:val="25"/>
+      <w:start w:val="24"/>
       <w:numFmt w:val="decimal"/>
       <w:lvlText w:val="%2."/>
       <w:lvlJc w:val="left"/>
       <w:pPr>
-        <w:ind w:left="1440" w:hanging="480"/>
+        <w:ind w:left="1440" w:hanging="360"/>
       </w:pPr>
     </w:lvl>
     <w:lvl w:ilvl="2">
-      <w:start w:val="25"/>
+      <w:start w:val="24"/>
       <w:numFmt w:val="decimal"/>
       <w:lvlText w:val="%3."/>
       <w:lvlJc w:val="left"/>
       <w:pPr>
-        <w:ind w:left="2160" w:hanging="480"/>
+        <w:ind w:left="2160" w:hanging="360"/>
       </w:pPr>
     </w:lvl>
     <w:lvl w:ilvl="3">
-      <w:start w:val="25"/>
+      <w:start w:val="24"/>
       <w:numFmt w:val="decimal"/>
       <w:lvlText w:val="%4."/>
       <w:lvlJc w:val="left"/>
       <w:pPr>
-        <w:ind w:left="2880" w:hanging="480"/>
+        <w:ind w:left="2880" w:hanging="360"/>
       </w:pPr>
     </w:lvl>
     <w:lvl w:ilvl="4">
-      <w:start w:val="25"/>
+      <w:start w:val="24"/>
       <w:numFmt w:val="decimal"/>
       <w:lvlText w:val="%5."/>
       <w:lvlJc w:val="left"/>
       <w:pPr>
-        <w:ind w:left="3600" w:hanging="480"/>
+        <w:ind w:left="3600" w:hanging="360"/>
       </w:pPr>
     </w:lvl>
     <w:lvl w:ilvl="5">
-      <w:start w:val="25"/>
+      <w:start w:val="24"/>
       <w:numFmt w:val="decimal"/>
       <w:lvlText w:val="%6."/>
       <w:lvlJc w:val="left"/>
       <w:pPr>
-        <w:ind w:left="4320" w:hanging="480"/>
+        <w:ind w:left="4320" w:hanging="360"/>
       </w:pPr>
     </w:lvl>
     <w:lvl w:ilvl="6">
-      <w:start w:val="25"/>
+      <w:start w:val="24"/>
       <w:numFmt w:val="decimal"/>
       <w:lvlText w:val="%7."/>
       <w:lvlJc w:val="left"/>
       <w:pPr>
-        <w:ind w:left="5040" w:hanging="480"/>
+        <w:ind w:left="5040" w:hanging="360"/>
       </w:pPr>
     </w:lvl>
     <w:lvl w:ilvl="7">
-      <w:start w:val="25"/>
+      <w:start w:val="24"/>
       <w:numFmt w:val="decimal"/>
       <w:lvlText w:val="%8."/>
       <w:lvlJc w:val="left"/>
       <w:pPr>
-        <w:ind w:left="5760" w:hanging="480"/>
+        <w:ind w:left="5760" w:hanging="360"/>
       </w:pPr>
     </w:lvl>
     <w:lvl w:ilvl="8">
-      <w:start w:val="25"/>
+      <w:start w:val="24"/>
       <w:numFmt w:val="decimal"/>
       <w:lvlText w:val="%9."/>
       <w:lvlJc w:val="left"/>
       <w:pPr>
-        <w:ind w:left="6480" w:hanging="480"/>
+        <w:ind w:left="6480" w:hanging="360"/>
+      </w:pPr>
+    </w:lvl>
+  </w:abstractNum>
+  <w:abstractNum w:abstractNumId="994127">
+    <w:nsid w:val="0A994127"/>
+    <w:multiLevelType w:val="multilevel"/>
+    <w:lvl w:ilvl="0">
+      <w:start w:val="27"/>
+      <w:numFmt w:val="decimal"/>
+      <w:lvlText w:val="%1."/>
+      <w:lvlJc w:val="left"/>
+      <w:pPr>
+        <w:ind w:left="720" w:hanging="360"/>
+      </w:pPr>
+    </w:lvl>
+    <w:lvl w:ilvl="1">
+      <w:start w:val="27"/>
+      <w:numFmt w:val="decimal"/>
+      <w:lvlText w:val="%2."/>
+      <w:lvlJc w:val="left"/>
+      <w:pPr>
+        <w:ind w:left="1440" w:hanging="360"/>
+      </w:pPr>
+    </w:lvl>
+    <w:lvl w:ilvl="2">
+      <w:start w:val="27"/>
+      <w:numFmt w:val="decimal"/>
+      <w:lvlText w:val="%3."/>
+      <w:lvlJc w:val="left"/>
+      <w:pPr>
+        <w:ind w:left="2160" w:hanging="360"/>
+      </w:pPr>
+    </w:lvl>
+    <w:lvl w:ilvl="3">
+      <w:start w:val="27"/>
+      <w:numFmt w:val="decimal"/>
+      <w:lvlText w:val="%4."/>
+      <w:lvlJc w:val="left"/>
+      <w:pPr>
+        <w:ind w:left="2880" w:hanging="360"/>
+      </w:pPr>
+    </w:lvl>
+    <w:lvl w:ilvl="4">
+      <w:start w:val="27"/>
+      <w:numFmt w:val="decimal"/>
+      <w:lvlText w:val="%5."/>
+      <w:lvlJc w:val="left"/>
+      <w:pPr>
+        <w:ind w:left="3600" w:hanging="360"/>
+      </w:pPr>
+    </w:lvl>
+    <w:lvl w:ilvl="5">
+      <w:start w:val="27"/>
+      <w:numFmt w:val="decimal"/>
+      <w:lvlText w:val="%6."/>
+      <w:lvlJc w:val="left"/>
+      <w:pPr>
+        <w:ind w:left="4320" w:hanging="360"/>
+      </w:pPr>
+    </w:lvl>
+    <w:lvl w:ilvl="6">
+      <w:start w:val="27"/>
+      <w:numFmt w:val="decimal"/>
+      <w:lvlText w:val="%7."/>
+      <w:lvlJc w:val="left"/>
+      <w:pPr>
+        <w:ind w:left="5040" w:hanging="360"/>
+      </w:pPr>
+    </w:lvl>
+    <w:lvl w:ilvl="7">
+      <w:start w:val="27"/>
+      <w:numFmt w:val="decimal"/>
+      <w:lvlText w:val="%8."/>
+      <w:lvlJc w:val="left"/>
+      <w:pPr>
+        <w:ind w:left="5760" w:hanging="360"/>
+      </w:pPr>
+    </w:lvl>
+    <w:lvl w:ilvl="8">
+      <w:start w:val="27"/>
+      <w:numFmt w:val="decimal"/>
+      <w:lvlText w:val="%9."/>
+      <w:lvlJc w:val="left"/>
+      <w:pPr>
+        <w:ind w:left="6480" w:hanging="360"/>
       </w:pPr>
     </w:lvl>
   </w:abstractNum>
   <w:abstractNum w:abstractNumId="994130">
-    <w:nsid w:val="A994130"/>
+    <w:nsid w:val="0A994130"/>
     <w:multiLevelType w:val="multilevel"/>
     <w:lvl w:ilvl="0">
       <w:start w:val="30"/>
@@ -4025,7 +3706,7 @@
       <w:lvlText w:val="%1."/>
       <w:lvlJc w:val="left"/>
       <w:pPr>
-        <w:ind w:left="720" w:hanging="480"/>
+        <w:ind w:left="720" w:hanging="360"/>
       </w:pPr>
     </w:lvl>
     <w:lvl w:ilvl="1">
@@ -4034,7 +3715,7 @@
       <w:lvlText w:val="%2."/>
       <w:lvlJc w:val="left"/>
       <w:pPr>
-        <w:ind w:left="1440" w:hanging="480"/>
+        <w:ind w:left="1440" w:hanging="360"/>
       </w:pPr>
     </w:lvl>
     <w:lvl w:ilvl="2">
@@ -4043,7 +3724,7 @@
       <w:lvlText w:val="%3."/>
       <w:lvlJc w:val="left"/>
       <w:pPr>
-        <w:ind w:left="2160" w:hanging="480"/>
+        <w:ind w:left="2160" w:hanging="360"/>
       </w:pPr>
     </w:lvl>
     <w:lvl w:ilvl="3">
@@ -4052,7 +3733,7 @@
       <w:lvlText w:val="%4."/>
       <w:lvlJc w:val="left"/>
       <w:pPr>
-        <w:ind w:left="2880" w:hanging="480"/>
+        <w:ind w:left="2880" w:hanging="360"/>
       </w:pPr>
     </w:lvl>
     <w:lvl w:ilvl="4">
@@ -4061,7 +3742,7 @@
       <w:lvlText w:val="%5."/>
       <w:lvlJc w:val="left"/>
       <w:pPr>
-        <w:ind w:left="3600" w:hanging="480"/>
+        <w:ind w:left="3600" w:hanging="360"/>
       </w:pPr>
     </w:lvl>
     <w:lvl w:ilvl="5">
@@ -4070,7 +3751,7 @@
       <w:lvlText w:val="%6."/>
       <w:lvlJc w:val="left"/>
       <w:pPr>
-        <w:ind w:left="4320" w:hanging="480"/>
+        <w:ind w:left="4320" w:hanging="360"/>
       </w:pPr>
     </w:lvl>
     <w:lvl w:ilvl="6">
@@ -4079,7 +3760,7 @@
       <w:lvlText w:val="%7."/>
       <w:lvlJc w:val="left"/>
       <w:pPr>
-        <w:ind w:left="5040" w:hanging="480"/>
+        <w:ind w:left="5040" w:hanging="360"/>
       </w:pPr>
     </w:lvl>
     <w:lvl w:ilvl="7">
@@ -4088,7 +3769,7 @@
       <w:lvlText w:val="%8."/>
       <w:lvlJc w:val="left"/>
       <w:pPr>
-        <w:ind w:left="5760" w:hanging="480"/>
+        <w:ind w:left="5760" w:hanging="360"/>
       </w:pPr>
     </w:lvl>
     <w:lvl w:ilvl="8">
@@ -4097,262 +3778,7 @@
       <w:lvlText w:val="%9."/>
       <w:lvlJc w:val="left"/>
       <w:pPr>
-        <w:ind w:left="6480" w:hanging="480"/>
-      </w:pPr>
-    </w:lvl>
-  </w:abstractNum>
-  <w:abstractNum w:abstractNumId="994138">
-    <w:nsid w:val="A994138"/>
-    <w:multiLevelType w:val="multilevel"/>
-    <w:lvl w:ilvl="0">
-      <w:start w:val="38"/>
-      <w:numFmt w:val="decimal"/>
-      <w:lvlText w:val="%1."/>
-      <w:lvlJc w:val="left"/>
-      <w:pPr>
-        <w:ind w:left="720" w:hanging="480"/>
-      </w:pPr>
-    </w:lvl>
-    <w:lvl w:ilvl="1">
-      <w:start w:val="38"/>
-      <w:numFmt w:val="decimal"/>
-      <w:lvlText w:val="%2."/>
-      <w:lvlJc w:val="left"/>
-      <w:pPr>
-        <w:ind w:left="1440" w:hanging="480"/>
-      </w:pPr>
-    </w:lvl>
-    <w:lvl w:ilvl="2">
-      <w:start w:val="38"/>
-      <w:numFmt w:val="decimal"/>
-      <w:lvlText w:val="%3."/>
-      <w:lvlJc w:val="left"/>
-      <w:pPr>
-        <w:ind w:left="2160" w:hanging="480"/>
-      </w:pPr>
-    </w:lvl>
-    <w:lvl w:ilvl="3">
-      <w:start w:val="38"/>
-      <w:numFmt w:val="decimal"/>
-      <w:lvlText w:val="%4."/>
-      <w:lvlJc w:val="left"/>
-      <w:pPr>
-        <w:ind w:left="2880" w:hanging="480"/>
-      </w:pPr>
-    </w:lvl>
-    <w:lvl w:ilvl="4">
-      <w:start w:val="38"/>
-      <w:numFmt w:val="decimal"/>
-      <w:lvlText w:val="%5."/>
-      <w:lvlJc w:val="left"/>
-      <w:pPr>
-        <w:ind w:left="3600" w:hanging="480"/>
-      </w:pPr>
-    </w:lvl>
-    <w:lvl w:ilvl="5">
-      <w:start w:val="38"/>
-      <w:numFmt w:val="decimal"/>
-      <w:lvlText w:val="%6."/>
-      <w:lvlJc w:val="left"/>
-      <w:pPr>
-        <w:ind w:left="4320" w:hanging="480"/>
-      </w:pPr>
-    </w:lvl>
-    <w:lvl w:ilvl="6">
-      <w:start w:val="38"/>
-      <w:numFmt w:val="decimal"/>
-      <w:lvlText w:val="%7."/>
-      <w:lvlJc w:val="left"/>
-      <w:pPr>
-        <w:ind w:left="5040" w:hanging="480"/>
-      </w:pPr>
-    </w:lvl>
-    <w:lvl w:ilvl="7">
-      <w:start w:val="38"/>
-      <w:numFmt w:val="decimal"/>
-      <w:lvlText w:val="%8."/>
-      <w:lvlJc w:val="left"/>
-      <w:pPr>
-        <w:ind w:left="5760" w:hanging="480"/>
-      </w:pPr>
-    </w:lvl>
-    <w:lvl w:ilvl="8">
-      <w:start w:val="38"/>
-      <w:numFmt w:val="decimal"/>
-      <w:lvlText w:val="%9."/>
-      <w:lvlJc w:val="left"/>
-      <w:pPr>
-        <w:ind w:left="6480" w:hanging="480"/>
-      </w:pPr>
-    </w:lvl>
-  </w:abstractNum>
-  <w:abstractNum w:abstractNumId="994143">
-    <w:nsid w:val="A994143"/>
-    <w:multiLevelType w:val="multilevel"/>
-    <w:lvl w:ilvl="0">
-      <w:start w:val="43"/>
-      <w:numFmt w:val="decimal"/>
-      <w:lvlText w:val="%1."/>
-      <w:lvlJc w:val="left"/>
-      <w:pPr>
-        <w:ind w:left="720" w:hanging="480"/>
-      </w:pPr>
-    </w:lvl>
-    <w:lvl w:ilvl="1">
-      <w:start w:val="43"/>
-      <w:numFmt w:val="decimal"/>
-      <w:lvlText w:val="%2."/>
-      <w:lvlJc w:val="left"/>
-      <w:pPr>
-        <w:ind w:left="1440" w:hanging="480"/>
-      </w:pPr>
-    </w:lvl>
-    <w:lvl w:ilvl="2">
-      <w:start w:val="43"/>
-      <w:numFmt w:val="decimal"/>
-      <w:lvlText w:val="%3."/>
-      <w:lvlJc w:val="left"/>
-      <w:pPr>
-        <w:ind w:left="2160" w:hanging="480"/>
-      </w:pPr>
-    </w:lvl>
-    <w:lvl w:ilvl="3">
-      <w:start w:val="43"/>
-      <w:numFmt w:val="decimal"/>
-      <w:lvlText w:val="%4."/>
-      <w:lvlJc w:val="left"/>
-      <w:pPr>
-        <w:ind w:left="2880" w:hanging="480"/>
-      </w:pPr>
-    </w:lvl>
-    <w:lvl w:ilvl="4">
-      <w:start w:val="43"/>
-      <w:numFmt w:val="decimal"/>
-      <w:lvlText w:val="%5."/>
-      <w:lvlJc w:val="left"/>
-      <w:pPr>
-        <w:ind w:left="3600" w:hanging="480"/>
-      </w:pPr>
-    </w:lvl>
-    <w:lvl w:ilvl="5">
-      <w:start w:val="43"/>
-      <w:numFmt w:val="decimal"/>
-      <w:lvlText w:val="%6."/>
-      <w:lvlJc w:val="left"/>
-      <w:pPr>
-        <w:ind w:left="4320" w:hanging="480"/>
-      </w:pPr>
-    </w:lvl>
-    <w:lvl w:ilvl="6">
-      <w:start w:val="43"/>
-      <w:numFmt w:val="decimal"/>
-      <w:lvlText w:val="%7."/>
-      <w:lvlJc w:val="left"/>
-      <w:pPr>
-        <w:ind w:left="5040" w:hanging="480"/>
-      </w:pPr>
-    </w:lvl>
-    <w:lvl w:ilvl="7">
-      <w:start w:val="43"/>
-      <w:numFmt w:val="decimal"/>
-      <w:lvlText w:val="%8."/>
-      <w:lvlJc w:val="left"/>
-      <w:pPr>
-        <w:ind w:left="5760" w:hanging="480"/>
-      </w:pPr>
-    </w:lvl>
-    <w:lvl w:ilvl="8">
-      <w:start w:val="43"/>
-      <w:numFmt w:val="decimal"/>
-      <w:lvlText w:val="%9."/>
-      <w:lvlJc w:val="left"/>
-      <w:pPr>
-        <w:ind w:left="6480" w:hanging="480"/>
-      </w:pPr>
-    </w:lvl>
-  </w:abstractNum>
-  <w:abstractNum w:abstractNumId="994147">
-    <w:nsid w:val="A994147"/>
-    <w:multiLevelType w:val="multilevel"/>
-    <w:lvl w:ilvl="0">
-      <w:start w:val="47"/>
-      <w:numFmt w:val="decimal"/>
-      <w:lvlText w:val="%1."/>
-      <w:lvlJc w:val="left"/>
-      <w:pPr>
-        <w:ind w:left="720" w:hanging="480"/>
-      </w:pPr>
-    </w:lvl>
-    <w:lvl w:ilvl="1">
-      <w:start w:val="47"/>
-      <w:numFmt w:val="decimal"/>
-      <w:lvlText w:val="%2."/>
-      <w:lvlJc w:val="left"/>
-      <w:pPr>
-        <w:ind w:left="1440" w:hanging="480"/>
-      </w:pPr>
-    </w:lvl>
-    <w:lvl w:ilvl="2">
-      <w:start w:val="47"/>
-      <w:numFmt w:val="decimal"/>
-      <w:lvlText w:val="%3."/>
-      <w:lvlJc w:val="left"/>
-      <w:pPr>
-        <w:ind w:left="2160" w:hanging="480"/>
-      </w:pPr>
-    </w:lvl>
-    <w:lvl w:ilvl="3">
-      <w:start w:val="47"/>
-      <w:numFmt w:val="decimal"/>
-      <w:lvlText w:val="%4."/>
-      <w:lvlJc w:val="left"/>
-      <w:pPr>
-        <w:ind w:left="2880" w:hanging="480"/>
-      </w:pPr>
-    </w:lvl>
-    <w:lvl w:ilvl="4">
-      <w:start w:val="47"/>
-      <w:numFmt w:val="decimal"/>
-      <w:lvlText w:val="%5."/>
-      <w:lvlJc w:val="left"/>
-      <w:pPr>
-        <w:ind w:left="3600" w:hanging="480"/>
-      </w:pPr>
-    </w:lvl>
-    <w:lvl w:ilvl="5">
-      <w:start w:val="47"/>
-      <w:numFmt w:val="decimal"/>
-      <w:lvlText w:val="%6."/>
-      <w:lvlJc w:val="left"/>
-      <w:pPr>
-        <w:ind w:left="4320" w:hanging="480"/>
-      </w:pPr>
-    </w:lvl>
-    <w:lvl w:ilvl="6">
-      <w:start w:val="47"/>
-      <w:numFmt w:val="decimal"/>
-      <w:lvlText w:val="%7."/>
-      <w:lvlJc w:val="left"/>
-      <w:pPr>
-        <w:ind w:left="5040" w:hanging="480"/>
-      </w:pPr>
-    </w:lvl>
-    <w:lvl w:ilvl="7">
-      <w:start w:val="47"/>
-      <w:numFmt w:val="decimal"/>
-      <w:lvlText w:val="%8."/>
-      <w:lvlJc w:val="left"/>
-      <w:pPr>
-        <w:ind w:left="5760" w:hanging="480"/>
-      </w:pPr>
-    </w:lvl>
-    <w:lvl w:ilvl="8">
-      <w:start w:val="47"/>
-      <w:numFmt w:val="decimal"/>
-      <w:lvlText w:val="%9."/>
-      <w:lvlJc w:val="left"/>
-      <w:pPr>
-        <w:ind w:left="6480" w:hanging="480"/>
+        <w:ind w:left="6480" w:hanging="360"/>
       </w:pPr>
     </w:lvl>
   </w:abstractNum>
@@ -4519,36 +3945,66 @@
     </w:lvlOverride>
   </w:num>
   <w:num w:numId="1007">
-    <w:abstractNumId w:val="99413"/>
+    <w:abstractNumId w:val="99711"/>
     <w:lvlOverride w:ilvl="0">
-      <w:startOverride w:val="3"/>
+      <w:startOverride w:val="1"/>
     </w:lvlOverride>
     <w:lvlOverride w:ilvl="1">
-      <w:startOverride w:val="3"/>
+      <w:startOverride w:val="1"/>
     </w:lvlOverride>
     <w:lvlOverride w:ilvl="2">
-      <w:startOverride w:val="3"/>
+      <w:startOverride w:val="1"/>
     </w:lvlOverride>
     <w:lvlOverride w:ilvl="3">
-      <w:startOverride w:val="3"/>
+      <w:startOverride w:val="1"/>
     </w:lvlOverride>
     <w:lvlOverride w:ilvl="4">
-      <w:startOverride w:val="3"/>
+      <w:startOverride w:val="1"/>
     </w:lvlOverride>
     <w:lvlOverride w:ilvl="5">
-      <w:startOverride w:val="3"/>
+      <w:startOverride w:val="1"/>
     </w:lvlOverride>
     <w:lvlOverride w:ilvl="6">
-      <w:startOverride w:val="3"/>
+      <w:startOverride w:val="1"/>
     </w:lvlOverride>
     <w:lvlOverride w:ilvl="7">
-      <w:startOverride w:val="3"/>
+      <w:startOverride w:val="1"/>
     </w:lvlOverride>
     <w:lvlOverride w:ilvl="8">
-      <w:startOverride w:val="3"/>
+      <w:startOverride w:val="1"/>
     </w:lvlOverride>
   </w:num>
   <w:num w:numId="1008">
+    <w:abstractNumId w:val="99414"/>
+    <w:lvlOverride w:ilvl="0">
+      <w:startOverride w:val="4"/>
+    </w:lvlOverride>
+    <w:lvlOverride w:ilvl="1">
+      <w:startOverride w:val="4"/>
+    </w:lvlOverride>
+    <w:lvlOverride w:ilvl="2">
+      <w:startOverride w:val="4"/>
+    </w:lvlOverride>
+    <w:lvlOverride w:ilvl="3">
+      <w:startOverride w:val="4"/>
+    </w:lvlOverride>
+    <w:lvlOverride w:ilvl="4">
+      <w:startOverride w:val="4"/>
+    </w:lvlOverride>
+    <w:lvlOverride w:ilvl="5">
+      <w:startOverride w:val="4"/>
+    </w:lvlOverride>
+    <w:lvlOverride w:ilvl="6">
+      <w:startOverride w:val="4"/>
+    </w:lvlOverride>
+    <w:lvlOverride w:ilvl="7">
+      <w:startOverride w:val="4"/>
+    </w:lvlOverride>
+    <w:lvlOverride w:ilvl="8">
+      <w:startOverride w:val="4"/>
+    </w:lvlOverride>
+  </w:num>
+  <w:num w:numId="1009">
     <w:abstractNumId w:val="99711"/>
     <w:lvlOverride w:ilvl="0">
       <w:startOverride w:val="1"/>
@@ -4578,64 +4034,34 @@
       <w:startOverride w:val="1"/>
     </w:lvlOverride>
   </w:num>
-  <w:num w:numId="1009">
-    <w:abstractNumId w:val="99418"/>
+  <w:num w:numId="1010">
+    <w:abstractNumId w:val="99711"/>
     <w:lvlOverride w:ilvl="0">
-      <w:startOverride w:val="8"/>
+      <w:startOverride w:val="1"/>
     </w:lvlOverride>
     <w:lvlOverride w:ilvl="1">
-      <w:startOverride w:val="8"/>
+      <w:startOverride w:val="1"/>
     </w:lvlOverride>
     <w:lvlOverride w:ilvl="2">
-      <w:startOverride w:val="8"/>
+      <w:startOverride w:val="1"/>
     </w:lvlOverride>
     <w:lvlOverride w:ilvl="3">
-      <w:startOverride w:val="8"/>
+      <w:startOverride w:val="1"/>
     </w:lvlOverride>
     <w:lvlOverride w:ilvl="4">
-      <w:startOverride w:val="8"/>
+      <w:startOverride w:val="1"/>
     </w:lvlOverride>
     <w:lvlOverride w:ilvl="5">
-      <w:startOverride w:val="8"/>
+      <w:startOverride w:val="1"/>
     </w:lvlOverride>
     <w:lvlOverride w:ilvl="6">
-      <w:startOverride w:val="8"/>
+      <w:startOverride w:val="1"/>
     </w:lvlOverride>
     <w:lvlOverride w:ilvl="7">
-      <w:startOverride w:val="8"/>
+      <w:startOverride w:val="1"/>
     </w:lvlOverride>
     <w:lvlOverride w:ilvl="8">
-      <w:startOverride w:val="8"/>
-    </w:lvlOverride>
-  </w:num>
-  <w:num w:numId="1010">
-    <w:abstractNumId w:val="99419"/>
-    <w:lvlOverride w:ilvl="0">
-      <w:startOverride w:val="9"/>
-    </w:lvlOverride>
-    <w:lvlOverride w:ilvl="1">
-      <w:startOverride w:val="9"/>
-    </w:lvlOverride>
-    <w:lvlOverride w:ilvl="2">
-      <w:startOverride w:val="9"/>
-    </w:lvlOverride>
-    <w:lvlOverride w:ilvl="3">
-      <w:startOverride w:val="9"/>
-    </w:lvlOverride>
-    <w:lvlOverride w:ilvl="4">
-      <w:startOverride w:val="9"/>
-    </w:lvlOverride>
-    <w:lvlOverride w:ilvl="5">
-      <w:startOverride w:val="9"/>
-    </w:lvlOverride>
-    <w:lvlOverride w:ilvl="6">
-      <w:startOverride w:val="9"/>
-    </w:lvlOverride>
-    <w:lvlOverride w:ilvl="7">
-      <w:startOverride w:val="9"/>
-    </w:lvlOverride>
-    <w:lvlOverride w:ilvl="8">
-      <w:startOverride w:val="9"/>
+      <w:startOverride w:val="1"/>
     </w:lvlOverride>
   </w:num>
   <w:num w:numId="1011">
@@ -4669,33 +4095,33 @@
     </w:lvlOverride>
   </w:num>
   <w:num w:numId="1012">
-    <w:abstractNumId w:val="994114"/>
+    <w:abstractNumId w:val="99417"/>
     <w:lvlOverride w:ilvl="0">
-      <w:startOverride w:val="14"/>
+      <w:startOverride w:val="7"/>
     </w:lvlOverride>
     <w:lvlOverride w:ilvl="1">
-      <w:startOverride w:val="14"/>
+      <w:startOverride w:val="7"/>
     </w:lvlOverride>
     <w:lvlOverride w:ilvl="2">
-      <w:startOverride w:val="14"/>
+      <w:startOverride w:val="7"/>
     </w:lvlOverride>
     <w:lvlOverride w:ilvl="3">
-      <w:startOverride w:val="14"/>
+      <w:startOverride w:val="7"/>
     </w:lvlOverride>
     <w:lvlOverride w:ilvl="4">
-      <w:startOverride w:val="14"/>
+      <w:startOverride w:val="7"/>
     </w:lvlOverride>
     <w:lvlOverride w:ilvl="5">
-      <w:startOverride w:val="14"/>
+      <w:startOverride w:val="7"/>
     </w:lvlOverride>
     <w:lvlOverride w:ilvl="6">
-      <w:startOverride w:val="14"/>
+      <w:startOverride w:val="7"/>
     </w:lvlOverride>
     <w:lvlOverride w:ilvl="7">
-      <w:startOverride w:val="14"/>
+      <w:startOverride w:val="7"/>
     </w:lvlOverride>
     <w:lvlOverride w:ilvl="8">
-      <w:startOverride w:val="14"/>
+      <w:startOverride w:val="7"/>
     </w:lvlOverride>
   </w:num>
   <w:num w:numId="1013">
@@ -4759,36 +4185,66 @@
     </w:lvlOverride>
   </w:num>
   <w:num w:numId="1015">
-    <w:abstractNumId w:val="994121"/>
+    <w:abstractNumId w:val="99711"/>
     <w:lvlOverride w:ilvl="0">
-      <w:startOverride w:val="21"/>
+      <w:startOverride w:val="1"/>
     </w:lvlOverride>
     <w:lvlOverride w:ilvl="1">
-      <w:startOverride w:val="21"/>
+      <w:startOverride w:val="1"/>
     </w:lvlOverride>
     <w:lvlOverride w:ilvl="2">
-      <w:startOverride w:val="21"/>
+      <w:startOverride w:val="1"/>
     </w:lvlOverride>
     <w:lvlOverride w:ilvl="3">
-      <w:startOverride w:val="21"/>
+      <w:startOverride w:val="1"/>
     </w:lvlOverride>
     <w:lvlOverride w:ilvl="4">
-      <w:startOverride w:val="21"/>
+      <w:startOverride w:val="1"/>
     </w:lvlOverride>
     <w:lvlOverride w:ilvl="5">
-      <w:startOverride w:val="21"/>
+      <w:startOverride w:val="1"/>
     </w:lvlOverride>
     <w:lvlOverride w:ilvl="6">
-      <w:startOverride w:val="21"/>
+      <w:startOverride w:val="1"/>
     </w:lvlOverride>
     <w:lvlOverride w:ilvl="7">
-      <w:startOverride w:val="21"/>
+      <w:startOverride w:val="1"/>
     </w:lvlOverride>
     <w:lvlOverride w:ilvl="8">
-      <w:startOverride w:val="21"/>
+      <w:startOverride w:val="1"/>
     </w:lvlOverride>
   </w:num>
   <w:num w:numId="1016">
+    <w:abstractNumId w:val="994110"/>
+    <w:lvlOverride w:ilvl="0">
+      <w:startOverride w:val="10"/>
+    </w:lvlOverride>
+    <w:lvlOverride w:ilvl="1">
+      <w:startOverride w:val="10"/>
+    </w:lvlOverride>
+    <w:lvlOverride w:ilvl="2">
+      <w:startOverride w:val="10"/>
+    </w:lvlOverride>
+    <w:lvlOverride w:ilvl="3">
+      <w:startOverride w:val="10"/>
+    </w:lvlOverride>
+    <w:lvlOverride w:ilvl="4">
+      <w:startOverride w:val="10"/>
+    </w:lvlOverride>
+    <w:lvlOverride w:ilvl="5">
+      <w:startOverride w:val="10"/>
+    </w:lvlOverride>
+    <w:lvlOverride w:ilvl="6">
+      <w:startOverride w:val="10"/>
+    </w:lvlOverride>
+    <w:lvlOverride w:ilvl="7">
+      <w:startOverride w:val="10"/>
+    </w:lvlOverride>
+    <w:lvlOverride w:ilvl="8">
+      <w:startOverride w:val="10"/>
+    </w:lvlOverride>
+  </w:num>
+  <w:num w:numId="1017">
     <w:abstractNumId w:val="99711"/>
     <w:lvlOverride w:ilvl="0">
       <w:startOverride w:val="1"/>
@@ -4818,37 +4274,337 @@
       <w:startOverride w:val="1"/>
     </w:lvlOverride>
   </w:num>
-  <w:num w:numId="1017">
-    <w:abstractNumId w:val="994125"/>
+  <w:num w:numId="1018">
+    <w:abstractNumId w:val="994115"/>
     <w:lvlOverride w:ilvl="0">
-      <w:startOverride w:val="25"/>
+      <w:startOverride w:val="15"/>
     </w:lvlOverride>
     <w:lvlOverride w:ilvl="1">
-      <w:startOverride w:val="25"/>
+      <w:startOverride w:val="15"/>
     </w:lvlOverride>
     <w:lvlOverride w:ilvl="2">
-      <w:startOverride w:val="25"/>
+      <w:startOverride w:val="15"/>
     </w:lvlOverride>
     <w:lvlOverride w:ilvl="3">
-      <w:startOverride w:val="25"/>
+      <w:startOverride w:val="15"/>
     </w:lvlOverride>
     <w:lvlOverride w:ilvl="4">
-      <w:startOverride w:val="25"/>
+      <w:startOverride w:val="15"/>
     </w:lvlOverride>
     <w:lvlOverride w:ilvl="5">
-      <w:startOverride w:val="25"/>
+      <w:startOverride w:val="15"/>
     </w:lvlOverride>
     <w:lvlOverride w:ilvl="6">
-      <w:startOverride w:val="25"/>
+      <w:startOverride w:val="15"/>
     </w:lvlOverride>
     <w:lvlOverride w:ilvl="7">
-      <w:startOverride w:val="25"/>
+      <w:startOverride w:val="15"/>
     </w:lvlOverride>
     <w:lvlOverride w:ilvl="8">
-      <w:startOverride w:val="25"/>
+      <w:startOverride w:val="15"/>
     </w:lvlOverride>
   </w:num>
-  <w:num w:numId="1018">
+  <w:num w:numId="1019">
+    <w:abstractNumId w:val="994116"/>
+    <w:lvlOverride w:ilvl="0">
+      <w:startOverride w:val="16"/>
+    </w:lvlOverride>
+    <w:lvlOverride w:ilvl="1">
+      <w:startOverride w:val="16"/>
+    </w:lvlOverride>
+    <w:lvlOverride w:ilvl="2">
+      <w:startOverride w:val="16"/>
+    </w:lvlOverride>
+    <w:lvlOverride w:ilvl="3">
+      <w:startOverride w:val="16"/>
+    </w:lvlOverride>
+    <w:lvlOverride w:ilvl="4">
+      <w:startOverride w:val="16"/>
+    </w:lvlOverride>
+    <w:lvlOverride w:ilvl="5">
+      <w:startOverride w:val="16"/>
+    </w:lvlOverride>
+    <w:lvlOverride w:ilvl="6">
+      <w:startOverride w:val="16"/>
+    </w:lvlOverride>
+    <w:lvlOverride w:ilvl="7">
+      <w:startOverride w:val="16"/>
+    </w:lvlOverride>
+    <w:lvlOverride w:ilvl="8">
+      <w:startOverride w:val="16"/>
+    </w:lvlOverride>
+  </w:num>
+  <w:num w:numId="1020">
+    <w:abstractNumId w:val="99711"/>
+    <w:lvlOverride w:ilvl="0">
+      <w:startOverride w:val="1"/>
+    </w:lvlOverride>
+    <w:lvlOverride w:ilvl="1">
+      <w:startOverride w:val="1"/>
+    </w:lvlOverride>
+    <w:lvlOverride w:ilvl="2">
+      <w:startOverride w:val="1"/>
+    </w:lvlOverride>
+    <w:lvlOverride w:ilvl="3">
+      <w:startOverride w:val="1"/>
+    </w:lvlOverride>
+    <w:lvlOverride w:ilvl="4">
+      <w:startOverride w:val="1"/>
+    </w:lvlOverride>
+    <w:lvlOverride w:ilvl="5">
+      <w:startOverride w:val="1"/>
+    </w:lvlOverride>
+    <w:lvlOverride w:ilvl="6">
+      <w:startOverride w:val="1"/>
+    </w:lvlOverride>
+    <w:lvlOverride w:ilvl="7">
+      <w:startOverride w:val="1"/>
+    </w:lvlOverride>
+    <w:lvlOverride w:ilvl="8">
+      <w:startOverride w:val="1"/>
+    </w:lvlOverride>
+  </w:num>
+  <w:num w:numId="1021">
+    <w:abstractNumId w:val="99711"/>
+    <w:lvlOverride w:ilvl="0">
+      <w:startOverride w:val="1"/>
+    </w:lvlOverride>
+    <w:lvlOverride w:ilvl="1">
+      <w:startOverride w:val="1"/>
+    </w:lvlOverride>
+    <w:lvlOverride w:ilvl="2">
+      <w:startOverride w:val="1"/>
+    </w:lvlOverride>
+    <w:lvlOverride w:ilvl="3">
+      <w:startOverride w:val="1"/>
+    </w:lvlOverride>
+    <w:lvlOverride w:ilvl="4">
+      <w:startOverride w:val="1"/>
+    </w:lvlOverride>
+    <w:lvlOverride w:ilvl="5">
+      <w:startOverride w:val="1"/>
+    </w:lvlOverride>
+    <w:lvlOverride w:ilvl="6">
+      <w:startOverride w:val="1"/>
+    </w:lvlOverride>
+    <w:lvlOverride w:ilvl="7">
+      <w:startOverride w:val="1"/>
+    </w:lvlOverride>
+    <w:lvlOverride w:ilvl="8">
+      <w:startOverride w:val="1"/>
+    </w:lvlOverride>
+  </w:num>
+  <w:num w:numId="1022">
+    <w:abstractNumId w:val="99711"/>
+    <w:lvlOverride w:ilvl="0">
+      <w:startOverride w:val="1"/>
+    </w:lvlOverride>
+    <w:lvlOverride w:ilvl="1">
+      <w:startOverride w:val="1"/>
+    </w:lvlOverride>
+    <w:lvlOverride w:ilvl="2">
+      <w:startOverride w:val="1"/>
+    </w:lvlOverride>
+    <w:lvlOverride w:ilvl="3">
+      <w:startOverride w:val="1"/>
+    </w:lvlOverride>
+    <w:lvlOverride w:ilvl="4">
+      <w:startOverride w:val="1"/>
+    </w:lvlOverride>
+    <w:lvlOverride w:ilvl="5">
+      <w:startOverride w:val="1"/>
+    </w:lvlOverride>
+    <w:lvlOverride w:ilvl="6">
+      <w:startOverride w:val="1"/>
+    </w:lvlOverride>
+    <w:lvlOverride w:ilvl="7">
+      <w:startOverride w:val="1"/>
+    </w:lvlOverride>
+    <w:lvlOverride w:ilvl="8">
+      <w:startOverride w:val="1"/>
+    </w:lvlOverride>
+  </w:num>
+  <w:num w:numId="1023">
+    <w:abstractNumId w:val="994124"/>
+    <w:lvlOverride w:ilvl="0">
+      <w:startOverride w:val="24"/>
+    </w:lvlOverride>
+    <w:lvlOverride w:ilvl="1">
+      <w:startOverride w:val="24"/>
+    </w:lvlOverride>
+    <w:lvlOverride w:ilvl="2">
+      <w:startOverride w:val="24"/>
+    </w:lvlOverride>
+    <w:lvlOverride w:ilvl="3">
+      <w:startOverride w:val="24"/>
+    </w:lvlOverride>
+    <w:lvlOverride w:ilvl="4">
+      <w:startOverride w:val="24"/>
+    </w:lvlOverride>
+    <w:lvlOverride w:ilvl="5">
+      <w:startOverride w:val="24"/>
+    </w:lvlOverride>
+    <w:lvlOverride w:ilvl="6">
+      <w:startOverride w:val="24"/>
+    </w:lvlOverride>
+    <w:lvlOverride w:ilvl="7">
+      <w:startOverride w:val="24"/>
+    </w:lvlOverride>
+    <w:lvlOverride w:ilvl="8">
+      <w:startOverride w:val="24"/>
+    </w:lvlOverride>
+  </w:num>
+  <w:num w:numId="1024">
+    <w:abstractNumId w:val="99711"/>
+    <w:lvlOverride w:ilvl="0">
+      <w:startOverride w:val="1"/>
+    </w:lvlOverride>
+    <w:lvlOverride w:ilvl="1">
+      <w:startOverride w:val="1"/>
+    </w:lvlOverride>
+    <w:lvlOverride w:ilvl="2">
+      <w:startOverride w:val="1"/>
+    </w:lvlOverride>
+    <w:lvlOverride w:ilvl="3">
+      <w:startOverride w:val="1"/>
+    </w:lvlOverride>
+    <w:lvlOverride w:ilvl="4">
+      <w:startOverride w:val="1"/>
+    </w:lvlOverride>
+    <w:lvlOverride w:ilvl="5">
+      <w:startOverride w:val="1"/>
+    </w:lvlOverride>
+    <w:lvlOverride w:ilvl="6">
+      <w:startOverride w:val="1"/>
+    </w:lvlOverride>
+    <w:lvlOverride w:ilvl="7">
+      <w:startOverride w:val="1"/>
+    </w:lvlOverride>
+    <w:lvlOverride w:ilvl="8">
+      <w:startOverride w:val="1"/>
+    </w:lvlOverride>
+  </w:num>
+  <w:num w:numId="1025">
+    <w:abstractNumId w:val="99711"/>
+    <w:lvlOverride w:ilvl="0">
+      <w:startOverride w:val="1"/>
+    </w:lvlOverride>
+    <w:lvlOverride w:ilvl="1">
+      <w:startOverride w:val="1"/>
+    </w:lvlOverride>
+    <w:lvlOverride w:ilvl="2">
+      <w:startOverride w:val="1"/>
+    </w:lvlOverride>
+    <w:lvlOverride w:ilvl="3">
+      <w:startOverride w:val="1"/>
+    </w:lvlOverride>
+    <w:lvlOverride w:ilvl="4">
+      <w:startOverride w:val="1"/>
+    </w:lvlOverride>
+    <w:lvlOverride w:ilvl="5">
+      <w:startOverride w:val="1"/>
+    </w:lvlOverride>
+    <w:lvlOverride w:ilvl="6">
+      <w:startOverride w:val="1"/>
+    </w:lvlOverride>
+    <w:lvlOverride w:ilvl="7">
+      <w:startOverride w:val="1"/>
+    </w:lvlOverride>
+    <w:lvlOverride w:ilvl="8">
+      <w:startOverride w:val="1"/>
+    </w:lvlOverride>
+  </w:num>
+  <w:num w:numId="1026">
+    <w:abstractNumId w:val="994127"/>
+    <w:lvlOverride w:ilvl="0">
+      <w:startOverride w:val="27"/>
+    </w:lvlOverride>
+    <w:lvlOverride w:ilvl="1">
+      <w:startOverride w:val="27"/>
+    </w:lvlOverride>
+    <w:lvlOverride w:ilvl="2">
+      <w:startOverride w:val="27"/>
+    </w:lvlOverride>
+    <w:lvlOverride w:ilvl="3">
+      <w:startOverride w:val="27"/>
+    </w:lvlOverride>
+    <w:lvlOverride w:ilvl="4">
+      <w:startOverride w:val="27"/>
+    </w:lvlOverride>
+    <w:lvlOverride w:ilvl="5">
+      <w:startOverride w:val="27"/>
+    </w:lvlOverride>
+    <w:lvlOverride w:ilvl="6">
+      <w:startOverride w:val="27"/>
+    </w:lvlOverride>
+    <w:lvlOverride w:ilvl="7">
+      <w:startOverride w:val="27"/>
+    </w:lvlOverride>
+    <w:lvlOverride w:ilvl="8">
+      <w:startOverride w:val="27"/>
+    </w:lvlOverride>
+  </w:num>
+  <w:num w:numId="1027">
+    <w:abstractNumId w:val="99711"/>
+    <w:lvlOverride w:ilvl="0">
+      <w:startOverride w:val="1"/>
+    </w:lvlOverride>
+    <w:lvlOverride w:ilvl="1">
+      <w:startOverride w:val="1"/>
+    </w:lvlOverride>
+    <w:lvlOverride w:ilvl="2">
+      <w:startOverride w:val="1"/>
+    </w:lvlOverride>
+    <w:lvlOverride w:ilvl="3">
+      <w:startOverride w:val="1"/>
+    </w:lvlOverride>
+    <w:lvlOverride w:ilvl="4">
+      <w:startOverride w:val="1"/>
+    </w:lvlOverride>
+    <w:lvlOverride w:ilvl="5">
+      <w:startOverride w:val="1"/>
+    </w:lvlOverride>
+    <w:lvlOverride w:ilvl="6">
+      <w:startOverride w:val="1"/>
+    </w:lvlOverride>
+    <w:lvlOverride w:ilvl="7">
+      <w:startOverride w:val="1"/>
+    </w:lvlOverride>
+    <w:lvlOverride w:ilvl="8">
+      <w:startOverride w:val="1"/>
+    </w:lvlOverride>
+  </w:num>
+  <w:num w:numId="1028">
+    <w:abstractNumId w:val="99711"/>
+    <w:lvlOverride w:ilvl="0">
+      <w:startOverride w:val="1"/>
+    </w:lvlOverride>
+    <w:lvlOverride w:ilvl="1">
+      <w:startOverride w:val="1"/>
+    </w:lvlOverride>
+    <w:lvlOverride w:ilvl="2">
+      <w:startOverride w:val="1"/>
+    </w:lvlOverride>
+    <w:lvlOverride w:ilvl="3">
+      <w:startOverride w:val="1"/>
+    </w:lvlOverride>
+    <w:lvlOverride w:ilvl="4">
+      <w:startOverride w:val="1"/>
+    </w:lvlOverride>
+    <w:lvlOverride w:ilvl="5">
+      <w:startOverride w:val="1"/>
+    </w:lvlOverride>
+    <w:lvlOverride w:ilvl="6">
+      <w:startOverride w:val="1"/>
+    </w:lvlOverride>
+    <w:lvlOverride w:ilvl="7">
+      <w:startOverride w:val="1"/>
+    </w:lvlOverride>
+    <w:lvlOverride w:ilvl="8">
+      <w:startOverride w:val="1"/>
+    </w:lvlOverride>
+  </w:num>
+  <w:num w:numId="1029">
     <w:abstractNumId w:val="994130"/>
     <w:lvlOverride w:ilvl="0">
       <w:startOverride w:val="30"/>
@@ -4878,94 +4634,64 @@
       <w:startOverride w:val="30"/>
     </w:lvlOverride>
   </w:num>
-  <w:num w:numId="1019">
-    <w:abstractNumId w:val="994138"/>
+  <w:num w:numId="1030">
+    <w:abstractNumId w:val="99711"/>
     <w:lvlOverride w:ilvl="0">
-      <w:startOverride w:val="38"/>
+      <w:startOverride w:val="1"/>
     </w:lvlOverride>
     <w:lvlOverride w:ilvl="1">
-      <w:startOverride w:val="38"/>
+      <w:startOverride w:val="1"/>
     </w:lvlOverride>
     <w:lvlOverride w:ilvl="2">
-      <w:startOverride w:val="38"/>
+      <w:startOverride w:val="1"/>
     </w:lvlOverride>
     <w:lvlOverride w:ilvl="3">
-      <w:startOverride w:val="38"/>
+      <w:startOverride w:val="1"/>
     </w:lvlOverride>
     <w:lvlOverride w:ilvl="4">
-      <w:startOverride w:val="38"/>
+      <w:startOverride w:val="1"/>
     </w:lvlOverride>
     <w:lvlOverride w:ilvl="5">
-      <w:startOverride w:val="38"/>
+      <w:startOverride w:val="1"/>
     </w:lvlOverride>
     <w:lvlOverride w:ilvl="6">
-      <w:startOverride w:val="38"/>
+      <w:startOverride w:val="1"/>
     </w:lvlOverride>
     <w:lvlOverride w:ilvl="7">
-      <w:startOverride w:val="38"/>
+      <w:startOverride w:val="1"/>
     </w:lvlOverride>
     <w:lvlOverride w:ilvl="8">
-      <w:startOverride w:val="38"/>
+      <w:startOverride w:val="1"/>
     </w:lvlOverride>
   </w:num>
-  <w:num w:numId="1020">
-    <w:abstractNumId w:val="994143"/>
+  <w:num w:numId="1031">
+    <w:abstractNumId w:val="99711"/>
     <w:lvlOverride w:ilvl="0">
-      <w:startOverride w:val="43"/>
+      <w:startOverride w:val="1"/>
     </w:lvlOverride>
     <w:lvlOverride w:ilvl="1">
-      <w:startOverride w:val="43"/>
+      <w:startOverride w:val="1"/>
     </w:lvlOverride>
     <w:lvlOverride w:ilvl="2">
-      <w:startOverride w:val="43"/>
+      <w:startOverride w:val="1"/>
     </w:lvlOverride>
     <w:lvlOverride w:ilvl="3">
-      <w:startOverride w:val="43"/>
+      <w:startOverride w:val="1"/>
     </w:lvlOverride>
     <w:lvlOverride w:ilvl="4">
-      <w:startOverride w:val="43"/>
+      <w:startOverride w:val="1"/>
     </w:lvlOverride>
     <w:lvlOverride w:ilvl="5">
-      <w:startOverride w:val="43"/>
+      <w:startOverride w:val="1"/>
     </w:lvlOverride>
     <w:lvlOverride w:ilvl="6">
-      <w:startOverride w:val="43"/>
+      <w:startOverride w:val="1"/>
     </w:lvlOverride>
     <w:lvlOverride w:ilvl="7">
-      <w:startOverride w:val="43"/>
+      <w:startOverride w:val="1"/>
     </w:lvlOverride>
     <w:lvlOverride w:ilvl="8">
-      <w:startOverride w:val="43"/>
-    </w:lvlOverride>
-  </w:num>
-  <w:num w:numId="1021">
-    <w:abstractNumId w:val="994147"/>
-    <w:lvlOverride w:ilvl="0">
-      <w:startOverride w:val="47"/>
-    </w:lvlOverride>
-    <w:lvlOverride w:ilvl="1">
-      <w:startOverride w:val="47"/>
-    </w:lvlOverride>
-    <w:lvlOverride w:ilvl="2">
-      <w:startOverride w:val="47"/>
-    </w:lvlOverride>
-    <w:lvlOverride w:ilvl="3">
-      <w:startOverride w:val="47"/>
-    </w:lvlOverride>
-    <w:lvlOverride w:ilvl="4">
-      <w:startOverride w:val="47"/>
-    </w:lvlOverride>
-    <w:lvlOverride w:ilvl="5">
-      <w:startOverride w:val="47"/>
-    </w:lvlOverride>
-    <w:lvlOverride w:ilvl="6">
-      <w:startOverride w:val="47"/>
-    </w:lvlOverride>
-    <w:lvlOverride w:ilvl="7">
-      <w:startOverride w:val="47"/>
-    </w:lvlOverride>
-    <w:lvlOverride w:ilvl="8">
-      <w:startOverride w:val="47"/>
+      <w:startOverride w:val="1"/>
     </w:lvlOverride>
   </w:num>
 </w:numbering>

--- a/report.docx
+++ b/report.docx
@@ -429,6 +429,18 @@
         </w:numPr>
       </w:pPr>
       <w:r>
+        <w:t xml:space="preserve">Select a focal reservoir.</w:t>
+      </w:r>
+    </w:p>
+    <w:p>
+      <w:pPr>
+        <w:pStyle w:val="Compact"/>
+        <w:numPr>
+          <w:ilvl w:val="0"/>
+          <w:numId w:val="1003"/>
+        </w:numPr>
+      </w:pPr>
+      <w:r>
         <w:t xml:space="preserve">Open the Canvas quiz questions associated with the reservoir you have chosen OR if you are not using Canvas, download a copy of all the questions as a Word document by clicking the</w:t>
       </w:r>
       <w:r>
@@ -478,18 +490,6 @@
       </w:r>
       <w:r>
         <w:t xml:space="preserve">button. In Word, you can save your answers in the document on your computer.</w:t>
-      </w:r>
-    </w:p>
-    <w:p>
-      <w:pPr>
-        <w:pStyle w:val="Compact"/>
-        <w:numPr>
-          <w:ilvl w:val="0"/>
-          <w:numId w:val="1003"/>
-        </w:numPr>
-      </w:pPr>
-      <w:r>
-        <w:t xml:space="preserve">When you have finished the module activities, be sure to submit your Canvas quiz for grading. If you are completing the module by answering the questions in a Word document, be sure to submit the document to your instructor for grading.</w:t>
       </w:r>
     </w:p>
     <w:p>
@@ -499,7 +499,7 @@
     </w:p>
     <w:bookmarkEnd w:id="32"/>
     <w:bookmarkEnd w:id="33"/>
-    <w:bookmarkStart w:id="51" w:name="module-questions"/>
+    <w:bookmarkStart w:id="52" w:name="module-questions"/>
     <w:p>
       <w:pPr>
         <w:pStyle w:val="Heading1"/>
@@ -810,31 +810,7 @@
         </w:numPr>
       </w:pPr>
       <w:r>
-        <w:t xml:space="preserve">a and b only</w:t>
-      </w:r>
-    </w:p>
-    <w:p>
-      <w:pPr>
-        <w:pStyle w:val="Compact"/>
-        <w:numPr>
-          <w:ilvl w:val="1"/>
-          <w:numId w:val="1009"/>
-        </w:numPr>
-      </w:pPr>
-      <w:r>
-        <w:t xml:space="preserve">c and d only</w:t>
-      </w:r>
-    </w:p>
-    <w:p>
-      <w:pPr>
-        <w:pStyle w:val="Compact"/>
-        <w:numPr>
-          <w:ilvl w:val="1"/>
-          <w:numId w:val="1009"/>
-        </w:numPr>
-      </w:pPr>
-      <w:r>
-        <w:t xml:space="preserve">a, b, c, and d</w:t>
+        <w:t xml:space="preserve">all of the above</w:t>
       </w:r>
     </w:p>
     <w:p>
@@ -1044,7 +1020,7 @@
         </w:numPr>
       </w:pPr>
       <w:r>
-        <w:t xml:space="preserve">Breakpoint chlorination has been achieved when</w:t>
+        <w:t xml:space="preserve">Breakpoint chlorination has been achieved when:</w:t>
       </w:r>
     </w:p>
     <w:p>
@@ -1056,7 +1032,7 @@
         </w:numPr>
       </w:pPr>
       <w:r>
-        <w:t xml:space="preserve">the expected residual is less than the actual residual</w:t>
+        <w:t xml:space="preserve">the expected residual is less than or equal to the actual residual</w:t>
       </w:r>
     </w:p>
     <w:p>
@@ -1080,19 +1056,7 @@
         </w:numPr>
       </w:pPr>
       <w:r>
-        <w:t xml:space="preserve">the expected and actual residual are equal</w:t>
-      </w:r>
-    </w:p>
-    <w:p>
-      <w:pPr>
-        <w:pStyle w:val="Compact"/>
-        <w:numPr>
-          <w:ilvl w:val="1"/>
-          <w:numId w:val="1014"/>
-        </w:numPr>
-      </w:pPr>
-      <w:r>
-        <w:t xml:space="preserve">none of these</w:t>
+        <w:t xml:space="preserve">neither of the above</w:t>
       </w:r>
     </w:p>
     <w:p>
@@ -1103,106 +1067,7 @@
         </w:numPr>
       </w:pPr>
       <w:r>
-        <w:t xml:space="preserve">A chlorinator setting of 20 lbs chlorine per day results in a chlorine residual of 0.3 mg/L. The chlorinator setting is increased to 23 lb/day. The chlorine residual increases to 0.54 mg/L at this new dosage rate. The average flow being treated is 1.5 MGD. On the basis of these data, is the water being chlorinated past the breakpoint?</w:t>
-      </w:r>
-    </w:p>
-    <w:p>
-      <w:pPr>
-        <w:pStyle w:val="Compact"/>
-        <w:numPr>
-          <w:ilvl w:val="1"/>
-          <w:numId w:val="1015"/>
-        </w:numPr>
-      </w:pPr>
-      <w:r>
-        <w:t xml:space="preserve">yes</w:t>
-      </w:r>
-    </w:p>
-    <w:p>
-      <w:pPr>
-        <w:pStyle w:val="Compact"/>
-        <w:numPr>
-          <w:ilvl w:val="1"/>
-          <w:numId w:val="1015"/>
-        </w:numPr>
-      </w:pPr>
-      <w:r>
-        <w:t xml:space="preserve">no</w:t>
-      </w:r>
-    </w:p>
-    <w:p>
-      <w:pPr>
-        <w:pStyle w:val="Compact"/>
-        <w:numPr>
-          <w:ilvl w:val="1"/>
-          <w:numId w:val="1015"/>
-        </w:numPr>
-      </w:pPr>
-      <w:r>
-        <w:t xml:space="preserve">the answer cannot be determined from the information given</w:t>
-      </w:r>
-    </w:p>
-    <w:p>
-      <w:r>
-        <w:br w:type="page"/>
-      </w:r>
-    </w:p>
-    <w:bookmarkEnd w:id="37"/>
-    <w:bookmarkEnd w:id="38"/>
-    <w:bookmarkStart w:id="44" w:name="X8de62af73bc362f64390d4c3d712fda7815aab8"/>
-    <w:p>
-      <w:pPr>
-        <w:pStyle w:val="Heading2"/>
-      </w:pPr>
-      <w:r>
-        <w:t xml:space="preserve">Activity B - Explore environmental data that can indicate the presence of DBP precursors</w:t>
-      </w:r>
-    </w:p>
-    <w:p>
-      <w:pPr>
-        <w:pStyle w:val="FirstParagraph"/>
-      </w:pPr>
-      <w:r>
-        <w:t xml:space="preserve">Use high-frequency water quality data to explore how water quality changes over the course of a year and make decisions about water withdrawal depth</w:t>
-      </w:r>
-    </w:p>
-    <w:p>
-      <w:r>
-        <w:pict>
-          <v:rect style="width:0;height:1.5pt" o:hralign="center" o:hrstd="t" o:hr="t"/>
-        </w:pict>
-      </w:r>
-    </w:p>
-    <w:bookmarkStart w:id="39" w:name="X94f38ec94c17585ff1f3d508ab76254d3b60f84"/>
-    <w:p>
-      <w:pPr>
-        <w:pStyle w:val="Heading3"/>
-      </w:pPr>
-      <w:r>
-        <w:t xml:space="preserve">Objective 3: Select and learn about a focal drinking water reservoir</w:t>
-      </w:r>
-    </w:p>
-    <w:p>
-      <w:r>
-        <w:pict>
-          <v:rect style="width:0;height:1.5pt" o:hralign="center" o:hrstd="t" o:hr="t"/>
-        </w:pict>
-      </w:r>
-    </w:p>
-    <w:p>
-      <w:pPr>
-        <w:pStyle w:val="FirstParagraph"/>
-      </w:pPr>
-    </w:p>
-    <w:p>
-      <w:pPr>
-        <w:numPr>
-          <w:ilvl w:val="0"/>
-          <w:numId w:val="1016"/>
-        </w:numPr>
-      </w:pPr>
-      <w:r>
-        <w:t xml:space="preserve">What is the name of your selected reservoir?</w:t>
+        <w:t xml:space="preserve">Use the following information to answer Q9-Q11. A chlorinator setting of 20 lbs chlorine per day results in a chlorine residual of 0.3 mg/L. The chlorinator setting is increased to 23 lb/day. The chlorine residual increases to 0.54 mg/L at this new dosage rate. The average flow being treated is 1.5 MGD. On the basis of these data, what is the expected increase in residual? Round your answer to the nearest hundredth (e.g., 0.12).</w:t>
       </w:r>
     </w:p>
     <w:p>
@@ -1224,20 +1089,11 @@
       <w:pPr>
         <w:numPr>
           <w:ilvl w:val="0"/>
-          <w:numId w:val="1016"/>
-        </w:numPr>
-      </w:pPr>
-      <w:r>
-        <w:t xml:space="preserve">What is the four-letter site identifier of your selected reservoir? Use lower case (e.g.,</w:t>
-      </w:r>
-      <w:r>
-        <w:t xml:space="preserve"> </w:t>
-      </w:r>
-      <w:r>
-        <w:t xml:space="preserve">‘fcre’</w:t>
-      </w:r>
-      <w:r>
-        <w:t xml:space="preserve">).</w:t>
+          <w:numId w:val="1012"/>
+        </w:numPr>
+      </w:pPr>
+      <w:r>
+        <w:t xml:space="preserve">Using the information provided in Q9, what is the actual increase in residual? Round your answer to the nearest hundredth (e.g., 0.12).</w:t>
       </w:r>
     </w:p>
     <w:p>
@@ -1259,70 +1115,169 @@
       <w:pPr>
         <w:numPr>
           <w:ilvl w:val="0"/>
+          <w:numId w:val="1012"/>
+        </w:numPr>
+      </w:pPr>
+      <w:r>
+        <w:t xml:space="preserve">Using the information in Q9 and your answers to Q9 and Q10, is breakpoint chlorination being reached?</w:t>
+      </w:r>
+    </w:p>
+    <w:p>
+      <w:pPr>
+        <w:pStyle w:val="Compact"/>
+        <w:numPr>
+          <w:ilvl w:val="1"/>
+          <w:numId w:val="1015"/>
+        </w:numPr>
+      </w:pPr>
+      <w:r>
+        <w:t xml:space="preserve">yes</w:t>
+      </w:r>
+    </w:p>
+    <w:p>
+      <w:pPr>
+        <w:pStyle w:val="Compact"/>
+        <w:numPr>
+          <w:ilvl w:val="1"/>
+          <w:numId w:val="1015"/>
+        </w:numPr>
+      </w:pPr>
+      <w:r>
+        <w:t xml:space="preserve">no</w:t>
+      </w:r>
+    </w:p>
+    <w:p>
+      <w:pPr>
+        <w:pStyle w:val="Compact"/>
+        <w:numPr>
+          <w:ilvl w:val="1"/>
+          <w:numId w:val="1015"/>
+        </w:numPr>
+      </w:pPr>
+      <w:r>
+        <w:t xml:space="preserve">the answer cannot be determined from the information given</w:t>
+      </w:r>
+    </w:p>
+    <w:p>
+      <w:pPr>
+        <w:numPr>
+          <w:ilvl w:val="0"/>
+          <w:numId w:val="1012"/>
+        </w:numPr>
+      </w:pPr>
+      <w:r>
+        <w:t xml:space="preserve">Which of the following is NOT a method for removing DBP precursors prior to disinfection?</w:t>
+      </w:r>
+    </w:p>
+    <w:p>
+      <w:pPr>
+        <w:pStyle w:val="Compact"/>
+        <w:numPr>
+          <w:ilvl w:val="1"/>
           <w:numId w:val="1016"/>
         </w:numPr>
       </w:pPr>
       <w:r>
-        <w:t xml:space="preserve">What are the uses of your selected reservoir?</w:t>
-      </w:r>
-    </w:p>
-    <w:p>
-      <w:pPr>
-        <w:pStyle w:val="Compact"/>
-        <w:numPr>
-          <w:ilvl w:val="1"/>
+        <w:t xml:space="preserve">increase coagulation time or add more coagulant</w:t>
+      </w:r>
+    </w:p>
+    <w:p>
+      <w:pPr>
+        <w:pStyle w:val="Compact"/>
+        <w:numPr>
+          <w:ilvl w:val="1"/>
+          <w:numId w:val="1016"/>
+        </w:numPr>
+      </w:pPr>
+      <w:r>
+        <w:t xml:space="preserve">use activated carbon filters to remove organic matter</w:t>
+      </w:r>
+    </w:p>
+    <w:p>
+      <w:pPr>
+        <w:pStyle w:val="Compact"/>
+        <w:numPr>
+          <w:ilvl w:val="1"/>
+          <w:numId w:val="1016"/>
+        </w:numPr>
+      </w:pPr>
+      <w:r>
+        <w:t xml:space="preserve">increase the frequency of TOC testing</w:t>
+      </w:r>
+    </w:p>
+    <w:p>
+      <w:pPr>
+        <w:pStyle w:val="Compact"/>
+        <w:numPr>
+          <w:ilvl w:val="1"/>
+          <w:numId w:val="1016"/>
+        </w:numPr>
+      </w:pPr>
+      <w:r>
+        <w:t xml:space="preserve">pass water through a membrane that filters out DBP precursors</w:t>
+      </w:r>
+    </w:p>
+    <w:p>
+      <w:r>
+        <w:br w:type="page"/>
+      </w:r>
+    </w:p>
+    <w:bookmarkEnd w:id="37"/>
+    <w:bookmarkEnd w:id="38"/>
+    <w:bookmarkStart w:id="45" w:name="X8de62af73bc362f64390d4c3d712fda7815aab8"/>
+    <w:p>
+      <w:pPr>
+        <w:pStyle w:val="Heading2"/>
+      </w:pPr>
+      <w:r>
+        <w:t xml:space="preserve">Activity B - Explore environmental data that can indicate the presence of DBP precursors</w:t>
+      </w:r>
+    </w:p>
+    <w:p>
+      <w:pPr>
+        <w:pStyle w:val="FirstParagraph"/>
+      </w:pPr>
+      <w:r>
+        <w:t xml:space="preserve">Use high-frequency water quality data to explore how water quality changes over the course of a year and make decisions about water withdrawal depth</w:t>
+      </w:r>
+    </w:p>
+    <w:p>
+      <w:r>
+        <w:pict>
+          <v:rect style="width:0;height:1.5pt" o:hralign="center" o:hrstd="t" o:hr="t"/>
+        </w:pict>
+      </w:r>
+    </w:p>
+    <w:bookmarkStart w:id="39" w:name="X94f38ec94c17585ff1f3d508ab76254d3b60f84"/>
+    <w:p>
+      <w:pPr>
+        <w:pStyle w:val="Heading3"/>
+      </w:pPr>
+      <w:r>
+        <w:t xml:space="preserve">Objective 3: Select and learn about a focal drinking water reservoir</w:t>
+      </w:r>
+    </w:p>
+    <w:p>
+      <w:r>
+        <w:pict>
+          <v:rect style="width:0;height:1.5pt" o:hralign="center" o:hrstd="t" o:hr="t"/>
+        </w:pict>
+      </w:r>
+    </w:p>
+    <w:p>
+      <w:pPr>
+        <w:pStyle w:val="FirstParagraph"/>
+      </w:pPr>
+    </w:p>
+    <w:p>
+      <w:pPr>
+        <w:numPr>
+          <w:ilvl w:val="0"/>
           <w:numId w:val="1017"/>
         </w:numPr>
       </w:pPr>
       <w:r>
-        <w:t xml:space="preserve">recreation</w:t>
-      </w:r>
-    </w:p>
-    <w:p>
-      <w:pPr>
-        <w:pStyle w:val="Compact"/>
-        <w:numPr>
-          <w:ilvl w:val="1"/>
-          <w:numId w:val="1017"/>
-        </w:numPr>
-      </w:pPr>
-      <w:r>
-        <w:t xml:space="preserve">irrigation</w:t>
-      </w:r>
-    </w:p>
-    <w:p>
-      <w:pPr>
-        <w:pStyle w:val="Compact"/>
-        <w:numPr>
-          <w:ilvl w:val="1"/>
-          <w:numId w:val="1017"/>
-        </w:numPr>
-      </w:pPr>
-      <w:r>
-        <w:t xml:space="preserve">hydropower</w:t>
-      </w:r>
-    </w:p>
-    <w:p>
-      <w:pPr>
-        <w:pStyle w:val="Compact"/>
-        <w:numPr>
-          <w:ilvl w:val="1"/>
-          <w:numId w:val="1017"/>
-        </w:numPr>
-      </w:pPr>
-      <w:r>
-        <w:t xml:space="preserve">drinking water supply</w:t>
-      </w:r>
-    </w:p>
-    <w:p>
-      <w:pPr>
-        <w:numPr>
-          <w:ilvl w:val="0"/>
-          <w:numId w:val="1016"/>
-        </w:numPr>
-      </w:pPr>
-      <w:r>
-        <w:t xml:space="preserve">What is the reservoir area in square feet of</w:t>
+        <w:t xml:space="preserve">What is the name of your selected reservoir?</w:t>
       </w:r>
     </w:p>
     <w:p>
@@ -1344,11 +1299,20 @@
       <w:pPr>
         <w:numPr>
           <w:ilvl w:val="0"/>
-          <w:numId w:val="1016"/>
-        </w:numPr>
-      </w:pPr>
-      <w:r>
-        <w:t xml:space="preserve">What is the maximum depth of your reservoir in feet? Round your answer to the nearest whole number.</w:t>
+          <w:numId w:val="1017"/>
+        </w:numPr>
+      </w:pPr>
+      <w:r>
+        <w:t xml:space="preserve">What is the four-letter site identifier of your selected reservoir? Use lower case (e.g.,</w:t>
+      </w:r>
+      <w:r>
+        <w:t xml:space="preserve"> </w:t>
+      </w:r>
+      <w:r>
+        <w:t xml:space="preserve">‘fcre’</w:t>
+      </w:r>
+      <w:r>
+        <w:t xml:space="preserve">).</w:t>
       </w:r>
     </w:p>
     <w:p>
@@ -1368,33 +1332,72 @@
     </w:p>
     <w:p>
       <w:pPr>
-        <w:pStyle w:val="FirstParagraph"/>
-      </w:pPr>
-      <w:r>
-        <w:t xml:space="preserve">Virginia’s Water Quality Assessment Guidance Manual gives the following guidance on water quality evaluation using a trophic state index (TSI), which may be calculated from Secchi depth (SD), chlorophyll-a (CA) in the top 1 meter of the water column, or total phosphorus (TP) in the top 1 meter of the water column:</w:t>
-      </w:r>
-    </w:p>
-    <w:p>
-      <w:pPr>
-        <w:pStyle w:val="BodyText"/>
-      </w:pPr>
-      <w:r>
-        <w:rPr>
-          <w:i/>
-          <w:iCs/>
-        </w:rPr>
-        <w:t xml:space="preserve">“A trophic state index value of 60 or greater for any one of the 3 indices will indicate that nutrient enrichment from anthropogenic sources are adversely interfering, directly or indirectly, with the designated uses. A TSI value of 60 corresponds to a CA concentration of 20 ug/l, a SD of 1 meter, and a TP concentration of 48 ug/l.”</w:t>
-      </w:r>
-    </w:p>
-    <w:p>
-      <w:pPr>
-        <w:numPr>
-          <w:ilvl w:val="0"/>
+        <w:numPr>
+          <w:ilvl w:val="0"/>
+          <w:numId w:val="1017"/>
+        </w:numPr>
+      </w:pPr>
+      <w:r>
+        <w:t xml:space="preserve">What is the use of your selected reservoir?</w:t>
+      </w:r>
+    </w:p>
+    <w:p>
+      <w:pPr>
+        <w:pStyle w:val="Compact"/>
+        <w:numPr>
+          <w:ilvl w:val="1"/>
           <w:numId w:val="1018"/>
         </w:numPr>
       </w:pPr>
       <w:r>
-        <w:t xml:space="preserve">Does your chosen reservoir site exceed a TSI of 60 (indicating negative human impacts on water quality) according to average total phosphorus levels? </w:t>
+        <w:t xml:space="preserve">recreation</w:t>
+      </w:r>
+    </w:p>
+    <w:p>
+      <w:pPr>
+        <w:pStyle w:val="Compact"/>
+        <w:numPr>
+          <w:ilvl w:val="1"/>
+          <w:numId w:val="1018"/>
+        </w:numPr>
+      </w:pPr>
+      <w:r>
+        <w:t xml:space="preserve">irrigation</w:t>
+      </w:r>
+    </w:p>
+    <w:p>
+      <w:pPr>
+        <w:pStyle w:val="Compact"/>
+        <w:numPr>
+          <w:ilvl w:val="1"/>
+          <w:numId w:val="1018"/>
+        </w:numPr>
+      </w:pPr>
+      <w:r>
+        <w:t xml:space="preserve">hydropower</w:t>
+      </w:r>
+    </w:p>
+    <w:p>
+      <w:pPr>
+        <w:pStyle w:val="Compact"/>
+        <w:numPr>
+          <w:ilvl w:val="1"/>
+          <w:numId w:val="1018"/>
+        </w:numPr>
+      </w:pPr>
+      <w:r>
+        <w:t xml:space="preserve">drinking water supply</w:t>
+      </w:r>
+    </w:p>
+    <w:p>
+      <w:pPr>
+        <w:numPr>
+          <w:ilvl w:val="0"/>
+          <w:numId w:val="1017"/>
+        </w:numPr>
+      </w:pPr>
+      <w:r>
+        <w:t xml:space="preserve">What is the reservoir area in square feet of your selected reservoir? Provide your answer as a whole number (without decimal points) and with no spaces or commas (e.g., 123456).</w:t>
       </w:r>
     </w:p>
     <w:p>
@@ -1413,215 +1416,14 @@
       </w:r>
     </w:p>
     <w:p>
-      <w:r>
-        <w:pict>
-          <v:rect style="width:0;height:1.5pt" o:hralign="center" o:hrstd="t" o:hr="t"/>
-        </w:pict>
-      </w:r>
-    </w:p>
-    <w:bookmarkEnd w:id="39"/>
-    <w:bookmarkStart w:id="43" w:name="X2a9a55240132e10c9487029428a49f0c70ca3e2"/>
-    <w:p>
-      <w:pPr>
-        <w:pStyle w:val="Heading3"/>
-      </w:pPr>
-      <w:r>
-        <w:t xml:space="preserve">Objective 4: View and interpret organic matter data from your reservoir</w:t>
-      </w:r>
-    </w:p>
-    <w:p>
-      <w:r>
-        <w:pict>
-          <v:rect style="width:0;height:1.5pt" o:hralign="center" o:hrstd="t" o:hr="t"/>
-        </w:pict>
-      </w:r>
-    </w:p>
-    <w:p>
-      <w:pPr>
-        <w:numPr>
-          <w:ilvl w:val="0"/>
-          <w:numId w:val="1019"/>
-        </w:numPr>
-      </w:pPr>
-      <w:r>
-        <w:t xml:space="preserve">Which of the following is NOT a characteristic of fDOM?</w:t>
-      </w:r>
-    </w:p>
-    <w:p>
-      <w:pPr>
-        <w:pStyle w:val="Compact"/>
-        <w:numPr>
-          <w:ilvl w:val="1"/>
-          <w:numId w:val="1020"/>
-        </w:numPr>
-      </w:pPr>
-      <w:r>
-        <w:t xml:space="preserve">it is composed of particles</w:t>
-      </w:r>
-    </w:p>
-    <w:p>
-      <w:pPr>
-        <w:pStyle w:val="Compact"/>
-        <w:numPr>
-          <w:ilvl w:val="1"/>
-          <w:numId w:val="1020"/>
-        </w:numPr>
-      </w:pPr>
-      <w:r>
-        <w:t xml:space="preserve">it is dissolved in the water</w:t>
-      </w:r>
-    </w:p>
-    <w:p>
-      <w:pPr>
-        <w:pStyle w:val="Compact"/>
-        <w:numPr>
-          <w:ilvl w:val="1"/>
-          <w:numId w:val="1020"/>
-        </w:numPr>
-      </w:pPr>
-      <w:r>
-        <w:t xml:space="preserve">it is derived from living things and contains carbon</w:t>
-      </w:r>
-    </w:p>
-    <w:p>
-      <w:pPr>
-        <w:pStyle w:val="Compact"/>
-        <w:numPr>
-          <w:ilvl w:val="1"/>
-          <w:numId w:val="1020"/>
-        </w:numPr>
-      </w:pPr>
-      <w:r>
-        <w:t xml:space="preserve">it fluoresces when exposed to light at particular wavelengths</w:t>
-      </w:r>
-    </w:p>
-    <w:p>
-      <w:pPr>
-        <w:numPr>
-          <w:ilvl w:val="0"/>
-          <w:numId w:val="1019"/>
-        </w:numPr>
-      </w:pPr>
-      <w:r>
-        <w:t xml:space="preserve">fDOM is measured in quinine sulfate units, or QSU. Which of the following is NOT true regarding QSU?</w:t>
-      </w:r>
-    </w:p>
-    <w:p>
-      <w:pPr>
-        <w:pStyle w:val="Compact"/>
-        <w:numPr>
-          <w:ilvl w:val="1"/>
-          <w:numId w:val="1021"/>
-        </w:numPr>
-      </w:pPr>
-      <w:r>
-        <w:t xml:space="preserve">QSU is an indirect measure of fDOM</w:t>
-      </w:r>
-    </w:p>
-    <w:p>
-      <w:pPr>
-        <w:pStyle w:val="Compact"/>
-        <w:numPr>
-          <w:ilvl w:val="1"/>
-          <w:numId w:val="1021"/>
-        </w:numPr>
-      </w:pPr>
-      <w:r>
-        <w:t xml:space="preserve">calibrating sensors using QSU enables consistent fDOM measurements across sensors and reservoirs</w:t>
-      </w:r>
-    </w:p>
-    <w:p>
-      <w:pPr>
-        <w:pStyle w:val="Compact"/>
-        <w:numPr>
-          <w:ilvl w:val="1"/>
-          <w:numId w:val="1021"/>
-        </w:numPr>
-      </w:pPr>
-      <w:r>
-        <w:t xml:space="preserve">QSU compares organic matter fluorescence to the fluorescence of known concentrations of quinine sulfate</w:t>
-      </w:r>
-    </w:p>
-    <w:p>
-      <w:pPr>
-        <w:pStyle w:val="Compact"/>
-        <w:numPr>
-          <w:ilvl w:val="1"/>
-          <w:numId w:val="1021"/>
-        </w:numPr>
-      </w:pPr>
-      <w:r>
-        <w:t xml:space="preserve">QSU range from -1 to 1</w:t>
-      </w:r>
-    </w:p>
-    <w:p>
-      <w:pPr>
-        <w:numPr>
-          <w:ilvl w:val="0"/>
-          <w:numId w:val="1019"/>
-        </w:numPr>
-      </w:pPr>
-      <w:r>
-        <w:t xml:space="preserve">How is fDOM related to DBPs?</w:t>
-      </w:r>
-    </w:p>
-    <w:p>
-      <w:pPr>
-        <w:pStyle w:val="Compact"/>
-        <w:numPr>
-          <w:ilvl w:val="1"/>
-          <w:numId w:val="1022"/>
-        </w:numPr>
-      </w:pPr>
-      <w:r>
-        <w:t xml:space="preserve">fDOM molecules are DBPs</w:t>
-      </w:r>
-    </w:p>
-    <w:p>
-      <w:pPr>
-        <w:pStyle w:val="Compact"/>
-        <w:numPr>
-          <w:ilvl w:val="1"/>
-          <w:numId w:val="1022"/>
-        </w:numPr>
-      </w:pPr>
-      <w:r>
-        <w:t xml:space="preserve">the presence of fDOM molecules is correlated with other molecules in the raw water that are DBPs</w:t>
-      </w:r>
-    </w:p>
-    <w:p>
-      <w:pPr>
-        <w:pStyle w:val="Compact"/>
-        <w:numPr>
-          <w:ilvl w:val="1"/>
-          <w:numId w:val="1022"/>
-        </w:numPr>
-      </w:pPr>
-      <w:r>
-        <w:t xml:space="preserve">high fDOM levels in raw water may indicate the presence of DBP precursors which will form DBPs during treatment</w:t>
-      </w:r>
-    </w:p>
-    <w:p>
-      <w:pPr>
-        <w:pStyle w:val="Compact"/>
-        <w:numPr>
-          <w:ilvl w:val="1"/>
-          <w:numId w:val="1022"/>
-        </w:numPr>
-      </w:pPr>
-      <w:r>
-        <w:t xml:space="preserve">high fDOM levels in raw water may indicate that treated water will exceed the MRDL</w:t>
-      </w:r>
-    </w:p>
-    <w:p>
-      <w:pPr>
-        <w:numPr>
-          <w:ilvl w:val="0"/>
-          <w:numId w:val="1019"/>
-        </w:numPr>
-      </w:pPr>
-      <w:r>
-        <w:t xml:space="preserve">On what day of the year did the highest observed fDOM occur in your reservoir? Write out the full month name and day (e.g., September 20).</w:t>
+      <w:pPr>
+        <w:numPr>
+          <w:ilvl w:val="0"/>
+          <w:numId w:val="1017"/>
+        </w:numPr>
+      </w:pPr>
+      <w:r>
+        <w:t xml:space="preserve">What is the maximum depth of your reservoir in feet? Round your answer to the nearest whole number.</w:t>
       </w:r>
     </w:p>
     <w:p>
@@ -1640,6 +1442,30 @@
       </w:r>
     </w:p>
     <w:p>
+      <w:r>
+        <w:pict>
+          <v:rect style="width:0;height:1.5pt" o:hralign="center" o:hrstd="t" o:hr="t"/>
+        </w:pict>
+      </w:r>
+    </w:p>
+    <w:bookmarkEnd w:id="39"/>
+    <w:bookmarkStart w:id="44" w:name="X2a9a55240132e10c9487029428a49f0c70ca3e2"/>
+    <w:p>
+      <w:pPr>
+        <w:pStyle w:val="Heading3"/>
+      </w:pPr>
+      <w:r>
+        <w:t xml:space="preserve">Objective 4: View and interpret organic matter data from your reservoir</w:t>
+      </w:r>
+    </w:p>
+    <w:p>
+      <w:r>
+        <w:pict>
+          <v:rect style="width:0;height:1.5pt" o:hralign="center" o:hrstd="t" o:hr="t"/>
+        </w:pict>
+      </w:r>
+    </w:p>
+    <w:p>
       <w:pPr>
         <w:numPr>
           <w:ilvl w:val="0"/>
@@ -1647,7 +1473,184 @@
         </w:numPr>
       </w:pPr>
       <w:r>
-        <w:t xml:space="preserve">On what day of the year did the lowest observed fDOM occur in your reservoir? Write out the full month name and day (e.g., September 20).</w:t>
+        <w:t xml:space="preserve">Which of the following is NOT a characteristic of fDOM?</w:t>
+      </w:r>
+    </w:p>
+    <w:p>
+      <w:pPr>
+        <w:pStyle w:val="Compact"/>
+        <w:numPr>
+          <w:ilvl w:val="1"/>
+          <w:numId w:val="1020"/>
+        </w:numPr>
+      </w:pPr>
+      <w:r>
+        <w:t xml:space="preserve">it is composed of particles</w:t>
+      </w:r>
+    </w:p>
+    <w:p>
+      <w:pPr>
+        <w:pStyle w:val="Compact"/>
+        <w:numPr>
+          <w:ilvl w:val="1"/>
+          <w:numId w:val="1020"/>
+        </w:numPr>
+      </w:pPr>
+      <w:r>
+        <w:t xml:space="preserve">it is dissolved in the water</w:t>
+      </w:r>
+    </w:p>
+    <w:p>
+      <w:pPr>
+        <w:pStyle w:val="Compact"/>
+        <w:numPr>
+          <w:ilvl w:val="1"/>
+          <w:numId w:val="1020"/>
+        </w:numPr>
+      </w:pPr>
+      <w:r>
+        <w:t xml:space="preserve">it is derived from living things and contains carbon</w:t>
+      </w:r>
+    </w:p>
+    <w:p>
+      <w:pPr>
+        <w:pStyle w:val="Compact"/>
+        <w:numPr>
+          <w:ilvl w:val="1"/>
+          <w:numId w:val="1020"/>
+        </w:numPr>
+      </w:pPr>
+      <w:r>
+        <w:t xml:space="preserve">it fluoresces when exposed to light at particular wavelengths</w:t>
+      </w:r>
+    </w:p>
+    <w:p>
+      <w:pPr>
+        <w:numPr>
+          <w:ilvl w:val="0"/>
+          <w:numId w:val="1019"/>
+        </w:numPr>
+      </w:pPr>
+      <w:r>
+        <w:t xml:space="preserve">fDOM is measured in quinine sulfate units, or QSU. Which of the following is true regarding QSU?</w:t>
+      </w:r>
+    </w:p>
+    <w:p>
+      <w:pPr>
+        <w:pStyle w:val="Compact"/>
+        <w:numPr>
+          <w:ilvl w:val="1"/>
+          <w:numId w:val="1021"/>
+        </w:numPr>
+      </w:pPr>
+      <w:r>
+        <w:t xml:space="preserve">QSU is an indirect measure of fDOM</w:t>
+      </w:r>
+    </w:p>
+    <w:p>
+      <w:pPr>
+        <w:pStyle w:val="Compact"/>
+        <w:numPr>
+          <w:ilvl w:val="1"/>
+          <w:numId w:val="1021"/>
+        </w:numPr>
+      </w:pPr>
+      <w:r>
+        <w:t xml:space="preserve">calibrating sensors using QSU enables consistent fDOM measurements across sensors and reservoirs</w:t>
+      </w:r>
+    </w:p>
+    <w:p>
+      <w:pPr>
+        <w:pStyle w:val="Compact"/>
+        <w:numPr>
+          <w:ilvl w:val="1"/>
+          <w:numId w:val="1021"/>
+        </w:numPr>
+      </w:pPr>
+      <w:r>
+        <w:t xml:space="preserve">QSU compares organic matter fluorescence to the fluorescence of known concentrations of quinine sulfate</w:t>
+      </w:r>
+    </w:p>
+    <w:p>
+      <w:pPr>
+        <w:pStyle w:val="Compact"/>
+        <w:numPr>
+          <w:ilvl w:val="1"/>
+          <w:numId w:val="1021"/>
+        </w:numPr>
+      </w:pPr>
+      <w:r>
+        <w:t xml:space="preserve">all of the above</w:t>
+      </w:r>
+    </w:p>
+    <w:p>
+      <w:pPr>
+        <w:numPr>
+          <w:ilvl w:val="0"/>
+          <w:numId w:val="1019"/>
+        </w:numPr>
+      </w:pPr>
+      <w:r>
+        <w:t xml:space="preserve">How is fDOM related to DBPs?</w:t>
+      </w:r>
+    </w:p>
+    <w:p>
+      <w:pPr>
+        <w:pStyle w:val="Compact"/>
+        <w:numPr>
+          <w:ilvl w:val="1"/>
+          <w:numId w:val="1022"/>
+        </w:numPr>
+      </w:pPr>
+      <w:r>
+        <w:t xml:space="preserve">fDOM molecules are DBPs</w:t>
+      </w:r>
+    </w:p>
+    <w:p>
+      <w:pPr>
+        <w:pStyle w:val="Compact"/>
+        <w:numPr>
+          <w:ilvl w:val="1"/>
+          <w:numId w:val="1022"/>
+        </w:numPr>
+      </w:pPr>
+      <w:r>
+        <w:t xml:space="preserve">the presence of fDOM molecules is correlated with other molecules in the raw water that are DBPs</w:t>
+      </w:r>
+    </w:p>
+    <w:p>
+      <w:pPr>
+        <w:pStyle w:val="Compact"/>
+        <w:numPr>
+          <w:ilvl w:val="1"/>
+          <w:numId w:val="1022"/>
+        </w:numPr>
+      </w:pPr>
+      <w:r>
+        <w:t xml:space="preserve">high fDOM levels in raw water may indicate the presence of DBP precursors which will form DBPs during treatment</w:t>
+      </w:r>
+    </w:p>
+    <w:p>
+      <w:pPr>
+        <w:pStyle w:val="Compact"/>
+        <w:numPr>
+          <w:ilvl w:val="1"/>
+          <w:numId w:val="1022"/>
+        </w:numPr>
+      </w:pPr>
+      <w:r>
+        <w:t xml:space="preserve">high fDOM levels in raw water may indicate that treated water will exceed the MRDL</w:t>
+      </w:r>
+    </w:p>
+    <w:p>
+      <w:pPr>
+        <w:numPr>
+          <w:ilvl w:val="0"/>
+          <w:numId w:val="1019"/>
+        </w:numPr>
+      </w:pPr>
+      <w:r>
+        <w:t xml:space="preserve">On what day of the year did the highest observed fDOM occur in your reservoir? Write out the full month name and day (e.g., September 20).</w:t>
       </w:r>
     </w:p>
     <w:p>
@@ -1673,7 +1676,7 @@
         </w:numPr>
       </w:pPr>
       <w:r>
-        <w:t xml:space="preserve">Based on the data in the figure and your understanding of how fDOM levels relate to DBPs, on what day of the year is the risk of DBP formation during treatment highest in your reservoir according to the fDOM data? Write out the full month name and day (e.g., September 20).</w:t>
+        <w:t xml:space="preserve">On what day of the year did the lowest observed fDOM occur in your reservoir? Write out the full month name and day (e.g., September 20).</w:t>
       </w:r>
     </w:p>
     <w:p>
@@ -1699,7 +1702,7 @@
         </w:numPr>
       </w:pPr>
       <w:r>
-        <w:t xml:space="preserve">In your focal reservoir, what is the corresponding TOC in mg/L for an fDOM observation of 20 QSU? Round your answer to the nearest tenth and be sure to include the units (e.g., 3.1 mg/L).</w:t>
+        <w:t xml:space="preserve">Based on the data in the figure and your understanding of how fDOM levels relate to DBPs, on what day of the year is the risk of DBP formation during treatment highest in your reservoir according to the fDOM data? Write out the full month name and day (e.g., September 20).</w:t>
       </w:r>
     </w:p>
     <w:p>
@@ -1725,7 +1728,33 @@
         </w:numPr>
       </w:pPr>
       <w:r>
-        <w:t xml:space="preserve">The U.S. Environmental Protection Agency (US EPA) has a rule regarding removal of TOC from drinking water during treatment (see table below). The percentage of TOC that must be removed during treatment depends on the amount of TOC in the raw water (see the first column of the table). Notice that reservoirs are grouped depending on whether they exhibit TOC between 2-4 mg/L, between 4-8 mg/L, or above 8 mg/L. Use the fDOM-to-TOC converter to determine what level of fDOM would correspond to a raw water concentration of 8 mg/L of TOC. Round your answer to the nearest tenth and be sure to include the units (e.g., 10.5 QSU).</w:t>
+        <w:t xml:space="preserve">In your focal reservoir, what is the corresponding TOC in mg/L for the highest observed fDOM in your reservoir? Round your answer to the nearest tenth (e.g., 3.1).</w:t>
+      </w:r>
+    </w:p>
+    <w:p>
+      <w:pPr>
+        <w:numPr>
+          <w:ilvl w:val="0"/>
+          <w:numId w:val="1000"/>
+        </w:numPr>
+      </w:pPr>
+      <w:r>
+        <w:rPr>
+          <w:b/>
+          <w:bCs/>
+        </w:rPr>
+        <w:t xml:space="preserve">Answer:</w:t>
+      </w:r>
+    </w:p>
+    <w:p>
+      <w:pPr>
+        <w:numPr>
+          <w:ilvl w:val="0"/>
+          <w:numId w:val="1019"/>
+        </w:numPr>
+      </w:pPr>
+      <w:r>
+        <w:t xml:space="preserve">The U.S. Environmental Protection Agency (US EPA) has a rule regarding removal of TOC from drinking water during treatment (see table below). The percentage of TOC that must be removed during treatment depends on the amount of TOC in the raw water (see the first column of the table), as well as the raw water alkalinity (second column of the table). Notice that reservoirs are grouped depending on whether they exhibit TOC between 2-4 mg/L, between 4-8 mg/L, or above 8 mg/L. Use the fDOM-to-TOC converter to determine how much TOC should be removed from a reservoir with an fDOM concentration of 40 QSU and a raw water alkalinity of 50 mg/L. Report your answer following the format in the table (e.g., 25.0%).</w:t>
       </w:r>
     </w:p>
     <w:p>
@@ -1791,13 +1820,32 @@
       </w:r>
     </w:p>
     <w:p>
+      <w:pPr>
+        <w:pStyle w:val="BodyText"/>
+      </w:pPr>
+      <w:r>
+        <w:t xml:space="preserve">Table reproduced from US EPA 816-F-01-014: Stage 1 Disinfectants and Disinfection Byproducts Rule</w:t>
+      </w:r>
+      <w:r>
+        <w:t xml:space="preserve"> </w:t>
+      </w:r>
+      <w:hyperlink r:id="rId43">
+        <w:r>
+          <w:rPr>
+            <w:rStyle w:val="Hyperlink"/>
+          </w:rPr>
+          <w:t xml:space="preserve">https://www.vdh.virginia.gov/content/uploads/sites/14/2024/08/Stage-1-Disinfection-By-products-fact-sheet.pdf</w:t>
+        </w:r>
+      </w:hyperlink>
+    </w:p>
+    <w:p>
       <w:r>
         <w:br w:type="page"/>
       </w:r>
     </w:p>
-    <w:bookmarkEnd w:id="43"/>
     <w:bookmarkEnd w:id="44"/>
-    <w:bookmarkStart w:id="50" w:name="Xc4188f0b9308a23bd67e3267d6e0dcec795b9c1"/>
+    <w:bookmarkEnd w:id="45"/>
+    <w:bookmarkStart w:id="51" w:name="Xc4188f0b9308a23bd67e3267d6e0dcec795b9c1"/>
     <w:p>
       <w:pPr>
         <w:pStyle w:val="Heading2"/>
@@ -1821,7 +1869,7 @@
         </w:pict>
       </w:r>
     </w:p>
-    <w:bookmarkStart w:id="49" w:name="X9666959fa673f4d6377dacd2122303d31366458"/>
+    <w:bookmarkStart w:id="50" w:name="X9666959fa673f4d6377dacd2122303d31366458"/>
     <w:p>
       <w:pPr>
         <w:pStyle w:val="Heading3"/>
@@ -1842,7 +1890,7 @@
         <w:pStyle w:val="FirstParagraph"/>
       </w:pPr>
     </w:p>
-    <w:bookmarkStart w:id="45" w:name="management-decision-1-winter-data"/>
+    <w:bookmarkStart w:id="46" w:name="management-decision-1-winter-data"/>
     <w:p>
       <w:pPr>
         <w:pStyle w:val="Heading4"/>
@@ -1864,7 +1912,7 @@
         </w:numPr>
       </w:pPr>
       <w:r>
-        <w:t xml:space="preserve">Today is Feb. 20. What is the corresponding TOC in mg/L of the fDOM observation for today? Use the fDOM to TOC converter to help answer the question. Round your answer to the nearest tenth and be sure to include the units (e.g., 3.1 mg/L).</w:t>
+        <w:t xml:space="preserve">For Feb. 20, what is the corresponding TOC in mg/L of the fDOM observation for today? Use the fDOM to TOC converter to help answer the question. Round your answer to the nearest tenth (e.g., 3.1).</w:t>
       </w:r>
     </w:p>
     <w:p>
@@ -1949,62 +1997,28 @@
         </w:numPr>
       </w:pPr>
       <w:r>
-        <w:t xml:space="preserve">Do you decide to increase the coagulation time to reduce the risk of high TOC and potential DBP formation in the filtered water? There is no right or wrong answer to this question.</w:t>
-      </w:r>
-    </w:p>
-    <w:p>
-      <w:pPr>
-        <w:pStyle w:val="Compact"/>
-        <w:numPr>
-          <w:ilvl w:val="1"/>
-          <w:numId w:val="1025"/>
-        </w:numPr>
-      </w:pPr>
-      <w:r>
-        <w:t xml:space="preserve">yes</w:t>
-      </w:r>
-    </w:p>
-    <w:p>
-      <w:pPr>
-        <w:pStyle w:val="Compact"/>
-        <w:numPr>
-          <w:ilvl w:val="1"/>
-          <w:numId w:val="1025"/>
-        </w:numPr>
-      </w:pPr>
-      <w:r>
-        <w:t xml:space="preserve">no</w:t>
-      </w:r>
-    </w:p>
-    <w:p>
-      <w:pPr>
-        <w:pStyle w:val="FirstParagraph"/>
-      </w:pPr>
-    </w:p>
-    <w:bookmarkEnd w:id="45"/>
-    <w:bookmarkStart w:id="46" w:name="management-decision-2-spring-data"/>
-    <w:p>
-      <w:pPr>
-        <w:pStyle w:val="Heading4"/>
-      </w:pPr>
-      <w:r>
-        <w:t xml:space="preserve">Management decision #2: Spring data</w:t>
-      </w:r>
-    </w:p>
-    <w:p>
-      <w:pPr>
-        <w:pStyle w:val="FirstParagraph"/>
-      </w:pPr>
-    </w:p>
-    <w:p>
-      <w:pPr>
-        <w:numPr>
-          <w:ilvl w:val="0"/>
-          <w:numId w:val="1026"/>
-        </w:numPr>
-      </w:pPr>
-      <w:r>
-        <w:t xml:space="preserve">Today is Apr. 15. What is the corresponding TOC in mg/L of the fDOM observation for today? Use the fDOM to TOC converter to help answer the question. Round your answer to the nearest tenth and be sure to include the units (e.g., 3.1 mg/L).</w:t>
+        <w:t xml:space="preserve">Do you decide to increase the coagulation time to reduce the risk of high TOC and potential DBP formation in the filtered water? There is no right or wrong answer to this question. Type</w:t>
+      </w:r>
+      <w:r>
+        <w:t xml:space="preserve"> </w:t>
+      </w:r>
+      <w:r>
+        <w:t xml:space="preserve">‘yes’</w:t>
+      </w:r>
+      <w:r>
+        <w:t xml:space="preserve"> </w:t>
+      </w:r>
+      <w:r>
+        <w:t xml:space="preserve">or</w:t>
+      </w:r>
+      <w:r>
+        <w:t xml:space="preserve"> </w:t>
+      </w:r>
+      <w:r>
+        <w:t xml:space="preserve">‘no’</w:t>
+      </w:r>
+      <w:r>
+        <w:t xml:space="preserve">.</w:t>
       </w:r>
     </w:p>
     <w:p>
@@ -2024,111 +2038,25 @@
     </w:p>
     <w:p>
       <w:pPr>
-        <w:numPr>
-          <w:ilvl w:val="0"/>
-          <w:numId w:val="1026"/>
-        </w:numPr>
-      </w:pPr>
-      <w:r>
-        <w:t xml:space="preserve">Which best describes the pattern in fDOM data over the previous month?</w:t>
-      </w:r>
-    </w:p>
-    <w:p>
-      <w:pPr>
-        <w:pStyle w:val="Compact"/>
-        <w:numPr>
-          <w:ilvl w:val="1"/>
-          <w:numId w:val="1027"/>
-        </w:numPr>
-      </w:pPr>
-      <w:r>
-        <w:t xml:space="preserve">increasing</w:t>
-      </w:r>
-    </w:p>
-    <w:p>
-      <w:pPr>
-        <w:pStyle w:val="Compact"/>
-        <w:numPr>
-          <w:ilvl w:val="1"/>
-          <w:numId w:val="1027"/>
-        </w:numPr>
-      </w:pPr>
-      <w:r>
-        <w:t xml:space="preserve">decreasing</w:t>
-      </w:r>
-    </w:p>
-    <w:p>
-      <w:pPr>
-        <w:pStyle w:val="Compact"/>
-        <w:numPr>
-          <w:ilvl w:val="1"/>
-          <w:numId w:val="1027"/>
-        </w:numPr>
-      </w:pPr>
-      <w:r>
-        <w:t xml:space="preserve">steady (very little change)</w:t>
-      </w:r>
-    </w:p>
-    <w:p>
-      <w:pPr>
-        <w:pStyle w:val="Compact"/>
-        <w:numPr>
-          <w:ilvl w:val="1"/>
-          <w:numId w:val="1027"/>
-        </w:numPr>
-      </w:pPr>
-      <w:r>
-        <w:t xml:space="preserve">highly variable, but neither increasing nor decreasing overall</w:t>
-      </w:r>
-    </w:p>
-    <w:p>
-      <w:pPr>
-        <w:numPr>
-          <w:ilvl w:val="0"/>
-          <w:numId w:val="1026"/>
-        </w:numPr>
-      </w:pPr>
-      <w:r>
-        <w:t xml:space="preserve">Do you decide to increase the coagulation time to reduce the risk of high TOC and potential DBP formation in the filtered water? There is no right or wrong answer to this question.</w:t>
-      </w:r>
-    </w:p>
-    <w:p>
-      <w:pPr>
-        <w:pStyle w:val="Compact"/>
-        <w:numPr>
-          <w:ilvl w:val="1"/>
-          <w:numId w:val="1028"/>
-        </w:numPr>
-      </w:pPr>
-      <w:r>
-        <w:t xml:space="preserve">yes</w:t>
-      </w:r>
-    </w:p>
-    <w:p>
-      <w:pPr>
-        <w:pStyle w:val="Compact"/>
-        <w:numPr>
-          <w:ilvl w:val="1"/>
-          <w:numId w:val="1028"/>
-        </w:numPr>
-      </w:pPr>
-      <w:r>
-        <w:t xml:space="preserve">no</w:t>
-      </w:r>
-    </w:p>
-    <w:p>
-      <w:pPr>
         <w:pStyle w:val="FirstParagraph"/>
       </w:pPr>
+      <w:r>
+        <w:t xml:space="preserve">Optional exercise: Reflect on why you made this decision. What information did you use to arrive at your final choice?</w:t>
+      </w:r>
+    </w:p>
+    <w:p>
+      <w:pPr>
+        <w:pStyle w:val="BodyText"/>
+      </w:pPr>
     </w:p>
     <w:bookmarkEnd w:id="46"/>
-    <w:bookmarkStart w:id="48" w:name="management-decision-3-summer-data"/>
+    <w:bookmarkStart w:id="47" w:name="management-decision-2-spring-data"/>
     <w:p>
       <w:pPr>
         <w:pStyle w:val="Heading4"/>
       </w:pPr>
       <w:r>
-        <w:t xml:space="preserve">Management decision #3: Summer data</w:t>
+        <w:t xml:space="preserve">Management decision #2: Spring data</w:t>
       </w:r>
     </w:p>
     <w:p>
@@ -2140,11 +2068,11 @@
       <w:pPr>
         <w:numPr>
           <w:ilvl w:val="0"/>
-          <w:numId w:val="1029"/>
-        </w:numPr>
-      </w:pPr>
-      <w:r>
-        <w:t xml:space="preserve">Today is Aug. 20. What is the corresponding TOC in mg/L of the fDOM observation for today? Use the fDOM to TOC converter to help answer the question. Round your answer to the nearest tenth and be sure to include the units (e.g., 3.1 mg/L).</w:t>
+          <w:numId w:val="1025"/>
+        </w:numPr>
+      </w:pPr>
+      <w:r>
+        <w:t xml:space="preserve">For Apr. 15, what is the corresponding TOC in mg/L of the fDOM observation for today? Use the fDOM to TOC converter to help answer the question. Round your answer to the nearest tenth (e.g., 3.1).</w:t>
       </w:r>
     </w:p>
     <w:p>
@@ -2166,7 +2094,7 @@
       <w:pPr>
         <w:numPr>
           <w:ilvl w:val="0"/>
-          <w:numId w:val="1029"/>
+          <w:numId w:val="1025"/>
         </w:numPr>
       </w:pPr>
       <w:r>
@@ -2178,7 +2106,7 @@
         <w:pStyle w:val="Compact"/>
         <w:numPr>
           <w:ilvl w:val="1"/>
-          <w:numId w:val="1030"/>
+          <w:numId w:val="1026"/>
         </w:numPr>
       </w:pPr>
       <w:r>
@@ -2190,7 +2118,7 @@
         <w:pStyle w:val="Compact"/>
         <w:numPr>
           <w:ilvl w:val="1"/>
-          <w:numId w:val="1030"/>
+          <w:numId w:val="1026"/>
         </w:numPr>
       </w:pPr>
       <w:r>
@@ -2202,7 +2130,7 @@
         <w:pStyle w:val="Compact"/>
         <w:numPr>
           <w:ilvl w:val="1"/>
-          <w:numId w:val="1030"/>
+          <w:numId w:val="1026"/>
         </w:numPr>
       </w:pPr>
       <w:r>
@@ -2214,7 +2142,7 @@
         <w:pStyle w:val="Compact"/>
         <w:numPr>
           <w:ilvl w:val="1"/>
-          <w:numId w:val="1030"/>
+          <w:numId w:val="1026"/>
         </w:numPr>
       </w:pPr>
       <w:r>
@@ -2225,40 +2153,216 @@
       <w:pPr>
         <w:numPr>
           <w:ilvl w:val="0"/>
-          <w:numId w:val="1029"/>
-        </w:numPr>
-      </w:pPr>
-      <w:r>
-        <w:t xml:space="preserve">Do you decide to increase the coagulation time to reduce the risk of high TOC and potential DBP formation in the filtered water? There is no right or wrong answer to this question.</w:t>
-      </w:r>
-    </w:p>
-    <w:p>
-      <w:pPr>
-        <w:pStyle w:val="Compact"/>
-        <w:numPr>
-          <w:ilvl w:val="1"/>
-          <w:numId w:val="1031"/>
-        </w:numPr>
-      </w:pPr>
-      <w:r>
-        <w:t xml:space="preserve">yes</w:t>
-      </w:r>
-    </w:p>
-    <w:p>
-      <w:pPr>
-        <w:pStyle w:val="Compact"/>
-        <w:numPr>
-          <w:ilvl w:val="1"/>
-          <w:numId w:val="1031"/>
-        </w:numPr>
-      </w:pPr>
-      <w:r>
-        <w:t xml:space="preserve">no</w:t>
+          <w:numId w:val="1025"/>
+        </w:numPr>
+      </w:pPr>
+      <w:r>
+        <w:t xml:space="preserve">Do you decide to increase the coagulation time to reduce the risk of high TOC and potential DBP formation in the filtered water? There is no right or wrong answer to this question. Type</w:t>
+      </w:r>
+      <w:r>
+        <w:t xml:space="preserve"> </w:t>
+      </w:r>
+      <w:r>
+        <w:t xml:space="preserve">‘yes’</w:t>
+      </w:r>
+      <w:r>
+        <w:t xml:space="preserve"> </w:t>
+      </w:r>
+      <w:r>
+        <w:t xml:space="preserve">or</w:t>
+      </w:r>
+      <w:r>
+        <w:t xml:space="preserve"> </w:t>
+      </w:r>
+      <w:r>
+        <w:t xml:space="preserve">‘no’</w:t>
+      </w:r>
+      <w:r>
+        <w:t xml:space="preserve">.</w:t>
+      </w:r>
+    </w:p>
+    <w:p>
+      <w:pPr>
+        <w:numPr>
+          <w:ilvl w:val="0"/>
+          <w:numId w:val="1000"/>
+        </w:numPr>
+      </w:pPr>
+      <w:r>
+        <w:rPr>
+          <w:b/>
+          <w:bCs/>
+        </w:rPr>
+        <w:t xml:space="preserve">Answer:</w:t>
       </w:r>
     </w:p>
     <w:p>
       <w:pPr>
         <w:pStyle w:val="FirstParagraph"/>
+      </w:pPr>
+      <w:r>
+        <w:t xml:space="preserve">Optional exercise: Reflect on why you made this decision. What information did you use to arrive at your final choice?</w:t>
+      </w:r>
+    </w:p>
+    <w:p>
+      <w:pPr>
+        <w:pStyle w:val="BodyText"/>
+      </w:pPr>
+    </w:p>
+    <w:bookmarkEnd w:id="47"/>
+    <w:bookmarkStart w:id="49" w:name="management-decision-3-summer-data"/>
+    <w:p>
+      <w:pPr>
+        <w:pStyle w:val="Heading4"/>
+      </w:pPr>
+      <w:r>
+        <w:t xml:space="preserve">Management decision #3: Summer data</w:t>
+      </w:r>
+    </w:p>
+    <w:p>
+      <w:pPr>
+        <w:pStyle w:val="FirstParagraph"/>
+      </w:pPr>
+    </w:p>
+    <w:p>
+      <w:pPr>
+        <w:numPr>
+          <w:ilvl w:val="0"/>
+          <w:numId w:val="1027"/>
+        </w:numPr>
+      </w:pPr>
+      <w:r>
+        <w:t xml:space="preserve">For Aug. 20, what is the corresponding TOC in mg/L of the fDOM observation for today? Use the fDOM to TOC converter to help answer the question. Round your answer to the nearest tenth (e.g., 3.1).</w:t>
+      </w:r>
+    </w:p>
+    <w:p>
+      <w:pPr>
+        <w:numPr>
+          <w:ilvl w:val="0"/>
+          <w:numId w:val="1000"/>
+        </w:numPr>
+      </w:pPr>
+      <w:r>
+        <w:rPr>
+          <w:b/>
+          <w:bCs/>
+        </w:rPr>
+        <w:t xml:space="preserve">Answer:</w:t>
+      </w:r>
+    </w:p>
+    <w:p>
+      <w:pPr>
+        <w:numPr>
+          <w:ilvl w:val="0"/>
+          <w:numId w:val="1027"/>
+        </w:numPr>
+      </w:pPr>
+      <w:r>
+        <w:t xml:space="preserve">Which best describes the pattern in fDOM data over the previous month?</w:t>
+      </w:r>
+    </w:p>
+    <w:p>
+      <w:pPr>
+        <w:pStyle w:val="Compact"/>
+        <w:numPr>
+          <w:ilvl w:val="1"/>
+          <w:numId w:val="1028"/>
+        </w:numPr>
+      </w:pPr>
+      <w:r>
+        <w:t xml:space="preserve">increasing</w:t>
+      </w:r>
+    </w:p>
+    <w:p>
+      <w:pPr>
+        <w:pStyle w:val="Compact"/>
+        <w:numPr>
+          <w:ilvl w:val="1"/>
+          <w:numId w:val="1028"/>
+        </w:numPr>
+      </w:pPr>
+      <w:r>
+        <w:t xml:space="preserve">decreasing</w:t>
+      </w:r>
+    </w:p>
+    <w:p>
+      <w:pPr>
+        <w:pStyle w:val="Compact"/>
+        <w:numPr>
+          <w:ilvl w:val="1"/>
+          <w:numId w:val="1028"/>
+        </w:numPr>
+      </w:pPr>
+      <w:r>
+        <w:t xml:space="preserve">steady (very little change)</w:t>
+      </w:r>
+    </w:p>
+    <w:p>
+      <w:pPr>
+        <w:pStyle w:val="Compact"/>
+        <w:numPr>
+          <w:ilvl w:val="1"/>
+          <w:numId w:val="1028"/>
+        </w:numPr>
+      </w:pPr>
+      <w:r>
+        <w:t xml:space="preserve">highly variable, but neither increasing nor decreasing overall</w:t>
+      </w:r>
+    </w:p>
+    <w:p>
+      <w:pPr>
+        <w:numPr>
+          <w:ilvl w:val="0"/>
+          <w:numId w:val="1027"/>
+        </w:numPr>
+      </w:pPr>
+      <w:r>
+        <w:t xml:space="preserve">Do you decide to increase the coagulation time to reduce the risk of high TOC and potential DBP formation in the filtered water? There is no right or wrong answer to this question. Type</w:t>
+      </w:r>
+      <w:r>
+        <w:t xml:space="preserve"> </w:t>
+      </w:r>
+      <w:r>
+        <w:t xml:space="preserve">‘yes’</w:t>
+      </w:r>
+      <w:r>
+        <w:t xml:space="preserve"> </w:t>
+      </w:r>
+      <w:r>
+        <w:t xml:space="preserve">or</w:t>
+      </w:r>
+      <w:r>
+        <w:t xml:space="preserve"> </w:t>
+      </w:r>
+      <w:r>
+        <w:t xml:space="preserve">‘no’</w:t>
+      </w:r>
+      <w:r>
+        <w:t xml:space="preserve">.</w:t>
+      </w:r>
+    </w:p>
+    <w:p>
+      <w:pPr>
+        <w:pStyle w:val="SourceCode"/>
+      </w:pPr>
+      <w:r>
+        <w:rPr>
+          <w:rStyle w:val="VerbatimChar"/>
+        </w:rPr>
+        <w:t xml:space="preserve">**Answer:**</w:t>
+      </w:r>
+    </w:p>
+    <w:p>
+      <w:pPr>
+        <w:pStyle w:val="FirstParagraph"/>
+      </w:pPr>
+      <w:r>
+        <w:t xml:space="preserve">Optional exercise: Reflect on your decision. How did accessing high-frequency data (vs. the normal monthly samples) affect your decision-making?</w:t>
+      </w:r>
+    </w:p>
+    <w:p>
+      <w:pPr>
+        <w:pStyle w:val="BodyText"/>
       </w:pPr>
     </w:p>
     <w:p>
@@ -2279,7 +2383,7 @@
         </w:rPr>
         <w:t xml:space="preserve"> </w:t>
       </w:r>
-      <w:hyperlink r:id="rId47">
+      <w:hyperlink r:id="rId48">
         <w:r>
           <w:rPr>
             <w:rStyle w:val="Hyperlink"/>
@@ -2304,13 +2408,13 @@
           <w:i/>
           <w:iCs/>
         </w:rPr>
-        <w:t xml:space="preserve">This app was last updated on: 2025-09-20</w:t>
-      </w:r>
-    </w:p>
-    <w:bookmarkEnd w:id="48"/>
+        <w:t xml:space="preserve">This app was last updated on: 2025-10-16</w:t>
+      </w:r>
+    </w:p>
     <w:bookmarkEnd w:id="49"/>
     <w:bookmarkEnd w:id="50"/>
     <w:bookmarkEnd w:id="51"/>
+    <w:bookmarkEnd w:id="52"/>
     <w:sectPr>
       <w:footerReference r:id="rId9" w:type="even"/>
       <w:footerReference r:id="rId10" w:type="default"/>
@@ -3272,11 +3376,11 @@
       </w:pPr>
     </w:lvl>
   </w:abstractNum>
-  <w:abstractNum w:abstractNumId="994110">
-    <w:nsid w:val="0A994110"/>
+  <w:abstractNum w:abstractNumId="994113">
+    <w:nsid w:val="0A994113"/>
     <w:multiLevelType w:val="multilevel"/>
     <w:lvl w:ilvl="0">
-      <w:start w:val="10"/>
+      <w:start w:val="13"/>
       <w:numFmt w:val="decimal"/>
       <w:lvlText w:val="%1."/>
       <w:lvlJc w:val="left"/>
@@ -3285,7 +3389,7 @@
       </w:pPr>
     </w:lvl>
     <w:lvl w:ilvl="1">
-      <w:start w:val="10"/>
+      <w:start w:val="13"/>
       <w:numFmt w:val="decimal"/>
       <w:lvlText w:val="%2."/>
       <w:lvlJc w:val="left"/>
@@ -3294,7 +3398,7 @@
       </w:pPr>
     </w:lvl>
     <w:lvl w:ilvl="2">
-      <w:start w:val="10"/>
+      <w:start w:val="13"/>
       <w:numFmt w:val="decimal"/>
       <w:lvlText w:val="%3."/>
       <w:lvlJc w:val="left"/>
@@ -3303,7 +3407,7 @@
       </w:pPr>
     </w:lvl>
     <w:lvl w:ilvl="3">
-      <w:start w:val="10"/>
+      <w:start w:val="13"/>
       <w:numFmt w:val="decimal"/>
       <w:lvlText w:val="%4."/>
       <w:lvlJc w:val="left"/>
@@ -3312,7 +3416,7 @@
       </w:pPr>
     </w:lvl>
     <w:lvl w:ilvl="4">
-      <w:start w:val="10"/>
+      <w:start w:val="13"/>
       <w:numFmt w:val="decimal"/>
       <w:lvlText w:val="%5."/>
       <w:lvlJc w:val="left"/>
@@ -3321,7 +3425,7 @@
       </w:pPr>
     </w:lvl>
     <w:lvl w:ilvl="5">
-      <w:start w:val="10"/>
+      <w:start w:val="13"/>
       <w:numFmt w:val="decimal"/>
       <w:lvlText w:val="%6."/>
       <w:lvlJc w:val="left"/>
@@ -3330,7 +3434,7 @@
       </w:pPr>
     </w:lvl>
     <w:lvl w:ilvl="6">
-      <w:start w:val="10"/>
+      <w:start w:val="13"/>
       <w:numFmt w:val="decimal"/>
       <w:lvlText w:val="%7."/>
       <w:lvlJc w:val="left"/>
@@ -3339,7 +3443,7 @@
       </w:pPr>
     </w:lvl>
     <w:lvl w:ilvl="7">
-      <w:start w:val="10"/>
+      <w:start w:val="13"/>
       <w:numFmt w:val="decimal"/>
       <w:lvlText w:val="%8."/>
       <w:lvlJc w:val="left"/>
@@ -3348,7 +3452,7 @@
       </w:pPr>
     </w:lvl>
     <w:lvl w:ilvl="8">
-      <w:start w:val="10"/>
+      <w:start w:val="13"/>
       <w:numFmt w:val="decimal"/>
       <w:lvlText w:val="%9."/>
       <w:lvlJc w:val="left"/>
@@ -3357,11 +3461,11 @@
       </w:pPr>
     </w:lvl>
   </w:abstractNum>
-  <w:abstractNum w:abstractNumId="994115">
-    <w:nsid w:val="0A994115"/>
+  <w:abstractNum w:abstractNumId="994118">
+    <w:nsid w:val="0A994118"/>
     <w:multiLevelType w:val="multilevel"/>
     <w:lvl w:ilvl="0">
-      <w:start w:val="15"/>
+      <w:start w:val="18"/>
       <w:numFmt w:val="decimal"/>
       <w:lvlText w:val="%1."/>
       <w:lvlJc w:val="left"/>
@@ -3370,7 +3474,7 @@
       </w:pPr>
     </w:lvl>
     <w:lvl w:ilvl="1">
-      <w:start w:val="15"/>
+      <w:start w:val="18"/>
       <w:numFmt w:val="decimal"/>
       <w:lvlText w:val="%2."/>
       <w:lvlJc w:val="left"/>
@@ -3379,7 +3483,7 @@
       </w:pPr>
     </w:lvl>
     <w:lvl w:ilvl="2">
-      <w:start w:val="15"/>
+      <w:start w:val="18"/>
       <w:numFmt w:val="decimal"/>
       <w:lvlText w:val="%3."/>
       <w:lvlJc w:val="left"/>
@@ -3388,7 +3492,7 @@
       </w:pPr>
     </w:lvl>
     <w:lvl w:ilvl="3">
-      <w:start w:val="15"/>
+      <w:start w:val="18"/>
       <w:numFmt w:val="decimal"/>
       <w:lvlText w:val="%4."/>
       <w:lvlJc w:val="left"/>
@@ -3397,7 +3501,7 @@
       </w:pPr>
     </w:lvl>
     <w:lvl w:ilvl="4">
-      <w:start w:val="15"/>
+      <w:start w:val="18"/>
       <w:numFmt w:val="decimal"/>
       <w:lvlText w:val="%5."/>
       <w:lvlJc w:val="left"/>
@@ -3406,7 +3510,7 @@
       </w:pPr>
     </w:lvl>
     <w:lvl w:ilvl="5">
-      <w:start w:val="15"/>
+      <w:start w:val="18"/>
       <w:numFmt w:val="decimal"/>
       <w:lvlText w:val="%6."/>
       <w:lvlJc w:val="left"/>
@@ -3415,7 +3519,7 @@
       </w:pPr>
     </w:lvl>
     <w:lvl w:ilvl="6">
-      <w:start w:val="15"/>
+      <w:start w:val="18"/>
       <w:numFmt w:val="decimal"/>
       <w:lvlText w:val="%7."/>
       <w:lvlJc w:val="left"/>
@@ -3424,7 +3528,7 @@
       </w:pPr>
     </w:lvl>
     <w:lvl w:ilvl="7">
-      <w:start w:val="15"/>
+      <w:start w:val="18"/>
       <w:numFmt w:val="decimal"/>
       <w:lvlText w:val="%8."/>
       <w:lvlJc w:val="left"/>
@@ -3433,7 +3537,7 @@
       </w:pPr>
     </w:lvl>
     <w:lvl w:ilvl="8">
-      <w:start w:val="15"/>
+      <w:start w:val="18"/>
       <w:numFmt w:val="decimal"/>
       <w:lvlText w:val="%9."/>
       <w:lvlJc w:val="left"/>
@@ -3442,11 +3546,11 @@
       </w:pPr>
     </w:lvl>
   </w:abstractNum>
-  <w:abstractNum w:abstractNumId="994116">
-    <w:nsid w:val="0A994116"/>
+  <w:abstractNum w:abstractNumId="994126">
+    <w:nsid w:val="0A994126"/>
     <w:multiLevelType w:val="multilevel"/>
     <w:lvl w:ilvl="0">
-      <w:start w:val="16"/>
+      <w:start w:val="26"/>
       <w:numFmt w:val="decimal"/>
       <w:lvlText w:val="%1."/>
       <w:lvlJc w:val="left"/>
@@ -3455,7 +3559,7 @@
       </w:pPr>
     </w:lvl>
     <w:lvl w:ilvl="1">
-      <w:start w:val="16"/>
+      <w:start w:val="26"/>
       <w:numFmt w:val="decimal"/>
       <w:lvlText w:val="%2."/>
       <w:lvlJc w:val="left"/>
@@ -3464,7 +3568,7 @@
       </w:pPr>
     </w:lvl>
     <w:lvl w:ilvl="2">
-      <w:start w:val="16"/>
+      <w:start w:val="26"/>
       <w:numFmt w:val="decimal"/>
       <w:lvlText w:val="%3."/>
       <w:lvlJc w:val="left"/>
@@ -3473,7 +3577,7 @@
       </w:pPr>
     </w:lvl>
     <w:lvl w:ilvl="3">
-      <w:start w:val="16"/>
+      <w:start w:val="26"/>
       <w:numFmt w:val="decimal"/>
       <w:lvlText w:val="%4."/>
       <w:lvlJc w:val="left"/>
@@ -3482,7 +3586,7 @@
       </w:pPr>
     </w:lvl>
     <w:lvl w:ilvl="4">
-      <w:start w:val="16"/>
+      <w:start w:val="26"/>
       <w:numFmt w:val="decimal"/>
       <w:lvlText w:val="%5."/>
       <w:lvlJc w:val="left"/>
@@ -3491,7 +3595,7 @@
       </w:pPr>
     </w:lvl>
     <w:lvl w:ilvl="5">
-      <w:start w:val="16"/>
+      <w:start w:val="26"/>
       <w:numFmt w:val="decimal"/>
       <w:lvlText w:val="%6."/>
       <w:lvlJc w:val="left"/>
@@ -3500,7 +3604,7 @@
       </w:pPr>
     </w:lvl>
     <w:lvl w:ilvl="6">
-      <w:start w:val="16"/>
+      <w:start w:val="26"/>
       <w:numFmt w:val="decimal"/>
       <w:lvlText w:val="%7."/>
       <w:lvlJc w:val="left"/>
@@ -3509,7 +3613,7 @@
       </w:pPr>
     </w:lvl>
     <w:lvl w:ilvl="7">
-      <w:start w:val="16"/>
+      <w:start w:val="26"/>
       <w:numFmt w:val="decimal"/>
       <w:lvlText w:val="%8."/>
       <w:lvlJc w:val="left"/>
@@ -3518,7 +3622,7 @@
       </w:pPr>
     </w:lvl>
     <w:lvl w:ilvl="8">
-      <w:start w:val="16"/>
+      <w:start w:val="26"/>
       <w:numFmt w:val="decimal"/>
       <w:lvlText w:val="%9."/>
       <w:lvlJc w:val="left"/>
@@ -3527,11 +3631,11 @@
       </w:pPr>
     </w:lvl>
   </w:abstractNum>
-  <w:abstractNum w:abstractNumId="994124">
-    <w:nsid w:val="0A994124"/>
+  <w:abstractNum w:abstractNumId="994129">
+    <w:nsid w:val="0A994129"/>
     <w:multiLevelType w:val="multilevel"/>
     <w:lvl w:ilvl="0">
-      <w:start w:val="24"/>
+      <w:start w:val="29"/>
       <w:numFmt w:val="decimal"/>
       <w:lvlText w:val="%1."/>
       <w:lvlJc w:val="left"/>
@@ -3540,7 +3644,7 @@
       </w:pPr>
     </w:lvl>
     <w:lvl w:ilvl="1">
-      <w:start w:val="24"/>
+      <w:start w:val="29"/>
       <w:numFmt w:val="decimal"/>
       <w:lvlText w:val="%2."/>
       <w:lvlJc w:val="left"/>
@@ -3549,7 +3653,7 @@
       </w:pPr>
     </w:lvl>
     <w:lvl w:ilvl="2">
-      <w:start w:val="24"/>
+      <w:start w:val="29"/>
       <w:numFmt w:val="decimal"/>
       <w:lvlText w:val="%3."/>
       <w:lvlJc w:val="left"/>
@@ -3558,7 +3662,7 @@
       </w:pPr>
     </w:lvl>
     <w:lvl w:ilvl="3">
-      <w:start w:val="24"/>
+      <w:start w:val="29"/>
       <w:numFmt w:val="decimal"/>
       <w:lvlText w:val="%4."/>
       <w:lvlJc w:val="left"/>
@@ -3567,7 +3671,7 @@
       </w:pPr>
     </w:lvl>
     <w:lvl w:ilvl="4">
-      <w:start w:val="24"/>
+      <w:start w:val="29"/>
       <w:numFmt w:val="decimal"/>
       <w:lvlText w:val="%5."/>
       <w:lvlJc w:val="left"/>
@@ -3576,7 +3680,7 @@
       </w:pPr>
     </w:lvl>
     <w:lvl w:ilvl="5">
-      <w:start w:val="24"/>
+      <w:start w:val="29"/>
       <w:numFmt w:val="decimal"/>
       <w:lvlText w:val="%6."/>
       <w:lvlJc w:val="left"/>
@@ -3585,7 +3689,7 @@
       </w:pPr>
     </w:lvl>
     <w:lvl w:ilvl="6">
-      <w:start w:val="24"/>
+      <w:start w:val="29"/>
       <w:numFmt w:val="decimal"/>
       <w:lvlText w:val="%7."/>
       <w:lvlJc w:val="left"/>
@@ -3594,7 +3698,7 @@
       </w:pPr>
     </w:lvl>
     <w:lvl w:ilvl="7">
-      <w:start w:val="24"/>
+      <w:start w:val="29"/>
       <w:numFmt w:val="decimal"/>
       <w:lvlText w:val="%8."/>
       <w:lvlJc w:val="left"/>
@@ -3603,7 +3707,7 @@
       </w:pPr>
     </w:lvl>
     <w:lvl w:ilvl="8">
-      <w:start w:val="24"/>
+      <w:start w:val="29"/>
       <w:numFmt w:val="decimal"/>
       <w:lvlText w:val="%9."/>
       <w:lvlJc w:val="left"/>
@@ -3612,11 +3716,11 @@
       </w:pPr>
     </w:lvl>
   </w:abstractNum>
-  <w:abstractNum w:abstractNumId="994127">
-    <w:nsid w:val="0A994127"/>
+  <w:abstractNum w:abstractNumId="994132">
+    <w:nsid w:val="0A994132"/>
     <w:multiLevelType w:val="multilevel"/>
     <w:lvl w:ilvl="0">
-      <w:start w:val="27"/>
+      <w:start w:val="32"/>
       <w:numFmt w:val="decimal"/>
       <w:lvlText w:val="%1."/>
       <w:lvlJc w:val="left"/>
@@ -3625,7 +3729,7 @@
       </w:pPr>
     </w:lvl>
     <w:lvl w:ilvl="1">
-      <w:start w:val="27"/>
+      <w:start w:val="32"/>
       <w:numFmt w:val="decimal"/>
       <w:lvlText w:val="%2."/>
       <w:lvlJc w:val="left"/>
@@ -3634,7 +3738,7 @@
       </w:pPr>
     </w:lvl>
     <w:lvl w:ilvl="2">
-      <w:start w:val="27"/>
+      <w:start w:val="32"/>
       <w:numFmt w:val="decimal"/>
       <w:lvlText w:val="%3."/>
       <w:lvlJc w:val="left"/>
@@ -3643,7 +3747,7 @@
       </w:pPr>
     </w:lvl>
     <w:lvl w:ilvl="3">
-      <w:start w:val="27"/>
+      <w:start w:val="32"/>
       <w:numFmt w:val="decimal"/>
       <w:lvlText w:val="%4."/>
       <w:lvlJc w:val="left"/>
@@ -3652,7 +3756,7 @@
       </w:pPr>
     </w:lvl>
     <w:lvl w:ilvl="4">
-      <w:start w:val="27"/>
+      <w:start w:val="32"/>
       <w:numFmt w:val="decimal"/>
       <w:lvlText w:val="%5."/>
       <w:lvlJc w:val="left"/>
@@ -3661,7 +3765,7 @@
       </w:pPr>
     </w:lvl>
     <w:lvl w:ilvl="5">
-      <w:start w:val="27"/>
+      <w:start w:val="32"/>
       <w:numFmt w:val="decimal"/>
       <w:lvlText w:val="%6."/>
       <w:lvlJc w:val="left"/>
@@ -3670,7 +3774,7 @@
       </w:pPr>
     </w:lvl>
     <w:lvl w:ilvl="6">
-      <w:start w:val="27"/>
+      <w:start w:val="32"/>
       <w:numFmt w:val="decimal"/>
       <w:lvlText w:val="%7."/>
       <w:lvlJc w:val="left"/>
@@ -3679,7 +3783,7 @@
       </w:pPr>
     </w:lvl>
     <w:lvl w:ilvl="7">
-      <w:start w:val="27"/>
+      <w:start w:val="32"/>
       <w:numFmt w:val="decimal"/>
       <w:lvlText w:val="%8."/>
       <w:lvlJc w:val="left"/>
@@ -3688,92 +3792,7 @@
       </w:pPr>
     </w:lvl>
     <w:lvl w:ilvl="8">
-      <w:start w:val="27"/>
-      <w:numFmt w:val="decimal"/>
-      <w:lvlText w:val="%9."/>
-      <w:lvlJc w:val="left"/>
-      <w:pPr>
-        <w:ind w:left="6480" w:hanging="360"/>
-      </w:pPr>
-    </w:lvl>
-  </w:abstractNum>
-  <w:abstractNum w:abstractNumId="994130">
-    <w:nsid w:val="0A994130"/>
-    <w:multiLevelType w:val="multilevel"/>
-    <w:lvl w:ilvl="0">
-      <w:start w:val="30"/>
-      <w:numFmt w:val="decimal"/>
-      <w:lvlText w:val="%1."/>
-      <w:lvlJc w:val="left"/>
-      <w:pPr>
-        <w:ind w:left="720" w:hanging="360"/>
-      </w:pPr>
-    </w:lvl>
-    <w:lvl w:ilvl="1">
-      <w:start w:val="30"/>
-      <w:numFmt w:val="decimal"/>
-      <w:lvlText w:val="%2."/>
-      <w:lvlJc w:val="left"/>
-      <w:pPr>
-        <w:ind w:left="1440" w:hanging="360"/>
-      </w:pPr>
-    </w:lvl>
-    <w:lvl w:ilvl="2">
-      <w:start w:val="30"/>
-      <w:numFmt w:val="decimal"/>
-      <w:lvlText w:val="%3."/>
-      <w:lvlJc w:val="left"/>
-      <w:pPr>
-        <w:ind w:left="2160" w:hanging="360"/>
-      </w:pPr>
-    </w:lvl>
-    <w:lvl w:ilvl="3">
-      <w:start w:val="30"/>
-      <w:numFmt w:val="decimal"/>
-      <w:lvlText w:val="%4."/>
-      <w:lvlJc w:val="left"/>
-      <w:pPr>
-        <w:ind w:left="2880" w:hanging="360"/>
-      </w:pPr>
-    </w:lvl>
-    <w:lvl w:ilvl="4">
-      <w:start w:val="30"/>
-      <w:numFmt w:val="decimal"/>
-      <w:lvlText w:val="%5."/>
-      <w:lvlJc w:val="left"/>
-      <w:pPr>
-        <w:ind w:left="3600" w:hanging="360"/>
-      </w:pPr>
-    </w:lvl>
-    <w:lvl w:ilvl="5">
-      <w:start w:val="30"/>
-      <w:numFmt w:val="decimal"/>
-      <w:lvlText w:val="%6."/>
-      <w:lvlJc w:val="left"/>
-      <w:pPr>
-        <w:ind w:left="4320" w:hanging="360"/>
-      </w:pPr>
-    </w:lvl>
-    <w:lvl w:ilvl="6">
-      <w:start w:val="30"/>
-      <w:numFmt w:val="decimal"/>
-      <w:lvlText w:val="%7."/>
-      <w:lvlJc w:val="left"/>
-      <w:pPr>
-        <w:ind w:left="5040" w:hanging="360"/>
-      </w:pPr>
-    </w:lvl>
-    <w:lvl w:ilvl="7">
-      <w:start w:val="30"/>
-      <w:numFmt w:val="decimal"/>
-      <w:lvlText w:val="%8."/>
-      <w:lvlJc w:val="left"/>
-      <w:pPr>
-        <w:ind w:left="5760" w:hanging="360"/>
-      </w:pPr>
-    </w:lvl>
-    <w:lvl w:ilvl="8">
-      <w:start w:val="30"/>
+      <w:start w:val="32"/>
       <w:numFmt w:val="decimal"/>
       <w:lvlText w:val="%9."/>
       <w:lvlJc w:val="left"/>
@@ -4215,36 +4234,66 @@
     </w:lvlOverride>
   </w:num>
   <w:num w:numId="1016">
-    <w:abstractNumId w:val="994110"/>
+    <w:abstractNumId w:val="99711"/>
     <w:lvlOverride w:ilvl="0">
-      <w:startOverride w:val="10"/>
+      <w:startOverride w:val="1"/>
     </w:lvlOverride>
     <w:lvlOverride w:ilvl="1">
-      <w:startOverride w:val="10"/>
+      <w:startOverride w:val="1"/>
     </w:lvlOverride>
     <w:lvlOverride w:ilvl="2">
-      <w:startOverride w:val="10"/>
+      <w:startOverride w:val="1"/>
     </w:lvlOverride>
     <w:lvlOverride w:ilvl="3">
-      <w:startOverride w:val="10"/>
+      <w:startOverride w:val="1"/>
     </w:lvlOverride>
     <w:lvlOverride w:ilvl="4">
-      <w:startOverride w:val="10"/>
+      <w:startOverride w:val="1"/>
     </w:lvlOverride>
     <w:lvlOverride w:ilvl="5">
-      <w:startOverride w:val="10"/>
+      <w:startOverride w:val="1"/>
     </w:lvlOverride>
     <w:lvlOverride w:ilvl="6">
-      <w:startOverride w:val="10"/>
+      <w:startOverride w:val="1"/>
     </w:lvlOverride>
     <w:lvlOverride w:ilvl="7">
-      <w:startOverride w:val="10"/>
+      <w:startOverride w:val="1"/>
     </w:lvlOverride>
     <w:lvlOverride w:ilvl="8">
-      <w:startOverride w:val="10"/>
+      <w:startOverride w:val="1"/>
     </w:lvlOverride>
   </w:num>
   <w:num w:numId="1017">
+    <w:abstractNumId w:val="994113"/>
+    <w:lvlOverride w:ilvl="0">
+      <w:startOverride w:val="13"/>
+    </w:lvlOverride>
+    <w:lvlOverride w:ilvl="1">
+      <w:startOverride w:val="13"/>
+    </w:lvlOverride>
+    <w:lvlOverride w:ilvl="2">
+      <w:startOverride w:val="13"/>
+    </w:lvlOverride>
+    <w:lvlOverride w:ilvl="3">
+      <w:startOverride w:val="13"/>
+    </w:lvlOverride>
+    <w:lvlOverride w:ilvl="4">
+      <w:startOverride w:val="13"/>
+    </w:lvlOverride>
+    <w:lvlOverride w:ilvl="5">
+      <w:startOverride w:val="13"/>
+    </w:lvlOverride>
+    <w:lvlOverride w:ilvl="6">
+      <w:startOverride w:val="13"/>
+    </w:lvlOverride>
+    <w:lvlOverride w:ilvl="7">
+      <w:startOverride w:val="13"/>
+    </w:lvlOverride>
+    <w:lvlOverride w:ilvl="8">
+      <w:startOverride w:val="13"/>
+    </w:lvlOverride>
+  </w:num>
+  <w:num w:numId="1018">
     <w:abstractNumId w:val="99711"/>
     <w:lvlOverride w:ilvl="0">
       <w:startOverride w:val="1"/>
@@ -4274,64 +4323,34 @@
       <w:startOverride w:val="1"/>
     </w:lvlOverride>
   </w:num>
-  <w:num w:numId="1018">
-    <w:abstractNumId w:val="994115"/>
+  <w:num w:numId="1019">
+    <w:abstractNumId w:val="994118"/>
     <w:lvlOverride w:ilvl="0">
-      <w:startOverride w:val="15"/>
+      <w:startOverride w:val="18"/>
     </w:lvlOverride>
     <w:lvlOverride w:ilvl="1">
-      <w:startOverride w:val="15"/>
+      <w:startOverride w:val="18"/>
     </w:lvlOverride>
     <w:lvlOverride w:ilvl="2">
-      <w:startOverride w:val="15"/>
+      <w:startOverride w:val="18"/>
     </w:lvlOverride>
     <w:lvlOverride w:ilvl="3">
-      <w:startOverride w:val="15"/>
+      <w:startOverride w:val="18"/>
     </w:lvlOverride>
     <w:lvlOverride w:ilvl="4">
-      <w:startOverride w:val="15"/>
+      <w:startOverride w:val="18"/>
     </w:lvlOverride>
     <w:lvlOverride w:ilvl="5">
-      <w:startOverride w:val="15"/>
+      <w:startOverride w:val="18"/>
     </w:lvlOverride>
     <w:lvlOverride w:ilvl="6">
-      <w:startOverride w:val="15"/>
+      <w:startOverride w:val="18"/>
     </w:lvlOverride>
     <w:lvlOverride w:ilvl="7">
-      <w:startOverride w:val="15"/>
+      <w:startOverride w:val="18"/>
     </w:lvlOverride>
     <w:lvlOverride w:ilvl="8">
-      <w:startOverride w:val="15"/>
-    </w:lvlOverride>
-  </w:num>
-  <w:num w:numId="1019">
-    <w:abstractNumId w:val="994116"/>
-    <w:lvlOverride w:ilvl="0">
-      <w:startOverride w:val="16"/>
-    </w:lvlOverride>
-    <w:lvlOverride w:ilvl="1">
-      <w:startOverride w:val="16"/>
-    </w:lvlOverride>
-    <w:lvlOverride w:ilvl="2">
-      <w:startOverride w:val="16"/>
-    </w:lvlOverride>
-    <w:lvlOverride w:ilvl="3">
-      <w:startOverride w:val="16"/>
-    </w:lvlOverride>
-    <w:lvlOverride w:ilvl="4">
-      <w:startOverride w:val="16"/>
-    </w:lvlOverride>
-    <w:lvlOverride w:ilvl="5">
-      <w:startOverride w:val="16"/>
-    </w:lvlOverride>
-    <w:lvlOverride w:ilvl="6">
-      <w:startOverride w:val="16"/>
-    </w:lvlOverride>
-    <w:lvlOverride w:ilvl="7">
-      <w:startOverride w:val="16"/>
-    </w:lvlOverride>
-    <w:lvlOverride w:ilvl="8">
-      <w:startOverride w:val="16"/>
+      <w:startOverride w:val="18"/>
     </w:lvlOverride>
   </w:num>
   <w:num w:numId="1020">
@@ -4425,33 +4444,33 @@
     </w:lvlOverride>
   </w:num>
   <w:num w:numId="1023">
-    <w:abstractNumId w:val="994124"/>
+    <w:abstractNumId w:val="994126"/>
     <w:lvlOverride w:ilvl="0">
-      <w:startOverride w:val="24"/>
+      <w:startOverride w:val="26"/>
     </w:lvlOverride>
     <w:lvlOverride w:ilvl="1">
-      <w:startOverride w:val="24"/>
+      <w:startOverride w:val="26"/>
     </w:lvlOverride>
     <w:lvlOverride w:ilvl="2">
-      <w:startOverride w:val="24"/>
+      <w:startOverride w:val="26"/>
     </w:lvlOverride>
     <w:lvlOverride w:ilvl="3">
-      <w:startOverride w:val="24"/>
+      <w:startOverride w:val="26"/>
     </w:lvlOverride>
     <w:lvlOverride w:ilvl="4">
-      <w:startOverride w:val="24"/>
+      <w:startOverride w:val="26"/>
     </w:lvlOverride>
     <w:lvlOverride w:ilvl="5">
-      <w:startOverride w:val="24"/>
+      <w:startOverride w:val="26"/>
     </w:lvlOverride>
     <w:lvlOverride w:ilvl="6">
-      <w:startOverride w:val="24"/>
+      <w:startOverride w:val="26"/>
     </w:lvlOverride>
     <w:lvlOverride w:ilvl="7">
-      <w:startOverride w:val="24"/>
+      <w:startOverride w:val="26"/>
     </w:lvlOverride>
     <w:lvlOverride w:ilvl="8">
-      <w:startOverride w:val="24"/>
+      <w:startOverride w:val="26"/>
     </w:lvlOverride>
   </w:num>
   <w:num w:numId="1024">
@@ -4485,6 +4504,36 @@
     </w:lvlOverride>
   </w:num>
   <w:num w:numId="1025">
+    <w:abstractNumId w:val="994129"/>
+    <w:lvlOverride w:ilvl="0">
+      <w:startOverride w:val="29"/>
+    </w:lvlOverride>
+    <w:lvlOverride w:ilvl="1">
+      <w:startOverride w:val="29"/>
+    </w:lvlOverride>
+    <w:lvlOverride w:ilvl="2">
+      <w:startOverride w:val="29"/>
+    </w:lvlOverride>
+    <w:lvlOverride w:ilvl="3">
+      <w:startOverride w:val="29"/>
+    </w:lvlOverride>
+    <w:lvlOverride w:ilvl="4">
+      <w:startOverride w:val="29"/>
+    </w:lvlOverride>
+    <w:lvlOverride w:ilvl="5">
+      <w:startOverride w:val="29"/>
+    </w:lvlOverride>
+    <w:lvlOverride w:ilvl="6">
+      <w:startOverride w:val="29"/>
+    </w:lvlOverride>
+    <w:lvlOverride w:ilvl="7">
+      <w:startOverride w:val="29"/>
+    </w:lvlOverride>
+    <w:lvlOverride w:ilvl="8">
+      <w:startOverride w:val="29"/>
+    </w:lvlOverride>
+  </w:num>
+  <w:num w:numId="1026">
     <w:abstractNumId w:val="99711"/>
     <w:lvlOverride w:ilvl="0">
       <w:startOverride w:val="1"/>
@@ -4514,157 +4563,37 @@
       <w:startOverride w:val="1"/>
     </w:lvlOverride>
   </w:num>
-  <w:num w:numId="1026">
-    <w:abstractNumId w:val="994127"/>
+  <w:num w:numId="1027">
+    <w:abstractNumId w:val="994132"/>
     <w:lvlOverride w:ilvl="0">
-      <w:startOverride w:val="27"/>
+      <w:startOverride w:val="32"/>
     </w:lvlOverride>
     <w:lvlOverride w:ilvl="1">
-      <w:startOverride w:val="27"/>
+      <w:startOverride w:val="32"/>
     </w:lvlOverride>
     <w:lvlOverride w:ilvl="2">
-      <w:startOverride w:val="27"/>
+      <w:startOverride w:val="32"/>
     </w:lvlOverride>
     <w:lvlOverride w:ilvl="3">
-      <w:startOverride w:val="27"/>
+      <w:startOverride w:val="32"/>
     </w:lvlOverride>
     <w:lvlOverride w:ilvl="4">
-      <w:startOverride w:val="27"/>
+      <w:startOverride w:val="32"/>
     </w:lvlOverride>
     <w:lvlOverride w:ilvl="5">
-      <w:startOverride w:val="27"/>
+      <w:startOverride w:val="32"/>
     </w:lvlOverride>
     <w:lvlOverride w:ilvl="6">
-      <w:startOverride w:val="27"/>
+      <w:startOverride w:val="32"/>
     </w:lvlOverride>
     <w:lvlOverride w:ilvl="7">
-      <w:startOverride w:val="27"/>
+      <w:startOverride w:val="32"/>
     </w:lvlOverride>
     <w:lvlOverride w:ilvl="8">
-      <w:startOverride w:val="27"/>
-    </w:lvlOverride>
-  </w:num>
-  <w:num w:numId="1027">
-    <w:abstractNumId w:val="99711"/>
-    <w:lvlOverride w:ilvl="0">
-      <w:startOverride w:val="1"/>
-    </w:lvlOverride>
-    <w:lvlOverride w:ilvl="1">
-      <w:startOverride w:val="1"/>
-    </w:lvlOverride>
-    <w:lvlOverride w:ilvl="2">
-      <w:startOverride w:val="1"/>
-    </w:lvlOverride>
-    <w:lvlOverride w:ilvl="3">
-      <w:startOverride w:val="1"/>
-    </w:lvlOverride>
-    <w:lvlOverride w:ilvl="4">
-      <w:startOverride w:val="1"/>
-    </w:lvlOverride>
-    <w:lvlOverride w:ilvl="5">
-      <w:startOverride w:val="1"/>
-    </w:lvlOverride>
-    <w:lvlOverride w:ilvl="6">
-      <w:startOverride w:val="1"/>
-    </w:lvlOverride>
-    <w:lvlOverride w:ilvl="7">
-      <w:startOverride w:val="1"/>
-    </w:lvlOverride>
-    <w:lvlOverride w:ilvl="8">
-      <w:startOverride w:val="1"/>
+      <w:startOverride w:val="32"/>
     </w:lvlOverride>
   </w:num>
   <w:num w:numId="1028">
-    <w:abstractNumId w:val="99711"/>
-    <w:lvlOverride w:ilvl="0">
-      <w:startOverride w:val="1"/>
-    </w:lvlOverride>
-    <w:lvlOverride w:ilvl="1">
-      <w:startOverride w:val="1"/>
-    </w:lvlOverride>
-    <w:lvlOverride w:ilvl="2">
-      <w:startOverride w:val="1"/>
-    </w:lvlOverride>
-    <w:lvlOverride w:ilvl="3">
-      <w:startOverride w:val="1"/>
-    </w:lvlOverride>
-    <w:lvlOverride w:ilvl="4">
-      <w:startOverride w:val="1"/>
-    </w:lvlOverride>
-    <w:lvlOverride w:ilvl="5">
-      <w:startOverride w:val="1"/>
-    </w:lvlOverride>
-    <w:lvlOverride w:ilvl="6">
-      <w:startOverride w:val="1"/>
-    </w:lvlOverride>
-    <w:lvlOverride w:ilvl="7">
-      <w:startOverride w:val="1"/>
-    </w:lvlOverride>
-    <w:lvlOverride w:ilvl="8">
-      <w:startOverride w:val="1"/>
-    </w:lvlOverride>
-  </w:num>
-  <w:num w:numId="1029">
-    <w:abstractNumId w:val="994130"/>
-    <w:lvlOverride w:ilvl="0">
-      <w:startOverride w:val="30"/>
-    </w:lvlOverride>
-    <w:lvlOverride w:ilvl="1">
-      <w:startOverride w:val="30"/>
-    </w:lvlOverride>
-    <w:lvlOverride w:ilvl="2">
-      <w:startOverride w:val="30"/>
-    </w:lvlOverride>
-    <w:lvlOverride w:ilvl="3">
-      <w:startOverride w:val="30"/>
-    </w:lvlOverride>
-    <w:lvlOverride w:ilvl="4">
-      <w:startOverride w:val="30"/>
-    </w:lvlOverride>
-    <w:lvlOverride w:ilvl="5">
-      <w:startOverride w:val="30"/>
-    </w:lvlOverride>
-    <w:lvlOverride w:ilvl="6">
-      <w:startOverride w:val="30"/>
-    </w:lvlOverride>
-    <w:lvlOverride w:ilvl="7">
-      <w:startOverride w:val="30"/>
-    </w:lvlOverride>
-    <w:lvlOverride w:ilvl="8">
-      <w:startOverride w:val="30"/>
-    </w:lvlOverride>
-  </w:num>
-  <w:num w:numId="1030">
-    <w:abstractNumId w:val="99711"/>
-    <w:lvlOverride w:ilvl="0">
-      <w:startOverride w:val="1"/>
-    </w:lvlOverride>
-    <w:lvlOverride w:ilvl="1">
-      <w:startOverride w:val="1"/>
-    </w:lvlOverride>
-    <w:lvlOverride w:ilvl="2">
-      <w:startOverride w:val="1"/>
-    </w:lvlOverride>
-    <w:lvlOverride w:ilvl="3">
-      <w:startOverride w:val="1"/>
-    </w:lvlOverride>
-    <w:lvlOverride w:ilvl="4">
-      <w:startOverride w:val="1"/>
-    </w:lvlOverride>
-    <w:lvlOverride w:ilvl="5">
-      <w:startOverride w:val="1"/>
-    </w:lvlOverride>
-    <w:lvlOverride w:ilvl="6">
-      <w:startOverride w:val="1"/>
-    </w:lvlOverride>
-    <w:lvlOverride w:ilvl="7">
-      <w:startOverride w:val="1"/>
-    </w:lvlOverride>
-    <w:lvlOverride w:ilvl="8">
-      <w:startOverride w:val="1"/>
-    </w:lvlOverride>
-  </w:num>
-  <w:num w:numId="1031">
     <w:abstractNumId w:val="99711"/>
     <w:lvlOverride w:ilvl="0">
       <w:startOverride w:val="1"/>

--- a/report.docx
+++ b/report.docx
@@ -19,18 +19,18 @@
           <wp:inline>
             <wp:extent cx="5943600" cy="385265"/>
             <wp:effectExtent b="0" l="0" r="0" t="0"/>
-            <wp:docPr descr="" title="" id="21" name="Picture"/>
+            <wp:docPr descr="" title="" id="19" name="Picture"/>
             <a:graphic>
               <a:graphicData uri="http://schemas.openxmlformats.org/drawingml/2006/picture">
                 <pic:pic>
                   <pic:nvPicPr>
-                    <pic:cNvPr descr="www/eddie_banner_2020_test.png" id="22" name="Picture"/>
+                    <pic:cNvPr descr="www/eddie_banner_2020_test.png" id="20" name="Picture"/>
                     <pic:cNvPicPr>
                       <a:picLocks noChangeArrowheads="1" noChangeAspect="1"/>
                     </pic:cNvPicPr>
                   </pic:nvPicPr>
                   <pic:blipFill>
-                    <a:blip r:embed="rId20"/>
+                    <a:blip r:embed="rId18"/>
                     <a:stretch>
                       <a:fillRect/>
                     </a:stretch>
@@ -64,7 +64,7 @@
         </w:pict>
       </w:r>
     </w:p>
-    <w:bookmarkStart w:id="23" w:name="name"/>
+    <w:bookmarkStart w:id="21" w:name="name"/>
     <w:p>
       <w:pPr>
         <w:pStyle w:val="Heading3"/>
@@ -73,8 +73,8 @@
         <w:t xml:space="preserve">Name:</w:t>
       </w:r>
     </w:p>
-    <w:bookmarkEnd w:id="23"/>
-    <w:bookmarkStart w:id="25" w:name="student-id"/>
+    <w:bookmarkEnd w:id="21"/>
+    <w:bookmarkStart w:id="23" w:name="student-id"/>
     <w:p>
       <w:pPr>
         <w:pStyle w:val="Heading3"/>
@@ -83,7 +83,7 @@
         <w:t xml:space="preserve">Student ID:</w:t>
       </w:r>
     </w:p>
-    <w:bookmarkStart w:id="24" w:name="completed-on"/>
+    <w:bookmarkStart w:id="22" w:name="completed-on"/>
     <w:p>
       <w:pPr>
         <w:pStyle w:val="Heading4"/>
@@ -99,9 +99,9 @@
         </w:pict>
       </w:r>
     </w:p>
-    <w:bookmarkEnd w:id="24"/>
-    <w:bookmarkEnd w:id="25"/>
-    <w:bookmarkStart w:id="26" w:name="X9d10adcb4634074afdf157e46ef512b97ebfd01"/>
+    <w:bookmarkEnd w:id="22"/>
+    <w:bookmarkEnd w:id="23"/>
+    <w:bookmarkStart w:id="24" w:name="X9d10adcb4634074afdf157e46ef512b97ebfd01"/>
     <w:p>
       <w:pPr>
         <w:pStyle w:val="Heading1"/>
@@ -114,8 +114,8 @@
         <w:t xml:space="preserve">Macrosystems EDDIE Module 10: Exploring Tradeoffs in Water Quality Management Using Environmental Data</w:t>
       </w:r>
     </w:p>
-    <w:bookmarkEnd w:id="26"/>
-    <w:bookmarkStart w:id="27" w:name="focal-question"/>
+    <w:bookmarkEnd w:id="24"/>
+    <w:bookmarkStart w:id="25" w:name="focal-question"/>
     <w:p>
       <w:pPr>
         <w:pStyle w:val="Heading1"/>
@@ -136,8 +136,8 @@
         <w:t xml:space="preserve">How can we use environmental data to inform our understanding of the tradeoffs involved in water management decision-making?</w:t>
       </w:r>
     </w:p>
-    <w:bookmarkEnd w:id="27"/>
-    <w:bookmarkStart w:id="28" w:name="summary"/>
+    <w:bookmarkEnd w:id="25"/>
+    <w:bookmarkStart w:id="26" w:name="summary"/>
     <w:p>
       <w:pPr>
         <w:pStyle w:val="Heading1"/>
@@ -167,8 +167,8 @@
         <w:br w:type="page"/>
       </w:r>
     </w:p>
-    <w:bookmarkEnd w:id="28"/>
-    <w:bookmarkStart w:id="33" w:name="learning-objectives"/>
+    <w:bookmarkEnd w:id="26"/>
+    <w:bookmarkStart w:id="31" w:name="learning-objectives"/>
     <w:p>
       <w:pPr>
         <w:pStyle w:val="Heading1"/>
@@ -233,7 +233,7 @@
         <w:t xml:space="preserve">Use environmental data visualizations to identify when additional treatment techniques to avoid disinfection byproduct formation should be used to meet water quality objectives.</w:t>
       </w:r>
     </w:p>
-    <w:bookmarkStart w:id="29" w:name="module-overview"/>
+    <w:bookmarkStart w:id="27" w:name="module-overview"/>
     <w:p>
       <w:pPr>
         <w:pStyle w:val="Heading2"/>
@@ -320,8 +320,8 @@
         <w:t xml:space="preserve">Make water treatment decisions using environmental data that can indicate when DBP precursors may be present</w:t>
       </w:r>
     </w:p>
-    <w:bookmarkEnd w:id="29"/>
-    <w:bookmarkStart w:id="31" w:name="module-materials"/>
+    <w:bookmarkEnd w:id="27"/>
+    <w:bookmarkStart w:id="29" w:name="module-materials"/>
     <w:p>
       <w:pPr>
         <w:pStyle w:val="Heading2"/>
@@ -340,7 +340,7 @@
       <w:r>
         <w:t xml:space="preserve"> </w:t>
       </w:r>
-      <w:hyperlink r:id="rId30">
+      <w:hyperlink r:id="rId28">
         <w:r>
           <w:rPr>
             <w:rStyle w:val="Hyperlink"/>
@@ -362,134 +362,329 @@
         <w:br w:type="page"/>
       </w:r>
     </w:p>
+    <w:bookmarkEnd w:id="29"/>
+    <w:bookmarkStart w:id="30" w:name="module-workflow"/>
+    <w:p>
+      <w:pPr>
+        <w:pStyle w:val="Heading2"/>
+      </w:pPr>
+      <w:r>
+        <w:t xml:space="preserve">Module workflow:</w:t>
+      </w:r>
+    </w:p>
+    <w:p>
+      <w:pPr>
+        <w:pStyle w:val="Compact"/>
+        <w:numPr>
+          <w:ilvl w:val="0"/>
+          <w:numId w:val="1003"/>
+        </w:numPr>
+      </w:pPr>
+      <w:r>
+        <w:t xml:space="preserve">Watch the introductory presentation provided in Canvas and embedded in the interactive R Shiny web application if you have not already done so.</w:t>
+      </w:r>
+    </w:p>
+    <w:p>
+      <w:pPr>
+        <w:pStyle w:val="Compact"/>
+        <w:numPr>
+          <w:ilvl w:val="0"/>
+          <w:numId w:val="1003"/>
+        </w:numPr>
+      </w:pPr>
+      <w:r>
+        <w:t xml:space="preserve">Watch the</w:t>
+      </w:r>
+      <w:r>
+        <w:t xml:space="preserve"> </w:t>
+      </w:r>
+      <w:r>
+        <w:t xml:space="preserve">“Guide to Module”</w:t>
+      </w:r>
+      <w:r>
+        <w:t xml:space="preserve"> </w:t>
+      </w:r>
+      <w:r>
+        <w:t xml:space="preserve">video embedded in the interactive R Shiny web application to learn about key features of the module that will help you complete module activities and answer questions. Optionally, you can also go through the</w:t>
+      </w:r>
+      <w:r>
+        <w:t xml:space="preserve"> </w:t>
+      </w:r>
+      <w:r>
+        <w:t xml:space="preserve">“Quick-start”</w:t>
+      </w:r>
+      <w:r>
+        <w:t xml:space="preserve"> </w:t>
+      </w:r>
+      <w:r>
+        <w:t xml:space="preserve">guide to the module using the button at the top right corner of the module web page.</w:t>
+      </w:r>
+    </w:p>
+    <w:p>
+      <w:pPr>
+        <w:pStyle w:val="Compact"/>
+        <w:numPr>
+          <w:ilvl w:val="0"/>
+          <w:numId w:val="1003"/>
+        </w:numPr>
+      </w:pPr>
+      <w:r>
+        <w:t xml:space="preserve">Select a focal reservoir.</w:t>
+      </w:r>
+    </w:p>
+    <w:p>
+      <w:pPr>
+        <w:pStyle w:val="Compact"/>
+        <w:numPr>
+          <w:ilvl w:val="0"/>
+          <w:numId w:val="1003"/>
+        </w:numPr>
+      </w:pPr>
+      <w:r>
+        <w:t xml:space="preserve">Open the Canvas quiz questions associated with the reservoir you have chosen OR if you are not using Canvas, download a copy of all the questions as a Word document by clicking the</w:t>
+      </w:r>
+      <w:r>
+        <w:t xml:space="preserve"> </w:t>
+      </w:r>
+      <w:r>
+        <w:t xml:space="preserve">“Download student handout”</w:t>
+      </w:r>
+      <w:r>
+        <w:t xml:space="preserve"> </w:t>
+      </w:r>
+      <w:r>
+        <w:t xml:space="preserve">button.</w:t>
+      </w:r>
+    </w:p>
+    <w:p>
+      <w:pPr>
+        <w:pStyle w:val="Compact"/>
+        <w:numPr>
+          <w:ilvl w:val="0"/>
+          <w:numId w:val="1003"/>
+        </w:numPr>
+      </w:pPr>
+      <w:r>
+        <w:t xml:space="preserve">Work through the module to complete the Introduction questions and Activities A, B, and C in this web app. When you are prompted to answer questions, enter your answers in the Canvas quiz. Be sure to fill in the Canvas quiz that corresponds to the reservoir site you have chosen! If you are not completing the module using Canvas, you may type your answers into the Word document.</w:t>
+      </w:r>
+    </w:p>
+    <w:p>
+      <w:pPr>
+        <w:pStyle w:val="Compact"/>
+        <w:numPr>
+          <w:ilvl w:val="0"/>
+          <w:numId w:val="1003"/>
+        </w:numPr>
+      </w:pPr>
+      <w:r>
+        <w:t xml:space="preserve">If you would like to take a break and come back later, or if you lose internet connection, all you have to do is re-load this web app, re-select your reservoir site in the Introduction, and you will be able to resume your progress. On Canvas, you can save your quiz responses using the</w:t>
+      </w:r>
+      <w:r>
+        <w:t xml:space="preserve"> </w:t>
+      </w:r>
+      <w:r>
+        <w:t xml:space="preserve">“Save”</w:t>
+      </w:r>
+      <w:r>
+        <w:t xml:space="preserve"> </w:t>
+      </w:r>
+      <w:r>
+        <w:t xml:space="preserve">button. In Word, you can save your answers in the document on your computer.</w:t>
+      </w:r>
+    </w:p>
+    <w:p>
+      <w:r>
+        <w:br w:type="page"/>
+      </w:r>
+    </w:p>
+    <w:bookmarkEnd w:id="30"/>
     <w:bookmarkEnd w:id="31"/>
-    <w:bookmarkStart w:id="32" w:name="module-workflow"/>
+    <w:bookmarkStart w:id="50" w:name="module-questions"/>
+    <w:p>
+      <w:pPr>
+        <w:pStyle w:val="Heading1"/>
+      </w:pPr>
+      <w:r>
+        <w:t xml:space="preserve">Module Questions:</w:t>
+      </w:r>
+    </w:p>
+    <w:bookmarkStart w:id="33" w:name="introduction"/>
     <w:p>
       <w:pPr>
         <w:pStyle w:val="Heading2"/>
       </w:pPr>
       <w:r>
-        <w:t xml:space="preserve">Module workflow:</w:t>
-      </w:r>
-    </w:p>
-    <w:p>
-      <w:pPr>
-        <w:pStyle w:val="Compact"/>
-        <w:numPr>
-          <w:ilvl w:val="0"/>
-          <w:numId w:val="1003"/>
-        </w:numPr>
-      </w:pPr>
-      <w:r>
-        <w:t xml:space="preserve">Watch the introductory presentation provided in Canvas and embedded in the interactive R Shiny web application if you have not already done so.</w:t>
-      </w:r>
-    </w:p>
-    <w:p>
-      <w:pPr>
-        <w:pStyle w:val="Compact"/>
-        <w:numPr>
-          <w:ilvl w:val="0"/>
-          <w:numId w:val="1003"/>
-        </w:numPr>
-      </w:pPr>
-      <w:r>
-        <w:t xml:space="preserve">Watch the</w:t>
-      </w:r>
-      <w:r>
-        <w:t xml:space="preserve"> </w:t>
-      </w:r>
-      <w:r>
-        <w:t xml:space="preserve">“Guide to Module”</w:t>
-      </w:r>
-      <w:r>
-        <w:t xml:space="preserve"> </w:t>
-      </w:r>
-      <w:r>
-        <w:t xml:space="preserve">video embedded in the interactive R Shiny web application to learn about key features of the module that will help you complete module activities and answer questions. Optionally, you can also go through the</w:t>
-      </w:r>
-      <w:r>
-        <w:t xml:space="preserve"> </w:t>
-      </w:r>
-      <w:r>
-        <w:t xml:space="preserve">“Quick-start”</w:t>
-      </w:r>
-      <w:r>
-        <w:t xml:space="preserve"> </w:t>
-      </w:r>
-      <w:r>
-        <w:t xml:space="preserve">guide to the module using the button at the top right corner of the module web page.</w:t>
-      </w:r>
-    </w:p>
-    <w:p>
-      <w:pPr>
-        <w:pStyle w:val="Compact"/>
-        <w:numPr>
-          <w:ilvl w:val="0"/>
-          <w:numId w:val="1003"/>
-        </w:numPr>
-      </w:pPr>
-      <w:r>
-        <w:t xml:space="preserve">Select a focal reservoir.</w:t>
-      </w:r>
-    </w:p>
-    <w:p>
-      <w:pPr>
-        <w:pStyle w:val="Compact"/>
-        <w:numPr>
-          <w:ilvl w:val="0"/>
-          <w:numId w:val="1003"/>
-        </w:numPr>
-      </w:pPr>
-      <w:r>
-        <w:t xml:space="preserve">Open the Canvas quiz questions associated with the reservoir you have chosen OR if you are not using Canvas, download a copy of all the questions as a Word document by clicking the</w:t>
-      </w:r>
-      <w:r>
-        <w:t xml:space="preserve"> </w:t>
-      </w:r>
-      <w:r>
-        <w:t xml:space="preserve">“Download student handout”</w:t>
-      </w:r>
-      <w:r>
-        <w:t xml:space="preserve"> </w:t>
-      </w:r>
-      <w:r>
-        <w:t xml:space="preserve">button.</w:t>
-      </w:r>
-    </w:p>
-    <w:p>
-      <w:pPr>
-        <w:pStyle w:val="Compact"/>
-        <w:numPr>
-          <w:ilvl w:val="0"/>
-          <w:numId w:val="1003"/>
-        </w:numPr>
-      </w:pPr>
-      <w:r>
-        <w:t xml:space="preserve">Work through the module to complete the Introduction questions and Activities A, B, and C in this web app. When you are prompted to answer questions, enter your answers in the Canvas quiz. Be sure to fill in the Canvas quiz that corresponds to the reservoir site you have chosen! If you are not completing the module using Canvas, you may type your answers into the Word document.</w:t>
-      </w:r>
-    </w:p>
-    <w:p>
-      <w:pPr>
-        <w:pStyle w:val="Compact"/>
-        <w:numPr>
-          <w:ilvl w:val="0"/>
-          <w:numId w:val="1003"/>
-        </w:numPr>
-      </w:pPr>
-      <w:r>
-        <w:t xml:space="preserve">If you would like to take a break and come back later, or if you lose internet connection, all you have to do is re-load this web app, re-select your reservoir site in the Introduction, and you will be able to resume your progress. On Canvas, you can save your quiz responses using the</w:t>
-      </w:r>
-      <w:r>
-        <w:t xml:space="preserve"> </w:t>
-      </w:r>
-      <w:r>
-        <w:t xml:space="preserve">“Save”</w:t>
-      </w:r>
-      <w:r>
-        <w:t xml:space="preserve"> </w:t>
-      </w:r>
-      <w:r>
-        <w:t xml:space="preserve">button. In Word, you can save your answers in the document on your computer.</w:t>
+        <w:t xml:space="preserve">Introduction</w:t>
+      </w:r>
+    </w:p>
+    <w:bookmarkStart w:id="32" w:name="think-about-it"/>
+    <w:p>
+      <w:pPr>
+        <w:pStyle w:val="Heading3"/>
+      </w:pPr>
+      <w:r>
+        <w:t xml:space="preserve">Think about it!</w:t>
+      </w:r>
+    </w:p>
+    <w:p>
+      <w:pPr>
+        <w:pStyle w:val="FirstParagraph"/>
+      </w:pPr>
+      <w:r>
+        <w:t xml:space="preserve">Answer the following questions:</w:t>
+      </w:r>
+    </w:p>
+    <w:p>
+      <w:pPr>
+        <w:numPr>
+          <w:ilvl w:val="0"/>
+          <w:numId w:val="1004"/>
+        </w:numPr>
+      </w:pPr>
+      <w:r>
+        <w:t xml:space="preserve">Which of the following is a correct definition of disinfection byproducts?</w:t>
+      </w:r>
+    </w:p>
+    <w:p>
+      <w:pPr>
+        <w:pStyle w:val="Compact"/>
+        <w:numPr>
+          <w:ilvl w:val="1"/>
+          <w:numId w:val="1005"/>
+        </w:numPr>
+      </w:pPr>
+      <w:r>
+        <w:t xml:space="preserve">substances used to disinfect the water, such as chlorine</w:t>
+      </w:r>
+    </w:p>
+    <w:p>
+      <w:pPr>
+        <w:pStyle w:val="Compact"/>
+        <w:numPr>
+          <w:ilvl w:val="1"/>
+          <w:numId w:val="1005"/>
+        </w:numPr>
+      </w:pPr>
+      <w:r>
+        <w:t xml:space="preserve">naturally-occurring substances that can create cancer-causing compounds during water treatment, such as organic matter</w:t>
+      </w:r>
+    </w:p>
+    <w:p>
+      <w:pPr>
+        <w:pStyle w:val="Compact"/>
+        <w:numPr>
+          <w:ilvl w:val="1"/>
+          <w:numId w:val="1005"/>
+        </w:numPr>
+      </w:pPr>
+      <w:r>
+        <w:t xml:space="preserve">substances that are unintentionally created during the disinfection process and can cause cancer, such as trihalomethanes</w:t>
+      </w:r>
+    </w:p>
+    <w:p>
+      <w:pPr>
+        <w:numPr>
+          <w:ilvl w:val="0"/>
+          <w:numId w:val="1004"/>
+        </w:numPr>
+      </w:pPr>
+      <w:r>
+        <w:t xml:space="preserve">How do disinfection byproducts form?</w:t>
+      </w:r>
+    </w:p>
+    <w:p>
+      <w:pPr>
+        <w:pStyle w:val="Compact"/>
+        <w:numPr>
+          <w:ilvl w:val="1"/>
+          <w:numId w:val="1006"/>
+        </w:numPr>
+      </w:pPr>
+      <w:r>
+        <w:t xml:space="preserve">when chlorine reacts with organic or inorganic compounds during the treatment process</w:t>
+      </w:r>
+    </w:p>
+    <w:p>
+      <w:pPr>
+        <w:pStyle w:val="Compact"/>
+        <w:numPr>
+          <w:ilvl w:val="1"/>
+          <w:numId w:val="1006"/>
+        </w:numPr>
+      </w:pPr>
+      <w:r>
+        <w:t xml:space="preserve">when high-nutrient fertilizers are used in a watershed</w:t>
+      </w:r>
+    </w:p>
+    <w:p>
+      <w:pPr>
+        <w:pStyle w:val="Compact"/>
+        <w:numPr>
+          <w:ilvl w:val="1"/>
+          <w:numId w:val="1006"/>
+        </w:numPr>
+      </w:pPr>
+      <w:r>
+        <w:t xml:space="preserve">when inorganic material is accidentally introduced into the treatment plant</w:t>
+      </w:r>
+    </w:p>
+    <w:p>
+      <w:pPr>
+        <w:numPr>
+          <w:ilvl w:val="0"/>
+          <w:numId w:val="1004"/>
+        </w:numPr>
+      </w:pPr>
+      <w:r>
+        <w:t xml:space="preserve">How can environmental data be used to help avoid the formation of disinfection byproducts?</w:t>
+      </w:r>
+    </w:p>
+    <w:p>
+      <w:pPr>
+        <w:pStyle w:val="Compact"/>
+        <w:numPr>
+          <w:ilvl w:val="1"/>
+          <w:numId w:val="1007"/>
+        </w:numPr>
+      </w:pPr>
+      <w:r>
+        <w:t xml:space="preserve">environmental sensors can measure how much organic matter is present in a drinking water reservoir</w:t>
+      </w:r>
+    </w:p>
+    <w:p>
+      <w:pPr>
+        <w:pStyle w:val="Compact"/>
+        <w:numPr>
+          <w:ilvl w:val="1"/>
+          <w:numId w:val="1007"/>
+        </w:numPr>
+      </w:pPr>
+      <w:r>
+        <w:t xml:space="preserve">environmental sensors can measure the turbidity, or clarity, of the water, which can indicate the presence of DBP precursors</w:t>
+      </w:r>
+    </w:p>
+    <w:p>
+      <w:pPr>
+        <w:pStyle w:val="Compact"/>
+        <w:numPr>
+          <w:ilvl w:val="1"/>
+          <w:numId w:val="1007"/>
+        </w:numPr>
+      </w:pPr>
+      <w:r>
+        <w:t xml:space="preserve">both a and b</w:t>
+      </w:r>
+    </w:p>
+    <w:p>
+      <w:pPr>
+        <w:pStyle w:val="Compact"/>
+        <w:numPr>
+          <w:ilvl w:val="1"/>
+          <w:numId w:val="1007"/>
+        </w:numPr>
+      </w:pPr>
+      <w:r>
+        <w:t xml:space="preserve">neither a nor b</w:t>
       </w:r>
     </w:p>
     <w:p>
@@ -499,202 +694,7 @@
     </w:p>
     <w:bookmarkEnd w:id="32"/>
     <w:bookmarkEnd w:id="33"/>
-    <w:bookmarkStart w:id="52" w:name="module-questions"/>
-    <w:p>
-      <w:pPr>
-        <w:pStyle w:val="Heading1"/>
-      </w:pPr>
-      <w:r>
-        <w:t xml:space="preserve">Module Questions:</w:t>
-      </w:r>
-    </w:p>
-    <w:bookmarkStart w:id="35" w:name="introduction"/>
-    <w:p>
-      <w:pPr>
-        <w:pStyle w:val="Heading2"/>
-      </w:pPr>
-      <w:r>
-        <w:t xml:space="preserve">Introduction</w:t>
-      </w:r>
-    </w:p>
-    <w:bookmarkStart w:id="34" w:name="think-about-it"/>
-    <w:p>
-      <w:pPr>
-        <w:pStyle w:val="Heading3"/>
-      </w:pPr>
-      <w:r>
-        <w:t xml:space="preserve">Think about it!</w:t>
-      </w:r>
-    </w:p>
-    <w:p>
-      <w:pPr>
-        <w:pStyle w:val="FirstParagraph"/>
-      </w:pPr>
-      <w:r>
-        <w:t xml:space="preserve">Answer the following questions:</w:t>
-      </w:r>
-    </w:p>
-    <w:p>
-      <w:pPr>
-        <w:numPr>
-          <w:ilvl w:val="0"/>
-          <w:numId w:val="1004"/>
-        </w:numPr>
-      </w:pPr>
-      <w:r>
-        <w:t xml:space="preserve">Which of the following is a correct definition of disinfection byproducts?</w:t>
-      </w:r>
-    </w:p>
-    <w:p>
-      <w:pPr>
-        <w:pStyle w:val="Compact"/>
-        <w:numPr>
-          <w:ilvl w:val="1"/>
-          <w:numId w:val="1005"/>
-        </w:numPr>
-      </w:pPr>
-      <w:r>
-        <w:t xml:space="preserve">substances used to disinfect the water, such as chlorine</w:t>
-      </w:r>
-    </w:p>
-    <w:p>
-      <w:pPr>
-        <w:pStyle w:val="Compact"/>
-        <w:numPr>
-          <w:ilvl w:val="1"/>
-          <w:numId w:val="1005"/>
-        </w:numPr>
-      </w:pPr>
-      <w:r>
-        <w:t xml:space="preserve">naturally-occurring substances that can create cancer-causing compounds during water treatment, such as organic matter</w:t>
-      </w:r>
-    </w:p>
-    <w:p>
-      <w:pPr>
-        <w:pStyle w:val="Compact"/>
-        <w:numPr>
-          <w:ilvl w:val="1"/>
-          <w:numId w:val="1005"/>
-        </w:numPr>
-      </w:pPr>
-      <w:r>
-        <w:t xml:space="preserve">substances that are unintentionally created during the disinfection process and can cause cancer, such as trihalomethanes</w:t>
-      </w:r>
-    </w:p>
-    <w:p>
-      <w:pPr>
-        <w:numPr>
-          <w:ilvl w:val="0"/>
-          <w:numId w:val="1004"/>
-        </w:numPr>
-      </w:pPr>
-      <w:r>
-        <w:t xml:space="preserve">How do disinfection byproducts form?</w:t>
-      </w:r>
-    </w:p>
-    <w:p>
-      <w:pPr>
-        <w:pStyle w:val="Compact"/>
-        <w:numPr>
-          <w:ilvl w:val="1"/>
-          <w:numId w:val="1006"/>
-        </w:numPr>
-      </w:pPr>
-      <w:r>
-        <w:t xml:space="preserve">when chlorine reacts with organic or inorganic compounds during the treatment process</w:t>
-      </w:r>
-    </w:p>
-    <w:p>
-      <w:pPr>
-        <w:pStyle w:val="Compact"/>
-        <w:numPr>
-          <w:ilvl w:val="1"/>
-          <w:numId w:val="1006"/>
-        </w:numPr>
-      </w:pPr>
-      <w:r>
-        <w:t xml:space="preserve">when high-nutrient fertilizers are used in a watershed</w:t>
-      </w:r>
-    </w:p>
-    <w:p>
-      <w:pPr>
-        <w:pStyle w:val="Compact"/>
-        <w:numPr>
-          <w:ilvl w:val="1"/>
-          <w:numId w:val="1006"/>
-        </w:numPr>
-      </w:pPr>
-      <w:r>
-        <w:t xml:space="preserve">when inorganic material is accidentally introduced into the treatment plant</w:t>
-      </w:r>
-    </w:p>
-    <w:p>
-      <w:pPr>
-        <w:numPr>
-          <w:ilvl w:val="0"/>
-          <w:numId w:val="1004"/>
-        </w:numPr>
-      </w:pPr>
-      <w:r>
-        <w:t xml:space="preserve">How can environmental data be used to help avoid the formation of disinfection byproducts?</w:t>
-      </w:r>
-    </w:p>
-    <w:p>
-      <w:pPr>
-        <w:pStyle w:val="Compact"/>
-        <w:numPr>
-          <w:ilvl w:val="1"/>
-          <w:numId w:val="1007"/>
-        </w:numPr>
-      </w:pPr>
-      <w:r>
-        <w:t xml:space="preserve">environmental sensors can measure how much organic matter is present in a drinking water reservoir</w:t>
-      </w:r>
-    </w:p>
-    <w:p>
-      <w:pPr>
-        <w:pStyle w:val="Compact"/>
-        <w:numPr>
-          <w:ilvl w:val="1"/>
-          <w:numId w:val="1007"/>
-        </w:numPr>
-      </w:pPr>
-      <w:r>
-        <w:t xml:space="preserve">environmental sensors can measure the turbidity, or clarity, of the water, which can indicate the presence of DBP precursors</w:t>
-      </w:r>
-    </w:p>
-    <w:p>
-      <w:pPr>
-        <w:pStyle w:val="Compact"/>
-        <w:numPr>
-          <w:ilvl w:val="1"/>
-          <w:numId w:val="1007"/>
-        </w:numPr>
-      </w:pPr>
-      <w:r>
-        <w:t xml:space="preserve">both a and b</w:t>
-      </w:r>
-    </w:p>
-    <w:p>
-      <w:pPr>
-        <w:pStyle w:val="Compact"/>
-        <w:numPr>
-          <w:ilvl w:val="1"/>
-          <w:numId w:val="1007"/>
-        </w:numPr>
-      </w:pPr>
-      <w:r>
-        <w:t xml:space="preserve">neither a nor b</w:t>
-      </w:r>
-    </w:p>
-    <w:p>
-      <w:r>
-        <w:br w:type="page"/>
-      </w:r>
-    </w:p>
-    <w:bookmarkEnd w:id="34"/>
-    <w:bookmarkEnd w:id="35"/>
-    <w:bookmarkStart w:id="38" w:name="X8a3eba302b9cbebddf513e181e60098e3fc09b7"/>
+    <w:bookmarkStart w:id="36" w:name="X8a3eba302b9cbebddf513e181e60098e3fc09b7"/>
     <w:p>
       <w:pPr>
         <w:pStyle w:val="Heading2"/>
@@ -718,7 +718,7 @@
         </w:pict>
       </w:r>
     </w:p>
-    <w:bookmarkStart w:id="36" w:name="Xda5cc14df599951acd29e85a7e60cb79c4845e7"/>
+    <w:bookmarkStart w:id="34" w:name="Xda5cc14df599951acd29e85a7e60cb79c4845e7"/>
     <w:p>
       <w:pPr>
         <w:pStyle w:val="Heading3"/>
@@ -919,8 +919,8 @@
         </w:pict>
       </w:r>
     </w:p>
-    <w:bookmarkEnd w:id="36"/>
-    <w:bookmarkStart w:id="37" w:name="X50afdb7cfb4de44a1a6f805a067248b5c6780db"/>
+    <w:bookmarkEnd w:id="34"/>
+    <w:bookmarkStart w:id="35" w:name="X50afdb7cfb4de44a1a6f805a067248b5c6780db"/>
     <w:p>
       <w:pPr>
         <w:pStyle w:val="Heading3"/>
@@ -1067,7 +1067,7 @@
         </w:numPr>
       </w:pPr>
       <w:r>
-        <w:t xml:space="preserve">Use the following information to answer Q9-Q11. A chlorinator setting of 20 lbs chlorine per day results in a chlorine residual of 0.3 mg/L. The chlorinator setting is increased to 23 lb/day. The chlorine residual increases to 0.54 mg/L at this new dosage rate. The average flow being treated is 1.5 MGD. On the basis of these data, what is the expected increase in residual? Round your answer to the nearest hundredth (e.g., 0.12).</w:t>
+        <w:t xml:space="preserve">What chlorine dosage should be applied to raw water with a demand of 0.6 mg/L and an intended residual of 1.2 mg/L? Round your answer to the nearest tenth (e.g., 1.2).</w:t>
       </w:r>
     </w:p>
     <w:p>
@@ -1093,7 +1093,7 @@
         </w:numPr>
       </w:pPr>
       <w:r>
-        <w:t xml:space="preserve">Using the information provided in Q9, what is the actual increase in residual? Round your answer to the nearest hundredth (e.g., 0.12).</w:t>
+        <w:t xml:space="preserve">What should the chlorine feed rate setting be in lb/day if the plant flow is 1.1 MGD and the required chlorine dose is 1.5 mg/L? Report your answer to the nearest tenth (e.g., 12.4).</w:t>
       </w:r>
     </w:p>
     <w:p>
@@ -1119,165 +1119,7 @@
         </w:numPr>
       </w:pPr>
       <w:r>
-        <w:t xml:space="preserve">Using the information in Q9 and your answers to Q9 and Q10, is breakpoint chlorination being reached?</w:t>
-      </w:r>
-    </w:p>
-    <w:p>
-      <w:pPr>
-        <w:pStyle w:val="Compact"/>
-        <w:numPr>
-          <w:ilvl w:val="1"/>
-          <w:numId w:val="1015"/>
-        </w:numPr>
-      </w:pPr>
-      <w:r>
-        <w:t xml:space="preserve">yes</w:t>
-      </w:r>
-    </w:p>
-    <w:p>
-      <w:pPr>
-        <w:pStyle w:val="Compact"/>
-        <w:numPr>
-          <w:ilvl w:val="1"/>
-          <w:numId w:val="1015"/>
-        </w:numPr>
-      </w:pPr>
-      <w:r>
-        <w:t xml:space="preserve">no</w:t>
-      </w:r>
-    </w:p>
-    <w:p>
-      <w:pPr>
-        <w:pStyle w:val="Compact"/>
-        <w:numPr>
-          <w:ilvl w:val="1"/>
-          <w:numId w:val="1015"/>
-        </w:numPr>
-      </w:pPr>
-      <w:r>
-        <w:t xml:space="preserve">the answer cannot be determined from the information given</w:t>
-      </w:r>
-    </w:p>
-    <w:p>
-      <w:pPr>
-        <w:numPr>
-          <w:ilvl w:val="0"/>
-          <w:numId w:val="1012"/>
-        </w:numPr>
-      </w:pPr>
-      <w:r>
-        <w:t xml:space="preserve">Which of the following is NOT a method for removing DBP precursors prior to disinfection?</w:t>
-      </w:r>
-    </w:p>
-    <w:p>
-      <w:pPr>
-        <w:pStyle w:val="Compact"/>
-        <w:numPr>
-          <w:ilvl w:val="1"/>
-          <w:numId w:val="1016"/>
-        </w:numPr>
-      </w:pPr>
-      <w:r>
-        <w:t xml:space="preserve">increase coagulation time or add more coagulant</w:t>
-      </w:r>
-    </w:p>
-    <w:p>
-      <w:pPr>
-        <w:pStyle w:val="Compact"/>
-        <w:numPr>
-          <w:ilvl w:val="1"/>
-          <w:numId w:val="1016"/>
-        </w:numPr>
-      </w:pPr>
-      <w:r>
-        <w:t xml:space="preserve">use activated carbon filters to remove organic matter</w:t>
-      </w:r>
-    </w:p>
-    <w:p>
-      <w:pPr>
-        <w:pStyle w:val="Compact"/>
-        <w:numPr>
-          <w:ilvl w:val="1"/>
-          <w:numId w:val="1016"/>
-        </w:numPr>
-      </w:pPr>
-      <w:r>
-        <w:t xml:space="preserve">increase the frequency of TOC testing</w:t>
-      </w:r>
-    </w:p>
-    <w:p>
-      <w:pPr>
-        <w:pStyle w:val="Compact"/>
-        <w:numPr>
-          <w:ilvl w:val="1"/>
-          <w:numId w:val="1016"/>
-        </w:numPr>
-      </w:pPr>
-      <w:r>
-        <w:t xml:space="preserve">pass water through a membrane that filters out DBP precursors</w:t>
-      </w:r>
-    </w:p>
-    <w:p>
-      <w:r>
-        <w:br w:type="page"/>
-      </w:r>
-    </w:p>
-    <w:bookmarkEnd w:id="37"/>
-    <w:bookmarkEnd w:id="38"/>
-    <w:bookmarkStart w:id="45" w:name="X8de62af73bc362f64390d4c3d712fda7815aab8"/>
-    <w:p>
-      <w:pPr>
-        <w:pStyle w:val="Heading2"/>
-      </w:pPr>
-      <w:r>
-        <w:t xml:space="preserve">Activity B - Explore environmental data that can indicate the presence of DBP precursors</w:t>
-      </w:r>
-    </w:p>
-    <w:p>
-      <w:pPr>
-        <w:pStyle w:val="FirstParagraph"/>
-      </w:pPr>
-      <w:r>
-        <w:t xml:space="preserve">Use high-frequency water quality data to explore how water quality changes over the course of a year and make decisions about water withdrawal depth</w:t>
-      </w:r>
-    </w:p>
-    <w:p>
-      <w:r>
-        <w:pict>
-          <v:rect style="width:0;height:1.5pt" o:hralign="center" o:hrstd="t" o:hr="t"/>
-        </w:pict>
-      </w:r>
-    </w:p>
-    <w:bookmarkStart w:id="39" w:name="X94f38ec94c17585ff1f3d508ab76254d3b60f84"/>
-    <w:p>
-      <w:pPr>
-        <w:pStyle w:val="Heading3"/>
-      </w:pPr>
-      <w:r>
-        <w:t xml:space="preserve">Objective 3: Select and learn about a focal drinking water reservoir</w:t>
-      </w:r>
-    </w:p>
-    <w:p>
-      <w:r>
-        <w:pict>
-          <v:rect style="width:0;height:1.5pt" o:hralign="center" o:hrstd="t" o:hr="t"/>
-        </w:pict>
-      </w:r>
-    </w:p>
-    <w:p>
-      <w:pPr>
-        <w:pStyle w:val="FirstParagraph"/>
-      </w:pPr>
-    </w:p>
-    <w:p>
-      <w:pPr>
-        <w:numPr>
-          <w:ilvl w:val="0"/>
-          <w:numId w:val="1017"/>
-        </w:numPr>
-      </w:pPr>
-      <w:r>
-        <w:t xml:space="preserve">What is the name of your selected reservoir?</w:t>
+        <w:t xml:space="preserve">Use the following information to answer Q11-Q13. A chlorinator setting of 20 lbs chlorine per day results in a chlorine residual of 0.3 mg/L. The chlorinator setting is increased to 23 lb/day. The chlorine residual increases to 0.54 mg/L at this new dosage rate. The average flow being treated is 1.5 MGD. On the basis of these data, what is the expected increase in residual? Round your answer to the nearest hundredth (e.g., 0.12).</w:t>
       </w:r>
     </w:p>
     <w:p>
@@ -1299,20 +1141,11 @@
       <w:pPr>
         <w:numPr>
           <w:ilvl w:val="0"/>
-          <w:numId w:val="1017"/>
-        </w:numPr>
-      </w:pPr>
-      <w:r>
-        <w:t xml:space="preserve">What is the four-letter site identifier of your selected reservoir? Use lower case (e.g.,</w:t>
-      </w:r>
-      <w:r>
-        <w:t xml:space="preserve"> </w:t>
-      </w:r>
-      <w:r>
-        <w:t xml:space="preserve">‘fcre’</w:t>
-      </w:r>
-      <w:r>
-        <w:t xml:space="preserve">).</w:t>
+          <w:numId w:val="1012"/>
+        </w:numPr>
+      </w:pPr>
+      <w:r>
+        <w:t xml:space="preserve">Using the information provided in Q11, what is the actual increase in residual? Round your answer to the nearest hundredth (e.g., 0.12).</w:t>
       </w:r>
     </w:p>
     <w:p>
@@ -1334,70 +1167,169 @@
       <w:pPr>
         <w:numPr>
           <w:ilvl w:val="0"/>
+          <w:numId w:val="1012"/>
+        </w:numPr>
+      </w:pPr>
+      <w:r>
+        <w:t xml:space="preserve">Using the information in Q11 and your answers to Q11 and Q12, is breakpoint chlorination being reached?</w:t>
+      </w:r>
+    </w:p>
+    <w:p>
+      <w:pPr>
+        <w:pStyle w:val="Compact"/>
+        <w:numPr>
+          <w:ilvl w:val="1"/>
+          <w:numId w:val="1015"/>
+        </w:numPr>
+      </w:pPr>
+      <w:r>
+        <w:t xml:space="preserve">yes</w:t>
+      </w:r>
+    </w:p>
+    <w:p>
+      <w:pPr>
+        <w:pStyle w:val="Compact"/>
+        <w:numPr>
+          <w:ilvl w:val="1"/>
+          <w:numId w:val="1015"/>
+        </w:numPr>
+      </w:pPr>
+      <w:r>
+        <w:t xml:space="preserve">no</w:t>
+      </w:r>
+    </w:p>
+    <w:p>
+      <w:pPr>
+        <w:pStyle w:val="Compact"/>
+        <w:numPr>
+          <w:ilvl w:val="1"/>
+          <w:numId w:val="1015"/>
+        </w:numPr>
+      </w:pPr>
+      <w:r>
+        <w:t xml:space="preserve">the answer cannot be determined from the information given</w:t>
+      </w:r>
+    </w:p>
+    <w:p>
+      <w:pPr>
+        <w:numPr>
+          <w:ilvl w:val="0"/>
+          <w:numId w:val="1012"/>
+        </w:numPr>
+      </w:pPr>
+      <w:r>
+        <w:t xml:space="preserve">Which of the following is NOT a method for removing DBP precursors prior to disinfection?</w:t>
+      </w:r>
+    </w:p>
+    <w:p>
+      <w:pPr>
+        <w:pStyle w:val="Compact"/>
+        <w:numPr>
+          <w:ilvl w:val="1"/>
+          <w:numId w:val="1016"/>
+        </w:numPr>
+      </w:pPr>
+      <w:r>
+        <w:t xml:space="preserve">increase coagulation time or add more coagulant</w:t>
+      </w:r>
+    </w:p>
+    <w:p>
+      <w:pPr>
+        <w:pStyle w:val="Compact"/>
+        <w:numPr>
+          <w:ilvl w:val="1"/>
+          <w:numId w:val="1016"/>
+        </w:numPr>
+      </w:pPr>
+      <w:r>
+        <w:t xml:space="preserve">use activated carbon filters to remove organic matter</w:t>
+      </w:r>
+    </w:p>
+    <w:p>
+      <w:pPr>
+        <w:pStyle w:val="Compact"/>
+        <w:numPr>
+          <w:ilvl w:val="1"/>
+          <w:numId w:val="1016"/>
+        </w:numPr>
+      </w:pPr>
+      <w:r>
+        <w:t xml:space="preserve">increase the frequency of TOC testing</w:t>
+      </w:r>
+    </w:p>
+    <w:p>
+      <w:pPr>
+        <w:pStyle w:val="Compact"/>
+        <w:numPr>
+          <w:ilvl w:val="1"/>
+          <w:numId w:val="1016"/>
+        </w:numPr>
+      </w:pPr>
+      <w:r>
+        <w:t xml:space="preserve">pass water through a membrane that filters out DBP precursors</w:t>
+      </w:r>
+    </w:p>
+    <w:p>
+      <w:r>
+        <w:br w:type="page"/>
+      </w:r>
+    </w:p>
+    <w:bookmarkEnd w:id="35"/>
+    <w:bookmarkEnd w:id="36"/>
+    <w:bookmarkStart w:id="43" w:name="X8de62af73bc362f64390d4c3d712fda7815aab8"/>
+    <w:p>
+      <w:pPr>
+        <w:pStyle w:val="Heading2"/>
+      </w:pPr>
+      <w:r>
+        <w:t xml:space="preserve">Activity B - Explore environmental data that can indicate the presence of DBP precursors</w:t>
+      </w:r>
+    </w:p>
+    <w:p>
+      <w:pPr>
+        <w:pStyle w:val="FirstParagraph"/>
+      </w:pPr>
+      <w:r>
+        <w:t xml:space="preserve">Use high-frequency water quality data to explore how water quality changes over the course of a year and make decisions about water withdrawal depth</w:t>
+      </w:r>
+    </w:p>
+    <w:p>
+      <w:r>
+        <w:pict>
+          <v:rect style="width:0;height:1.5pt" o:hralign="center" o:hrstd="t" o:hr="t"/>
+        </w:pict>
+      </w:r>
+    </w:p>
+    <w:bookmarkStart w:id="37" w:name="X94f38ec94c17585ff1f3d508ab76254d3b60f84"/>
+    <w:p>
+      <w:pPr>
+        <w:pStyle w:val="Heading3"/>
+      </w:pPr>
+      <w:r>
+        <w:t xml:space="preserve">Objective 3: Select and learn about a focal drinking water reservoir</w:t>
+      </w:r>
+    </w:p>
+    <w:p>
+      <w:r>
+        <w:pict>
+          <v:rect style="width:0;height:1.5pt" o:hralign="center" o:hrstd="t" o:hr="t"/>
+        </w:pict>
+      </w:r>
+    </w:p>
+    <w:p>
+      <w:pPr>
+        <w:pStyle w:val="FirstParagraph"/>
+      </w:pPr>
+    </w:p>
+    <w:p>
+      <w:pPr>
+        <w:numPr>
+          <w:ilvl w:val="0"/>
           <w:numId w:val="1017"/>
         </w:numPr>
       </w:pPr>
       <w:r>
-        <w:t xml:space="preserve">What is the use of your selected reservoir?</w:t>
-      </w:r>
-    </w:p>
-    <w:p>
-      <w:pPr>
-        <w:pStyle w:val="Compact"/>
-        <w:numPr>
-          <w:ilvl w:val="1"/>
-          <w:numId w:val="1018"/>
-        </w:numPr>
-      </w:pPr>
-      <w:r>
-        <w:t xml:space="preserve">recreation</w:t>
-      </w:r>
-    </w:p>
-    <w:p>
-      <w:pPr>
-        <w:pStyle w:val="Compact"/>
-        <w:numPr>
-          <w:ilvl w:val="1"/>
-          <w:numId w:val="1018"/>
-        </w:numPr>
-      </w:pPr>
-      <w:r>
-        <w:t xml:space="preserve">irrigation</w:t>
-      </w:r>
-    </w:p>
-    <w:p>
-      <w:pPr>
-        <w:pStyle w:val="Compact"/>
-        <w:numPr>
-          <w:ilvl w:val="1"/>
-          <w:numId w:val="1018"/>
-        </w:numPr>
-      </w:pPr>
-      <w:r>
-        <w:t xml:space="preserve">hydropower</w:t>
-      </w:r>
-    </w:p>
-    <w:p>
-      <w:pPr>
-        <w:pStyle w:val="Compact"/>
-        <w:numPr>
-          <w:ilvl w:val="1"/>
-          <w:numId w:val="1018"/>
-        </w:numPr>
-      </w:pPr>
-      <w:r>
-        <w:t xml:space="preserve">drinking water supply</w:t>
-      </w:r>
-    </w:p>
-    <w:p>
-      <w:pPr>
-        <w:numPr>
-          <w:ilvl w:val="0"/>
-          <w:numId w:val="1017"/>
-        </w:numPr>
-      </w:pPr>
-      <w:r>
-        <w:t xml:space="preserve">What is the reservoir area in square feet of your selected reservoir? Provide your answer as a whole number (without decimal points) and with no spaces or commas (e.g., 123456).</w:t>
+        <w:t xml:space="preserve">What is the name of your selected reservoir?</w:t>
       </w:r>
     </w:p>
     <w:p>
@@ -1423,7 +1355,7 @@
         </w:numPr>
       </w:pPr>
       <w:r>
-        <w:t xml:space="preserve">What is the maximum depth of your reservoir in feet? Round your answer to the nearest whole number.</w:t>
+        <w:t xml:space="preserve">What is the four-letter site identifier of your selected reservoir? Use lower case (e.g., ‘fcre’).</w:t>
       </w:r>
     </w:p>
     <w:p>
@@ -1442,215 +1374,73 @@
       </w:r>
     </w:p>
     <w:p>
-      <w:r>
-        <w:pict>
-          <v:rect style="width:0;height:1.5pt" o:hralign="center" o:hrstd="t" o:hr="t"/>
-        </w:pict>
-      </w:r>
-    </w:p>
-    <w:bookmarkEnd w:id="39"/>
-    <w:bookmarkStart w:id="44" w:name="X2a9a55240132e10c9487029428a49f0c70ca3e2"/>
-    <w:p>
-      <w:pPr>
-        <w:pStyle w:val="Heading3"/>
-      </w:pPr>
-      <w:r>
-        <w:t xml:space="preserve">Objective 4: View and interpret organic matter data from your reservoir</w:t>
-      </w:r>
-    </w:p>
-    <w:p>
-      <w:r>
-        <w:pict>
-          <v:rect style="width:0;height:1.5pt" o:hralign="center" o:hrstd="t" o:hr="t"/>
-        </w:pict>
-      </w:r>
-    </w:p>
-    <w:p>
-      <w:pPr>
-        <w:numPr>
-          <w:ilvl w:val="0"/>
-          <w:numId w:val="1019"/>
-        </w:numPr>
-      </w:pPr>
-      <w:r>
-        <w:t xml:space="preserve">Which of the following is NOT a characteristic of fDOM?</w:t>
-      </w:r>
-    </w:p>
-    <w:p>
-      <w:pPr>
-        <w:pStyle w:val="Compact"/>
-        <w:numPr>
-          <w:ilvl w:val="1"/>
-          <w:numId w:val="1020"/>
-        </w:numPr>
-      </w:pPr>
-      <w:r>
-        <w:t xml:space="preserve">it is composed of particles</w:t>
-      </w:r>
-    </w:p>
-    <w:p>
-      <w:pPr>
-        <w:pStyle w:val="Compact"/>
-        <w:numPr>
-          <w:ilvl w:val="1"/>
-          <w:numId w:val="1020"/>
-        </w:numPr>
-      </w:pPr>
-      <w:r>
-        <w:t xml:space="preserve">it is dissolved in the water</w:t>
-      </w:r>
-    </w:p>
-    <w:p>
-      <w:pPr>
-        <w:pStyle w:val="Compact"/>
-        <w:numPr>
-          <w:ilvl w:val="1"/>
-          <w:numId w:val="1020"/>
-        </w:numPr>
-      </w:pPr>
-      <w:r>
-        <w:t xml:space="preserve">it is derived from living things and contains carbon</w:t>
-      </w:r>
-    </w:p>
-    <w:p>
-      <w:pPr>
-        <w:pStyle w:val="Compact"/>
-        <w:numPr>
-          <w:ilvl w:val="1"/>
-          <w:numId w:val="1020"/>
-        </w:numPr>
-      </w:pPr>
-      <w:r>
-        <w:t xml:space="preserve">it fluoresces when exposed to light at particular wavelengths</w:t>
-      </w:r>
-    </w:p>
-    <w:p>
-      <w:pPr>
-        <w:numPr>
-          <w:ilvl w:val="0"/>
-          <w:numId w:val="1019"/>
-        </w:numPr>
-      </w:pPr>
-      <w:r>
-        <w:t xml:space="preserve">fDOM is measured in quinine sulfate units, or QSU. Which of the following is true regarding QSU?</w:t>
-      </w:r>
-    </w:p>
-    <w:p>
-      <w:pPr>
-        <w:pStyle w:val="Compact"/>
-        <w:numPr>
-          <w:ilvl w:val="1"/>
-          <w:numId w:val="1021"/>
-        </w:numPr>
-      </w:pPr>
-      <w:r>
-        <w:t xml:space="preserve">QSU is an indirect measure of fDOM</w:t>
-      </w:r>
-    </w:p>
-    <w:p>
-      <w:pPr>
-        <w:pStyle w:val="Compact"/>
-        <w:numPr>
-          <w:ilvl w:val="1"/>
-          <w:numId w:val="1021"/>
-        </w:numPr>
-      </w:pPr>
-      <w:r>
-        <w:t xml:space="preserve">calibrating sensors using QSU enables consistent fDOM measurements across sensors and reservoirs</w:t>
-      </w:r>
-    </w:p>
-    <w:p>
-      <w:pPr>
-        <w:pStyle w:val="Compact"/>
-        <w:numPr>
-          <w:ilvl w:val="1"/>
-          <w:numId w:val="1021"/>
-        </w:numPr>
-      </w:pPr>
-      <w:r>
-        <w:t xml:space="preserve">QSU compares organic matter fluorescence to the fluorescence of known concentrations of quinine sulfate</w:t>
-      </w:r>
-    </w:p>
-    <w:p>
-      <w:pPr>
-        <w:pStyle w:val="Compact"/>
-        <w:numPr>
-          <w:ilvl w:val="1"/>
-          <w:numId w:val="1021"/>
-        </w:numPr>
-      </w:pPr>
-      <w:r>
-        <w:t xml:space="preserve">all of the above</w:t>
-      </w:r>
-    </w:p>
-    <w:p>
-      <w:pPr>
-        <w:numPr>
-          <w:ilvl w:val="0"/>
-          <w:numId w:val="1019"/>
-        </w:numPr>
-      </w:pPr>
-      <w:r>
-        <w:t xml:space="preserve">How is fDOM related to DBPs?</w:t>
-      </w:r>
-    </w:p>
-    <w:p>
-      <w:pPr>
-        <w:pStyle w:val="Compact"/>
-        <w:numPr>
-          <w:ilvl w:val="1"/>
-          <w:numId w:val="1022"/>
-        </w:numPr>
-      </w:pPr>
-      <w:r>
-        <w:t xml:space="preserve">fDOM molecules are DBPs</w:t>
-      </w:r>
-    </w:p>
-    <w:p>
-      <w:pPr>
-        <w:pStyle w:val="Compact"/>
-        <w:numPr>
-          <w:ilvl w:val="1"/>
-          <w:numId w:val="1022"/>
-        </w:numPr>
-      </w:pPr>
-      <w:r>
-        <w:t xml:space="preserve">the presence of fDOM molecules is correlated with other molecules in the raw water that are DBPs</w:t>
-      </w:r>
-    </w:p>
-    <w:p>
-      <w:pPr>
-        <w:pStyle w:val="Compact"/>
-        <w:numPr>
-          <w:ilvl w:val="1"/>
-          <w:numId w:val="1022"/>
-        </w:numPr>
-      </w:pPr>
-      <w:r>
-        <w:t xml:space="preserve">high fDOM levels in raw water may indicate the presence of DBP precursors which will form DBPs during treatment</w:t>
-      </w:r>
-    </w:p>
-    <w:p>
-      <w:pPr>
-        <w:pStyle w:val="Compact"/>
-        <w:numPr>
-          <w:ilvl w:val="1"/>
-          <w:numId w:val="1022"/>
-        </w:numPr>
-      </w:pPr>
-      <w:r>
-        <w:t xml:space="preserve">high fDOM levels in raw water may indicate that treated water will exceed the MRDL</w:t>
-      </w:r>
-    </w:p>
-    <w:p>
-      <w:pPr>
-        <w:numPr>
-          <w:ilvl w:val="0"/>
-          <w:numId w:val="1019"/>
-        </w:numPr>
-      </w:pPr>
-      <w:r>
-        <w:t xml:space="preserve">On what day of the year did the highest observed fDOM occur in your reservoir? Write out the full month name and day (e.g., September 20).</w:t>
+      <w:pPr>
+        <w:numPr>
+          <w:ilvl w:val="0"/>
+          <w:numId w:val="1017"/>
+        </w:numPr>
+      </w:pPr>
+      <w:r>
+        <w:t xml:space="preserve">What is the use of your selected reservoir?</w:t>
+      </w:r>
+    </w:p>
+    <w:p>
+      <w:pPr>
+        <w:pStyle w:val="Compact"/>
+        <w:numPr>
+          <w:ilvl w:val="1"/>
+          <w:numId w:val="1018"/>
+        </w:numPr>
+      </w:pPr>
+      <w:r>
+        <w:t xml:space="preserve">recreation</w:t>
+      </w:r>
+    </w:p>
+    <w:p>
+      <w:pPr>
+        <w:pStyle w:val="Compact"/>
+        <w:numPr>
+          <w:ilvl w:val="1"/>
+          <w:numId w:val="1018"/>
+        </w:numPr>
+      </w:pPr>
+      <w:r>
+        <w:t xml:space="preserve">irrigation</w:t>
+      </w:r>
+    </w:p>
+    <w:p>
+      <w:pPr>
+        <w:pStyle w:val="Compact"/>
+        <w:numPr>
+          <w:ilvl w:val="1"/>
+          <w:numId w:val="1018"/>
+        </w:numPr>
+      </w:pPr>
+      <w:r>
+        <w:t xml:space="preserve">hydropower</w:t>
+      </w:r>
+    </w:p>
+    <w:p>
+      <w:pPr>
+        <w:pStyle w:val="Compact"/>
+        <w:numPr>
+          <w:ilvl w:val="1"/>
+          <w:numId w:val="1018"/>
+        </w:numPr>
+      </w:pPr>
+      <w:r>
+        <w:t xml:space="preserve">drinking water supply</w:t>
+      </w:r>
+    </w:p>
+    <w:p>
+      <w:pPr>
+        <w:numPr>
+          <w:ilvl w:val="0"/>
+          <w:numId w:val="1017"/>
+        </w:numPr>
+      </w:pPr>
+      <w:r>
+        <w:t xml:space="preserve">What is the reservoir area in square feet of your selected reservoir? Provide your answer as a whole number (without decimal points) and with no spaces or commas (e.g., 123456).</w:t>
       </w:r>
     </w:p>
     <w:p>
@@ -1672,11 +1462,11 @@
       <w:pPr>
         <w:numPr>
           <w:ilvl w:val="0"/>
-          <w:numId w:val="1019"/>
-        </w:numPr>
-      </w:pPr>
-      <w:r>
-        <w:t xml:space="preserve">On what day of the year did the lowest observed fDOM occur in your reservoir? Write out the full month name and day (e.g., September 20).</w:t>
+          <w:numId w:val="1017"/>
+        </w:numPr>
+      </w:pPr>
+      <w:r>
+        <w:t xml:space="preserve">What is the maximum depth of your reservoir in feet? Round your answer to the nearest whole number.</w:t>
       </w:r>
     </w:p>
     <w:p>
@@ -1695,6 +1485,30 @@
       </w:r>
     </w:p>
     <w:p>
+      <w:r>
+        <w:pict>
+          <v:rect style="width:0;height:1.5pt" o:hralign="center" o:hrstd="t" o:hr="t"/>
+        </w:pict>
+      </w:r>
+    </w:p>
+    <w:bookmarkEnd w:id="37"/>
+    <w:bookmarkStart w:id="42" w:name="X2a9a55240132e10c9487029428a49f0c70ca3e2"/>
+    <w:p>
+      <w:pPr>
+        <w:pStyle w:val="Heading3"/>
+      </w:pPr>
+      <w:r>
+        <w:t xml:space="preserve">Objective 4: View and interpret organic matter data from your reservoir</w:t>
+      </w:r>
+    </w:p>
+    <w:p>
+      <w:r>
+        <w:pict>
+          <v:rect style="width:0;height:1.5pt" o:hralign="center" o:hrstd="t" o:hr="t"/>
+        </w:pict>
+      </w:r>
+    </w:p>
+    <w:p>
       <w:pPr>
         <w:numPr>
           <w:ilvl w:val="0"/>
@@ -1702,7 +1516,184 @@
         </w:numPr>
       </w:pPr>
       <w:r>
-        <w:t xml:space="preserve">Based on the data in the figure and your understanding of how fDOM levels relate to DBPs, on what day of the year is the risk of DBP formation during treatment highest in your reservoir according to the fDOM data? Write out the full month name and day (e.g., September 20).</w:t>
+        <w:t xml:space="preserve">Which of the following is NOT a characteristic of fDOM?</w:t>
+      </w:r>
+    </w:p>
+    <w:p>
+      <w:pPr>
+        <w:pStyle w:val="Compact"/>
+        <w:numPr>
+          <w:ilvl w:val="1"/>
+          <w:numId w:val="1020"/>
+        </w:numPr>
+      </w:pPr>
+      <w:r>
+        <w:t xml:space="preserve">it is composed of particles</w:t>
+      </w:r>
+    </w:p>
+    <w:p>
+      <w:pPr>
+        <w:pStyle w:val="Compact"/>
+        <w:numPr>
+          <w:ilvl w:val="1"/>
+          <w:numId w:val="1020"/>
+        </w:numPr>
+      </w:pPr>
+      <w:r>
+        <w:t xml:space="preserve">it is dissolved in the water</w:t>
+      </w:r>
+    </w:p>
+    <w:p>
+      <w:pPr>
+        <w:pStyle w:val="Compact"/>
+        <w:numPr>
+          <w:ilvl w:val="1"/>
+          <w:numId w:val="1020"/>
+        </w:numPr>
+      </w:pPr>
+      <w:r>
+        <w:t xml:space="preserve">it is derived from living things and contains carbon</w:t>
+      </w:r>
+    </w:p>
+    <w:p>
+      <w:pPr>
+        <w:pStyle w:val="Compact"/>
+        <w:numPr>
+          <w:ilvl w:val="1"/>
+          <w:numId w:val="1020"/>
+        </w:numPr>
+      </w:pPr>
+      <w:r>
+        <w:t xml:space="preserve">it fluoresces when exposed to light at particular wavelengths</w:t>
+      </w:r>
+    </w:p>
+    <w:p>
+      <w:pPr>
+        <w:numPr>
+          <w:ilvl w:val="0"/>
+          <w:numId w:val="1019"/>
+        </w:numPr>
+      </w:pPr>
+      <w:r>
+        <w:t xml:space="preserve">fDOM is measured in quinine sulfate units, or QSU. Which of the following is true regarding QSU?</w:t>
+      </w:r>
+    </w:p>
+    <w:p>
+      <w:pPr>
+        <w:pStyle w:val="Compact"/>
+        <w:numPr>
+          <w:ilvl w:val="1"/>
+          <w:numId w:val="1021"/>
+        </w:numPr>
+      </w:pPr>
+      <w:r>
+        <w:t xml:space="preserve">QSU is an indirect measure of fDOM</w:t>
+      </w:r>
+    </w:p>
+    <w:p>
+      <w:pPr>
+        <w:pStyle w:val="Compact"/>
+        <w:numPr>
+          <w:ilvl w:val="1"/>
+          <w:numId w:val="1021"/>
+        </w:numPr>
+      </w:pPr>
+      <w:r>
+        <w:t xml:space="preserve">calibrating sensors using QSU enables consistent fDOM measurements across sensors and reservoirs</w:t>
+      </w:r>
+    </w:p>
+    <w:p>
+      <w:pPr>
+        <w:pStyle w:val="Compact"/>
+        <w:numPr>
+          <w:ilvl w:val="1"/>
+          <w:numId w:val="1021"/>
+        </w:numPr>
+      </w:pPr>
+      <w:r>
+        <w:t xml:space="preserve">QSU compares organic matter fluorescence to the fluorescence of known concentrations of quinine sulfate</w:t>
+      </w:r>
+    </w:p>
+    <w:p>
+      <w:pPr>
+        <w:pStyle w:val="Compact"/>
+        <w:numPr>
+          <w:ilvl w:val="1"/>
+          <w:numId w:val="1021"/>
+        </w:numPr>
+      </w:pPr>
+      <w:r>
+        <w:t xml:space="preserve">all of the above</w:t>
+      </w:r>
+    </w:p>
+    <w:p>
+      <w:pPr>
+        <w:numPr>
+          <w:ilvl w:val="0"/>
+          <w:numId w:val="1019"/>
+        </w:numPr>
+      </w:pPr>
+      <w:r>
+        <w:t xml:space="preserve">How is fDOM related to DBPs?</w:t>
+      </w:r>
+    </w:p>
+    <w:p>
+      <w:pPr>
+        <w:pStyle w:val="Compact"/>
+        <w:numPr>
+          <w:ilvl w:val="1"/>
+          <w:numId w:val="1022"/>
+        </w:numPr>
+      </w:pPr>
+      <w:r>
+        <w:t xml:space="preserve">fDOM molecules are DBPs</w:t>
+      </w:r>
+    </w:p>
+    <w:p>
+      <w:pPr>
+        <w:pStyle w:val="Compact"/>
+        <w:numPr>
+          <w:ilvl w:val="1"/>
+          <w:numId w:val="1022"/>
+        </w:numPr>
+      </w:pPr>
+      <w:r>
+        <w:t xml:space="preserve">the presence of fDOM molecules is correlated with other molecules in the raw water that are DBPs</w:t>
+      </w:r>
+    </w:p>
+    <w:p>
+      <w:pPr>
+        <w:pStyle w:val="Compact"/>
+        <w:numPr>
+          <w:ilvl w:val="1"/>
+          <w:numId w:val="1022"/>
+        </w:numPr>
+      </w:pPr>
+      <w:r>
+        <w:t xml:space="preserve">high fDOM levels in raw water may indicate the presence of DBP precursors which will form DBPs during treatment</w:t>
+      </w:r>
+    </w:p>
+    <w:p>
+      <w:pPr>
+        <w:pStyle w:val="Compact"/>
+        <w:numPr>
+          <w:ilvl w:val="1"/>
+          <w:numId w:val="1022"/>
+        </w:numPr>
+      </w:pPr>
+      <w:r>
+        <w:t xml:space="preserve">high fDOM levels in raw water may indicate that treated water will exceed the MRDL</w:t>
+      </w:r>
+    </w:p>
+    <w:p>
+      <w:pPr>
+        <w:numPr>
+          <w:ilvl w:val="0"/>
+          <w:numId w:val="1019"/>
+        </w:numPr>
+      </w:pPr>
+      <w:r>
+        <w:t xml:space="preserve">On what day of the year did the highest observed fDOM occur in your reservoir? Write out the full month name and day (e.g., September 20).</w:t>
       </w:r>
     </w:p>
     <w:p>
@@ -1728,7 +1719,7 @@
         </w:numPr>
       </w:pPr>
       <w:r>
-        <w:t xml:space="preserve">In your focal reservoir, what is the corresponding TOC in mg/L for the highest observed fDOM in your reservoir? Round your answer to the nearest tenth (e.g., 3.1).</w:t>
+        <w:t xml:space="preserve">On what day of the year did the lowest observed fDOM occur in your reservoir? Write out the full month name and day (e.g., September 20).</w:t>
       </w:r>
     </w:p>
     <w:p>
@@ -1754,7 +1745,7 @@
         </w:numPr>
       </w:pPr>
       <w:r>
-        <w:t xml:space="preserve">The U.S. Environmental Protection Agency (US EPA) has a rule regarding removal of TOC from drinking water during treatment (see table below). The percentage of TOC that must be removed during treatment depends on the amount of TOC in the raw water (see the first column of the table), as well as the raw water alkalinity (second column of the table). Notice that reservoirs are grouped depending on whether they exhibit TOC between 2-4 mg/L, between 4-8 mg/L, or above 8 mg/L. Use the fDOM-to-TOC converter to determine how much TOC should be removed from a reservoir with an fDOM concentration of 40 QSU and a raw water alkalinity of 50 mg/L. Report your answer following the format in the table (e.g., 25.0%).</w:t>
+        <w:t xml:space="preserve">Based on the data in the figure and your understanding of how fDOM levels relate to DBPs, on what day of the year is the risk of DBP formation during treatment highest in your reservoir according to the fDOM data? Write out the full month name and day (e.g., September 20).</w:t>
       </w:r>
     </w:p>
     <w:p>
@@ -1774,6 +1765,58 @@
     </w:p>
     <w:p>
       <w:pPr>
+        <w:numPr>
+          <w:ilvl w:val="0"/>
+          <w:numId w:val="1019"/>
+        </w:numPr>
+      </w:pPr>
+      <w:r>
+        <w:t xml:space="preserve">In your focal reservoir, what is the corresponding TOC in mg/L for the highest observed fDOM in your reservoir? Round your answer to the nearest tenth (e.g., 3.1).</w:t>
+      </w:r>
+    </w:p>
+    <w:p>
+      <w:pPr>
+        <w:numPr>
+          <w:ilvl w:val="0"/>
+          <w:numId w:val="1000"/>
+        </w:numPr>
+      </w:pPr>
+      <w:r>
+        <w:rPr>
+          <w:b/>
+          <w:bCs/>
+        </w:rPr>
+        <w:t xml:space="preserve">Answer:</w:t>
+      </w:r>
+    </w:p>
+    <w:p>
+      <w:pPr>
+        <w:numPr>
+          <w:ilvl w:val="0"/>
+          <w:numId w:val="1019"/>
+        </w:numPr>
+      </w:pPr>
+      <w:r>
+        <w:t xml:space="preserve">The U.S. Environmental Protection Agency (US EPA) has a rule regarding removal of TOC from drinking water during treatment (see table below). The percentage of TOC that must be removed during treatment depends on the amount of TOC in the raw water (see the first column of the table), as well as the raw water alkalinity (second, third, and fourth columns of the table). Use the fDOM-to-TOC converter to determine how much TOC should be removed from a reservoir with an fDOM concentration of 40 QSU and a raw water alkalinity of 50 mg/L. Report your answer in mg/L of TOC (e.g., 2 mg/L TOC).</w:t>
+      </w:r>
+    </w:p>
+    <w:p>
+      <w:pPr>
+        <w:numPr>
+          <w:ilvl w:val="0"/>
+          <w:numId w:val="1000"/>
+        </w:numPr>
+      </w:pPr>
+      <w:r>
+        <w:rPr>
+          <w:b/>
+          <w:bCs/>
+        </w:rPr>
+        <w:t xml:space="preserve">Answer:</w:t>
+      </w:r>
+    </w:p>
+    <w:p>
+      <w:pPr>
         <w:pStyle w:val="FirstParagraph"/>
       </w:pPr>
       <w:r>
@@ -1781,18 +1824,18 @@
           <wp:inline>
             <wp:extent cx="5943600" cy="2470308"/>
             <wp:effectExtent b="0" l="0" r="0" t="0"/>
-            <wp:docPr descr="" title="" id="41" name="Picture"/>
+            <wp:docPr descr="" title="" id="39" name="Picture"/>
             <a:graphic>
               <a:graphicData uri="http://schemas.openxmlformats.org/drawingml/2006/picture">
                 <pic:pic>
                   <pic:nvPicPr>
-                    <pic:cNvPr descr="www/EPA_TOC_rule.png" id="42" name="Picture"/>
+                    <pic:cNvPr descr="www/EPA_TOC_rule.png" id="40" name="Picture"/>
                     <pic:cNvPicPr>
                       <a:picLocks noChangeArrowheads="1" noChangeAspect="1"/>
                     </pic:cNvPicPr>
                   </pic:nvPicPr>
                   <pic:blipFill>
-                    <a:blip r:embed="rId40"/>
+                    <a:blip r:embed="rId38"/>
                     <a:stretch>
                       <a:fillRect/>
                     </a:stretch>
@@ -1829,7 +1872,7 @@
       <w:r>
         <w:t xml:space="preserve"> </w:t>
       </w:r>
-      <w:hyperlink r:id="rId43">
+      <w:hyperlink r:id="rId41">
         <w:r>
           <w:rPr>
             <w:rStyle w:val="Hyperlink"/>
@@ -1843,9 +1886,9 @@
         <w:br w:type="page"/>
       </w:r>
     </w:p>
-    <w:bookmarkEnd w:id="44"/>
-    <w:bookmarkEnd w:id="45"/>
-    <w:bookmarkStart w:id="51" w:name="Xc4188f0b9308a23bd67e3267d6e0dcec795b9c1"/>
+    <w:bookmarkEnd w:id="42"/>
+    <w:bookmarkEnd w:id="43"/>
+    <w:bookmarkStart w:id="49" w:name="Xc4188f0b9308a23bd67e3267d6e0dcec795b9c1"/>
     <w:p>
       <w:pPr>
         <w:pStyle w:val="Heading2"/>
@@ -1869,7 +1912,7 @@
         </w:pict>
       </w:r>
     </w:p>
-    <w:bookmarkStart w:id="50" w:name="X9666959fa673f4d6377dacd2122303d31366458"/>
+    <w:bookmarkStart w:id="48" w:name="X9666959fa673f4d6377dacd2122303d31366458"/>
     <w:p>
       <w:pPr>
         <w:pStyle w:val="Heading3"/>
@@ -1890,7 +1933,7 @@
         <w:pStyle w:val="FirstParagraph"/>
       </w:pPr>
     </w:p>
-    <w:bookmarkStart w:id="46" w:name="management-decision-1-winter-data"/>
+    <w:bookmarkStart w:id="44" w:name="management-decision-1-winter-data"/>
     <w:p>
       <w:pPr>
         <w:pStyle w:val="Heading4"/>
@@ -2049,8 +2092,8 @@
         <w:pStyle w:val="BodyText"/>
       </w:pPr>
     </w:p>
-    <w:bookmarkEnd w:id="46"/>
-    <w:bookmarkStart w:id="47" w:name="management-decision-2-spring-data"/>
+    <w:bookmarkEnd w:id="44"/>
+    <w:bookmarkStart w:id="45" w:name="management-decision-2-spring-data"/>
     <w:p>
       <w:pPr>
         <w:pStyle w:val="Heading4"/>
@@ -2209,8 +2252,8 @@
         <w:pStyle w:val="BodyText"/>
       </w:pPr>
     </w:p>
-    <w:bookmarkEnd w:id="47"/>
-    <w:bookmarkStart w:id="49" w:name="management-decision-3-summer-data"/>
+    <w:bookmarkEnd w:id="45"/>
+    <w:bookmarkStart w:id="47" w:name="management-decision-3-summer-data"/>
     <w:p>
       <w:pPr>
         <w:pStyle w:val="Heading4"/>
@@ -2343,13 +2386,17 @@
     </w:p>
     <w:p>
       <w:pPr>
-        <w:pStyle w:val="SourceCode"/>
+        <w:numPr>
+          <w:ilvl w:val="0"/>
+          <w:numId w:val="1000"/>
+        </w:numPr>
       </w:pPr>
       <w:r>
         <w:rPr>
-          <w:rStyle w:val="VerbatimChar"/>
+          <w:b/>
+          <w:bCs/>
         </w:rPr>
-        <w:t xml:space="preserve">**Answer:**</w:t>
+        <w:t xml:space="preserve">Answer:</w:t>
       </w:r>
     </w:p>
     <w:p>
@@ -2383,7 +2430,7 @@
         </w:rPr>
         <w:t xml:space="preserve"> </w:t>
       </w:r>
-      <w:hyperlink r:id="rId48">
+      <w:hyperlink r:id="rId46">
         <w:r>
           <w:rPr>
             <w:rStyle w:val="Hyperlink"/>
@@ -2408,16 +2455,16 @@
           <w:i/>
           <w:iCs/>
         </w:rPr>
-        <w:t xml:space="preserve">This app was last updated on: 2025-10-16</w:t>
-      </w:r>
-    </w:p>
+        <w:t xml:space="preserve">This app was last updated on: 2026-02-20</w:t>
+      </w:r>
+    </w:p>
+    <w:bookmarkEnd w:id="47"/>
+    <w:bookmarkEnd w:id="48"/>
     <w:bookmarkEnd w:id="49"/>
     <w:bookmarkEnd w:id="50"/>
-    <w:bookmarkEnd w:id="51"/>
-    <w:bookmarkEnd w:id="52"/>
     <w:sectPr>
-      <w:footerReference r:id="rId9" w:type="even"/>
-      <w:footerReference r:id="rId10" w:type="default"/>
+      <w:footerReference r:id="rId8" w:type="even"/>
+      <w:footerReference r:id="rId9" w:type="default"/>
       <w:pgSz w:h="15840" w:w="12240"/>
       <w:pgMar w:bottom="1440" w:footer="720" w:gutter="0" w:header="720" w:left="1440" w:right="1440" w:top="1440"/>
       <w:cols w:space="720"/>
@@ -3376,11 +3423,11 @@
       </w:pPr>
     </w:lvl>
   </w:abstractNum>
-  <w:abstractNum w:abstractNumId="994113">
-    <w:nsid w:val="0A994113"/>
+  <w:abstractNum w:abstractNumId="994115">
+    <w:nsid w:val="0A994115"/>
     <w:multiLevelType w:val="multilevel"/>
     <w:lvl w:ilvl="0">
-      <w:start w:val="13"/>
+      <w:start w:val="15"/>
       <w:numFmt w:val="decimal"/>
       <w:lvlText w:val="%1."/>
       <w:lvlJc w:val="left"/>
@@ -3389,7 +3436,7 @@
       </w:pPr>
     </w:lvl>
     <w:lvl w:ilvl="1">
-      <w:start w:val="13"/>
+      <w:start w:val="15"/>
       <w:numFmt w:val="decimal"/>
       <w:lvlText w:val="%2."/>
       <w:lvlJc w:val="left"/>
@@ -3398,7 +3445,7 @@
       </w:pPr>
     </w:lvl>
     <w:lvl w:ilvl="2">
-      <w:start w:val="13"/>
+      <w:start w:val="15"/>
       <w:numFmt w:val="decimal"/>
       <w:lvlText w:val="%3."/>
       <w:lvlJc w:val="left"/>
@@ -3407,7 +3454,7 @@
       </w:pPr>
     </w:lvl>
     <w:lvl w:ilvl="3">
-      <w:start w:val="13"/>
+      <w:start w:val="15"/>
       <w:numFmt w:val="decimal"/>
       <w:lvlText w:val="%4."/>
       <w:lvlJc w:val="left"/>
@@ -3416,7 +3463,7 @@
       </w:pPr>
     </w:lvl>
     <w:lvl w:ilvl="4">
-      <w:start w:val="13"/>
+      <w:start w:val="15"/>
       <w:numFmt w:val="decimal"/>
       <w:lvlText w:val="%5."/>
       <w:lvlJc w:val="left"/>
@@ -3425,7 +3472,7 @@
       </w:pPr>
     </w:lvl>
     <w:lvl w:ilvl="5">
-      <w:start w:val="13"/>
+      <w:start w:val="15"/>
       <w:numFmt w:val="decimal"/>
       <w:lvlText w:val="%6."/>
       <w:lvlJc w:val="left"/>
@@ -3434,7 +3481,7 @@
       </w:pPr>
     </w:lvl>
     <w:lvl w:ilvl="6">
-      <w:start w:val="13"/>
+      <w:start w:val="15"/>
       <w:numFmt w:val="decimal"/>
       <w:lvlText w:val="%7."/>
       <w:lvlJc w:val="left"/>
@@ -3443,7 +3490,7 @@
       </w:pPr>
     </w:lvl>
     <w:lvl w:ilvl="7">
-      <w:start w:val="13"/>
+      <w:start w:val="15"/>
       <w:numFmt w:val="decimal"/>
       <w:lvlText w:val="%8."/>
       <w:lvlJc w:val="left"/>
@@ -3452,7 +3499,7 @@
       </w:pPr>
     </w:lvl>
     <w:lvl w:ilvl="8">
-      <w:start w:val="13"/>
+      <w:start w:val="15"/>
       <w:numFmt w:val="decimal"/>
       <w:lvlText w:val="%9."/>
       <w:lvlJc w:val="left"/>
@@ -3461,11 +3508,11 @@
       </w:pPr>
     </w:lvl>
   </w:abstractNum>
-  <w:abstractNum w:abstractNumId="994118">
-    <w:nsid w:val="0A994118"/>
+  <w:abstractNum w:abstractNumId="994120">
+    <w:nsid w:val="0A994120"/>
     <w:multiLevelType w:val="multilevel"/>
     <w:lvl w:ilvl="0">
-      <w:start w:val="18"/>
+      <w:start w:val="20"/>
       <w:numFmt w:val="decimal"/>
       <w:lvlText w:val="%1."/>
       <w:lvlJc w:val="left"/>
@@ -3474,7 +3521,7 @@
       </w:pPr>
     </w:lvl>
     <w:lvl w:ilvl="1">
-      <w:start w:val="18"/>
+      <w:start w:val="20"/>
       <w:numFmt w:val="decimal"/>
       <w:lvlText w:val="%2."/>
       <w:lvlJc w:val="left"/>
@@ -3483,7 +3530,7 @@
       </w:pPr>
     </w:lvl>
     <w:lvl w:ilvl="2">
-      <w:start w:val="18"/>
+      <w:start w:val="20"/>
       <w:numFmt w:val="decimal"/>
       <w:lvlText w:val="%3."/>
       <w:lvlJc w:val="left"/>
@@ -3492,7 +3539,7 @@
       </w:pPr>
     </w:lvl>
     <w:lvl w:ilvl="3">
-      <w:start w:val="18"/>
+      <w:start w:val="20"/>
       <w:numFmt w:val="decimal"/>
       <w:lvlText w:val="%4."/>
       <w:lvlJc w:val="left"/>
@@ -3501,7 +3548,7 @@
       </w:pPr>
     </w:lvl>
     <w:lvl w:ilvl="4">
-      <w:start w:val="18"/>
+      <w:start w:val="20"/>
       <w:numFmt w:val="decimal"/>
       <w:lvlText w:val="%5."/>
       <w:lvlJc w:val="left"/>
@@ -3510,7 +3557,7 @@
       </w:pPr>
     </w:lvl>
     <w:lvl w:ilvl="5">
-      <w:start w:val="18"/>
+      <w:start w:val="20"/>
       <w:numFmt w:val="decimal"/>
       <w:lvlText w:val="%6."/>
       <w:lvlJc w:val="left"/>
@@ -3519,7 +3566,7 @@
       </w:pPr>
     </w:lvl>
     <w:lvl w:ilvl="6">
-      <w:start w:val="18"/>
+      <w:start w:val="20"/>
       <w:numFmt w:val="decimal"/>
       <w:lvlText w:val="%7."/>
       <w:lvlJc w:val="left"/>
@@ -3528,7 +3575,7 @@
       </w:pPr>
     </w:lvl>
     <w:lvl w:ilvl="7">
-      <w:start w:val="18"/>
+      <w:start w:val="20"/>
       <w:numFmt w:val="decimal"/>
       <w:lvlText w:val="%8."/>
       <w:lvlJc w:val="left"/>
@@ -3537,7 +3584,7 @@
       </w:pPr>
     </w:lvl>
     <w:lvl w:ilvl="8">
-      <w:start w:val="18"/>
+      <w:start w:val="20"/>
       <w:numFmt w:val="decimal"/>
       <w:lvlText w:val="%9."/>
       <w:lvlJc w:val="left"/>
@@ -3546,11 +3593,11 @@
       </w:pPr>
     </w:lvl>
   </w:abstractNum>
-  <w:abstractNum w:abstractNumId="994126">
-    <w:nsid w:val="0A994126"/>
+  <w:abstractNum w:abstractNumId="994128">
+    <w:nsid w:val="0A994128"/>
     <w:multiLevelType w:val="multilevel"/>
     <w:lvl w:ilvl="0">
-      <w:start w:val="26"/>
+      <w:start w:val="28"/>
       <w:numFmt w:val="decimal"/>
       <w:lvlText w:val="%1."/>
       <w:lvlJc w:val="left"/>
@@ -3559,7 +3606,7 @@
       </w:pPr>
     </w:lvl>
     <w:lvl w:ilvl="1">
-      <w:start w:val="26"/>
+      <w:start w:val="28"/>
       <w:numFmt w:val="decimal"/>
       <w:lvlText w:val="%2."/>
       <w:lvlJc w:val="left"/>
@@ -3568,7 +3615,7 @@
       </w:pPr>
     </w:lvl>
     <w:lvl w:ilvl="2">
-      <w:start w:val="26"/>
+      <w:start w:val="28"/>
       <w:numFmt w:val="decimal"/>
       <w:lvlText w:val="%3."/>
       <w:lvlJc w:val="left"/>
@@ -3577,7 +3624,7 @@
       </w:pPr>
     </w:lvl>
     <w:lvl w:ilvl="3">
-      <w:start w:val="26"/>
+      <w:start w:val="28"/>
       <w:numFmt w:val="decimal"/>
       <w:lvlText w:val="%4."/>
       <w:lvlJc w:val="left"/>
@@ -3586,7 +3633,7 @@
       </w:pPr>
     </w:lvl>
     <w:lvl w:ilvl="4">
-      <w:start w:val="26"/>
+      <w:start w:val="28"/>
       <w:numFmt w:val="decimal"/>
       <w:lvlText w:val="%5."/>
       <w:lvlJc w:val="left"/>
@@ -3595,7 +3642,7 @@
       </w:pPr>
     </w:lvl>
     <w:lvl w:ilvl="5">
-      <w:start w:val="26"/>
+      <w:start w:val="28"/>
       <w:numFmt w:val="decimal"/>
       <w:lvlText w:val="%6."/>
       <w:lvlJc w:val="left"/>
@@ -3604,7 +3651,7 @@
       </w:pPr>
     </w:lvl>
     <w:lvl w:ilvl="6">
-      <w:start w:val="26"/>
+      <w:start w:val="28"/>
       <w:numFmt w:val="decimal"/>
       <w:lvlText w:val="%7."/>
       <w:lvlJc w:val="left"/>
@@ -3613,7 +3660,7 @@
       </w:pPr>
     </w:lvl>
     <w:lvl w:ilvl="7">
-      <w:start w:val="26"/>
+      <w:start w:val="28"/>
       <w:numFmt w:val="decimal"/>
       <w:lvlText w:val="%8."/>
       <w:lvlJc w:val="left"/>
@@ -3622,7 +3669,7 @@
       </w:pPr>
     </w:lvl>
     <w:lvl w:ilvl="8">
-      <w:start w:val="26"/>
+      <w:start w:val="28"/>
       <w:numFmt w:val="decimal"/>
       <w:lvlText w:val="%9."/>
       <w:lvlJc w:val="left"/>
@@ -3631,11 +3678,11 @@
       </w:pPr>
     </w:lvl>
   </w:abstractNum>
-  <w:abstractNum w:abstractNumId="994129">
-    <w:nsid w:val="0A994129"/>
+  <w:abstractNum w:abstractNumId="994131">
+    <w:nsid w:val="0A994131"/>
     <w:multiLevelType w:val="multilevel"/>
     <w:lvl w:ilvl="0">
-      <w:start w:val="29"/>
+      <w:start w:val="31"/>
       <w:numFmt w:val="decimal"/>
       <w:lvlText w:val="%1."/>
       <w:lvlJc w:val="left"/>
@@ -3644,7 +3691,7 @@
       </w:pPr>
     </w:lvl>
     <w:lvl w:ilvl="1">
-      <w:start w:val="29"/>
+      <w:start w:val="31"/>
       <w:numFmt w:val="decimal"/>
       <w:lvlText w:val="%2."/>
       <w:lvlJc w:val="left"/>
@@ -3653,7 +3700,7 @@
       </w:pPr>
     </w:lvl>
     <w:lvl w:ilvl="2">
-      <w:start w:val="29"/>
+      <w:start w:val="31"/>
       <w:numFmt w:val="decimal"/>
       <w:lvlText w:val="%3."/>
       <w:lvlJc w:val="left"/>
@@ -3662,7 +3709,7 @@
       </w:pPr>
     </w:lvl>
     <w:lvl w:ilvl="3">
-      <w:start w:val="29"/>
+      <w:start w:val="31"/>
       <w:numFmt w:val="decimal"/>
       <w:lvlText w:val="%4."/>
       <w:lvlJc w:val="left"/>
@@ -3671,7 +3718,7 @@
       </w:pPr>
     </w:lvl>
     <w:lvl w:ilvl="4">
-      <w:start w:val="29"/>
+      <w:start w:val="31"/>
       <w:numFmt w:val="decimal"/>
       <w:lvlText w:val="%5."/>
       <w:lvlJc w:val="left"/>
@@ -3680,7 +3727,7 @@
       </w:pPr>
     </w:lvl>
     <w:lvl w:ilvl="5">
-      <w:start w:val="29"/>
+      <w:start w:val="31"/>
       <w:numFmt w:val="decimal"/>
       <w:lvlText w:val="%6."/>
       <w:lvlJc w:val="left"/>
@@ -3689,7 +3736,7 @@
       </w:pPr>
     </w:lvl>
     <w:lvl w:ilvl="6">
-      <w:start w:val="29"/>
+      <w:start w:val="31"/>
       <w:numFmt w:val="decimal"/>
       <w:lvlText w:val="%7."/>
       <w:lvlJc w:val="left"/>
@@ -3698,7 +3745,7 @@
       </w:pPr>
     </w:lvl>
     <w:lvl w:ilvl="7">
-      <w:start w:val="29"/>
+      <w:start w:val="31"/>
       <w:numFmt w:val="decimal"/>
       <w:lvlText w:val="%8."/>
       <w:lvlJc w:val="left"/>
@@ -3707,7 +3754,7 @@
       </w:pPr>
     </w:lvl>
     <w:lvl w:ilvl="8">
-      <w:start w:val="29"/>
+      <w:start w:val="31"/>
       <w:numFmt w:val="decimal"/>
       <w:lvlText w:val="%9."/>
       <w:lvlJc w:val="left"/>
@@ -3716,11 +3763,11 @@
       </w:pPr>
     </w:lvl>
   </w:abstractNum>
-  <w:abstractNum w:abstractNumId="994132">
-    <w:nsid w:val="0A994132"/>
+  <w:abstractNum w:abstractNumId="994134">
+    <w:nsid w:val="0A994134"/>
     <w:multiLevelType w:val="multilevel"/>
     <w:lvl w:ilvl="0">
-      <w:start w:val="32"/>
+      <w:start w:val="34"/>
       <w:numFmt w:val="decimal"/>
       <w:lvlText w:val="%1."/>
       <w:lvlJc w:val="left"/>
@@ -3729,7 +3776,7 @@
       </w:pPr>
     </w:lvl>
     <w:lvl w:ilvl="1">
-      <w:start w:val="32"/>
+      <w:start w:val="34"/>
       <w:numFmt w:val="decimal"/>
       <w:lvlText w:val="%2."/>
       <w:lvlJc w:val="left"/>
@@ -3738,7 +3785,7 @@
       </w:pPr>
     </w:lvl>
     <w:lvl w:ilvl="2">
-      <w:start w:val="32"/>
+      <w:start w:val="34"/>
       <w:numFmt w:val="decimal"/>
       <w:lvlText w:val="%3."/>
       <w:lvlJc w:val="left"/>
@@ -3747,7 +3794,7 @@
       </w:pPr>
     </w:lvl>
     <w:lvl w:ilvl="3">
-      <w:start w:val="32"/>
+      <w:start w:val="34"/>
       <w:numFmt w:val="decimal"/>
       <w:lvlText w:val="%4."/>
       <w:lvlJc w:val="left"/>
@@ -3756,7 +3803,7 @@
       </w:pPr>
     </w:lvl>
     <w:lvl w:ilvl="4">
-      <w:start w:val="32"/>
+      <w:start w:val="34"/>
       <w:numFmt w:val="decimal"/>
       <w:lvlText w:val="%5."/>
       <w:lvlJc w:val="left"/>
@@ -3765,7 +3812,7 @@
       </w:pPr>
     </w:lvl>
     <w:lvl w:ilvl="5">
-      <w:start w:val="32"/>
+      <w:start w:val="34"/>
       <w:numFmt w:val="decimal"/>
       <w:lvlText w:val="%6."/>
       <w:lvlJc w:val="left"/>
@@ -3774,7 +3821,7 @@
       </w:pPr>
     </w:lvl>
     <w:lvl w:ilvl="6">
-      <w:start w:val="32"/>
+      <w:start w:val="34"/>
       <w:numFmt w:val="decimal"/>
       <w:lvlText w:val="%7."/>
       <w:lvlJc w:val="left"/>
@@ -3783,7 +3830,7 @@
       </w:pPr>
     </w:lvl>
     <w:lvl w:ilvl="7">
-      <w:start w:val="32"/>
+      <w:start w:val="34"/>
       <w:numFmt w:val="decimal"/>
       <w:lvlText w:val="%8."/>
       <w:lvlJc w:val="left"/>
@@ -3792,7 +3839,7 @@
       </w:pPr>
     </w:lvl>
     <w:lvl w:ilvl="8">
-      <w:start w:val="32"/>
+      <w:start w:val="34"/>
       <w:numFmt w:val="decimal"/>
       <w:lvlText w:val="%9."/>
       <w:lvlJc w:val="left"/>
@@ -4264,33 +4311,33 @@
     </w:lvlOverride>
   </w:num>
   <w:num w:numId="1017">
-    <w:abstractNumId w:val="994113"/>
+    <w:abstractNumId w:val="994115"/>
     <w:lvlOverride w:ilvl="0">
-      <w:startOverride w:val="13"/>
+      <w:startOverride w:val="15"/>
     </w:lvlOverride>
     <w:lvlOverride w:ilvl="1">
-      <w:startOverride w:val="13"/>
+      <w:startOverride w:val="15"/>
     </w:lvlOverride>
     <w:lvlOverride w:ilvl="2">
-      <w:startOverride w:val="13"/>
+      <w:startOverride w:val="15"/>
     </w:lvlOverride>
     <w:lvlOverride w:ilvl="3">
-      <w:startOverride w:val="13"/>
+      <w:startOverride w:val="15"/>
     </w:lvlOverride>
     <w:lvlOverride w:ilvl="4">
-      <w:startOverride w:val="13"/>
+      <w:startOverride w:val="15"/>
     </w:lvlOverride>
     <w:lvlOverride w:ilvl="5">
-      <w:startOverride w:val="13"/>
+      <w:startOverride w:val="15"/>
     </w:lvlOverride>
     <w:lvlOverride w:ilvl="6">
-      <w:startOverride w:val="13"/>
+      <w:startOverride w:val="15"/>
     </w:lvlOverride>
     <w:lvlOverride w:ilvl="7">
-      <w:startOverride w:val="13"/>
+      <w:startOverride w:val="15"/>
     </w:lvlOverride>
     <w:lvlOverride w:ilvl="8">
-      <w:startOverride w:val="13"/>
+      <w:startOverride w:val="15"/>
     </w:lvlOverride>
   </w:num>
   <w:num w:numId="1018">
@@ -4324,33 +4371,33 @@
     </w:lvlOverride>
   </w:num>
   <w:num w:numId="1019">
-    <w:abstractNumId w:val="994118"/>
+    <w:abstractNumId w:val="994120"/>
     <w:lvlOverride w:ilvl="0">
-      <w:startOverride w:val="18"/>
+      <w:startOverride w:val="20"/>
     </w:lvlOverride>
     <w:lvlOverride w:ilvl="1">
-      <w:startOverride w:val="18"/>
+      <w:startOverride w:val="20"/>
     </w:lvlOverride>
     <w:lvlOverride w:ilvl="2">
-      <w:startOverride w:val="18"/>
+      <w:startOverride w:val="20"/>
     </w:lvlOverride>
     <w:lvlOverride w:ilvl="3">
-      <w:startOverride w:val="18"/>
+      <w:startOverride w:val="20"/>
     </w:lvlOverride>
     <w:lvlOverride w:ilvl="4">
-      <w:startOverride w:val="18"/>
+      <w:startOverride w:val="20"/>
     </w:lvlOverride>
     <w:lvlOverride w:ilvl="5">
-      <w:startOverride w:val="18"/>
+      <w:startOverride w:val="20"/>
     </w:lvlOverride>
     <w:lvlOverride w:ilvl="6">
-      <w:startOverride w:val="18"/>
+      <w:startOverride w:val="20"/>
     </w:lvlOverride>
     <w:lvlOverride w:ilvl="7">
-      <w:startOverride w:val="18"/>
+      <w:startOverride w:val="20"/>
     </w:lvlOverride>
     <w:lvlOverride w:ilvl="8">
-      <w:startOverride w:val="18"/>
+      <w:startOverride w:val="20"/>
     </w:lvlOverride>
   </w:num>
   <w:num w:numId="1020">
@@ -4444,33 +4491,33 @@
     </w:lvlOverride>
   </w:num>
   <w:num w:numId="1023">
-    <w:abstractNumId w:val="994126"/>
+    <w:abstractNumId w:val="994128"/>
     <w:lvlOverride w:ilvl="0">
-      <w:startOverride w:val="26"/>
+      <w:startOverride w:val="28"/>
     </w:lvlOverride>
     <w:lvlOverride w:ilvl="1">
-      <w:startOverride w:val="26"/>
+      <w:startOverride w:val="28"/>
     </w:lvlOverride>
     <w:lvlOverride w:ilvl="2">
-      <w:startOverride w:val="26"/>
+      <w:startOverride w:val="28"/>
     </w:lvlOverride>
     <w:lvlOverride w:ilvl="3">
-      <w:startOverride w:val="26"/>
+      <w:startOverride w:val="28"/>
     </w:lvlOverride>
     <w:lvlOverride w:ilvl="4">
-      <w:startOverride w:val="26"/>
+      <w:startOverride w:val="28"/>
     </w:lvlOverride>
     <w:lvlOverride w:ilvl="5">
-      <w:startOverride w:val="26"/>
+      <w:startOverride w:val="28"/>
     </w:lvlOverride>
     <w:lvlOverride w:ilvl="6">
-      <w:startOverride w:val="26"/>
+      <w:startOverride w:val="28"/>
     </w:lvlOverride>
     <w:lvlOverride w:ilvl="7">
-      <w:startOverride w:val="26"/>
+      <w:startOverride w:val="28"/>
     </w:lvlOverride>
     <w:lvlOverride w:ilvl="8">
-      <w:startOverride w:val="26"/>
+      <w:startOverride w:val="28"/>
     </w:lvlOverride>
   </w:num>
   <w:num w:numId="1024">
@@ -4504,33 +4551,33 @@
     </w:lvlOverride>
   </w:num>
   <w:num w:numId="1025">
-    <w:abstractNumId w:val="994129"/>
+    <w:abstractNumId w:val="994131"/>
     <w:lvlOverride w:ilvl="0">
-      <w:startOverride w:val="29"/>
+      <w:startOverride w:val="31"/>
     </w:lvlOverride>
     <w:lvlOverride w:ilvl="1">
-      <w:startOverride w:val="29"/>
+      <w:startOverride w:val="31"/>
     </w:lvlOverride>
     <w:lvlOverride w:ilvl="2">
-      <w:startOverride w:val="29"/>
+      <w:startOverride w:val="31"/>
     </w:lvlOverride>
     <w:lvlOverride w:ilvl="3">
-      <w:startOverride w:val="29"/>
+      <w:startOverride w:val="31"/>
     </w:lvlOverride>
     <w:lvlOverride w:ilvl="4">
-      <w:startOverride w:val="29"/>
+      <w:startOverride w:val="31"/>
     </w:lvlOverride>
     <w:lvlOverride w:ilvl="5">
-      <w:startOverride w:val="29"/>
+      <w:startOverride w:val="31"/>
     </w:lvlOverride>
     <w:lvlOverride w:ilvl="6">
-      <w:startOverride w:val="29"/>
+      <w:startOverride w:val="31"/>
     </w:lvlOverride>
     <w:lvlOverride w:ilvl="7">
-      <w:startOverride w:val="29"/>
+      <w:startOverride w:val="31"/>
     </w:lvlOverride>
     <w:lvlOverride w:ilvl="8">
-      <w:startOverride w:val="29"/>
+      <w:startOverride w:val="31"/>
     </w:lvlOverride>
   </w:num>
   <w:num w:numId="1026">
@@ -4564,33 +4611,33 @@
     </w:lvlOverride>
   </w:num>
   <w:num w:numId="1027">
-    <w:abstractNumId w:val="994132"/>
+    <w:abstractNumId w:val="994134"/>
     <w:lvlOverride w:ilvl="0">
-      <w:startOverride w:val="32"/>
+      <w:startOverride w:val="34"/>
     </w:lvlOverride>
     <w:lvlOverride w:ilvl="1">
-      <w:startOverride w:val="32"/>
+      <w:startOverride w:val="34"/>
     </w:lvlOverride>
     <w:lvlOverride w:ilvl="2">
-      <w:startOverride w:val="32"/>
+      <w:startOverride w:val="34"/>
     </w:lvlOverride>
     <w:lvlOverride w:ilvl="3">
-      <w:startOverride w:val="32"/>
+      <w:startOverride w:val="34"/>
     </w:lvlOverride>
     <w:lvlOverride w:ilvl="4">
-      <w:startOverride w:val="32"/>
+      <w:startOverride w:val="34"/>
     </w:lvlOverride>
     <w:lvlOverride w:ilvl="5">
-      <w:startOverride w:val="32"/>
+      <w:startOverride w:val="34"/>
     </w:lvlOverride>
     <w:lvlOverride w:ilvl="6">
-      <w:startOverride w:val="32"/>
+      <w:startOverride w:val="34"/>
     </w:lvlOverride>
     <w:lvlOverride w:ilvl="7">
-      <w:startOverride w:val="32"/>
+      <w:startOverride w:val="34"/>
     </w:lvlOverride>
     <w:lvlOverride w:ilvl="8">
-      <w:startOverride w:val="32"/>
+      <w:startOverride w:val="34"/>
     </w:lvlOverride>
   </w:num>
   <w:num w:numId="1028">

--- a/report.docx
+++ b/report.docx
@@ -194,7 +194,7 @@
         </w:numPr>
       </w:pPr>
       <w:r>
-        <w:t xml:space="preserve">Define what disinfection byproducts are.</w:t>
+        <w:t xml:space="preserve">Define disinfection byproducts.</w:t>
       </w:r>
     </w:p>
     <w:p>
@@ -230,7 +230,7 @@
         </w:numPr>
       </w:pPr>
       <w:r>
-        <w:t xml:space="preserve">Use environmental data visualizations to identify when additional treatment techniques to avoid disinfection byproduct formation should be used to meet water quality objectives.</w:t>
+        <w:t xml:space="preserve">Use environmental data visualizations to identify when additional treatment techniques to avoid disinfection byproduct formation could be used to meet water quality objectives.</w:t>
       </w:r>
     </w:p>
     <w:bookmarkStart w:id="27" w:name="module-overview"/>
@@ -1693,7 +1693,7 @@
         </w:numPr>
       </w:pPr>
       <w:r>
-        <w:t xml:space="preserve">On what day of the year did the highest observed fDOM occur in your reservoir? Write out the full month name and day (e.g., September 20).</w:t>
+        <w:t xml:space="preserve">On what day of the year did the highest observed fDOM occur in your reservoir? Write out the full month name and day (e.g., January 1).</w:t>
       </w:r>
     </w:p>
     <w:p>
@@ -1719,7 +1719,7 @@
         </w:numPr>
       </w:pPr>
       <w:r>
-        <w:t xml:space="preserve">On what day of the year did the lowest observed fDOM occur in your reservoir? Write out the full month name and day (e.g., September 20).</w:t>
+        <w:t xml:space="preserve">On what day of the year did the lowest observed fDOM occur in your reservoir? Write out the full month name and day (e.g., January 1).</w:t>
       </w:r>
     </w:p>
     <w:p>
@@ -1745,7 +1745,7 @@
         </w:numPr>
       </w:pPr>
       <w:r>
-        <w:t xml:space="preserve">Based on the data in the figure and your understanding of how fDOM levels relate to DBPs, on what day of the year is the risk of DBP formation during treatment highest in your reservoir according to the fDOM data? Write out the full month name and day (e.g., September 20).</w:t>
+        <w:t xml:space="preserve">Based on the data in the figure and your understanding of how fDOM levels relate to DBPs, on what day of the year is the risk of DBP formation during treatment highest in your reservoir according to the fDOM data? Write out the full month name and day (e.g., January 1).</w:t>
       </w:r>
     </w:p>
     <w:p>
@@ -1797,7 +1797,23 @@
         </w:numPr>
       </w:pPr>
       <w:r>
-        <w:t xml:space="preserve">The U.S. Environmental Protection Agency (US EPA) has a rule regarding removal of TOC from drinking water during treatment (see table below). The percentage of TOC that must be removed during treatment depends on the amount of TOC in the raw water (see the first column of the table), as well as the raw water alkalinity (second, third, and fourth columns of the table). Use the fDOM-to-TOC converter to determine how much TOC should be removed from a reservoir with an fDOM concentration of 40 QSU and a raw water alkalinity of 50 mg/L. Report your answer in mg/L of TOC (e.g., 2 mg/L TOC).</w:t>
+        <w:t xml:space="preserve">The U.S. Environmental Protection Agency (US EPA) has a rule regarding removal of TOC from drinking water during treatment (see table below). The percentage of TOC that must be removed during treatment depends on the amount of TOC in the raw water (see the first column of the table), as well as the raw water alkalinity (second, third, and fourth columns of the table). Use the fDOM-to-TOC converter to determine how much TOC should be removed from a</w:t>
+      </w:r>
+      <w:r>
+        <w:t xml:space="preserve"> </w:t>
+      </w:r>
+      <w:r>
+        <w:rPr>
+          <w:b/>
+          <w:bCs/>
+        </w:rPr>
+        <w:t xml:space="preserve">hypothetical</w:t>
+      </w:r>
+      <w:r>
+        <w:t xml:space="preserve"> </w:t>
+      </w:r>
+      <w:r>
+        <w:t xml:space="preserve">reservoir with an fDOM concentration of 40 QSU and a raw water alkalinity of 50 mg/L. Report your answer in mg/L of TOC to the nearest tenth (e.g., 2.1).</w:t>
       </w:r>
     </w:p>
     <w:p>
@@ -1955,7 +1971,7 @@
         </w:numPr>
       </w:pPr>
       <w:r>
-        <w:t xml:space="preserve">For Feb. 20, what is the corresponding TOC in mg/L of the fDOM observation for today? Use the fDOM to TOC converter to help answer the question. Round your answer to the nearest tenth (e.g., 3.1).</w:t>
+        <w:t xml:space="preserve">For February 20, what is the corresponding TOC in mg/L of the fDOM observation for today? Use the fDOM to TOC converter to help answer the question. Round your answer to the nearest tenth (e.g., 3.1).</w:t>
       </w:r>
     </w:p>
     <w:p>
@@ -2115,7 +2131,7 @@
         </w:numPr>
       </w:pPr>
       <w:r>
-        <w:t xml:space="preserve">For Apr. 15, what is the corresponding TOC in mg/L of the fDOM observation for today? Use the fDOM to TOC converter to help answer the question. Round your answer to the nearest tenth (e.g., 3.1).</w:t>
+        <w:t xml:space="preserve">For April 15, what is the corresponding TOC in mg/L of the fDOM observation for today? Use the fDOM to TOC converter to help answer the question. Round your answer to the nearest tenth (e.g., 3.1).</w:t>
       </w:r>
     </w:p>
     <w:p>
@@ -2275,7 +2291,7 @@
         </w:numPr>
       </w:pPr>
       <w:r>
-        <w:t xml:space="preserve">For Aug. 20, what is the corresponding TOC in mg/L of the fDOM observation for today? Use the fDOM to TOC converter to help answer the question. Round your answer to the nearest tenth (e.g., 3.1).</w:t>
+        <w:t xml:space="preserve">For August 20, what is the corresponding TOC in mg/L of the fDOM observation for today? Use the fDOM to TOC converter to help answer the question. Round your answer to the nearest tenth (e.g., 3.1).</w:t>
       </w:r>
     </w:p>
     <w:p>
@@ -2455,7 +2471,7 @@
           <w:i/>
           <w:iCs/>
         </w:rPr>
-        <w:t xml:space="preserve">This app was last updated on: 2026-02-20</w:t>
+        <w:t xml:space="preserve">This app was last updated on: 2026-02-27</w:t>
       </w:r>
     </w:p>
     <w:bookmarkEnd w:id="47"/>

--- a/report.docx
+++ b/report.docx
@@ -1997,87 +1997,7 @@
         </w:numPr>
       </w:pPr>
       <w:r>
-        <w:t xml:space="preserve">Which best describes the pattern in fDOM data over the previous month?</w:t>
-      </w:r>
-    </w:p>
-    <w:p>
-      <w:pPr>
-        <w:pStyle w:val="Compact"/>
-        <w:numPr>
-          <w:ilvl w:val="1"/>
-          <w:numId w:val="1024"/>
-        </w:numPr>
-      </w:pPr>
-      <w:r>
-        <w:t xml:space="preserve">increasing</w:t>
-      </w:r>
-    </w:p>
-    <w:p>
-      <w:pPr>
-        <w:pStyle w:val="Compact"/>
-        <w:numPr>
-          <w:ilvl w:val="1"/>
-          <w:numId w:val="1024"/>
-        </w:numPr>
-      </w:pPr>
-      <w:r>
-        <w:t xml:space="preserve">decreasing</w:t>
-      </w:r>
-    </w:p>
-    <w:p>
-      <w:pPr>
-        <w:pStyle w:val="Compact"/>
-        <w:numPr>
-          <w:ilvl w:val="1"/>
-          <w:numId w:val="1024"/>
-        </w:numPr>
-      </w:pPr>
-      <w:r>
-        <w:t xml:space="preserve">steady (very little change)</w:t>
-      </w:r>
-    </w:p>
-    <w:p>
-      <w:pPr>
-        <w:pStyle w:val="Compact"/>
-        <w:numPr>
-          <w:ilvl w:val="1"/>
-          <w:numId w:val="1024"/>
-        </w:numPr>
-      </w:pPr>
-      <w:r>
-        <w:t xml:space="preserve">highly variable, but neither increasing nor decreasing overall</w:t>
-      </w:r>
-    </w:p>
-    <w:p>
-      <w:pPr>
-        <w:numPr>
-          <w:ilvl w:val="0"/>
-          <w:numId w:val="1023"/>
-        </w:numPr>
-      </w:pPr>
-      <w:r>
-        <w:t xml:space="preserve">Do you decide to increase the coagulation time to reduce the risk of high TOC and potential DBP formation in the filtered water? There is no right or wrong answer to this question. Type</w:t>
-      </w:r>
-      <w:r>
-        <w:t xml:space="preserve"> </w:t>
-      </w:r>
-      <w:r>
-        <w:t xml:space="preserve">‘yes’</w:t>
-      </w:r>
-      <w:r>
-        <w:t xml:space="preserve"> </w:t>
-      </w:r>
-      <w:r>
-        <w:t xml:space="preserve">or</w:t>
-      </w:r>
-      <w:r>
-        <w:t xml:space="preserve"> </w:t>
-      </w:r>
-      <w:r>
-        <w:t xml:space="preserve">‘no’</w:t>
-      </w:r>
-      <w:r>
-        <w:t xml:space="preserve">.</w:t>
+        <w:t xml:space="preserve">Use your answer to Q28 and the required removal of TOC table to calculate how much TOC should be removed from the reservoir on February 20. Round your answer to the nearest tenth (e.g., 3.1).</w:t>
       </w:r>
     </w:p>
     <w:p>
@@ -2097,41 +2017,93 @@
     </w:p>
     <w:p>
       <w:pPr>
-        <w:pStyle w:val="FirstParagraph"/>
-      </w:pPr>
-      <w:r>
-        <w:t xml:space="preserve">Optional exercise: Reflect on why you made this decision. What information did you use to arrive at your final choice?</w:t>
-      </w:r>
-    </w:p>
-    <w:p>
-      <w:pPr>
-        <w:pStyle w:val="BodyText"/>
-      </w:pPr>
-    </w:p>
-    <w:bookmarkEnd w:id="44"/>
-    <w:bookmarkStart w:id="45" w:name="management-decision-2-spring-data"/>
-    <w:p>
-      <w:pPr>
-        <w:pStyle w:val="Heading4"/>
-      </w:pPr>
-      <w:r>
-        <w:t xml:space="preserve">Management decision #2: Spring data</w:t>
-      </w:r>
-    </w:p>
-    <w:p>
-      <w:pPr>
-        <w:pStyle w:val="FirstParagraph"/>
-      </w:pPr>
-    </w:p>
-    <w:p>
-      <w:pPr>
-        <w:numPr>
-          <w:ilvl w:val="0"/>
-          <w:numId w:val="1025"/>
-        </w:numPr>
-      </w:pPr>
-      <w:r>
-        <w:t xml:space="preserve">For April 15, what is the corresponding TOC in mg/L of the fDOM observation for today? Use the fDOM to TOC converter to help answer the question. Round your answer to the nearest tenth (e.g., 3.1).</w:t>
+        <w:numPr>
+          <w:ilvl w:val="0"/>
+          <w:numId w:val="1023"/>
+        </w:numPr>
+      </w:pPr>
+      <w:r>
+        <w:t xml:space="preserve">Which best describes the pattern in fDOM data over the previous month?</w:t>
+      </w:r>
+    </w:p>
+    <w:p>
+      <w:pPr>
+        <w:pStyle w:val="Compact"/>
+        <w:numPr>
+          <w:ilvl w:val="1"/>
+          <w:numId w:val="1024"/>
+        </w:numPr>
+      </w:pPr>
+      <w:r>
+        <w:t xml:space="preserve">increasing</w:t>
+      </w:r>
+    </w:p>
+    <w:p>
+      <w:pPr>
+        <w:pStyle w:val="Compact"/>
+        <w:numPr>
+          <w:ilvl w:val="1"/>
+          <w:numId w:val="1024"/>
+        </w:numPr>
+      </w:pPr>
+      <w:r>
+        <w:t xml:space="preserve">decreasing</w:t>
+      </w:r>
+    </w:p>
+    <w:p>
+      <w:pPr>
+        <w:pStyle w:val="Compact"/>
+        <w:numPr>
+          <w:ilvl w:val="1"/>
+          <w:numId w:val="1024"/>
+        </w:numPr>
+      </w:pPr>
+      <w:r>
+        <w:t xml:space="preserve">steady (very little change)</w:t>
+      </w:r>
+    </w:p>
+    <w:p>
+      <w:pPr>
+        <w:pStyle w:val="Compact"/>
+        <w:numPr>
+          <w:ilvl w:val="1"/>
+          <w:numId w:val="1024"/>
+        </w:numPr>
+      </w:pPr>
+      <w:r>
+        <w:t xml:space="preserve">highly variable, but neither increasing nor decreasing overall</w:t>
+      </w:r>
+    </w:p>
+    <w:p>
+      <w:pPr>
+        <w:numPr>
+          <w:ilvl w:val="0"/>
+          <w:numId w:val="1023"/>
+        </w:numPr>
+      </w:pPr>
+      <w:r>
+        <w:t xml:space="preserve">Do you decide to increase the coagulation time to reduce the risk of high TOC and potential DBP formation in the filtered water? There is no right or wrong answer to this question. Type</w:t>
+      </w:r>
+      <w:r>
+        <w:t xml:space="preserve"> </w:t>
+      </w:r>
+      <w:r>
+        <w:t xml:space="preserve">‘yes’</w:t>
+      </w:r>
+      <w:r>
+        <w:t xml:space="preserve"> </w:t>
+      </w:r>
+      <w:r>
+        <w:t xml:space="preserve">or</w:t>
+      </w:r>
+      <w:r>
+        <w:t xml:space="preserve"> </w:t>
+      </w:r>
+      <w:r>
+        <w:t xml:space="preserve">‘no’</w:t>
+      </w:r>
+      <w:r>
+        <w:t xml:space="preserve">.</w:t>
       </w:r>
     </w:p>
     <w:p>
@@ -2151,93 +2123,41 @@
     </w:p>
     <w:p>
       <w:pPr>
+        <w:pStyle w:val="FirstParagraph"/>
+      </w:pPr>
+      <w:r>
+        <w:t xml:space="preserve">Optional exercise: Reflect on why you made this decision. What information did you use to arrive at your final choice?</w:t>
+      </w:r>
+    </w:p>
+    <w:p>
+      <w:pPr>
+        <w:pStyle w:val="BodyText"/>
+      </w:pPr>
+    </w:p>
+    <w:bookmarkEnd w:id="44"/>
+    <w:bookmarkStart w:id="45" w:name="management-decision-2-spring-data"/>
+    <w:p>
+      <w:pPr>
+        <w:pStyle w:val="Heading4"/>
+      </w:pPr>
+      <w:r>
+        <w:t xml:space="preserve">Management decision #2: Spring data</w:t>
+      </w:r>
+    </w:p>
+    <w:p>
+      <w:pPr>
+        <w:pStyle w:val="FirstParagraph"/>
+      </w:pPr>
+    </w:p>
+    <w:p>
+      <w:pPr>
         <w:numPr>
           <w:ilvl w:val="0"/>
           <w:numId w:val="1025"/>
         </w:numPr>
       </w:pPr>
       <w:r>
-        <w:t xml:space="preserve">Which best describes the pattern in fDOM data over the previous month?</w:t>
-      </w:r>
-    </w:p>
-    <w:p>
-      <w:pPr>
-        <w:pStyle w:val="Compact"/>
-        <w:numPr>
-          <w:ilvl w:val="1"/>
-          <w:numId w:val="1026"/>
-        </w:numPr>
-      </w:pPr>
-      <w:r>
-        <w:t xml:space="preserve">increasing</w:t>
-      </w:r>
-    </w:p>
-    <w:p>
-      <w:pPr>
-        <w:pStyle w:val="Compact"/>
-        <w:numPr>
-          <w:ilvl w:val="1"/>
-          <w:numId w:val="1026"/>
-        </w:numPr>
-      </w:pPr>
-      <w:r>
-        <w:t xml:space="preserve">decreasing</w:t>
-      </w:r>
-    </w:p>
-    <w:p>
-      <w:pPr>
-        <w:pStyle w:val="Compact"/>
-        <w:numPr>
-          <w:ilvl w:val="1"/>
-          <w:numId w:val="1026"/>
-        </w:numPr>
-      </w:pPr>
-      <w:r>
-        <w:t xml:space="preserve">steady (very little change)</w:t>
-      </w:r>
-    </w:p>
-    <w:p>
-      <w:pPr>
-        <w:pStyle w:val="Compact"/>
-        <w:numPr>
-          <w:ilvl w:val="1"/>
-          <w:numId w:val="1026"/>
-        </w:numPr>
-      </w:pPr>
-      <w:r>
-        <w:t xml:space="preserve">highly variable, but neither increasing nor decreasing overall</w:t>
-      </w:r>
-    </w:p>
-    <w:p>
-      <w:pPr>
-        <w:numPr>
-          <w:ilvl w:val="0"/>
-          <w:numId w:val="1025"/>
-        </w:numPr>
-      </w:pPr>
-      <w:r>
-        <w:t xml:space="preserve">Do you decide to increase the coagulation time to reduce the risk of high TOC and potential DBP formation in the filtered water? There is no right or wrong answer to this question. Type</w:t>
-      </w:r>
-      <w:r>
-        <w:t xml:space="preserve"> </w:t>
-      </w:r>
-      <w:r>
-        <w:t xml:space="preserve">‘yes’</w:t>
-      </w:r>
-      <w:r>
-        <w:t xml:space="preserve"> </w:t>
-      </w:r>
-      <w:r>
-        <w:t xml:space="preserve">or</w:t>
-      </w:r>
-      <w:r>
-        <w:t xml:space="preserve"> </w:t>
-      </w:r>
-      <w:r>
-        <w:t xml:space="preserve">‘no’</w:t>
-      </w:r>
-      <w:r>
-        <w:t xml:space="preserve">.</w:t>
+        <w:t xml:space="preserve">For April 15, what is the corresponding TOC in mg/L of the fDOM observation for today? Use the fDOM to TOC converter to help answer the question. Round your answer to the nearest tenth (e.g., 3.1).</w:t>
       </w:r>
     </w:p>
     <w:p>
@@ -2257,6 +2177,138 @@
     </w:p>
     <w:p>
       <w:pPr>
+        <w:numPr>
+          <w:ilvl w:val="0"/>
+          <w:numId w:val="1025"/>
+        </w:numPr>
+      </w:pPr>
+      <w:r>
+        <w:t xml:space="preserve">Use your answer to Q32 and the required removal of TOC table to calculate how much TOC should be removed from the reservoir on April 15. Round your answer to the nearest tenth (e.g., 3.1).</w:t>
+      </w:r>
+    </w:p>
+    <w:p>
+      <w:pPr>
+        <w:numPr>
+          <w:ilvl w:val="0"/>
+          <w:numId w:val="1000"/>
+        </w:numPr>
+      </w:pPr>
+      <w:r>
+        <w:rPr>
+          <w:b/>
+          <w:bCs/>
+        </w:rPr>
+        <w:t xml:space="preserve">Answer:</w:t>
+      </w:r>
+    </w:p>
+    <w:p>
+      <w:pPr>
+        <w:numPr>
+          <w:ilvl w:val="0"/>
+          <w:numId w:val="1025"/>
+        </w:numPr>
+      </w:pPr>
+      <w:r>
+        <w:t xml:space="preserve">Which best describes the pattern in fDOM data over the previous month?</w:t>
+      </w:r>
+    </w:p>
+    <w:p>
+      <w:pPr>
+        <w:pStyle w:val="Compact"/>
+        <w:numPr>
+          <w:ilvl w:val="1"/>
+          <w:numId w:val="1026"/>
+        </w:numPr>
+      </w:pPr>
+      <w:r>
+        <w:t xml:space="preserve">increasing</w:t>
+      </w:r>
+    </w:p>
+    <w:p>
+      <w:pPr>
+        <w:pStyle w:val="Compact"/>
+        <w:numPr>
+          <w:ilvl w:val="1"/>
+          <w:numId w:val="1026"/>
+        </w:numPr>
+      </w:pPr>
+      <w:r>
+        <w:t xml:space="preserve">decreasing</w:t>
+      </w:r>
+    </w:p>
+    <w:p>
+      <w:pPr>
+        <w:pStyle w:val="Compact"/>
+        <w:numPr>
+          <w:ilvl w:val="1"/>
+          <w:numId w:val="1026"/>
+        </w:numPr>
+      </w:pPr>
+      <w:r>
+        <w:t xml:space="preserve">steady (very little change)</w:t>
+      </w:r>
+    </w:p>
+    <w:p>
+      <w:pPr>
+        <w:pStyle w:val="Compact"/>
+        <w:numPr>
+          <w:ilvl w:val="1"/>
+          <w:numId w:val="1026"/>
+        </w:numPr>
+      </w:pPr>
+      <w:r>
+        <w:t xml:space="preserve">highly variable, but neither increasing nor decreasing overall</w:t>
+      </w:r>
+    </w:p>
+    <w:p>
+      <w:pPr>
+        <w:numPr>
+          <w:ilvl w:val="0"/>
+          <w:numId w:val="1025"/>
+        </w:numPr>
+      </w:pPr>
+      <w:r>
+        <w:t xml:space="preserve">Do you decide to increase the coagulation time to reduce the risk of high TOC and potential DBP formation in the filtered water? There is no right or wrong answer to this question. Type</w:t>
+      </w:r>
+      <w:r>
+        <w:t xml:space="preserve"> </w:t>
+      </w:r>
+      <w:r>
+        <w:t xml:space="preserve">‘yes’</w:t>
+      </w:r>
+      <w:r>
+        <w:t xml:space="preserve"> </w:t>
+      </w:r>
+      <w:r>
+        <w:t xml:space="preserve">or</w:t>
+      </w:r>
+      <w:r>
+        <w:t xml:space="preserve"> </w:t>
+      </w:r>
+      <w:r>
+        <w:t xml:space="preserve">‘no’</w:t>
+      </w:r>
+      <w:r>
+        <w:t xml:space="preserve">.</w:t>
+      </w:r>
+    </w:p>
+    <w:p>
+      <w:pPr>
+        <w:numPr>
+          <w:ilvl w:val="0"/>
+          <w:numId w:val="1000"/>
+        </w:numPr>
+      </w:pPr>
+      <w:r>
+        <w:rPr>
+          <w:b/>
+          <w:bCs/>
+        </w:rPr>
+        <w:t xml:space="preserve">Answer:</w:t>
+      </w:r>
+    </w:p>
+    <w:p>
+      <w:pPr>
         <w:pStyle w:val="FirstParagraph"/>
       </w:pPr>
       <w:r>
@@ -2292,6 +2344,32 @@
       </w:pPr>
       <w:r>
         <w:t xml:space="preserve">For August 20, what is the corresponding TOC in mg/L of the fDOM observation for today? Use the fDOM to TOC converter to help answer the question. Round your answer to the nearest tenth (e.g., 3.1).</w:t>
+      </w:r>
+    </w:p>
+    <w:p>
+      <w:pPr>
+        <w:numPr>
+          <w:ilvl w:val="0"/>
+          <w:numId w:val="1000"/>
+        </w:numPr>
+      </w:pPr>
+      <w:r>
+        <w:rPr>
+          <w:b/>
+          <w:bCs/>
+        </w:rPr>
+        <w:t xml:space="preserve">Answer:</w:t>
+      </w:r>
+    </w:p>
+    <w:p>
+      <w:pPr>
+        <w:numPr>
+          <w:ilvl w:val="0"/>
+          <w:numId w:val="1027"/>
+        </w:numPr>
+      </w:pPr>
+      <w:r>
+        <w:t xml:space="preserve">Use your answer to Q36 and the required removal of TOC table to calculate how much TOC should be removed from the reservoir on August 20. Round your answer to the nearest tenth (e.g., 3.1).</w:t>
       </w:r>
     </w:p>
     <w:p>
@@ -2471,7 +2549,7 @@
           <w:i/>
           <w:iCs/>
         </w:rPr>
-        <w:t xml:space="preserve">This app was last updated on: 2026-02-27</w:t>
+        <w:t xml:space="preserve">This app was last updated on: 2026-03-10</w:t>
       </w:r>
     </w:p>
     <w:bookmarkEnd w:id="47"/>
@@ -3694,11 +3772,11 @@
       </w:pPr>
     </w:lvl>
   </w:abstractNum>
-  <w:abstractNum w:abstractNumId="994131">
-    <w:nsid w:val="0A994131"/>
+  <w:abstractNum w:abstractNumId="994132">
+    <w:nsid w:val="0A994132"/>
     <w:multiLevelType w:val="multilevel"/>
     <w:lvl w:ilvl="0">
-      <w:start w:val="31"/>
+      <w:start w:val="32"/>
       <w:numFmt w:val="decimal"/>
       <w:lvlText w:val="%1."/>
       <w:lvlJc w:val="left"/>
@@ -3707,7 +3785,7 @@
       </w:pPr>
     </w:lvl>
     <w:lvl w:ilvl="1">
-      <w:start w:val="31"/>
+      <w:start w:val="32"/>
       <w:numFmt w:val="decimal"/>
       <w:lvlText w:val="%2."/>
       <w:lvlJc w:val="left"/>
@@ -3716,7 +3794,7 @@
       </w:pPr>
     </w:lvl>
     <w:lvl w:ilvl="2">
-      <w:start w:val="31"/>
+      <w:start w:val="32"/>
       <w:numFmt w:val="decimal"/>
       <w:lvlText w:val="%3."/>
       <w:lvlJc w:val="left"/>
@@ -3725,7 +3803,7 @@
       </w:pPr>
     </w:lvl>
     <w:lvl w:ilvl="3">
-      <w:start w:val="31"/>
+      <w:start w:val="32"/>
       <w:numFmt w:val="decimal"/>
       <w:lvlText w:val="%4."/>
       <w:lvlJc w:val="left"/>
@@ -3734,7 +3812,7 @@
       </w:pPr>
     </w:lvl>
     <w:lvl w:ilvl="4">
-      <w:start w:val="31"/>
+      <w:start w:val="32"/>
       <w:numFmt w:val="decimal"/>
       <w:lvlText w:val="%5."/>
       <w:lvlJc w:val="left"/>
@@ -3743,7 +3821,7 @@
       </w:pPr>
     </w:lvl>
     <w:lvl w:ilvl="5">
-      <w:start w:val="31"/>
+      <w:start w:val="32"/>
       <w:numFmt w:val="decimal"/>
       <w:lvlText w:val="%6."/>
       <w:lvlJc w:val="left"/>
@@ -3752,7 +3830,7 @@
       </w:pPr>
     </w:lvl>
     <w:lvl w:ilvl="6">
-      <w:start w:val="31"/>
+      <w:start w:val="32"/>
       <w:numFmt w:val="decimal"/>
       <w:lvlText w:val="%7."/>
       <w:lvlJc w:val="left"/>
@@ -3761,7 +3839,7 @@
       </w:pPr>
     </w:lvl>
     <w:lvl w:ilvl="7">
-      <w:start w:val="31"/>
+      <w:start w:val="32"/>
       <w:numFmt w:val="decimal"/>
       <w:lvlText w:val="%8."/>
       <w:lvlJc w:val="left"/>
@@ -3770,7 +3848,7 @@
       </w:pPr>
     </w:lvl>
     <w:lvl w:ilvl="8">
-      <w:start w:val="31"/>
+      <w:start w:val="32"/>
       <w:numFmt w:val="decimal"/>
       <w:lvlText w:val="%9."/>
       <w:lvlJc w:val="left"/>
@@ -3779,11 +3857,11 @@
       </w:pPr>
     </w:lvl>
   </w:abstractNum>
-  <w:abstractNum w:abstractNumId="994134">
-    <w:nsid w:val="0A994134"/>
+  <w:abstractNum w:abstractNumId="994136">
+    <w:nsid w:val="0A994136"/>
     <w:multiLevelType w:val="multilevel"/>
     <w:lvl w:ilvl="0">
-      <w:start w:val="34"/>
+      <w:start w:val="36"/>
       <w:numFmt w:val="decimal"/>
       <w:lvlText w:val="%1."/>
       <w:lvlJc w:val="left"/>
@@ -3792,7 +3870,7 @@
       </w:pPr>
     </w:lvl>
     <w:lvl w:ilvl="1">
-      <w:start w:val="34"/>
+      <w:start w:val="36"/>
       <w:numFmt w:val="decimal"/>
       <w:lvlText w:val="%2."/>
       <w:lvlJc w:val="left"/>
@@ -3801,7 +3879,7 @@
       </w:pPr>
     </w:lvl>
     <w:lvl w:ilvl="2">
-      <w:start w:val="34"/>
+      <w:start w:val="36"/>
       <w:numFmt w:val="decimal"/>
       <w:lvlText w:val="%3."/>
       <w:lvlJc w:val="left"/>
@@ -3810,7 +3888,7 @@
       </w:pPr>
     </w:lvl>
     <w:lvl w:ilvl="3">
-      <w:start w:val="34"/>
+      <w:start w:val="36"/>
       <w:numFmt w:val="decimal"/>
       <w:lvlText w:val="%4."/>
       <w:lvlJc w:val="left"/>
@@ -3819,7 +3897,7 @@
       </w:pPr>
     </w:lvl>
     <w:lvl w:ilvl="4">
-      <w:start w:val="34"/>
+      <w:start w:val="36"/>
       <w:numFmt w:val="decimal"/>
       <w:lvlText w:val="%5."/>
       <w:lvlJc w:val="left"/>
@@ -3828,7 +3906,7 @@
       </w:pPr>
     </w:lvl>
     <w:lvl w:ilvl="5">
-      <w:start w:val="34"/>
+      <w:start w:val="36"/>
       <w:numFmt w:val="decimal"/>
       <w:lvlText w:val="%6."/>
       <w:lvlJc w:val="left"/>
@@ -3837,7 +3915,7 @@
       </w:pPr>
     </w:lvl>
     <w:lvl w:ilvl="6">
-      <w:start w:val="34"/>
+      <w:start w:val="36"/>
       <w:numFmt w:val="decimal"/>
       <w:lvlText w:val="%7."/>
       <w:lvlJc w:val="left"/>
@@ -3846,7 +3924,7 @@
       </w:pPr>
     </w:lvl>
     <w:lvl w:ilvl="7">
-      <w:start w:val="34"/>
+      <w:start w:val="36"/>
       <w:numFmt w:val="decimal"/>
       <w:lvlText w:val="%8."/>
       <w:lvlJc w:val="left"/>
@@ -3855,7 +3933,7 @@
       </w:pPr>
     </w:lvl>
     <w:lvl w:ilvl="8">
-      <w:start w:val="34"/>
+      <w:start w:val="36"/>
       <w:numFmt w:val="decimal"/>
       <w:lvlText w:val="%9."/>
       <w:lvlJc w:val="left"/>
@@ -4567,33 +4645,33 @@
     </w:lvlOverride>
   </w:num>
   <w:num w:numId="1025">
-    <w:abstractNumId w:val="994131"/>
+    <w:abstractNumId w:val="994132"/>
     <w:lvlOverride w:ilvl="0">
-      <w:startOverride w:val="31"/>
+      <w:startOverride w:val="32"/>
     </w:lvlOverride>
     <w:lvlOverride w:ilvl="1">
-      <w:startOverride w:val="31"/>
+      <w:startOverride w:val="32"/>
     </w:lvlOverride>
     <w:lvlOverride w:ilvl="2">
-      <w:startOverride w:val="31"/>
+      <w:startOverride w:val="32"/>
     </w:lvlOverride>
     <w:lvlOverride w:ilvl="3">
-      <w:startOverride w:val="31"/>
+      <w:startOverride w:val="32"/>
     </w:lvlOverride>
     <w:lvlOverride w:ilvl="4">
-      <w:startOverride w:val="31"/>
+      <w:startOverride w:val="32"/>
     </w:lvlOverride>
     <w:lvlOverride w:ilvl="5">
-      <w:startOverride w:val="31"/>
+      <w:startOverride w:val="32"/>
     </w:lvlOverride>
     <w:lvlOverride w:ilvl="6">
-      <w:startOverride w:val="31"/>
+      <w:startOverride w:val="32"/>
     </w:lvlOverride>
     <w:lvlOverride w:ilvl="7">
-      <w:startOverride w:val="31"/>
+      <w:startOverride w:val="32"/>
     </w:lvlOverride>
     <w:lvlOverride w:ilvl="8">
-      <w:startOverride w:val="31"/>
+      <w:startOverride w:val="32"/>
     </w:lvlOverride>
   </w:num>
   <w:num w:numId="1026">
@@ -4627,33 +4705,33 @@
     </w:lvlOverride>
   </w:num>
   <w:num w:numId="1027">
-    <w:abstractNumId w:val="994134"/>
+    <w:abstractNumId w:val="994136"/>
     <w:lvlOverride w:ilvl="0">
-      <w:startOverride w:val="34"/>
+      <w:startOverride w:val="36"/>
     </w:lvlOverride>
     <w:lvlOverride w:ilvl="1">
-      <w:startOverride w:val="34"/>
+      <w:startOverride w:val="36"/>
     </w:lvlOverride>
     <w:lvlOverride w:ilvl="2">
-      <w:startOverride w:val="34"/>
+      <w:startOverride w:val="36"/>
     </w:lvlOverride>
     <w:lvlOverride w:ilvl="3">
-      <w:startOverride w:val="34"/>
+      <w:startOverride w:val="36"/>
     </w:lvlOverride>
     <w:lvlOverride w:ilvl="4">
-      <w:startOverride w:val="34"/>
+      <w:startOverride w:val="36"/>
     </w:lvlOverride>
     <w:lvlOverride w:ilvl="5">
-      <w:startOverride w:val="34"/>
+      <w:startOverride w:val="36"/>
     </w:lvlOverride>
     <w:lvlOverride w:ilvl="6">
-      <w:startOverride w:val="34"/>
+      <w:startOverride w:val="36"/>
     </w:lvlOverride>
     <w:lvlOverride w:ilvl="7">
-      <w:startOverride w:val="34"/>
+      <w:startOverride w:val="36"/>
     </w:lvlOverride>
     <w:lvlOverride w:ilvl="8">
-      <w:startOverride w:val="34"/>
+      <w:startOverride w:val="36"/>
     </w:lvlOverride>
   </w:num>
   <w:num w:numId="1028">

--- a/report.docx
+++ b/report.docx
@@ -1997,7 +1997,7 @@
         </w:numPr>
       </w:pPr>
       <w:r>
-        <w:t xml:space="preserve">Use your answer to Q28 and the required removal of TOC table to calculate how much TOC should be removed from the reservoir on February 20. Round your answer to the nearest tenth (e.g., 3.1).</w:t>
+        <w:t xml:space="preserve">Use your answer to Q28 and the required removal of TOC table to calculate how much TOC in mg/L should be removed from the reservoir on February 20. Round your answer to the nearest tenth (e.g., 3.1).</w:t>
       </w:r>
     </w:p>
     <w:p>
@@ -2183,7 +2183,7 @@
         </w:numPr>
       </w:pPr>
       <w:r>
-        <w:t xml:space="preserve">Use your answer to Q32 and the required removal of TOC table to calculate how much TOC should be removed from the reservoir on April 15. Round your answer to the nearest tenth (e.g., 3.1).</w:t>
+        <w:t xml:space="preserve">Use your answer to Q32 and the required removal of TOC table to calculate how much TOC in mg/L should be removed from the reservoir on April 15. Round your answer to the nearest tenth (e.g., 3.1).</w:t>
       </w:r>
     </w:p>
     <w:p>
@@ -2369,7 +2369,7 @@
         </w:numPr>
       </w:pPr>
       <w:r>
-        <w:t xml:space="preserve">Use your answer to Q36 and the required removal of TOC table to calculate how much TOC should be removed from the reservoir on August 20. Round your answer to the nearest tenth (e.g., 3.1).</w:t>
+        <w:t xml:space="preserve">Use your answer to Q36 and the required removal of TOC table to calculate how much TOC in mg/L should be removed from the reservoir on August 20. Round your answer to the nearest tenth (e.g., 3.1).</w:t>
       </w:r>
     </w:p>
     <w:p>
